--- a/ai/task_ai_approval.docx
+++ b/ai/task_ai_approval.docx
@@ -1420,7 +1420,7 @@
       <w:r>
         <w:rPr>
           <w:rStyle w:val="HTMLCode"/>
-          <w:rFonts w:asciiTheme="minorBidi" w:eastAsiaTheme="majorEastAsia" w:hAnsiTheme="minorBidi" w:cstheme="minorBidi"/>
+          <w:rFonts w:asciiTheme="minorBidi" w:hAnsiTheme="minorBidi" w:eastAsiaTheme="majorEastAsia" w:cstheme="minorBidi"/>
           <w:color w:val="000000"/>
         </w:rPr>
         <w:t>APPROVE</w:t>
@@ -1597,7 +1597,7 @@
       <w:r>
         <w:rPr>
           <w:rStyle w:val="HTMLCode"/>
-          <w:rFonts w:asciiTheme="minorBidi" w:eastAsiaTheme="majorEastAsia" w:hAnsiTheme="minorBidi" w:cstheme="minorBidi"/>
+          <w:rFonts w:asciiTheme="minorBidi" w:hAnsiTheme="minorBidi" w:eastAsiaTheme="majorEastAsia" w:cstheme="minorBidi"/>
           <w:color w:val="000000"/>
         </w:rPr>
         <w:t>MANUAL_REVIEW</w:t>
@@ -2596,7 +2596,7 @@
         <w:pStyle w:val="21"/>
         <w:bidi/>
         <w:rPr>
-          <w:rFonts w:asciiTheme="minorBidi" w:eastAsia="Times New Roman" w:hAnsiTheme="minorBidi" w:cstheme="minorBidi"/>
+          <w:rFonts w:eastAsia="Times New Roman" w:asciiTheme="minorBidi" w:hAnsiTheme="minorBidi" w:cstheme="minorBidi"/>
           <w:color w:val="000000"/>
           <w:sz w:val="36"/>
         </w:rPr>
@@ -3132,6 +3132,172 @@
           <w:lang w:bidi="he-IL"/>
         </w:rPr>
         <w:t>בהצלחה</w:t>
+      </w:r>
+    </w:p>
+    <w:p>
+      <w:pPr>
+        <w:pStyle w:val="1"/>
+        <w:pageBreakBefore/>
+      </w:pPr>
+      <w:r>
+        <w:rPr/>
+        <w:t xml:space="preserve">מענה למטלה</w:t>
+      </w:r>
+    </w:p>
+    <w:p>
+      <w:pPr>
+        <w:pStyle w:val="21"/>
+      </w:pPr>
+      <w:r>
+        <w:rPr/>
+        <w:t xml:space="preserve">ההמלצה לתיק שסופק</w:t>
+      </w:r>
+    </w:p>
+    <w:p>
+      <w:pPr/>
+      <w:r>
+        <w:rPr/>
+        <w:t xml:space="preserve">ההמלצה היא APPROVE. דו״ח ה־CT מתאר נודול חלקי בגודל 18×15 מ״מ באונה הימנית העליונה, עם מאפיינים חשודים ו־Lung-RADS 4B. הסיכום הרפואי ממליץ על דגימת רקמה. המסמכים מסבירים שהגישה הברונכוסקופית הרובוטית מתאימה למיקום הנגע ומפחיתה את סיכון חזה האוויר ביחס לביופסיה דרך דופן בית החזה, בפרט על רקע COPD. בדיקות המעבדה ותפקודי הריאה אינן מצביעות על מניעה ברורה.</w:t>
+      </w:r>
+    </w:p>
+    <w:p>
+      <w:pPr/>
+      <w:r>
+        <w:rPr/>
+        <w:t xml:space="preserve">נימוק המערכת: The clinical findings support tissue diagnosis of a suspicious right upper lobe pulmonary nodule (Lung-RADS 4B), and the requested procedure is appropriate based on the lesion location and the patient's COPD (FEV1 62% predicted).</w:t>
+      </w:r>
+    </w:p>
+    <w:p>
+      <w:pPr/>
+      <w:r>
+        <w:rPr/>
+        <w:t xml:space="preserve">ה־JSON המלא של התיק שסופק נמצא בקובץ result.json בתיקיית הפרויקט.</w:t>
+      </w:r>
+    </w:p>
+    <w:p>
+      <w:pPr>
+        <w:pStyle w:val="21"/>
+      </w:pPr>
+      <w:r>
+        <w:rPr/>
+        <w:t xml:space="preserve">בדיקה נוספת עם מודל Gemma 4 מקומי</w:t>
+      </w:r>
+    </w:p>
+    <w:p>
+      <w:pPr/>
+      <w:r>
+        <w:rPr/>
+        <w:t xml:space="preserve">נבדק גם תיק בדיוני ונפרד עבור Taylor Sample: נודול חלק בגודל 6 מ״מ באונה הימנית האמצעית, יציב במשך 24 חודשים, Lung-RADS 2, עם המלצה למעקב הדמייתי שנתי וללא המלצה לדגימת רקמה. המעבדה ותפקודי הריאה תקינים.</w:t>
+      </w:r>
+    </w:p>
+    <w:p>
+      <w:pPr/>
+      <w:r>
+        <w:rPr/>
+        <w:t xml:space="preserve">ההרצה המקומית עם gemma4:latest החזירה MANUAL_REVIEW. הכללים Suspicious nodule requiring investigation ו־Tissue sampling recommended לא הוכחו; כלל התאמת הפרוצדורה וכלל הבדיקות המקדימות סומנו כמתקיימים. המודל לא החזיר את האמירות השליליות במסמכים כעובדות מובנות, ולכן הקוד נשאר שמרני ולא אישר ללא ראיה חיובית לכללי האישור. לא הופיעה בעיית התאמת זהות בתוצאה הסופית.</w:t>
+      </w:r>
+    </w:p>
+    <w:p>
+      <w:pPr/>
+      <w:r>
+        <w:rPr/>
+        <w:t xml:space="preserve">ה־JSON המלא לתיק הנוסף נמצא בקובץ ai/alternate_case/result.json. חומרי התיק הבדיוני וקובץ בניית ה־PDF נמצאים בתיקייה ai/alternate_case.</w:t>
+      </w:r>
+    </w:p>
+    <w:p>
+      <w:pPr>
+        <w:pStyle w:val="21"/>
+      </w:pPr>
+      <w:r>
+        <w:rPr/>
+        <w:t xml:space="preserve">אופן קבלת ההמלצה והוראות הרצה</w:t>
+      </w:r>
+    </w:p>
+    <w:p>
+      <w:pPr/>
+      <w:r>
+        <w:rPr/>
+        <w:t xml:space="preserve">המערכת מחלצת טקסט מכל PDF, שולחת ל־Gemma שאלה נפרדת לכל שדה ומבקשת ציטוט מדויק. קוד הבדיקה מאמת שהציטוט מופיע במסמך, מאחד פורמטים של תאריכים ומשווה פרטי זהות. קוד ההחלטה מחזיר APPROVE רק כאשר כל ארבעת הכללים נתמכים ואין בעיה חוסמת; בכל מצב אחר מוחזר MANUAL_REVIEW. המודל מחלץ מידע אך אינו מקבל את החלטת האישור.</w:t>
+      </w:r>
+    </w:p>
+    <w:p>
+      <w:pPr/>
+      <w:r>
+        <w:rPr/>
+        <w:t xml:space="preserve">להרצת התיק שסופק: ollama pull gemma4; לאחר התקנת התלויות, python -m approval case.json --model gemma4 --output result.json. להרצת התיק הנוסף: python ai/alternate_case/build_pdfs.py ולאחר מכן python -m approval ai/alternate_case/case.json --model gemma4:latest --output ai/alternate_case/result.json.</w:t>
+      </w:r>
+    </w:p>
+    <w:p>
+      <w:pPr>
+        <w:pStyle w:val="21"/>
+      </w:pPr>
+      <w:r>
+        <w:rPr/>
+        <w:t xml:space="preserve">ממצאי סקירת קוד</w:t>
+      </w:r>
+    </w:p>
+    <w:p>
+      <w:pPr>
+        <w:numPr>
+          <w:ilvl w:val="0"/>
+          <w:numId w:val="19"/>
+        </w:numPr>
+      </w:pPr>
+      <w:r>
+        <w:rPr/>
+        <w:t xml:space="preserve">בדיקת זהות אינה מחייבת MRN בכל מסמך, אף שה־README מתאר בדיקה של שם, תאריך לידה ו־MRN. ב־approval/check.py נדרשים בכל מסמך רק שם ותאריך לידה.</w:t>
+      </w:r>
+    </w:p>
+    <w:p>
+      <w:pPr>
+        <w:numPr>
+          <w:ilvl w:val="0"/>
+          <w:numId w:val="19"/>
+        </w:numPr>
+      </w:pPr>
+      <w:r>
+        <w:rPr/>
+        <w:t xml:space="preserve">בדיקת ציטוטים מספריים מוודאת שהמספר מופיע בציטוט, אך אינה קושרת אותו לשדה. כך ערך FEV1 עלול לעבור אימות אם אותו מספר מופיע בציטוט עבור מדד אחר.</w:t>
+      </w:r>
+    </w:p>
+    <w:p>
+      <w:pPr>
+        <w:numPr>
+          <w:ilvl w:val="0"/>
+          <w:numId w:val="19"/>
+        </w:numPr>
+      </w:pPr>
+      <w:r>
+        <w:rPr/>
+        <w:t xml:space="preserve">שדות בקשה כגון הפרוצדורה, קודי CPT ותאריך השירות אינם נדרשים במפורש לפני APPROVE; ההחלטה ב־approval/decide.py מסתמכת על דגל procedure_supported.</w:t>
+      </w:r>
+    </w:p>
+    <w:p>
+      <w:pPr>
+        <w:numPr>
+          <w:ilvl w:val="0"/>
+          <w:numId w:val="19"/>
+        </w:numPr>
+      </w:pPr>
+      <w:r>
+        <w:rPr/>
+        <w:t xml:space="preserve">ציטוט שמופיע במסמך אינו מוכיח שהערך שחולץ תואם למשמעות הציטוט. בתיק הנוסף Gemma השמיט קביעות שליליות מפורשות, והמערכת העבירה את התיק לסקירה ידנית באופן שמרני.</w:t>
+      </w:r>
+    </w:p>
+    <w:p>
+      <w:pPr>
+        <w:pStyle w:val="21"/>
+      </w:pPr>
+      <w:r>
+        <w:rPr/>
+        <w:t xml:space="preserve">מגבלות ושיפורים אפשריים</w:t>
+      </w:r>
+    </w:p>
+    <w:p>
+      <w:pPr/>
+      <w:r>
+        <w:rPr/>
+        <w:t xml:space="preserve">הפתרון נבדק כאן על התיק שסופק ועל תיק הדגמה בדיוני אחד בלבד, ולכן זו אינה הערכת דיוק רחבה. הוא קורא PDFs עם שכבת טקסט בלבד ואינו מבצע OCR למסמכים סרוקים. חילוץ שדה־אחר־שדה עשוי להיות איטי. שיפורים אפשריים הם לחייב את כל שדות הבקשה והזהות הקריטיים, לבדוק התאמה סמנטית בין ערך לציטוט, ולהוסיף מערך הערכה של מסמכים חסרים, זהויות לא תואמות, סתירות וראיות שליליות. זהו כלי הדגמה לתמיכה בבדיקה אנושית ואינו מערכת קלינית מאומתת.</w:t>
       </w:r>
     </w:p>
     <w:sectPr>
@@ -3352,7 +3518,7 @@
         <w:ind w:left="1440" w:hanging="360"/>
       </w:pPr>
       <w:rPr>
-        <w:rFonts w:ascii="Symbol" w:hAnsi="Symbol" w:hint="default"/>
+        <w:rFonts w:hint="default" w:ascii="Symbol" w:hAnsi="Symbol"/>
       </w:rPr>
     </w:lvl>
   </w:abstractNum>
@@ -3373,7 +3539,7 @@
         <w:ind w:left="1080" w:hanging="360"/>
       </w:pPr>
       <w:rPr>
-        <w:rFonts w:ascii="Symbol" w:hAnsi="Symbol" w:hint="default"/>
+        <w:rFonts w:hint="default" w:ascii="Symbol" w:hAnsi="Symbol"/>
       </w:rPr>
     </w:lvl>
   </w:abstractNum>
@@ -3394,7 +3560,7 @@
         <w:ind w:left="720" w:hanging="360"/>
       </w:pPr>
       <w:rPr>
-        <w:rFonts w:ascii="Symbol" w:hAnsi="Symbol" w:hint="default"/>
+        <w:rFonts w:hint="default" w:ascii="Symbol" w:hAnsi="Symbol"/>
       </w:rPr>
     </w:lvl>
   </w:abstractNum>
@@ -3433,7 +3599,7 @@
         <w:ind w:left="360" w:hanging="360"/>
       </w:pPr>
       <w:rPr>
-        <w:rFonts w:ascii="Symbol" w:hAnsi="Symbol" w:hint="default"/>
+        <w:rFonts w:hint="default" w:ascii="Symbol" w:hAnsi="Symbol"/>
       </w:rPr>
     </w:lvl>
   </w:abstractNum>
@@ -3453,7 +3619,7 @@
         <w:ind w:left="720" w:hanging="360"/>
       </w:pPr>
       <w:rPr>
-        <w:rFonts w:ascii="Symbol" w:hAnsi="Symbol" w:hint="default"/>
+        <w:rFonts w:hint="default" w:ascii="Symbol" w:hAnsi="Symbol"/>
         <w:sz w:val="20"/>
       </w:rPr>
     </w:lvl>
@@ -3469,7 +3635,7 @@
         <w:ind w:left="1440" w:hanging="360"/>
       </w:pPr>
       <w:rPr>
-        <w:rFonts w:ascii="Courier New" w:hAnsi="Courier New" w:hint="default"/>
+        <w:rFonts w:hint="default" w:ascii="Courier New" w:hAnsi="Courier New"/>
         <w:sz w:val="20"/>
       </w:rPr>
     </w:lvl>
@@ -3485,7 +3651,7 @@
         <w:ind w:left="2160" w:hanging="360"/>
       </w:pPr>
       <w:rPr>
-        <w:rFonts w:ascii="Wingdings" w:hAnsi="Wingdings" w:hint="default"/>
+        <w:rFonts w:hint="default" w:ascii="Wingdings" w:hAnsi="Wingdings"/>
         <w:sz w:val="20"/>
       </w:rPr>
     </w:lvl>
@@ -3501,7 +3667,7 @@
         <w:ind w:left="2880" w:hanging="360"/>
       </w:pPr>
       <w:rPr>
-        <w:rFonts w:ascii="Wingdings" w:hAnsi="Wingdings" w:hint="default"/>
+        <w:rFonts w:hint="default" w:ascii="Wingdings" w:hAnsi="Wingdings"/>
         <w:sz w:val="20"/>
       </w:rPr>
     </w:lvl>
@@ -3517,7 +3683,7 @@
         <w:ind w:left="3600" w:hanging="360"/>
       </w:pPr>
       <w:rPr>
-        <w:rFonts w:ascii="Wingdings" w:hAnsi="Wingdings" w:hint="default"/>
+        <w:rFonts w:hint="default" w:ascii="Wingdings" w:hAnsi="Wingdings"/>
         <w:sz w:val="20"/>
       </w:rPr>
     </w:lvl>
@@ -3533,7 +3699,7 @@
         <w:ind w:left="4320" w:hanging="360"/>
       </w:pPr>
       <w:rPr>
-        <w:rFonts w:ascii="Wingdings" w:hAnsi="Wingdings" w:hint="default"/>
+        <w:rFonts w:hint="default" w:ascii="Wingdings" w:hAnsi="Wingdings"/>
         <w:sz w:val="20"/>
       </w:rPr>
     </w:lvl>
@@ -3549,7 +3715,7 @@
         <w:ind w:left="5040" w:hanging="360"/>
       </w:pPr>
       <w:rPr>
-        <w:rFonts w:ascii="Wingdings" w:hAnsi="Wingdings" w:hint="default"/>
+        <w:rFonts w:hint="default" w:ascii="Wingdings" w:hAnsi="Wingdings"/>
         <w:sz w:val="20"/>
       </w:rPr>
     </w:lvl>
@@ -3565,7 +3731,7 @@
         <w:ind w:left="5760" w:hanging="360"/>
       </w:pPr>
       <w:rPr>
-        <w:rFonts w:ascii="Wingdings" w:hAnsi="Wingdings" w:hint="default"/>
+        <w:rFonts w:hint="default" w:ascii="Wingdings" w:hAnsi="Wingdings"/>
         <w:sz w:val="20"/>
       </w:rPr>
     </w:lvl>
@@ -3581,7 +3747,7 @@
         <w:ind w:left="6480" w:hanging="360"/>
       </w:pPr>
       <w:rPr>
-        <w:rFonts w:ascii="Wingdings" w:hAnsi="Wingdings" w:hint="default"/>
+        <w:rFonts w:hint="default" w:ascii="Wingdings" w:hAnsi="Wingdings"/>
         <w:sz w:val="20"/>
       </w:rPr>
     </w:lvl>
@@ -3602,7 +3768,7 @@
         <w:ind w:left="720" w:hanging="360"/>
       </w:pPr>
       <w:rPr>
-        <w:rFonts w:ascii="Symbol" w:hAnsi="Symbol" w:hint="default"/>
+        <w:rFonts w:hint="default" w:ascii="Symbol" w:hAnsi="Symbol"/>
         <w:sz w:val="20"/>
       </w:rPr>
     </w:lvl>
@@ -3618,7 +3784,7 @@
         <w:ind w:left="1440" w:hanging="360"/>
       </w:pPr>
       <w:rPr>
-        <w:rFonts w:ascii="Courier New" w:hAnsi="Courier New" w:hint="default"/>
+        <w:rFonts w:hint="default" w:ascii="Courier New" w:hAnsi="Courier New"/>
         <w:sz w:val="20"/>
       </w:rPr>
     </w:lvl>
@@ -3634,7 +3800,7 @@
         <w:ind w:left="2160" w:hanging="360"/>
       </w:pPr>
       <w:rPr>
-        <w:rFonts w:ascii="Wingdings" w:hAnsi="Wingdings" w:hint="default"/>
+        <w:rFonts w:hint="default" w:ascii="Wingdings" w:hAnsi="Wingdings"/>
         <w:sz w:val="20"/>
       </w:rPr>
     </w:lvl>
@@ -3650,7 +3816,7 @@
         <w:ind w:left="2880" w:hanging="360"/>
       </w:pPr>
       <w:rPr>
-        <w:rFonts w:ascii="Wingdings" w:hAnsi="Wingdings" w:hint="default"/>
+        <w:rFonts w:hint="default" w:ascii="Wingdings" w:hAnsi="Wingdings"/>
         <w:sz w:val="20"/>
       </w:rPr>
     </w:lvl>
@@ -3666,7 +3832,7 @@
         <w:ind w:left="3600" w:hanging="360"/>
       </w:pPr>
       <w:rPr>
-        <w:rFonts w:ascii="Wingdings" w:hAnsi="Wingdings" w:hint="default"/>
+        <w:rFonts w:hint="default" w:ascii="Wingdings" w:hAnsi="Wingdings"/>
         <w:sz w:val="20"/>
       </w:rPr>
     </w:lvl>
@@ -3682,7 +3848,7 @@
         <w:ind w:left="4320" w:hanging="360"/>
       </w:pPr>
       <w:rPr>
-        <w:rFonts w:ascii="Wingdings" w:hAnsi="Wingdings" w:hint="default"/>
+        <w:rFonts w:hint="default" w:ascii="Wingdings" w:hAnsi="Wingdings"/>
         <w:sz w:val="20"/>
       </w:rPr>
     </w:lvl>
@@ -3698,7 +3864,7 @@
         <w:ind w:left="5040" w:hanging="360"/>
       </w:pPr>
       <w:rPr>
-        <w:rFonts w:ascii="Wingdings" w:hAnsi="Wingdings" w:hint="default"/>
+        <w:rFonts w:hint="default" w:ascii="Wingdings" w:hAnsi="Wingdings"/>
         <w:sz w:val="20"/>
       </w:rPr>
     </w:lvl>
@@ -3714,7 +3880,7 @@
         <w:ind w:left="5760" w:hanging="360"/>
       </w:pPr>
       <w:rPr>
-        <w:rFonts w:ascii="Wingdings" w:hAnsi="Wingdings" w:hint="default"/>
+        <w:rFonts w:hint="default" w:ascii="Wingdings" w:hAnsi="Wingdings"/>
         <w:sz w:val="20"/>
       </w:rPr>
     </w:lvl>
@@ -3730,7 +3896,7 @@
         <w:ind w:left="6480" w:hanging="360"/>
       </w:pPr>
       <w:rPr>
-        <w:rFonts w:ascii="Wingdings" w:hAnsi="Wingdings" w:hint="default"/>
+        <w:rFonts w:hint="default" w:ascii="Wingdings" w:hAnsi="Wingdings"/>
         <w:sz w:val="20"/>
       </w:rPr>
     </w:lvl>
@@ -3751,7 +3917,7 @@
         <w:ind w:left="720" w:hanging="360"/>
       </w:pPr>
       <w:rPr>
-        <w:rFonts w:ascii="Symbol" w:hAnsi="Symbol" w:hint="default"/>
+        <w:rFonts w:hint="default" w:ascii="Symbol" w:hAnsi="Symbol"/>
         <w:sz w:val="20"/>
       </w:rPr>
     </w:lvl>
@@ -3767,7 +3933,7 @@
         <w:ind w:left="1440" w:hanging="360"/>
       </w:pPr>
       <w:rPr>
-        <w:rFonts w:ascii="Courier New" w:hAnsi="Courier New" w:hint="default"/>
+        <w:rFonts w:hint="default" w:ascii="Courier New" w:hAnsi="Courier New"/>
         <w:sz w:val="20"/>
       </w:rPr>
     </w:lvl>
@@ -3783,7 +3949,7 @@
         <w:ind w:left="2160" w:hanging="360"/>
       </w:pPr>
       <w:rPr>
-        <w:rFonts w:ascii="Wingdings" w:hAnsi="Wingdings" w:hint="default"/>
+        <w:rFonts w:hint="default" w:ascii="Wingdings" w:hAnsi="Wingdings"/>
         <w:sz w:val="20"/>
       </w:rPr>
     </w:lvl>
@@ -3799,7 +3965,7 @@
         <w:ind w:left="2880" w:hanging="360"/>
       </w:pPr>
       <w:rPr>
-        <w:rFonts w:ascii="Wingdings" w:hAnsi="Wingdings" w:hint="default"/>
+        <w:rFonts w:hint="default" w:ascii="Wingdings" w:hAnsi="Wingdings"/>
         <w:sz w:val="20"/>
       </w:rPr>
     </w:lvl>
@@ -3815,7 +3981,7 @@
         <w:ind w:left="3600" w:hanging="360"/>
       </w:pPr>
       <w:rPr>
-        <w:rFonts w:ascii="Wingdings" w:hAnsi="Wingdings" w:hint="default"/>
+        <w:rFonts w:hint="default" w:ascii="Wingdings" w:hAnsi="Wingdings"/>
         <w:sz w:val="20"/>
       </w:rPr>
     </w:lvl>
@@ -3831,7 +3997,7 @@
         <w:ind w:left="4320" w:hanging="360"/>
       </w:pPr>
       <w:rPr>
-        <w:rFonts w:ascii="Wingdings" w:hAnsi="Wingdings" w:hint="default"/>
+        <w:rFonts w:hint="default" w:ascii="Wingdings" w:hAnsi="Wingdings"/>
         <w:sz w:val="20"/>
       </w:rPr>
     </w:lvl>
@@ -3847,7 +4013,7 @@
         <w:ind w:left="5040" w:hanging="360"/>
       </w:pPr>
       <w:rPr>
-        <w:rFonts w:ascii="Wingdings" w:hAnsi="Wingdings" w:hint="default"/>
+        <w:rFonts w:hint="default" w:ascii="Wingdings" w:hAnsi="Wingdings"/>
         <w:sz w:val="20"/>
       </w:rPr>
     </w:lvl>
@@ -3863,7 +4029,7 @@
         <w:ind w:left="5760" w:hanging="360"/>
       </w:pPr>
       <w:rPr>
-        <w:rFonts w:ascii="Wingdings" w:hAnsi="Wingdings" w:hint="default"/>
+        <w:rFonts w:hint="default" w:ascii="Wingdings" w:hAnsi="Wingdings"/>
         <w:sz w:val="20"/>
       </w:rPr>
     </w:lvl>
@@ -3879,7 +4045,7 @@
         <w:ind w:left="6480" w:hanging="360"/>
       </w:pPr>
       <w:rPr>
-        <w:rFonts w:ascii="Wingdings" w:hAnsi="Wingdings" w:hint="default"/>
+        <w:rFonts w:hint="default" w:ascii="Wingdings" w:hAnsi="Wingdings"/>
         <w:sz w:val="20"/>
       </w:rPr>
     </w:lvl>
@@ -3900,7 +4066,7 @@
         <w:ind w:left="720" w:hanging="360"/>
       </w:pPr>
       <w:rPr>
-        <w:rFonts w:ascii="Symbol" w:hAnsi="Symbol" w:hint="default"/>
+        <w:rFonts w:hint="default" w:ascii="Symbol" w:hAnsi="Symbol"/>
         <w:sz w:val="20"/>
       </w:rPr>
     </w:lvl>
@@ -3916,7 +4082,7 @@
         <w:ind w:left="1440" w:hanging="360"/>
       </w:pPr>
       <w:rPr>
-        <w:rFonts w:ascii="Courier New" w:hAnsi="Courier New" w:hint="default"/>
+        <w:rFonts w:hint="default" w:ascii="Courier New" w:hAnsi="Courier New"/>
         <w:sz w:val="20"/>
       </w:rPr>
     </w:lvl>
@@ -3932,7 +4098,7 @@
         <w:ind w:left="2160" w:hanging="360"/>
       </w:pPr>
       <w:rPr>
-        <w:rFonts w:ascii="Wingdings" w:hAnsi="Wingdings" w:hint="default"/>
+        <w:rFonts w:hint="default" w:ascii="Wingdings" w:hAnsi="Wingdings"/>
         <w:sz w:val="20"/>
       </w:rPr>
     </w:lvl>
@@ -3948,7 +4114,7 @@
         <w:ind w:left="2880" w:hanging="360"/>
       </w:pPr>
       <w:rPr>
-        <w:rFonts w:ascii="Wingdings" w:hAnsi="Wingdings" w:hint="default"/>
+        <w:rFonts w:hint="default" w:ascii="Wingdings" w:hAnsi="Wingdings"/>
         <w:sz w:val="20"/>
       </w:rPr>
     </w:lvl>
@@ -3964,7 +4130,7 @@
         <w:ind w:left="3600" w:hanging="360"/>
       </w:pPr>
       <w:rPr>
-        <w:rFonts w:ascii="Wingdings" w:hAnsi="Wingdings" w:hint="default"/>
+        <w:rFonts w:hint="default" w:ascii="Wingdings" w:hAnsi="Wingdings"/>
         <w:sz w:val="20"/>
       </w:rPr>
     </w:lvl>
@@ -3980,7 +4146,7 @@
         <w:ind w:left="4320" w:hanging="360"/>
       </w:pPr>
       <w:rPr>
-        <w:rFonts w:ascii="Wingdings" w:hAnsi="Wingdings" w:hint="default"/>
+        <w:rFonts w:hint="default" w:ascii="Wingdings" w:hAnsi="Wingdings"/>
         <w:sz w:val="20"/>
       </w:rPr>
     </w:lvl>
@@ -3996,7 +4162,7 @@
         <w:ind w:left="5040" w:hanging="360"/>
       </w:pPr>
       <w:rPr>
-        <w:rFonts w:ascii="Wingdings" w:hAnsi="Wingdings" w:hint="default"/>
+        <w:rFonts w:hint="default" w:ascii="Wingdings" w:hAnsi="Wingdings"/>
         <w:sz w:val="20"/>
       </w:rPr>
     </w:lvl>
@@ -4012,7 +4178,7 @@
         <w:ind w:left="5760" w:hanging="360"/>
       </w:pPr>
       <w:rPr>
-        <w:rFonts w:ascii="Wingdings" w:hAnsi="Wingdings" w:hint="default"/>
+        <w:rFonts w:hint="default" w:ascii="Wingdings" w:hAnsi="Wingdings"/>
         <w:sz w:val="20"/>
       </w:rPr>
     </w:lvl>
@@ -4028,7 +4194,7 @@
         <w:ind w:left="6480" w:hanging="360"/>
       </w:pPr>
       <w:rPr>
-        <w:rFonts w:ascii="Wingdings" w:hAnsi="Wingdings" w:hint="default"/>
+        <w:rFonts w:hint="default" w:ascii="Wingdings" w:hAnsi="Wingdings"/>
         <w:sz w:val="20"/>
       </w:rPr>
     </w:lvl>
@@ -4049,7 +4215,7 @@
         <w:ind w:left="720" w:hanging="360"/>
       </w:pPr>
       <w:rPr>
-        <w:rFonts w:ascii="Symbol" w:hAnsi="Symbol" w:hint="default"/>
+        <w:rFonts w:hint="default" w:ascii="Symbol" w:hAnsi="Symbol"/>
         <w:sz w:val="20"/>
       </w:rPr>
     </w:lvl>
@@ -4065,7 +4231,7 @@
         <w:ind w:left="1440" w:hanging="360"/>
       </w:pPr>
       <w:rPr>
-        <w:rFonts w:ascii="Courier New" w:hAnsi="Courier New" w:hint="default"/>
+        <w:rFonts w:hint="default" w:ascii="Courier New" w:hAnsi="Courier New"/>
         <w:sz w:val="20"/>
       </w:rPr>
     </w:lvl>
@@ -4081,7 +4247,7 @@
         <w:ind w:left="2160" w:hanging="360"/>
       </w:pPr>
       <w:rPr>
-        <w:rFonts w:ascii="Wingdings" w:hAnsi="Wingdings" w:hint="default"/>
+        <w:rFonts w:hint="default" w:ascii="Wingdings" w:hAnsi="Wingdings"/>
         <w:sz w:val="20"/>
       </w:rPr>
     </w:lvl>
@@ -4097,7 +4263,7 @@
         <w:ind w:left="2880" w:hanging="360"/>
       </w:pPr>
       <w:rPr>
-        <w:rFonts w:ascii="Wingdings" w:hAnsi="Wingdings" w:hint="default"/>
+        <w:rFonts w:hint="default" w:ascii="Wingdings" w:hAnsi="Wingdings"/>
         <w:sz w:val="20"/>
       </w:rPr>
     </w:lvl>
@@ -4113,7 +4279,7 @@
         <w:ind w:left="3600" w:hanging="360"/>
       </w:pPr>
       <w:rPr>
-        <w:rFonts w:ascii="Wingdings" w:hAnsi="Wingdings" w:hint="default"/>
+        <w:rFonts w:hint="default" w:ascii="Wingdings" w:hAnsi="Wingdings"/>
         <w:sz w:val="20"/>
       </w:rPr>
     </w:lvl>
@@ -4129,7 +4295,7 @@
         <w:ind w:left="4320" w:hanging="360"/>
       </w:pPr>
       <w:rPr>
-        <w:rFonts w:ascii="Wingdings" w:hAnsi="Wingdings" w:hint="default"/>
+        <w:rFonts w:hint="default" w:ascii="Wingdings" w:hAnsi="Wingdings"/>
         <w:sz w:val="20"/>
       </w:rPr>
     </w:lvl>
@@ -4145,7 +4311,7 @@
         <w:ind w:left="5040" w:hanging="360"/>
       </w:pPr>
       <w:rPr>
-        <w:rFonts w:ascii="Wingdings" w:hAnsi="Wingdings" w:hint="default"/>
+        <w:rFonts w:hint="default" w:ascii="Wingdings" w:hAnsi="Wingdings"/>
         <w:sz w:val="20"/>
       </w:rPr>
     </w:lvl>
@@ -4161,7 +4327,7 @@
         <w:ind w:left="5760" w:hanging="360"/>
       </w:pPr>
       <w:rPr>
-        <w:rFonts w:ascii="Wingdings" w:hAnsi="Wingdings" w:hint="default"/>
+        <w:rFonts w:hint="default" w:ascii="Wingdings" w:hAnsi="Wingdings"/>
         <w:sz w:val="20"/>
       </w:rPr>
     </w:lvl>
@@ -4177,7 +4343,7 @@
         <w:ind w:left="6480" w:hanging="360"/>
       </w:pPr>
       <w:rPr>
-        <w:rFonts w:ascii="Wingdings" w:hAnsi="Wingdings" w:hint="default"/>
+        <w:rFonts w:hint="default" w:ascii="Wingdings" w:hAnsi="Wingdings"/>
         <w:sz w:val="20"/>
       </w:rPr>
     </w:lvl>
@@ -4198,7 +4364,7 @@
         <w:ind w:left="720" w:hanging="360"/>
       </w:pPr>
       <w:rPr>
-        <w:rFonts w:ascii="Symbol" w:hAnsi="Symbol" w:hint="default"/>
+        <w:rFonts w:hint="default" w:ascii="Symbol" w:hAnsi="Symbol"/>
         <w:sz w:val="20"/>
       </w:rPr>
     </w:lvl>
@@ -4214,7 +4380,7 @@
         <w:ind w:left="1440" w:hanging="360"/>
       </w:pPr>
       <w:rPr>
-        <w:rFonts w:ascii="Courier New" w:hAnsi="Courier New" w:hint="default"/>
+        <w:rFonts w:hint="default" w:ascii="Courier New" w:hAnsi="Courier New"/>
         <w:sz w:val="20"/>
       </w:rPr>
     </w:lvl>
@@ -4230,7 +4396,7 @@
         <w:ind w:left="2160" w:hanging="360"/>
       </w:pPr>
       <w:rPr>
-        <w:rFonts w:ascii="Wingdings" w:hAnsi="Wingdings" w:hint="default"/>
+        <w:rFonts w:hint="default" w:ascii="Wingdings" w:hAnsi="Wingdings"/>
         <w:sz w:val="20"/>
       </w:rPr>
     </w:lvl>
@@ -4246,7 +4412,7 @@
         <w:ind w:left="2880" w:hanging="360"/>
       </w:pPr>
       <w:rPr>
-        <w:rFonts w:ascii="Wingdings" w:hAnsi="Wingdings" w:hint="default"/>
+        <w:rFonts w:hint="default" w:ascii="Wingdings" w:hAnsi="Wingdings"/>
         <w:sz w:val="20"/>
       </w:rPr>
     </w:lvl>
@@ -4262,7 +4428,7 @@
         <w:ind w:left="3600" w:hanging="360"/>
       </w:pPr>
       <w:rPr>
-        <w:rFonts w:ascii="Wingdings" w:hAnsi="Wingdings" w:hint="default"/>
+        <w:rFonts w:hint="default" w:ascii="Wingdings" w:hAnsi="Wingdings"/>
         <w:sz w:val="20"/>
       </w:rPr>
     </w:lvl>
@@ -4278,7 +4444,7 @@
         <w:ind w:left="4320" w:hanging="360"/>
       </w:pPr>
       <w:rPr>
-        <w:rFonts w:ascii="Wingdings" w:hAnsi="Wingdings" w:hint="default"/>
+        <w:rFonts w:hint="default" w:ascii="Wingdings" w:hAnsi="Wingdings"/>
         <w:sz w:val="20"/>
       </w:rPr>
     </w:lvl>
@@ -4294,7 +4460,7 @@
         <w:ind w:left="5040" w:hanging="360"/>
       </w:pPr>
       <w:rPr>
-        <w:rFonts w:ascii="Wingdings" w:hAnsi="Wingdings" w:hint="default"/>
+        <w:rFonts w:hint="default" w:ascii="Wingdings" w:hAnsi="Wingdings"/>
         <w:sz w:val="20"/>
       </w:rPr>
     </w:lvl>
@@ -4310,7 +4476,7 @@
         <w:ind w:left="5760" w:hanging="360"/>
       </w:pPr>
       <w:rPr>
-        <w:rFonts w:ascii="Wingdings" w:hAnsi="Wingdings" w:hint="default"/>
+        <w:rFonts w:hint="default" w:ascii="Wingdings" w:hAnsi="Wingdings"/>
         <w:sz w:val="20"/>
       </w:rPr>
     </w:lvl>
@@ -4326,7 +4492,7 @@
         <w:ind w:left="6480" w:hanging="360"/>
       </w:pPr>
       <w:rPr>
-        <w:rFonts w:ascii="Wingdings" w:hAnsi="Wingdings" w:hint="default"/>
+        <w:rFonts w:hint="default" w:ascii="Wingdings" w:hAnsi="Wingdings"/>
         <w:sz w:val="20"/>
       </w:rPr>
     </w:lvl>
@@ -4347,7 +4513,7 @@
         <w:ind w:left="720" w:hanging="360"/>
       </w:pPr>
       <w:rPr>
-        <w:rFonts w:ascii="Symbol" w:hAnsi="Symbol" w:hint="default"/>
+        <w:rFonts w:hint="default" w:ascii="Symbol" w:hAnsi="Symbol"/>
         <w:sz w:val="20"/>
       </w:rPr>
     </w:lvl>
@@ -4363,7 +4529,7 @@
         <w:ind w:left="1440" w:hanging="360"/>
       </w:pPr>
       <w:rPr>
-        <w:rFonts w:ascii="Courier New" w:hAnsi="Courier New" w:hint="default"/>
+        <w:rFonts w:hint="default" w:ascii="Courier New" w:hAnsi="Courier New"/>
         <w:sz w:val="20"/>
       </w:rPr>
     </w:lvl>
@@ -4379,7 +4545,7 @@
         <w:ind w:left="2160" w:hanging="360"/>
       </w:pPr>
       <w:rPr>
-        <w:rFonts w:ascii="Wingdings" w:hAnsi="Wingdings" w:hint="default"/>
+        <w:rFonts w:hint="default" w:ascii="Wingdings" w:hAnsi="Wingdings"/>
         <w:sz w:val="20"/>
       </w:rPr>
     </w:lvl>
@@ -4395,7 +4561,7 @@
         <w:ind w:left="2880" w:hanging="360"/>
       </w:pPr>
       <w:rPr>
-        <w:rFonts w:ascii="Wingdings" w:hAnsi="Wingdings" w:hint="default"/>
+        <w:rFonts w:hint="default" w:ascii="Wingdings" w:hAnsi="Wingdings"/>
         <w:sz w:val="20"/>
       </w:rPr>
     </w:lvl>
@@ -4411,7 +4577,7 @@
         <w:ind w:left="3600" w:hanging="360"/>
       </w:pPr>
       <w:rPr>
-        <w:rFonts w:ascii="Wingdings" w:hAnsi="Wingdings" w:hint="default"/>
+        <w:rFonts w:hint="default" w:ascii="Wingdings" w:hAnsi="Wingdings"/>
         <w:sz w:val="20"/>
       </w:rPr>
     </w:lvl>
@@ -4427,7 +4593,7 @@
         <w:ind w:left="4320" w:hanging="360"/>
       </w:pPr>
       <w:rPr>
-        <w:rFonts w:ascii="Wingdings" w:hAnsi="Wingdings" w:hint="default"/>
+        <w:rFonts w:hint="default" w:ascii="Wingdings" w:hAnsi="Wingdings"/>
         <w:sz w:val="20"/>
       </w:rPr>
     </w:lvl>
@@ -4443,7 +4609,7 @@
         <w:ind w:left="5040" w:hanging="360"/>
       </w:pPr>
       <w:rPr>
-        <w:rFonts w:ascii="Wingdings" w:hAnsi="Wingdings" w:hint="default"/>
+        <w:rFonts w:hint="default" w:ascii="Wingdings" w:hAnsi="Wingdings"/>
         <w:sz w:val="20"/>
       </w:rPr>
     </w:lvl>
@@ -4459,7 +4625,7 @@
         <w:ind w:left="5760" w:hanging="360"/>
       </w:pPr>
       <w:rPr>
-        <w:rFonts w:ascii="Wingdings" w:hAnsi="Wingdings" w:hint="default"/>
+        <w:rFonts w:hint="default" w:ascii="Wingdings" w:hAnsi="Wingdings"/>
         <w:sz w:val="20"/>
       </w:rPr>
     </w:lvl>
@@ -4475,7 +4641,7 @@
         <w:ind w:left="6480" w:hanging="360"/>
       </w:pPr>
       <w:rPr>
-        <w:rFonts w:ascii="Wingdings" w:hAnsi="Wingdings" w:hint="default"/>
+        <w:rFonts w:hint="default" w:ascii="Wingdings" w:hAnsi="Wingdings"/>
         <w:sz w:val="20"/>
       </w:rPr>
     </w:lvl>
@@ -4496,7 +4662,7 @@
         <w:ind w:left="720" w:hanging="360"/>
       </w:pPr>
       <w:rPr>
-        <w:rFonts w:ascii="Symbol" w:hAnsi="Symbol" w:hint="default"/>
+        <w:rFonts w:hint="default" w:ascii="Symbol" w:hAnsi="Symbol"/>
         <w:sz w:val="20"/>
       </w:rPr>
     </w:lvl>
@@ -4512,7 +4678,7 @@
         <w:ind w:left="1440" w:hanging="360"/>
       </w:pPr>
       <w:rPr>
-        <w:rFonts w:ascii="Courier New" w:hAnsi="Courier New" w:hint="default"/>
+        <w:rFonts w:hint="default" w:ascii="Courier New" w:hAnsi="Courier New"/>
         <w:sz w:val="20"/>
       </w:rPr>
     </w:lvl>
@@ -4528,7 +4694,7 @@
         <w:ind w:left="2160" w:hanging="360"/>
       </w:pPr>
       <w:rPr>
-        <w:rFonts w:ascii="Wingdings" w:hAnsi="Wingdings" w:hint="default"/>
+        <w:rFonts w:hint="default" w:ascii="Wingdings" w:hAnsi="Wingdings"/>
         <w:sz w:val="20"/>
       </w:rPr>
     </w:lvl>
@@ -4544,7 +4710,7 @@
         <w:ind w:left="2880" w:hanging="360"/>
       </w:pPr>
       <w:rPr>
-        <w:rFonts w:ascii="Wingdings" w:hAnsi="Wingdings" w:hint="default"/>
+        <w:rFonts w:hint="default" w:ascii="Wingdings" w:hAnsi="Wingdings"/>
         <w:sz w:val="20"/>
       </w:rPr>
     </w:lvl>
@@ -4560,7 +4726,7 @@
         <w:ind w:left="3600" w:hanging="360"/>
       </w:pPr>
       <w:rPr>
-        <w:rFonts w:ascii="Wingdings" w:hAnsi="Wingdings" w:hint="default"/>
+        <w:rFonts w:hint="default" w:ascii="Wingdings" w:hAnsi="Wingdings"/>
         <w:sz w:val="20"/>
       </w:rPr>
     </w:lvl>
@@ -4576,7 +4742,7 @@
         <w:ind w:left="4320" w:hanging="360"/>
       </w:pPr>
       <w:rPr>
-        <w:rFonts w:ascii="Wingdings" w:hAnsi="Wingdings" w:hint="default"/>
+        <w:rFonts w:hint="default" w:ascii="Wingdings" w:hAnsi="Wingdings"/>
         <w:sz w:val="20"/>
       </w:rPr>
     </w:lvl>
@@ -4592,7 +4758,7 @@
         <w:ind w:left="5040" w:hanging="360"/>
       </w:pPr>
       <w:rPr>
-        <w:rFonts w:ascii="Wingdings" w:hAnsi="Wingdings" w:hint="default"/>
+        <w:rFonts w:hint="default" w:ascii="Wingdings" w:hAnsi="Wingdings"/>
         <w:sz w:val="20"/>
       </w:rPr>
     </w:lvl>
@@ -4608,7 +4774,7 @@
         <w:ind w:left="5760" w:hanging="360"/>
       </w:pPr>
       <w:rPr>
-        <w:rFonts w:ascii="Wingdings" w:hAnsi="Wingdings" w:hint="default"/>
+        <w:rFonts w:hint="default" w:ascii="Wingdings" w:hAnsi="Wingdings"/>
         <w:sz w:val="20"/>
       </w:rPr>
     </w:lvl>
@@ -4624,7 +4790,7 @@
         <w:ind w:left="6480" w:hanging="360"/>
       </w:pPr>
       <w:rPr>
-        <w:rFonts w:ascii="Wingdings" w:hAnsi="Wingdings" w:hint="default"/>
+        <w:rFonts w:hint="default" w:ascii="Wingdings" w:hAnsi="Wingdings"/>
         <w:sz w:val="20"/>
       </w:rPr>
     </w:lvl>
@@ -4645,7 +4811,7 @@
         <w:ind w:left="720" w:hanging="360"/>
       </w:pPr>
       <w:rPr>
-        <w:rFonts w:ascii="Symbol" w:hAnsi="Symbol" w:hint="default"/>
+        <w:rFonts w:hint="default" w:ascii="Symbol" w:hAnsi="Symbol"/>
         <w:sz w:val="20"/>
       </w:rPr>
     </w:lvl>
@@ -4661,7 +4827,7 @@
         <w:ind w:left="1440" w:hanging="360"/>
       </w:pPr>
       <w:rPr>
-        <w:rFonts w:ascii="Courier New" w:hAnsi="Courier New" w:hint="default"/>
+        <w:rFonts w:hint="default" w:ascii="Courier New" w:hAnsi="Courier New"/>
         <w:sz w:val="20"/>
       </w:rPr>
     </w:lvl>
@@ -4677,7 +4843,7 @@
         <w:ind w:left="2160" w:hanging="360"/>
       </w:pPr>
       <w:rPr>
-        <w:rFonts w:ascii="Wingdings" w:hAnsi="Wingdings" w:hint="default"/>
+        <w:rFonts w:hint="default" w:ascii="Wingdings" w:hAnsi="Wingdings"/>
         <w:sz w:val="20"/>
       </w:rPr>
     </w:lvl>
@@ -4693,7 +4859,7 @@
         <w:ind w:left="2880" w:hanging="360"/>
       </w:pPr>
       <w:rPr>
-        <w:rFonts w:ascii="Wingdings" w:hAnsi="Wingdings" w:hint="default"/>
+        <w:rFonts w:hint="default" w:ascii="Wingdings" w:hAnsi="Wingdings"/>
         <w:sz w:val="20"/>
       </w:rPr>
     </w:lvl>
@@ -4709,7 +4875,7 @@
         <w:ind w:left="3600" w:hanging="360"/>
       </w:pPr>
       <w:rPr>
-        <w:rFonts w:ascii="Wingdings" w:hAnsi="Wingdings" w:hint="default"/>
+        <w:rFonts w:hint="default" w:ascii="Wingdings" w:hAnsi="Wingdings"/>
         <w:sz w:val="20"/>
       </w:rPr>
     </w:lvl>
@@ -4725,7 +4891,7 @@
         <w:ind w:left="4320" w:hanging="360"/>
       </w:pPr>
       <w:rPr>
-        <w:rFonts w:ascii="Wingdings" w:hAnsi="Wingdings" w:hint="default"/>
+        <w:rFonts w:hint="default" w:ascii="Wingdings" w:hAnsi="Wingdings"/>
         <w:sz w:val="20"/>
       </w:rPr>
     </w:lvl>
@@ -4741,7 +4907,7 @@
         <w:ind w:left="5040" w:hanging="360"/>
       </w:pPr>
       <w:rPr>
-        <w:rFonts w:ascii="Wingdings" w:hAnsi="Wingdings" w:hint="default"/>
+        <w:rFonts w:hint="default" w:ascii="Wingdings" w:hAnsi="Wingdings"/>
         <w:sz w:val="20"/>
       </w:rPr>
     </w:lvl>
@@ -4757,7 +4923,7 @@
         <w:ind w:left="5760" w:hanging="360"/>
       </w:pPr>
       <w:rPr>
-        <w:rFonts w:ascii="Wingdings" w:hAnsi="Wingdings" w:hint="default"/>
+        <w:rFonts w:hint="default" w:ascii="Wingdings" w:hAnsi="Wingdings"/>
         <w:sz w:val="20"/>
       </w:rPr>
     </w:lvl>
@@ -4773,9 +4939,93 @@
         <w:ind w:left="6480" w:hanging="360"/>
       </w:pPr>
       <w:rPr>
-        <w:rFonts w:ascii="Wingdings" w:hAnsi="Wingdings" w:hint="default"/>
+        <w:rFonts w:hint="default" w:ascii="Wingdings" w:hAnsi="Wingdings"/>
         <w:sz w:val="20"/>
       </w:rPr>
+    </w:lvl>
+  </w:abstractNum>
+  <w:abstractNum w:abstractNumId="18">
+    <w:multiLevelType w:val="hybridMultilevel"/>
+    <w:lvl w:ilvl="0">
+      <w:start w:val="1"/>
+      <w:numFmt w:val="bullet"/>
+      <w:lvlText w:val="•"/>
+      <w:lvlJc w:val="left"/>
+      <w:pPr>
+        <w:ind w:left="720" w:hanging="360"/>
+      </w:pPr>
+    </w:lvl>
+    <w:lvl w:ilvl="1">
+      <w:start w:val="1"/>
+      <w:numFmt w:val="bullet"/>
+      <w:lvlText w:val="◦"/>
+      <w:lvlJc w:val="left"/>
+      <w:pPr>
+        <w:ind w:left="1440" w:hanging="360"/>
+      </w:pPr>
+    </w:lvl>
+    <w:lvl w:ilvl="2">
+      <w:start w:val="1"/>
+      <w:numFmt w:val="bullet"/>
+      <w:lvlText w:val="▪"/>
+      <w:lvlJc w:val="left"/>
+      <w:pPr>
+        <w:ind w:left="2160" w:hanging="360"/>
+      </w:pPr>
+    </w:lvl>
+    <w:lvl w:ilvl="3">
+      <w:start w:val="1"/>
+      <w:numFmt w:val="bullet"/>
+      <w:lvlText w:val="•"/>
+      <w:lvlJc w:val="left"/>
+      <w:pPr>
+        <w:ind w:left="2880" w:hanging="360"/>
+      </w:pPr>
+    </w:lvl>
+    <w:lvl w:ilvl="4">
+      <w:start w:val="1"/>
+      <w:numFmt w:val="bullet"/>
+      <w:lvlText w:val="◦"/>
+      <w:lvlJc w:val="left"/>
+      <w:pPr>
+        <w:ind w:left="3600" w:hanging="360"/>
+      </w:pPr>
+    </w:lvl>
+    <w:lvl w:ilvl="5">
+      <w:start w:val="1"/>
+      <w:numFmt w:val="bullet"/>
+      <w:lvlText w:val="▪"/>
+      <w:lvlJc w:val="left"/>
+      <w:pPr>
+        <w:ind w:left="4320" w:hanging="360"/>
+      </w:pPr>
+    </w:lvl>
+    <w:lvl w:ilvl="6">
+      <w:start w:val="1"/>
+      <w:numFmt w:val="bullet"/>
+      <w:lvlText w:val="•"/>
+      <w:lvlJc w:val="left"/>
+      <w:pPr>
+        <w:ind w:left="5040" w:hanging="360"/>
+      </w:pPr>
+    </w:lvl>
+    <w:lvl w:ilvl="7">
+      <w:start w:val="1"/>
+      <w:numFmt w:val="bullet"/>
+      <w:lvlText w:val="◦"/>
+      <w:lvlJc w:val="left"/>
+      <w:pPr>
+        <w:ind w:left="5760" w:hanging="360"/>
+      </w:pPr>
+    </w:lvl>
+    <w:lvl w:ilvl="8">
+      <w:start w:val="1"/>
+      <w:numFmt w:val="bullet"/>
+      <w:lvlText w:val="▪"/>
+      <w:lvlJc w:val="left"/>
+      <w:pPr>
+        <w:ind w:left="6480" w:hanging="360"/>
+      </w:pPr>
     </w:lvl>
   </w:abstractNum>
   <w:num w:numId="1" w16cid:durableId="2031712077">
@@ -4832,6 +5082,9 @@
   <w:num w:numId="18" w16cid:durableId="479076929">
     <w:abstractNumId w:val="11"/>
   </w:num>
+  <w:num w:numId="19">
+    <w:abstractNumId w:val="18"/>
+  </w:num>
 </w:numbering>
 </file>
 
@@ -4840,7 +5093,7 @@
   <w:docDefaults>
     <w:rPrDefault>
       <w:rPr>
-        <w:rFonts w:asciiTheme="minorHAnsi" w:eastAsiaTheme="minorEastAsia" w:hAnsiTheme="minorHAnsi" w:cstheme="minorBidi"/>
+        <w:rFonts w:asciiTheme="minorHAnsi" w:hAnsiTheme="minorHAnsi" w:eastAsiaTheme="minorEastAsia" w:cstheme="minorBidi"/>
         <w:sz w:val="22"/>
         <w:szCs w:val="22"/>
         <w:lang w:val="en-US" w:eastAsia="en-US" w:bidi="ar-SA"/>
@@ -4855,14 +5108,14 @@
   <w:latentStyles w:defLockedState="0" w:defUIPriority="99" w:defSemiHidden="0" w:defUnhideWhenUsed="0" w:defQFormat="0" w:count="376">
     <w:lsdException w:name="Normal" w:uiPriority="0" w:qFormat="1"/>
     <w:lsdException w:name="heading 1" w:uiPriority="9" w:qFormat="1"/>
-    <w:lsdException w:name="heading 2" w:semiHidden="1" w:uiPriority="9" w:unhideWhenUsed="1" w:qFormat="1"/>
-    <w:lsdException w:name="heading 3" w:semiHidden="1" w:uiPriority="9" w:unhideWhenUsed="1" w:qFormat="1"/>
-    <w:lsdException w:name="heading 4" w:semiHidden="1" w:uiPriority="9" w:unhideWhenUsed="1" w:qFormat="1"/>
-    <w:lsdException w:name="heading 5" w:semiHidden="1" w:uiPriority="9" w:unhideWhenUsed="1" w:qFormat="1"/>
-    <w:lsdException w:name="heading 6" w:semiHidden="1" w:uiPriority="9" w:unhideWhenUsed="1" w:qFormat="1"/>
-    <w:lsdException w:name="heading 7" w:semiHidden="1" w:uiPriority="9" w:unhideWhenUsed="1" w:qFormat="1"/>
-    <w:lsdException w:name="heading 8" w:semiHidden="1" w:uiPriority="9" w:unhideWhenUsed="1" w:qFormat="1"/>
-    <w:lsdException w:name="heading 9" w:semiHidden="1" w:uiPriority="9" w:unhideWhenUsed="1" w:qFormat="1"/>
+    <w:lsdException w:name="heading 2" w:uiPriority="9" w:semiHidden="1" w:unhideWhenUsed="1" w:qFormat="1"/>
+    <w:lsdException w:name="heading 3" w:uiPriority="9" w:semiHidden="1" w:unhideWhenUsed="1" w:qFormat="1"/>
+    <w:lsdException w:name="heading 4" w:uiPriority="9" w:semiHidden="1" w:unhideWhenUsed="1" w:qFormat="1"/>
+    <w:lsdException w:name="heading 5" w:uiPriority="9" w:semiHidden="1" w:unhideWhenUsed="1" w:qFormat="1"/>
+    <w:lsdException w:name="heading 6" w:uiPriority="9" w:semiHidden="1" w:unhideWhenUsed="1" w:qFormat="1"/>
+    <w:lsdException w:name="heading 7" w:uiPriority="9" w:semiHidden="1" w:unhideWhenUsed="1" w:qFormat="1"/>
+    <w:lsdException w:name="heading 8" w:uiPriority="9" w:semiHidden="1" w:unhideWhenUsed="1" w:qFormat="1"/>
+    <w:lsdException w:name="heading 9" w:uiPriority="9" w:semiHidden="1" w:unhideWhenUsed="1" w:qFormat="1"/>
     <w:lsdException w:name="index 1" w:semiHidden="1" w:unhideWhenUsed="1"/>
     <w:lsdException w:name="index 2" w:semiHidden="1" w:unhideWhenUsed="1"/>
     <w:lsdException w:name="index 3" w:semiHidden="1" w:unhideWhenUsed="1"/>
@@ -4872,22 +5125,22 @@
     <w:lsdException w:name="index 7" w:semiHidden="1" w:unhideWhenUsed="1"/>
     <w:lsdException w:name="index 8" w:semiHidden="1" w:unhideWhenUsed="1"/>
     <w:lsdException w:name="index 9" w:semiHidden="1" w:unhideWhenUsed="1"/>
-    <w:lsdException w:name="toc 1" w:semiHidden="1" w:uiPriority="39" w:unhideWhenUsed="1"/>
-    <w:lsdException w:name="toc 2" w:semiHidden="1" w:uiPriority="39" w:unhideWhenUsed="1"/>
-    <w:lsdException w:name="toc 3" w:semiHidden="1" w:uiPriority="39" w:unhideWhenUsed="1"/>
-    <w:lsdException w:name="toc 4" w:semiHidden="1" w:uiPriority="39" w:unhideWhenUsed="1"/>
-    <w:lsdException w:name="toc 5" w:semiHidden="1" w:uiPriority="39" w:unhideWhenUsed="1"/>
-    <w:lsdException w:name="toc 6" w:semiHidden="1" w:uiPriority="39" w:unhideWhenUsed="1"/>
-    <w:lsdException w:name="toc 7" w:semiHidden="1" w:uiPriority="39" w:unhideWhenUsed="1"/>
-    <w:lsdException w:name="toc 8" w:semiHidden="1" w:uiPriority="39" w:unhideWhenUsed="1"/>
-    <w:lsdException w:name="toc 9" w:semiHidden="1" w:uiPriority="39" w:unhideWhenUsed="1"/>
+    <w:lsdException w:name="toc 1" w:uiPriority="39" w:semiHidden="1" w:unhideWhenUsed="1"/>
+    <w:lsdException w:name="toc 2" w:uiPriority="39" w:semiHidden="1" w:unhideWhenUsed="1"/>
+    <w:lsdException w:name="toc 3" w:uiPriority="39" w:semiHidden="1" w:unhideWhenUsed="1"/>
+    <w:lsdException w:name="toc 4" w:uiPriority="39" w:semiHidden="1" w:unhideWhenUsed="1"/>
+    <w:lsdException w:name="toc 5" w:uiPriority="39" w:semiHidden="1" w:unhideWhenUsed="1"/>
+    <w:lsdException w:name="toc 6" w:uiPriority="39" w:semiHidden="1" w:unhideWhenUsed="1"/>
+    <w:lsdException w:name="toc 7" w:uiPriority="39" w:semiHidden="1" w:unhideWhenUsed="1"/>
+    <w:lsdException w:name="toc 8" w:uiPriority="39" w:semiHidden="1" w:unhideWhenUsed="1"/>
+    <w:lsdException w:name="toc 9" w:uiPriority="39" w:semiHidden="1" w:unhideWhenUsed="1"/>
     <w:lsdException w:name="Normal Indent" w:semiHidden="1" w:unhideWhenUsed="1"/>
     <w:lsdException w:name="footnote text" w:semiHidden="1" w:unhideWhenUsed="1"/>
     <w:lsdException w:name="annotation text" w:semiHidden="1" w:unhideWhenUsed="1"/>
     <w:lsdException w:name="header" w:semiHidden="1" w:unhideWhenUsed="1"/>
     <w:lsdException w:name="footer" w:semiHidden="1" w:unhideWhenUsed="1"/>
     <w:lsdException w:name="index heading" w:semiHidden="1" w:unhideWhenUsed="1"/>
-    <w:lsdException w:name="caption" w:semiHidden="1" w:uiPriority="35" w:unhideWhenUsed="1" w:qFormat="1"/>
+    <w:lsdException w:name="caption" w:uiPriority="35" w:semiHidden="1" w:unhideWhenUsed="1" w:qFormat="1"/>
     <w:lsdException w:name="table of figures" w:semiHidden="1" w:unhideWhenUsed="1"/>
     <w:lsdException w:name="envelope address" w:semiHidden="1" w:unhideWhenUsed="1"/>
     <w:lsdException w:name="envelope return" w:semiHidden="1" w:unhideWhenUsed="1"/>
@@ -4918,7 +5171,7 @@
     <w:lsdException w:name="Title" w:uiPriority="10" w:qFormat="1"/>
     <w:lsdException w:name="Closing" w:semiHidden="1" w:unhideWhenUsed="1"/>
     <w:lsdException w:name="Signature" w:semiHidden="1" w:unhideWhenUsed="1"/>
-    <w:lsdException w:name="Default Paragraph Font" w:semiHidden="1" w:uiPriority="1" w:unhideWhenUsed="1"/>
+    <w:lsdException w:name="Default Paragraph Font" w:uiPriority="1" w:semiHidden="1" w:unhideWhenUsed="1"/>
     <w:lsdException w:name="Body Text" w:semiHidden="1" w:unhideWhenUsed="1"/>
     <w:lsdException w:name="Body Text Indent" w:semiHidden="1" w:unhideWhenUsed="1"/>
     <w:lsdException w:name="List Continue" w:semiHidden="1" w:unhideWhenUsed="1"/>
@@ -5118,8 +5371,8 @@
     <w:lsdException w:name="Subtle Reference" w:uiPriority="31" w:qFormat="1"/>
     <w:lsdException w:name="Intense Reference" w:uiPriority="32" w:qFormat="1"/>
     <w:lsdException w:name="Book Title" w:uiPriority="33" w:qFormat="1"/>
-    <w:lsdException w:name="Bibliography" w:semiHidden="1" w:uiPriority="37" w:unhideWhenUsed="1"/>
-    <w:lsdException w:name="TOC Heading" w:semiHidden="1" w:uiPriority="39" w:unhideWhenUsed="1" w:qFormat="1"/>
+    <w:lsdException w:name="Bibliography" w:uiPriority="37" w:semiHidden="1" w:unhideWhenUsed="1"/>
+    <w:lsdException w:name="TOC Heading" w:uiPriority="39" w:semiHidden="1" w:unhideWhenUsed="1" w:qFormat="1"/>
     <w:lsdException w:name="Grid Table 4" w:uiPriority="49"/>
     <w:lsdException w:name="Grid Table 5 Dark" w:uiPriority="50"/>
     <w:lsdException w:name="Grid Table 6 Colorful" w:uiPriority="51"/>
@@ -5221,12 +5474,12 @@
     <w:lsdException w:name="Unresolved Mention" w:semiHidden="1" w:unhideWhenUsed="1"/>
     <w:lsdException w:name="Smart Link" w:semiHidden="1" w:unhideWhenUsed="1"/>
   </w:latentStyles>
-  <w:style w:type="paragraph" w:default="1" w:styleId="a1">
+  <w:style w:type="paragraph" w:styleId="a1" w:default="1">
     <w:name w:val="Normal"/>
     <w:qFormat/>
     <w:rsid w:val="00FC693F"/>
     <w:rPr>
-      <w:rFonts w:ascii="Arial" w:eastAsia="Arial" w:hAnsi="Arial"/>
+      <w:rFonts w:ascii="Arial" w:hAnsi="Arial" w:eastAsia="Arial"/>
       <w:sz w:val="21"/>
     </w:rPr>
   </w:style>
@@ -5245,7 +5498,7 @@
       <w:outlineLvl w:val="0"/>
     </w:pPr>
     <w:rPr>
-      <w:rFonts w:asciiTheme="majorHAnsi" w:eastAsiaTheme="majorEastAsia" w:hAnsiTheme="majorHAnsi" w:cstheme="majorBidi"/>
+      <w:rFonts w:asciiTheme="majorHAnsi" w:hAnsiTheme="majorHAnsi" w:eastAsiaTheme="majorEastAsia" w:cstheme="majorBidi"/>
       <w:b/>
       <w:bCs/>
       <w:color w:val="365F91" w:themeColor="accent1" w:themeShade="BF"/>
@@ -5269,7 +5522,7 @@
       <w:outlineLvl w:val="1"/>
     </w:pPr>
     <w:rPr>
-      <w:rFonts w:asciiTheme="majorHAnsi" w:eastAsiaTheme="majorEastAsia" w:hAnsiTheme="majorHAnsi" w:cstheme="majorBidi"/>
+      <w:rFonts w:asciiTheme="majorHAnsi" w:hAnsiTheme="majorHAnsi" w:eastAsiaTheme="majorEastAsia" w:cstheme="majorBidi"/>
       <w:b/>
       <w:bCs/>
       <w:color w:val="4F81BD" w:themeColor="accent1"/>
@@ -5293,7 +5546,7 @@
       <w:outlineLvl w:val="2"/>
     </w:pPr>
     <w:rPr>
-      <w:rFonts w:asciiTheme="majorHAnsi" w:eastAsiaTheme="majorEastAsia" w:hAnsiTheme="majorHAnsi" w:cstheme="majorBidi"/>
+      <w:rFonts w:asciiTheme="majorHAnsi" w:hAnsiTheme="majorHAnsi" w:eastAsiaTheme="majorEastAsia" w:cstheme="majorBidi"/>
       <w:b/>
       <w:bCs/>
       <w:color w:val="4F81BD" w:themeColor="accent1"/>
@@ -5316,7 +5569,7 @@
       <w:outlineLvl w:val="3"/>
     </w:pPr>
     <w:rPr>
-      <w:rFonts w:asciiTheme="majorHAnsi" w:eastAsiaTheme="majorEastAsia" w:hAnsiTheme="majorHAnsi" w:cstheme="majorBidi"/>
+      <w:rFonts w:asciiTheme="majorHAnsi" w:hAnsiTheme="majorHAnsi" w:eastAsiaTheme="majorEastAsia" w:cstheme="majorBidi"/>
       <w:b/>
       <w:bCs/>
       <w:i/>
@@ -5341,7 +5594,7 @@
       <w:outlineLvl w:val="4"/>
     </w:pPr>
     <w:rPr>
-      <w:rFonts w:asciiTheme="majorHAnsi" w:eastAsiaTheme="majorEastAsia" w:hAnsiTheme="majorHAnsi" w:cstheme="majorBidi"/>
+      <w:rFonts w:asciiTheme="majorHAnsi" w:hAnsiTheme="majorHAnsi" w:eastAsiaTheme="majorEastAsia" w:cstheme="majorBidi"/>
       <w:color w:val="243F60" w:themeColor="accent1" w:themeShade="7F"/>
     </w:rPr>
   </w:style>
@@ -5362,7 +5615,7 @@
       <w:outlineLvl w:val="5"/>
     </w:pPr>
     <w:rPr>
-      <w:rFonts w:asciiTheme="majorHAnsi" w:eastAsiaTheme="majorEastAsia" w:hAnsiTheme="majorHAnsi" w:cstheme="majorBidi"/>
+      <w:rFonts w:asciiTheme="majorHAnsi" w:hAnsiTheme="majorHAnsi" w:eastAsiaTheme="majorEastAsia" w:cstheme="majorBidi"/>
       <w:i/>
       <w:iCs/>
       <w:color w:val="243F60" w:themeColor="accent1" w:themeShade="7F"/>
@@ -5385,7 +5638,7 @@
       <w:outlineLvl w:val="6"/>
     </w:pPr>
     <w:rPr>
-      <w:rFonts w:asciiTheme="majorHAnsi" w:eastAsiaTheme="majorEastAsia" w:hAnsiTheme="majorHAnsi" w:cstheme="majorBidi"/>
+      <w:rFonts w:asciiTheme="majorHAnsi" w:hAnsiTheme="majorHAnsi" w:eastAsiaTheme="majorEastAsia" w:cstheme="majorBidi"/>
       <w:i/>
       <w:iCs/>
       <w:color w:val="404040" w:themeColor="text1" w:themeTint="BF"/>
@@ -5408,7 +5661,7 @@
       <w:outlineLvl w:val="7"/>
     </w:pPr>
     <w:rPr>
-      <w:rFonts w:asciiTheme="majorHAnsi" w:eastAsiaTheme="majorEastAsia" w:hAnsiTheme="majorHAnsi" w:cstheme="majorBidi"/>
+      <w:rFonts w:asciiTheme="majorHAnsi" w:hAnsiTheme="majorHAnsi" w:eastAsiaTheme="majorEastAsia" w:cstheme="majorBidi"/>
       <w:color w:val="4F81BD" w:themeColor="accent1"/>
       <w:sz w:val="20"/>
       <w:szCs w:val="20"/>
@@ -5431,7 +5684,7 @@
       <w:outlineLvl w:val="8"/>
     </w:pPr>
     <w:rPr>
-      <w:rFonts w:asciiTheme="majorHAnsi" w:eastAsiaTheme="majorEastAsia" w:hAnsiTheme="majorHAnsi" w:cstheme="majorBidi"/>
+      <w:rFonts w:asciiTheme="majorHAnsi" w:hAnsiTheme="majorHAnsi" w:eastAsiaTheme="majorEastAsia" w:cstheme="majorBidi"/>
       <w:i/>
       <w:iCs/>
       <w:color w:val="404040" w:themeColor="text1" w:themeTint="BF"/>
@@ -5439,13 +5692,13 @@
       <w:szCs w:val="20"/>
     </w:rPr>
   </w:style>
-  <w:style w:type="character" w:default="1" w:styleId="a2">
+  <w:style w:type="character" w:styleId="a2" w:default="1">
     <w:name w:val="Default Paragraph Font"/>
     <w:uiPriority w:val="1"/>
     <w:semiHidden/>
     <w:unhideWhenUsed/>
   </w:style>
-  <w:style w:type="table" w:default="1" w:styleId="a3">
+  <w:style w:type="table" w:styleId="a3" w:default="1">
     <w:name w:val="Normal Table"/>
     <w:uiPriority w:val="99"/>
     <w:semiHidden/>
@@ -5460,7 +5713,7 @@
       </w:tblCellMar>
     </w:tblPr>
   </w:style>
-  <w:style w:type="numbering" w:default="1" w:styleId="a4">
+  <w:style w:type="numbering" w:styleId="a4" w:default="1">
     <w:name w:val="No List"/>
     <w:uiPriority w:val="99"/>
     <w:semiHidden/>
@@ -5481,7 +5734,7 @@
       <w:spacing w:after="0" w:line="240" w:lineRule="auto"/>
     </w:pPr>
   </w:style>
-  <w:style w:type="character" w:customStyle="1" w:styleId="a6">
+  <w:style w:type="character" w:styleId="a6" w:customStyle="1">
     <w:name w:val="כותרת עליונה תו"/>
     <w:basedOn w:val="a2"/>
     <w:link w:val="a5"/>
@@ -5503,7 +5756,7 @@
       <w:spacing w:after="0" w:line="240" w:lineRule="auto"/>
     </w:pPr>
   </w:style>
-  <w:style w:type="character" w:customStyle="1" w:styleId="a8">
+  <w:style w:type="character" w:styleId="a8" w:customStyle="1">
     <w:name w:val="כותרת תחתונה תו"/>
     <w:basedOn w:val="a2"/>
     <w:link w:val="a7"/>
@@ -5519,14 +5772,14 @@
       <w:spacing w:after="0" w:line="240" w:lineRule="auto"/>
     </w:pPr>
   </w:style>
-  <w:style w:type="character" w:customStyle="1" w:styleId="10">
+  <w:style w:type="character" w:styleId="10" w:customStyle="1">
     <w:name w:val="כותרת 1 תו"/>
     <w:basedOn w:val="a2"/>
     <w:link w:val="1"/>
     <w:uiPriority w:val="9"/>
     <w:rsid w:val="00FC693F"/>
     <w:rPr>
-      <w:rFonts w:asciiTheme="majorHAnsi" w:eastAsiaTheme="majorEastAsia" w:hAnsiTheme="majorHAnsi" w:cstheme="majorBidi"/>
+      <w:rFonts w:asciiTheme="majorHAnsi" w:hAnsiTheme="majorHAnsi" w:eastAsiaTheme="majorEastAsia" w:cstheme="majorBidi"/>
       <w:b/>
       <w:bCs/>
       <w:color w:val="365F91" w:themeColor="accent1" w:themeShade="BF"/>
@@ -5534,14 +5787,14 @@
       <w:szCs w:val="28"/>
     </w:rPr>
   </w:style>
-  <w:style w:type="character" w:customStyle="1" w:styleId="22">
+  <w:style w:type="character" w:styleId="22" w:customStyle="1">
     <w:name w:val="כותרת 2 תו"/>
     <w:basedOn w:val="a2"/>
     <w:link w:val="21"/>
     <w:uiPriority w:val="9"/>
     <w:rsid w:val="00FC693F"/>
     <w:rPr>
-      <w:rFonts w:asciiTheme="majorHAnsi" w:eastAsiaTheme="majorEastAsia" w:hAnsiTheme="majorHAnsi" w:cstheme="majorBidi"/>
+      <w:rFonts w:asciiTheme="majorHAnsi" w:hAnsiTheme="majorHAnsi" w:eastAsiaTheme="majorEastAsia" w:cstheme="majorBidi"/>
       <w:b/>
       <w:bCs/>
       <w:color w:val="4F81BD" w:themeColor="accent1"/>
@@ -5549,14 +5802,14 @@
       <w:szCs w:val="26"/>
     </w:rPr>
   </w:style>
-  <w:style w:type="character" w:customStyle="1" w:styleId="32">
+  <w:style w:type="character" w:styleId="32" w:customStyle="1">
     <w:name w:val="כותרת 3 תו"/>
     <w:basedOn w:val="a2"/>
     <w:link w:val="31"/>
     <w:uiPriority w:val="9"/>
     <w:rsid w:val="00FC693F"/>
     <w:rPr>
-      <w:rFonts w:asciiTheme="majorHAnsi" w:eastAsiaTheme="majorEastAsia" w:hAnsiTheme="majorHAnsi" w:cstheme="majorBidi"/>
+      <w:rFonts w:asciiTheme="majorHAnsi" w:hAnsiTheme="majorHAnsi" w:eastAsiaTheme="majorEastAsia" w:cstheme="majorBidi"/>
       <w:b/>
       <w:bCs/>
       <w:color w:val="4F81BD" w:themeColor="accent1"/>
@@ -5572,13 +5825,13 @@
     <w:rsid w:val="00FC693F"/>
     <w:pPr>
       <w:pBdr>
-        <w:bottom w:val="single" w:sz="8" w:space="4" w:color="4F81BD" w:themeColor="accent1"/>
+        <w:bottom w:val="single" w:color="4F81BD" w:themeColor="accent1" w:sz="8" w:space="4"/>
       </w:pBdr>
       <w:spacing w:after="300" w:line="240" w:lineRule="auto"/>
       <w:contextualSpacing/>
     </w:pPr>
     <w:rPr>
-      <w:rFonts w:asciiTheme="majorHAnsi" w:eastAsiaTheme="majorEastAsia" w:hAnsiTheme="majorHAnsi" w:cstheme="majorBidi"/>
+      <w:rFonts w:asciiTheme="majorHAnsi" w:hAnsiTheme="majorHAnsi" w:eastAsiaTheme="majorEastAsia" w:cstheme="majorBidi"/>
       <w:b/>
       <w:color w:val="17365D" w:themeColor="text2" w:themeShade="BF"/>
       <w:spacing w:val="5"/>
@@ -5587,14 +5840,14 @@
       <w:szCs w:val="52"/>
     </w:rPr>
   </w:style>
-  <w:style w:type="character" w:customStyle="1" w:styleId="ab">
+  <w:style w:type="character" w:styleId="ab" w:customStyle="1">
     <w:name w:val="כותרת טקסט תו"/>
     <w:basedOn w:val="a2"/>
     <w:link w:val="aa"/>
     <w:uiPriority w:val="10"/>
     <w:rsid w:val="00FC693F"/>
     <w:rPr>
-      <w:rFonts w:asciiTheme="majorHAnsi" w:eastAsiaTheme="majorEastAsia" w:hAnsiTheme="majorHAnsi" w:cstheme="majorBidi"/>
+      <w:rFonts w:asciiTheme="majorHAnsi" w:hAnsiTheme="majorHAnsi" w:eastAsiaTheme="majorEastAsia" w:cstheme="majorBidi"/>
       <w:color w:val="17365D" w:themeColor="text2" w:themeShade="BF"/>
       <w:spacing w:val="5"/>
       <w:kern w:val="28"/>
@@ -5616,7 +5869,7 @@
       </w:numPr>
     </w:pPr>
     <w:rPr>
-      <w:rFonts w:asciiTheme="majorHAnsi" w:eastAsiaTheme="majorEastAsia" w:hAnsiTheme="majorHAnsi" w:cstheme="majorBidi"/>
+      <w:rFonts w:asciiTheme="majorHAnsi" w:hAnsiTheme="majorHAnsi" w:eastAsiaTheme="majorEastAsia" w:cstheme="majorBidi"/>
       <w:i/>
       <w:iCs/>
       <w:color w:val="4F81BD" w:themeColor="accent1"/>
@@ -5625,14 +5878,14 @@
       <w:szCs w:val="24"/>
     </w:rPr>
   </w:style>
-  <w:style w:type="character" w:customStyle="1" w:styleId="ad">
+  <w:style w:type="character" w:styleId="ad" w:customStyle="1">
     <w:name w:val="כותרת משנה תו"/>
     <w:basedOn w:val="a2"/>
     <w:link w:val="ac"/>
     <w:uiPriority w:val="11"/>
     <w:rsid w:val="00FC693F"/>
     <w:rPr>
-      <w:rFonts w:asciiTheme="majorHAnsi" w:eastAsiaTheme="majorEastAsia" w:hAnsiTheme="majorHAnsi" w:cstheme="majorBidi"/>
+      <w:rFonts w:asciiTheme="majorHAnsi" w:hAnsiTheme="majorHAnsi" w:eastAsiaTheme="majorEastAsia" w:cstheme="majorBidi"/>
       <w:i/>
       <w:iCs/>
       <w:color w:val="4F81BD" w:themeColor="accent1"/>
@@ -5663,7 +5916,7 @@
       <w:spacing w:after="120"/>
     </w:pPr>
   </w:style>
-  <w:style w:type="character" w:customStyle="1" w:styleId="af0">
+  <w:style w:type="character" w:styleId="af0" w:customStyle="1">
     <w:name w:val="גוף טקסט תו"/>
     <w:basedOn w:val="a2"/>
     <w:link w:val="af"/>
@@ -5681,7 +5934,7 @@
       <w:spacing w:after="120" w:line="480" w:lineRule="auto"/>
     </w:pPr>
   </w:style>
-  <w:style w:type="character" w:customStyle="1" w:styleId="24">
+  <w:style w:type="character" w:styleId="24" w:customStyle="1">
     <w:name w:val="גוף טקסט 2 תו"/>
     <w:basedOn w:val="a2"/>
     <w:link w:val="23"/>
@@ -5703,7 +5956,7 @@
       <w:szCs w:val="16"/>
     </w:rPr>
   </w:style>
-  <w:style w:type="character" w:customStyle="1" w:styleId="34">
+  <w:style w:type="character" w:styleId="34" w:customStyle="1">
     <w:name w:val="גוף טקסט 3 תו"/>
     <w:basedOn w:val="a2"/>
     <w:link w:val="33"/>
@@ -5884,7 +6137,7 @@
       <w:szCs w:val="20"/>
     </w:rPr>
   </w:style>
-  <w:style w:type="character" w:customStyle="1" w:styleId="af4">
+  <w:style w:type="character" w:styleId="af4" w:customStyle="1">
     <w:name w:val="טקסט מאקרו תו"/>
     <w:basedOn w:val="a2"/>
     <w:link w:val="af3"/>
@@ -5910,7 +6163,7 @@
       <w:color w:val="000000" w:themeColor="text1"/>
     </w:rPr>
   </w:style>
-  <w:style w:type="character" w:customStyle="1" w:styleId="af6">
+  <w:style w:type="character" w:styleId="af6" w:customStyle="1">
     <w:name w:val="ציטוט תו"/>
     <w:basedOn w:val="a2"/>
     <w:link w:val="af5"/>
@@ -5922,7 +6175,7 @@
       <w:color w:val="000000" w:themeColor="text1"/>
     </w:rPr>
   </w:style>
-  <w:style w:type="character" w:customStyle="1" w:styleId="40">
+  <w:style w:type="character" w:styleId="40" w:customStyle="1">
     <w:name w:val="כותרת 4 תו"/>
     <w:basedOn w:val="a2"/>
     <w:link w:val="4"/>
@@ -5930,7 +6183,7 @@
     <w:semiHidden/>
     <w:rsid w:val="00FC693F"/>
     <w:rPr>
-      <w:rFonts w:asciiTheme="majorHAnsi" w:eastAsiaTheme="majorEastAsia" w:hAnsiTheme="majorHAnsi" w:cstheme="majorBidi"/>
+      <w:rFonts w:asciiTheme="majorHAnsi" w:hAnsiTheme="majorHAnsi" w:eastAsiaTheme="majorEastAsia" w:cstheme="majorBidi"/>
       <w:b/>
       <w:bCs/>
       <w:i/>
@@ -5938,7 +6191,7 @@
       <w:color w:val="4F81BD" w:themeColor="accent1"/>
     </w:rPr>
   </w:style>
-  <w:style w:type="character" w:customStyle="1" w:styleId="50">
+  <w:style w:type="character" w:styleId="50" w:customStyle="1">
     <w:name w:val="כותרת 5 תו"/>
     <w:basedOn w:val="a2"/>
     <w:link w:val="5"/>
@@ -5946,11 +6199,11 @@
     <w:semiHidden/>
     <w:rsid w:val="00FC693F"/>
     <w:rPr>
-      <w:rFonts w:asciiTheme="majorHAnsi" w:eastAsiaTheme="majorEastAsia" w:hAnsiTheme="majorHAnsi" w:cstheme="majorBidi"/>
+      <w:rFonts w:asciiTheme="majorHAnsi" w:hAnsiTheme="majorHAnsi" w:eastAsiaTheme="majorEastAsia" w:cstheme="majorBidi"/>
       <w:color w:val="243F60" w:themeColor="accent1" w:themeShade="7F"/>
     </w:rPr>
   </w:style>
-  <w:style w:type="character" w:customStyle="1" w:styleId="60">
+  <w:style w:type="character" w:styleId="60" w:customStyle="1">
     <w:name w:val="כותרת 6 תו"/>
     <w:basedOn w:val="a2"/>
     <w:link w:val="6"/>
@@ -5958,13 +6211,13 @@
     <w:semiHidden/>
     <w:rsid w:val="00FC693F"/>
     <w:rPr>
-      <w:rFonts w:asciiTheme="majorHAnsi" w:eastAsiaTheme="majorEastAsia" w:hAnsiTheme="majorHAnsi" w:cstheme="majorBidi"/>
+      <w:rFonts w:asciiTheme="majorHAnsi" w:hAnsiTheme="majorHAnsi" w:eastAsiaTheme="majorEastAsia" w:cstheme="majorBidi"/>
       <w:i/>
       <w:iCs/>
       <w:color w:val="243F60" w:themeColor="accent1" w:themeShade="7F"/>
     </w:rPr>
   </w:style>
-  <w:style w:type="character" w:customStyle="1" w:styleId="70">
+  <w:style w:type="character" w:styleId="70" w:customStyle="1">
     <w:name w:val="כותרת 7 תו"/>
     <w:basedOn w:val="a2"/>
     <w:link w:val="7"/>
@@ -5972,13 +6225,13 @@
     <w:semiHidden/>
     <w:rsid w:val="00FC693F"/>
     <w:rPr>
-      <w:rFonts w:asciiTheme="majorHAnsi" w:eastAsiaTheme="majorEastAsia" w:hAnsiTheme="majorHAnsi" w:cstheme="majorBidi"/>
+      <w:rFonts w:asciiTheme="majorHAnsi" w:hAnsiTheme="majorHAnsi" w:eastAsiaTheme="majorEastAsia" w:cstheme="majorBidi"/>
       <w:i/>
       <w:iCs/>
       <w:color w:val="404040" w:themeColor="text1" w:themeTint="BF"/>
     </w:rPr>
   </w:style>
-  <w:style w:type="character" w:customStyle="1" w:styleId="80">
+  <w:style w:type="character" w:styleId="80" w:customStyle="1">
     <w:name w:val="כותרת 8 תו"/>
     <w:basedOn w:val="a2"/>
     <w:link w:val="8"/>
@@ -5986,13 +6239,13 @@
     <w:semiHidden/>
     <w:rsid w:val="00FC693F"/>
     <w:rPr>
-      <w:rFonts w:asciiTheme="majorHAnsi" w:eastAsiaTheme="majorEastAsia" w:hAnsiTheme="majorHAnsi" w:cstheme="majorBidi"/>
+      <w:rFonts w:asciiTheme="majorHAnsi" w:hAnsiTheme="majorHAnsi" w:eastAsiaTheme="majorEastAsia" w:cstheme="majorBidi"/>
       <w:color w:val="4F81BD" w:themeColor="accent1"/>
       <w:sz w:val="20"/>
       <w:szCs w:val="20"/>
     </w:rPr>
   </w:style>
-  <w:style w:type="character" w:customStyle="1" w:styleId="90">
+  <w:style w:type="character" w:styleId="90" w:customStyle="1">
     <w:name w:val="כותרת 9 תו"/>
     <w:basedOn w:val="a2"/>
     <w:link w:val="9"/>
@@ -6000,7 +6253,7 @@
     <w:semiHidden/>
     <w:rsid w:val="00FC693F"/>
     <w:rPr>
-      <w:rFonts w:asciiTheme="majorHAnsi" w:eastAsiaTheme="majorEastAsia" w:hAnsiTheme="majorHAnsi" w:cstheme="majorBidi"/>
+      <w:rFonts w:asciiTheme="majorHAnsi" w:hAnsiTheme="majorHAnsi" w:eastAsiaTheme="majorEastAsia" w:cstheme="majorBidi"/>
       <w:i/>
       <w:iCs/>
       <w:color w:val="404040" w:themeColor="text1" w:themeTint="BF"/>
@@ -6060,7 +6313,7 @@
     <w:rsid w:val="00FC693F"/>
     <w:pPr>
       <w:pBdr>
-        <w:bottom w:val="single" w:sz="4" w:space="4" w:color="4F81BD" w:themeColor="accent1"/>
+        <w:bottom w:val="single" w:color="4F81BD" w:themeColor="accent1" w:sz="4" w:space="4"/>
       </w:pBdr>
       <w:spacing w:before="200" w:after="280"/>
       <w:ind w:left="936" w:right="936"/>
@@ -6073,7 +6326,7 @@
       <w:color w:val="4F81BD" w:themeColor="accent1"/>
     </w:rPr>
   </w:style>
-  <w:style w:type="character" w:customStyle="1" w:styleId="afb">
+  <w:style w:type="character" w:styleId="afb" w:customStyle="1">
     <w:name w:val="ציטוט חזק תו"/>
     <w:basedOn w:val="a2"/>
     <w:link w:val="afa"/>
@@ -6176,12 +6429,12 @@
     </w:pPr>
     <w:tblPr>
       <w:tblBorders>
-        <w:top w:val="single" w:sz="4" w:space="0" w:color="auto"/>
-        <w:left w:val="single" w:sz="4" w:space="0" w:color="auto"/>
-        <w:bottom w:val="single" w:sz="4" w:space="0" w:color="auto"/>
-        <w:right w:val="single" w:sz="4" w:space="0" w:color="auto"/>
-        <w:insideH w:val="single" w:sz="4" w:space="0" w:color="auto"/>
-        <w:insideV w:val="single" w:sz="4" w:space="0" w:color="auto"/>
+        <w:top w:val="single" w:color="auto" w:sz="4" w:space="0"/>
+        <w:left w:val="single" w:color="auto" w:sz="4" w:space="0"/>
+        <w:bottom w:val="single" w:color="auto" w:sz="4" w:space="0"/>
+        <w:right w:val="single" w:color="auto" w:sz="4" w:space="0"/>
+        <w:insideH w:val="single" w:color="auto" w:sz="4" w:space="0"/>
+        <w:insideV w:val="single" w:color="auto" w:sz="4" w:space="0"/>
       </w:tblBorders>
     </w:tblPr>
   </w:style>
@@ -6200,8 +6453,8 @@
       <w:tblStyleRowBandSize w:val="1"/>
       <w:tblStyleColBandSize w:val="1"/>
       <w:tblBorders>
-        <w:top w:val="single" w:sz="8" w:space="0" w:color="000000" w:themeColor="text1"/>
-        <w:bottom w:val="single" w:sz="8" w:space="0" w:color="000000" w:themeColor="text1"/>
+        <w:top w:val="single" w:color="000000" w:themeColor="text1" w:sz="8" w:space="0"/>
+        <w:bottom w:val="single" w:color="000000" w:themeColor="text1" w:sz="8" w:space="0"/>
       </w:tblBorders>
     </w:tblPr>
     <w:tblStylePr w:type="firstRow">
@@ -6215,9 +6468,9 @@
       <w:tblPr/>
       <w:tcPr>
         <w:tcBorders>
-          <w:top w:val="single" w:sz="8" w:space="0" w:color="000000" w:themeColor="text1"/>
-          <w:left w:val="nil"/>
-          <w:bottom w:val="single" w:sz="8" w:space="0" w:color="000000" w:themeColor="text1"/>
+          <w:top w:val="single" w:color="000000" w:themeColor="text1" w:sz="8" w:space="0"/>
+          <w:left w:val="nil"/>
+          <w:bottom w:val="single" w:color="000000" w:themeColor="text1" w:sz="8" w:space="0"/>
           <w:right w:val="nil"/>
           <w:insideH w:val="nil"/>
           <w:insideV w:val="nil"/>
@@ -6235,9 +6488,9 @@
       <w:tblPr/>
       <w:tcPr>
         <w:tcBorders>
-          <w:top w:val="single" w:sz="8" w:space="0" w:color="000000" w:themeColor="text1"/>
-          <w:left w:val="nil"/>
-          <w:bottom w:val="single" w:sz="8" w:space="0" w:color="000000" w:themeColor="text1"/>
+          <w:top w:val="single" w:color="000000" w:themeColor="text1" w:sz="8" w:space="0"/>
+          <w:left w:val="nil"/>
+          <w:bottom w:val="single" w:color="000000" w:themeColor="text1" w:sz="8" w:space="0"/>
           <w:right w:val="nil"/>
           <w:insideH w:val="nil"/>
           <w:insideV w:val="nil"/>
@@ -6296,8 +6549,8 @@
       <w:tblStyleRowBandSize w:val="1"/>
       <w:tblStyleColBandSize w:val="1"/>
       <w:tblBorders>
-        <w:top w:val="single" w:sz="8" w:space="0" w:color="4F81BD" w:themeColor="accent1"/>
-        <w:bottom w:val="single" w:sz="8" w:space="0" w:color="4F81BD" w:themeColor="accent1"/>
+        <w:top w:val="single" w:color="4F81BD" w:themeColor="accent1" w:sz="8" w:space="0"/>
+        <w:bottom w:val="single" w:color="4F81BD" w:themeColor="accent1" w:sz="8" w:space="0"/>
       </w:tblBorders>
     </w:tblPr>
     <w:tblStylePr w:type="firstRow">
@@ -6311,9 +6564,9 @@
       <w:tblPr/>
       <w:tcPr>
         <w:tcBorders>
-          <w:top w:val="single" w:sz="8" w:space="0" w:color="4F81BD" w:themeColor="accent1"/>
-          <w:left w:val="nil"/>
-          <w:bottom w:val="single" w:sz="8" w:space="0" w:color="4F81BD" w:themeColor="accent1"/>
+          <w:top w:val="single" w:color="4F81BD" w:themeColor="accent1" w:sz="8" w:space="0"/>
+          <w:left w:val="nil"/>
+          <w:bottom w:val="single" w:color="4F81BD" w:themeColor="accent1" w:sz="8" w:space="0"/>
           <w:right w:val="nil"/>
           <w:insideH w:val="nil"/>
           <w:insideV w:val="nil"/>
@@ -6331,9 +6584,9 @@
       <w:tblPr/>
       <w:tcPr>
         <w:tcBorders>
-          <w:top w:val="single" w:sz="8" w:space="0" w:color="4F81BD" w:themeColor="accent1"/>
-          <w:left w:val="nil"/>
-          <w:bottom w:val="single" w:sz="8" w:space="0" w:color="4F81BD" w:themeColor="accent1"/>
+          <w:top w:val="single" w:color="4F81BD" w:themeColor="accent1" w:sz="8" w:space="0"/>
+          <w:left w:val="nil"/>
+          <w:bottom w:val="single" w:color="4F81BD" w:themeColor="accent1" w:sz="8" w:space="0"/>
           <w:right w:val="nil"/>
           <w:insideH w:val="nil"/>
           <w:insideV w:val="nil"/>
@@ -6392,8 +6645,8 @@
       <w:tblStyleRowBandSize w:val="1"/>
       <w:tblStyleColBandSize w:val="1"/>
       <w:tblBorders>
-        <w:top w:val="single" w:sz="8" w:space="0" w:color="C0504D" w:themeColor="accent2"/>
-        <w:bottom w:val="single" w:sz="8" w:space="0" w:color="C0504D" w:themeColor="accent2"/>
+        <w:top w:val="single" w:color="C0504D" w:themeColor="accent2" w:sz="8" w:space="0"/>
+        <w:bottom w:val="single" w:color="C0504D" w:themeColor="accent2" w:sz="8" w:space="0"/>
       </w:tblBorders>
     </w:tblPr>
     <w:tblStylePr w:type="firstRow">
@@ -6407,9 +6660,9 @@
       <w:tblPr/>
       <w:tcPr>
         <w:tcBorders>
-          <w:top w:val="single" w:sz="8" w:space="0" w:color="C0504D" w:themeColor="accent2"/>
-          <w:left w:val="nil"/>
-          <w:bottom w:val="single" w:sz="8" w:space="0" w:color="C0504D" w:themeColor="accent2"/>
+          <w:top w:val="single" w:color="C0504D" w:themeColor="accent2" w:sz="8" w:space="0"/>
+          <w:left w:val="nil"/>
+          <w:bottom w:val="single" w:color="C0504D" w:themeColor="accent2" w:sz="8" w:space="0"/>
           <w:right w:val="nil"/>
           <w:insideH w:val="nil"/>
           <w:insideV w:val="nil"/>
@@ -6427,9 +6680,9 @@
       <w:tblPr/>
       <w:tcPr>
         <w:tcBorders>
-          <w:top w:val="single" w:sz="8" w:space="0" w:color="C0504D" w:themeColor="accent2"/>
-          <w:left w:val="nil"/>
-          <w:bottom w:val="single" w:sz="8" w:space="0" w:color="C0504D" w:themeColor="accent2"/>
+          <w:top w:val="single" w:color="C0504D" w:themeColor="accent2" w:sz="8" w:space="0"/>
+          <w:left w:val="nil"/>
+          <w:bottom w:val="single" w:color="C0504D" w:themeColor="accent2" w:sz="8" w:space="0"/>
           <w:right w:val="nil"/>
           <w:insideH w:val="nil"/>
           <w:insideV w:val="nil"/>
@@ -6488,8 +6741,8 @@
       <w:tblStyleRowBandSize w:val="1"/>
       <w:tblStyleColBandSize w:val="1"/>
       <w:tblBorders>
-        <w:top w:val="single" w:sz="8" w:space="0" w:color="9BBB59" w:themeColor="accent3"/>
-        <w:bottom w:val="single" w:sz="8" w:space="0" w:color="9BBB59" w:themeColor="accent3"/>
+        <w:top w:val="single" w:color="9BBB59" w:themeColor="accent3" w:sz="8" w:space="0"/>
+        <w:bottom w:val="single" w:color="9BBB59" w:themeColor="accent3" w:sz="8" w:space="0"/>
       </w:tblBorders>
     </w:tblPr>
     <w:tblStylePr w:type="firstRow">
@@ -6503,9 +6756,9 @@
       <w:tblPr/>
       <w:tcPr>
         <w:tcBorders>
-          <w:top w:val="single" w:sz="8" w:space="0" w:color="9BBB59" w:themeColor="accent3"/>
-          <w:left w:val="nil"/>
-          <w:bottom w:val="single" w:sz="8" w:space="0" w:color="9BBB59" w:themeColor="accent3"/>
+          <w:top w:val="single" w:color="9BBB59" w:themeColor="accent3" w:sz="8" w:space="0"/>
+          <w:left w:val="nil"/>
+          <w:bottom w:val="single" w:color="9BBB59" w:themeColor="accent3" w:sz="8" w:space="0"/>
           <w:right w:val="nil"/>
           <w:insideH w:val="nil"/>
           <w:insideV w:val="nil"/>
@@ -6523,9 +6776,9 @@
       <w:tblPr/>
       <w:tcPr>
         <w:tcBorders>
-          <w:top w:val="single" w:sz="8" w:space="0" w:color="9BBB59" w:themeColor="accent3"/>
-          <w:left w:val="nil"/>
-          <w:bottom w:val="single" w:sz="8" w:space="0" w:color="9BBB59" w:themeColor="accent3"/>
+          <w:top w:val="single" w:color="9BBB59" w:themeColor="accent3" w:sz="8" w:space="0"/>
+          <w:left w:val="nil"/>
+          <w:bottom w:val="single" w:color="9BBB59" w:themeColor="accent3" w:sz="8" w:space="0"/>
           <w:right w:val="nil"/>
           <w:insideH w:val="nil"/>
           <w:insideV w:val="nil"/>
@@ -6584,8 +6837,8 @@
       <w:tblStyleRowBandSize w:val="1"/>
       <w:tblStyleColBandSize w:val="1"/>
       <w:tblBorders>
-        <w:top w:val="single" w:sz="8" w:space="0" w:color="8064A2" w:themeColor="accent4"/>
-        <w:bottom w:val="single" w:sz="8" w:space="0" w:color="8064A2" w:themeColor="accent4"/>
+        <w:top w:val="single" w:color="8064A2" w:themeColor="accent4" w:sz="8" w:space="0"/>
+        <w:bottom w:val="single" w:color="8064A2" w:themeColor="accent4" w:sz="8" w:space="0"/>
       </w:tblBorders>
     </w:tblPr>
     <w:tblStylePr w:type="firstRow">
@@ -6599,9 +6852,9 @@
       <w:tblPr/>
       <w:tcPr>
         <w:tcBorders>
-          <w:top w:val="single" w:sz="8" w:space="0" w:color="8064A2" w:themeColor="accent4"/>
-          <w:left w:val="nil"/>
-          <w:bottom w:val="single" w:sz="8" w:space="0" w:color="8064A2" w:themeColor="accent4"/>
+          <w:top w:val="single" w:color="8064A2" w:themeColor="accent4" w:sz="8" w:space="0"/>
+          <w:left w:val="nil"/>
+          <w:bottom w:val="single" w:color="8064A2" w:themeColor="accent4" w:sz="8" w:space="0"/>
           <w:right w:val="nil"/>
           <w:insideH w:val="nil"/>
           <w:insideV w:val="nil"/>
@@ -6619,9 +6872,9 @@
       <w:tblPr/>
       <w:tcPr>
         <w:tcBorders>
-          <w:top w:val="single" w:sz="8" w:space="0" w:color="8064A2" w:themeColor="accent4"/>
-          <w:left w:val="nil"/>
-          <w:bottom w:val="single" w:sz="8" w:space="0" w:color="8064A2" w:themeColor="accent4"/>
+          <w:top w:val="single" w:color="8064A2" w:themeColor="accent4" w:sz="8" w:space="0"/>
+          <w:left w:val="nil"/>
+          <w:bottom w:val="single" w:color="8064A2" w:themeColor="accent4" w:sz="8" w:space="0"/>
           <w:right w:val="nil"/>
           <w:insideH w:val="nil"/>
           <w:insideV w:val="nil"/>
@@ -6680,8 +6933,8 @@
       <w:tblStyleRowBandSize w:val="1"/>
       <w:tblStyleColBandSize w:val="1"/>
       <w:tblBorders>
-        <w:top w:val="single" w:sz="8" w:space="0" w:color="4BACC6" w:themeColor="accent5"/>
-        <w:bottom w:val="single" w:sz="8" w:space="0" w:color="4BACC6" w:themeColor="accent5"/>
+        <w:top w:val="single" w:color="4BACC6" w:themeColor="accent5" w:sz="8" w:space="0"/>
+        <w:bottom w:val="single" w:color="4BACC6" w:themeColor="accent5" w:sz="8" w:space="0"/>
       </w:tblBorders>
     </w:tblPr>
     <w:tblStylePr w:type="firstRow">
@@ -6695,9 +6948,9 @@
       <w:tblPr/>
       <w:tcPr>
         <w:tcBorders>
-          <w:top w:val="single" w:sz="8" w:space="0" w:color="4BACC6" w:themeColor="accent5"/>
-          <w:left w:val="nil"/>
-          <w:bottom w:val="single" w:sz="8" w:space="0" w:color="4BACC6" w:themeColor="accent5"/>
+          <w:top w:val="single" w:color="4BACC6" w:themeColor="accent5" w:sz="8" w:space="0"/>
+          <w:left w:val="nil"/>
+          <w:bottom w:val="single" w:color="4BACC6" w:themeColor="accent5" w:sz="8" w:space="0"/>
           <w:right w:val="nil"/>
           <w:insideH w:val="nil"/>
           <w:insideV w:val="nil"/>
@@ -6715,9 +6968,9 @@
       <w:tblPr/>
       <w:tcPr>
         <w:tcBorders>
-          <w:top w:val="single" w:sz="8" w:space="0" w:color="4BACC6" w:themeColor="accent5"/>
-          <w:left w:val="nil"/>
-          <w:bottom w:val="single" w:sz="8" w:space="0" w:color="4BACC6" w:themeColor="accent5"/>
+          <w:top w:val="single" w:color="4BACC6" w:themeColor="accent5" w:sz="8" w:space="0"/>
+          <w:left w:val="nil"/>
+          <w:bottom w:val="single" w:color="4BACC6" w:themeColor="accent5" w:sz="8" w:space="0"/>
           <w:right w:val="nil"/>
           <w:insideH w:val="nil"/>
           <w:insideV w:val="nil"/>
@@ -6776,8 +7029,8 @@
       <w:tblStyleRowBandSize w:val="1"/>
       <w:tblStyleColBandSize w:val="1"/>
       <w:tblBorders>
-        <w:top w:val="single" w:sz="8" w:space="0" w:color="F79646" w:themeColor="accent6"/>
-        <w:bottom w:val="single" w:sz="8" w:space="0" w:color="F79646" w:themeColor="accent6"/>
+        <w:top w:val="single" w:color="F79646" w:themeColor="accent6" w:sz="8" w:space="0"/>
+        <w:bottom w:val="single" w:color="F79646" w:themeColor="accent6" w:sz="8" w:space="0"/>
       </w:tblBorders>
     </w:tblPr>
     <w:tblStylePr w:type="firstRow">
@@ -6791,9 +7044,9 @@
       <w:tblPr/>
       <w:tcPr>
         <w:tcBorders>
-          <w:top w:val="single" w:sz="8" w:space="0" w:color="F79646" w:themeColor="accent6"/>
-          <w:left w:val="nil"/>
-          <w:bottom w:val="single" w:sz="8" w:space="0" w:color="F79646" w:themeColor="accent6"/>
+          <w:top w:val="single" w:color="F79646" w:themeColor="accent6" w:sz="8" w:space="0"/>
+          <w:left w:val="nil"/>
+          <w:bottom w:val="single" w:color="F79646" w:themeColor="accent6" w:sz="8" w:space="0"/>
           <w:right w:val="nil"/>
           <w:insideH w:val="nil"/>
           <w:insideV w:val="nil"/>
@@ -6811,9 +7064,9 @@
       <w:tblPr/>
       <w:tcPr>
         <w:tcBorders>
-          <w:top w:val="single" w:sz="8" w:space="0" w:color="F79646" w:themeColor="accent6"/>
-          <w:left w:val="nil"/>
-          <w:bottom w:val="single" w:sz="8" w:space="0" w:color="F79646" w:themeColor="accent6"/>
+          <w:top w:val="single" w:color="F79646" w:themeColor="accent6" w:sz="8" w:space="0"/>
+          <w:left w:val="nil"/>
+          <w:bottom w:val="single" w:color="F79646" w:themeColor="accent6" w:sz="8" w:space="0"/>
           <w:right w:val="nil"/>
           <w:insideH w:val="nil"/>
           <w:insideV w:val="nil"/>
@@ -6869,10 +7122,10 @@
       <w:tblStyleRowBandSize w:val="1"/>
       <w:tblStyleColBandSize w:val="1"/>
       <w:tblBorders>
-        <w:top w:val="single" w:sz="8" w:space="0" w:color="000000" w:themeColor="text1"/>
-        <w:left w:val="single" w:sz="8" w:space="0" w:color="000000" w:themeColor="text1"/>
-        <w:bottom w:val="single" w:sz="8" w:space="0" w:color="000000" w:themeColor="text1"/>
-        <w:right w:val="single" w:sz="8" w:space="0" w:color="000000" w:themeColor="text1"/>
+        <w:top w:val="single" w:color="000000" w:themeColor="text1" w:sz="8" w:space="0"/>
+        <w:left w:val="single" w:color="000000" w:themeColor="text1" w:sz="8" w:space="0"/>
+        <w:bottom w:val="single" w:color="000000" w:themeColor="text1" w:sz="8" w:space="0"/>
+        <w:right w:val="single" w:color="000000" w:themeColor="text1" w:sz="8" w:space="0"/>
       </w:tblBorders>
     </w:tblPr>
     <w:tblStylePr w:type="firstRow">
@@ -6900,10 +7153,10 @@
       <w:tblPr/>
       <w:tcPr>
         <w:tcBorders>
-          <w:top w:val="double" w:sz="6" w:space="0" w:color="000000" w:themeColor="text1"/>
-          <w:left w:val="single" w:sz="8" w:space="0" w:color="000000" w:themeColor="text1"/>
-          <w:bottom w:val="single" w:sz="8" w:space="0" w:color="000000" w:themeColor="text1"/>
-          <w:right w:val="single" w:sz="8" w:space="0" w:color="000000" w:themeColor="text1"/>
+          <w:top w:val="double" w:color="000000" w:themeColor="text1" w:sz="6" w:space="0"/>
+          <w:left w:val="single" w:color="000000" w:themeColor="text1" w:sz="8" w:space="0"/>
+          <w:bottom w:val="single" w:color="000000" w:themeColor="text1" w:sz="8" w:space="0"/>
+          <w:right w:val="single" w:color="000000" w:themeColor="text1" w:sz="8" w:space="0"/>
         </w:tcBorders>
       </w:tcPr>
     </w:tblStylePr>
@@ -6923,10 +7176,10 @@
       <w:tblPr/>
       <w:tcPr>
         <w:tcBorders>
-          <w:top w:val="single" w:sz="8" w:space="0" w:color="000000" w:themeColor="text1"/>
-          <w:left w:val="single" w:sz="8" w:space="0" w:color="000000" w:themeColor="text1"/>
-          <w:bottom w:val="single" w:sz="8" w:space="0" w:color="000000" w:themeColor="text1"/>
-          <w:right w:val="single" w:sz="8" w:space="0" w:color="000000" w:themeColor="text1"/>
+          <w:top w:val="single" w:color="000000" w:themeColor="text1" w:sz="8" w:space="0"/>
+          <w:left w:val="single" w:color="000000" w:themeColor="text1" w:sz="8" w:space="0"/>
+          <w:bottom w:val="single" w:color="000000" w:themeColor="text1" w:sz="8" w:space="0"/>
+          <w:right w:val="single" w:color="000000" w:themeColor="text1" w:sz="8" w:space="0"/>
         </w:tcBorders>
       </w:tcPr>
     </w:tblStylePr>
@@ -6934,10 +7187,10 @@
       <w:tblPr/>
       <w:tcPr>
         <w:tcBorders>
-          <w:top w:val="single" w:sz="8" w:space="0" w:color="000000" w:themeColor="text1"/>
-          <w:left w:val="single" w:sz="8" w:space="0" w:color="000000" w:themeColor="text1"/>
-          <w:bottom w:val="single" w:sz="8" w:space="0" w:color="000000" w:themeColor="text1"/>
-          <w:right w:val="single" w:sz="8" w:space="0" w:color="000000" w:themeColor="text1"/>
+          <w:top w:val="single" w:color="000000" w:themeColor="text1" w:sz="8" w:space="0"/>
+          <w:left w:val="single" w:color="000000" w:themeColor="text1" w:sz="8" w:space="0"/>
+          <w:bottom w:val="single" w:color="000000" w:themeColor="text1" w:sz="8" w:space="0"/>
+          <w:right w:val="single" w:color="000000" w:themeColor="text1" w:sz="8" w:space="0"/>
         </w:tcBorders>
       </w:tcPr>
     </w:tblStylePr>
@@ -6954,10 +7207,10 @@
       <w:tblStyleRowBandSize w:val="1"/>
       <w:tblStyleColBandSize w:val="1"/>
       <w:tblBorders>
-        <w:top w:val="single" w:sz="8" w:space="0" w:color="4F81BD" w:themeColor="accent1"/>
-        <w:left w:val="single" w:sz="8" w:space="0" w:color="4F81BD" w:themeColor="accent1"/>
-        <w:bottom w:val="single" w:sz="8" w:space="0" w:color="4F81BD" w:themeColor="accent1"/>
-        <w:right w:val="single" w:sz="8" w:space="0" w:color="4F81BD" w:themeColor="accent1"/>
+        <w:top w:val="single" w:color="4F81BD" w:themeColor="accent1" w:sz="8" w:space="0"/>
+        <w:left w:val="single" w:color="4F81BD" w:themeColor="accent1" w:sz="8" w:space="0"/>
+        <w:bottom w:val="single" w:color="4F81BD" w:themeColor="accent1" w:sz="8" w:space="0"/>
+        <w:right w:val="single" w:color="4F81BD" w:themeColor="accent1" w:sz="8" w:space="0"/>
       </w:tblBorders>
     </w:tblPr>
     <w:tblStylePr w:type="firstRow">
@@ -6985,10 +7238,10 @@
       <w:tblPr/>
       <w:tcPr>
         <w:tcBorders>
-          <w:top w:val="double" w:sz="6" w:space="0" w:color="4F81BD" w:themeColor="accent1"/>
-          <w:left w:val="single" w:sz="8" w:space="0" w:color="4F81BD" w:themeColor="accent1"/>
-          <w:bottom w:val="single" w:sz="8" w:space="0" w:color="4F81BD" w:themeColor="accent1"/>
-          <w:right w:val="single" w:sz="8" w:space="0" w:color="4F81BD" w:themeColor="accent1"/>
+          <w:top w:val="double" w:color="4F81BD" w:themeColor="accent1" w:sz="6" w:space="0"/>
+          <w:left w:val="single" w:color="4F81BD" w:themeColor="accent1" w:sz="8" w:space="0"/>
+          <w:bottom w:val="single" w:color="4F81BD" w:themeColor="accent1" w:sz="8" w:space="0"/>
+          <w:right w:val="single" w:color="4F81BD" w:themeColor="accent1" w:sz="8" w:space="0"/>
         </w:tcBorders>
       </w:tcPr>
     </w:tblStylePr>
@@ -7008,10 +7261,10 @@
       <w:tblPr/>
       <w:tcPr>
         <w:tcBorders>
-          <w:top w:val="single" w:sz="8" w:space="0" w:color="4F81BD" w:themeColor="accent1"/>
-          <w:left w:val="single" w:sz="8" w:space="0" w:color="4F81BD" w:themeColor="accent1"/>
-          <w:bottom w:val="single" w:sz="8" w:space="0" w:color="4F81BD" w:themeColor="accent1"/>
-          <w:right w:val="single" w:sz="8" w:space="0" w:color="4F81BD" w:themeColor="accent1"/>
+          <w:top w:val="single" w:color="4F81BD" w:themeColor="accent1" w:sz="8" w:space="0"/>
+          <w:left w:val="single" w:color="4F81BD" w:themeColor="accent1" w:sz="8" w:space="0"/>
+          <w:bottom w:val="single" w:color="4F81BD" w:themeColor="accent1" w:sz="8" w:space="0"/>
+          <w:right w:val="single" w:color="4F81BD" w:themeColor="accent1" w:sz="8" w:space="0"/>
         </w:tcBorders>
       </w:tcPr>
     </w:tblStylePr>
@@ -7019,10 +7272,10 @@
       <w:tblPr/>
       <w:tcPr>
         <w:tcBorders>
-          <w:top w:val="single" w:sz="8" w:space="0" w:color="4F81BD" w:themeColor="accent1"/>
-          <w:left w:val="single" w:sz="8" w:space="0" w:color="4F81BD" w:themeColor="accent1"/>
-          <w:bottom w:val="single" w:sz="8" w:space="0" w:color="4F81BD" w:themeColor="accent1"/>
-          <w:right w:val="single" w:sz="8" w:space="0" w:color="4F81BD" w:themeColor="accent1"/>
+          <w:top w:val="single" w:color="4F81BD" w:themeColor="accent1" w:sz="8" w:space="0"/>
+          <w:left w:val="single" w:color="4F81BD" w:themeColor="accent1" w:sz="8" w:space="0"/>
+          <w:bottom w:val="single" w:color="4F81BD" w:themeColor="accent1" w:sz="8" w:space="0"/>
+          <w:right w:val="single" w:color="4F81BD" w:themeColor="accent1" w:sz="8" w:space="0"/>
         </w:tcBorders>
       </w:tcPr>
     </w:tblStylePr>
@@ -7039,10 +7292,10 @@
       <w:tblStyleRowBandSize w:val="1"/>
       <w:tblStyleColBandSize w:val="1"/>
       <w:tblBorders>
-        <w:top w:val="single" w:sz="8" w:space="0" w:color="C0504D" w:themeColor="accent2"/>
-        <w:left w:val="single" w:sz="8" w:space="0" w:color="C0504D" w:themeColor="accent2"/>
-        <w:bottom w:val="single" w:sz="8" w:space="0" w:color="C0504D" w:themeColor="accent2"/>
-        <w:right w:val="single" w:sz="8" w:space="0" w:color="C0504D" w:themeColor="accent2"/>
+        <w:top w:val="single" w:color="C0504D" w:themeColor="accent2" w:sz="8" w:space="0"/>
+        <w:left w:val="single" w:color="C0504D" w:themeColor="accent2" w:sz="8" w:space="0"/>
+        <w:bottom w:val="single" w:color="C0504D" w:themeColor="accent2" w:sz="8" w:space="0"/>
+        <w:right w:val="single" w:color="C0504D" w:themeColor="accent2" w:sz="8" w:space="0"/>
       </w:tblBorders>
     </w:tblPr>
     <w:tblStylePr w:type="firstRow">
@@ -7070,10 +7323,10 @@
       <w:tblPr/>
       <w:tcPr>
         <w:tcBorders>
-          <w:top w:val="double" w:sz="6" w:space="0" w:color="C0504D" w:themeColor="accent2"/>
-          <w:left w:val="single" w:sz="8" w:space="0" w:color="C0504D" w:themeColor="accent2"/>
-          <w:bottom w:val="single" w:sz="8" w:space="0" w:color="C0504D" w:themeColor="accent2"/>
-          <w:right w:val="single" w:sz="8" w:space="0" w:color="C0504D" w:themeColor="accent2"/>
+          <w:top w:val="double" w:color="C0504D" w:themeColor="accent2" w:sz="6" w:space="0"/>
+          <w:left w:val="single" w:color="C0504D" w:themeColor="accent2" w:sz="8" w:space="0"/>
+          <w:bottom w:val="single" w:color="C0504D" w:themeColor="accent2" w:sz="8" w:space="0"/>
+          <w:right w:val="single" w:color="C0504D" w:themeColor="accent2" w:sz="8" w:space="0"/>
         </w:tcBorders>
       </w:tcPr>
     </w:tblStylePr>
@@ -7093,10 +7346,10 @@
       <w:tblPr/>
       <w:tcPr>
         <w:tcBorders>
-          <w:top w:val="single" w:sz="8" w:space="0" w:color="C0504D" w:themeColor="accent2"/>
-          <w:left w:val="single" w:sz="8" w:space="0" w:color="C0504D" w:themeColor="accent2"/>
-          <w:bottom w:val="single" w:sz="8" w:space="0" w:color="C0504D" w:themeColor="accent2"/>
-          <w:right w:val="single" w:sz="8" w:space="0" w:color="C0504D" w:themeColor="accent2"/>
+          <w:top w:val="single" w:color="C0504D" w:themeColor="accent2" w:sz="8" w:space="0"/>
+          <w:left w:val="single" w:color="C0504D" w:themeColor="accent2" w:sz="8" w:space="0"/>
+          <w:bottom w:val="single" w:color="C0504D" w:themeColor="accent2" w:sz="8" w:space="0"/>
+          <w:right w:val="single" w:color="C0504D" w:themeColor="accent2" w:sz="8" w:space="0"/>
         </w:tcBorders>
       </w:tcPr>
     </w:tblStylePr>
@@ -7104,10 +7357,10 @@
       <w:tblPr/>
       <w:tcPr>
         <w:tcBorders>
-          <w:top w:val="single" w:sz="8" w:space="0" w:color="C0504D" w:themeColor="accent2"/>
-          <w:left w:val="single" w:sz="8" w:space="0" w:color="C0504D" w:themeColor="accent2"/>
-          <w:bottom w:val="single" w:sz="8" w:space="0" w:color="C0504D" w:themeColor="accent2"/>
-          <w:right w:val="single" w:sz="8" w:space="0" w:color="C0504D" w:themeColor="accent2"/>
+          <w:top w:val="single" w:color="C0504D" w:themeColor="accent2" w:sz="8" w:space="0"/>
+          <w:left w:val="single" w:color="C0504D" w:themeColor="accent2" w:sz="8" w:space="0"/>
+          <w:bottom w:val="single" w:color="C0504D" w:themeColor="accent2" w:sz="8" w:space="0"/>
+          <w:right w:val="single" w:color="C0504D" w:themeColor="accent2" w:sz="8" w:space="0"/>
         </w:tcBorders>
       </w:tcPr>
     </w:tblStylePr>
@@ -7124,10 +7377,10 @@
       <w:tblStyleRowBandSize w:val="1"/>
       <w:tblStyleColBandSize w:val="1"/>
       <w:tblBorders>
-        <w:top w:val="single" w:sz="8" w:space="0" w:color="9BBB59" w:themeColor="accent3"/>
-        <w:left w:val="single" w:sz="8" w:space="0" w:color="9BBB59" w:themeColor="accent3"/>
-        <w:bottom w:val="single" w:sz="8" w:space="0" w:color="9BBB59" w:themeColor="accent3"/>
-        <w:right w:val="single" w:sz="8" w:space="0" w:color="9BBB59" w:themeColor="accent3"/>
+        <w:top w:val="single" w:color="9BBB59" w:themeColor="accent3" w:sz="8" w:space="0"/>
+        <w:left w:val="single" w:color="9BBB59" w:themeColor="accent3" w:sz="8" w:space="0"/>
+        <w:bottom w:val="single" w:color="9BBB59" w:themeColor="accent3" w:sz="8" w:space="0"/>
+        <w:right w:val="single" w:color="9BBB59" w:themeColor="accent3" w:sz="8" w:space="0"/>
       </w:tblBorders>
     </w:tblPr>
     <w:tblStylePr w:type="firstRow">
@@ -7155,10 +7408,10 @@
       <w:tblPr/>
       <w:tcPr>
         <w:tcBorders>
-          <w:top w:val="double" w:sz="6" w:space="0" w:color="9BBB59" w:themeColor="accent3"/>
-          <w:left w:val="single" w:sz="8" w:space="0" w:color="9BBB59" w:themeColor="accent3"/>
-          <w:bottom w:val="single" w:sz="8" w:space="0" w:color="9BBB59" w:themeColor="accent3"/>
-          <w:right w:val="single" w:sz="8" w:space="0" w:color="9BBB59" w:themeColor="accent3"/>
+          <w:top w:val="double" w:color="9BBB59" w:themeColor="accent3" w:sz="6" w:space="0"/>
+          <w:left w:val="single" w:color="9BBB59" w:themeColor="accent3" w:sz="8" w:space="0"/>
+          <w:bottom w:val="single" w:color="9BBB59" w:themeColor="accent3" w:sz="8" w:space="0"/>
+          <w:right w:val="single" w:color="9BBB59" w:themeColor="accent3" w:sz="8" w:space="0"/>
         </w:tcBorders>
       </w:tcPr>
     </w:tblStylePr>
@@ -7178,10 +7431,10 @@
       <w:tblPr/>
       <w:tcPr>
         <w:tcBorders>
-          <w:top w:val="single" w:sz="8" w:space="0" w:color="9BBB59" w:themeColor="accent3"/>
-          <w:left w:val="single" w:sz="8" w:space="0" w:color="9BBB59" w:themeColor="accent3"/>
-          <w:bottom w:val="single" w:sz="8" w:space="0" w:color="9BBB59" w:themeColor="accent3"/>
-          <w:right w:val="single" w:sz="8" w:space="0" w:color="9BBB59" w:themeColor="accent3"/>
+          <w:top w:val="single" w:color="9BBB59" w:themeColor="accent3" w:sz="8" w:space="0"/>
+          <w:left w:val="single" w:color="9BBB59" w:themeColor="accent3" w:sz="8" w:space="0"/>
+          <w:bottom w:val="single" w:color="9BBB59" w:themeColor="accent3" w:sz="8" w:space="0"/>
+          <w:right w:val="single" w:color="9BBB59" w:themeColor="accent3" w:sz="8" w:space="0"/>
         </w:tcBorders>
       </w:tcPr>
     </w:tblStylePr>
@@ -7189,10 +7442,10 @@
       <w:tblPr/>
       <w:tcPr>
         <w:tcBorders>
-          <w:top w:val="single" w:sz="8" w:space="0" w:color="9BBB59" w:themeColor="accent3"/>
-          <w:left w:val="single" w:sz="8" w:space="0" w:color="9BBB59" w:themeColor="accent3"/>
-          <w:bottom w:val="single" w:sz="8" w:space="0" w:color="9BBB59" w:themeColor="accent3"/>
-          <w:right w:val="single" w:sz="8" w:space="0" w:color="9BBB59" w:themeColor="accent3"/>
+          <w:top w:val="single" w:color="9BBB59" w:themeColor="accent3" w:sz="8" w:space="0"/>
+          <w:left w:val="single" w:color="9BBB59" w:themeColor="accent3" w:sz="8" w:space="0"/>
+          <w:bottom w:val="single" w:color="9BBB59" w:themeColor="accent3" w:sz="8" w:space="0"/>
+          <w:right w:val="single" w:color="9BBB59" w:themeColor="accent3" w:sz="8" w:space="0"/>
         </w:tcBorders>
       </w:tcPr>
     </w:tblStylePr>
@@ -7209,10 +7462,10 @@
       <w:tblStyleRowBandSize w:val="1"/>
       <w:tblStyleColBandSize w:val="1"/>
       <w:tblBorders>
-        <w:top w:val="single" w:sz="8" w:space="0" w:color="8064A2" w:themeColor="accent4"/>
-        <w:left w:val="single" w:sz="8" w:space="0" w:color="8064A2" w:themeColor="accent4"/>
-        <w:bottom w:val="single" w:sz="8" w:space="0" w:color="8064A2" w:themeColor="accent4"/>
-        <w:right w:val="single" w:sz="8" w:space="0" w:color="8064A2" w:themeColor="accent4"/>
+        <w:top w:val="single" w:color="8064A2" w:themeColor="accent4" w:sz="8" w:space="0"/>
+        <w:left w:val="single" w:color="8064A2" w:themeColor="accent4" w:sz="8" w:space="0"/>
+        <w:bottom w:val="single" w:color="8064A2" w:themeColor="accent4" w:sz="8" w:space="0"/>
+        <w:right w:val="single" w:color="8064A2" w:themeColor="accent4" w:sz="8" w:space="0"/>
       </w:tblBorders>
     </w:tblPr>
     <w:tblStylePr w:type="firstRow">
@@ -7240,10 +7493,10 @@
       <w:tblPr/>
       <w:tcPr>
         <w:tcBorders>
-          <w:top w:val="double" w:sz="6" w:space="0" w:color="8064A2" w:themeColor="accent4"/>
-          <w:left w:val="single" w:sz="8" w:space="0" w:color="8064A2" w:themeColor="accent4"/>
-          <w:bottom w:val="single" w:sz="8" w:space="0" w:color="8064A2" w:themeColor="accent4"/>
-          <w:right w:val="single" w:sz="8" w:space="0" w:color="8064A2" w:themeColor="accent4"/>
+          <w:top w:val="double" w:color="8064A2" w:themeColor="accent4" w:sz="6" w:space="0"/>
+          <w:left w:val="single" w:color="8064A2" w:themeColor="accent4" w:sz="8" w:space="0"/>
+          <w:bottom w:val="single" w:color="8064A2" w:themeColor="accent4" w:sz="8" w:space="0"/>
+          <w:right w:val="single" w:color="8064A2" w:themeColor="accent4" w:sz="8" w:space="0"/>
         </w:tcBorders>
       </w:tcPr>
     </w:tblStylePr>
@@ -7263,10 +7516,10 @@
       <w:tblPr/>
       <w:tcPr>
         <w:tcBorders>
-          <w:top w:val="single" w:sz="8" w:space="0" w:color="8064A2" w:themeColor="accent4"/>
-          <w:left w:val="single" w:sz="8" w:space="0" w:color="8064A2" w:themeColor="accent4"/>
-          <w:bottom w:val="single" w:sz="8" w:space="0" w:color="8064A2" w:themeColor="accent4"/>
-          <w:right w:val="single" w:sz="8" w:space="0" w:color="8064A2" w:themeColor="accent4"/>
+          <w:top w:val="single" w:color="8064A2" w:themeColor="accent4" w:sz="8" w:space="0"/>
+          <w:left w:val="single" w:color="8064A2" w:themeColor="accent4" w:sz="8" w:space="0"/>
+          <w:bottom w:val="single" w:color="8064A2" w:themeColor="accent4" w:sz="8" w:space="0"/>
+          <w:right w:val="single" w:color="8064A2" w:themeColor="accent4" w:sz="8" w:space="0"/>
         </w:tcBorders>
       </w:tcPr>
     </w:tblStylePr>
@@ -7274,10 +7527,10 @@
       <w:tblPr/>
       <w:tcPr>
         <w:tcBorders>
-          <w:top w:val="single" w:sz="8" w:space="0" w:color="8064A2" w:themeColor="accent4"/>
-          <w:left w:val="single" w:sz="8" w:space="0" w:color="8064A2" w:themeColor="accent4"/>
-          <w:bottom w:val="single" w:sz="8" w:space="0" w:color="8064A2" w:themeColor="accent4"/>
-          <w:right w:val="single" w:sz="8" w:space="0" w:color="8064A2" w:themeColor="accent4"/>
+          <w:top w:val="single" w:color="8064A2" w:themeColor="accent4" w:sz="8" w:space="0"/>
+          <w:left w:val="single" w:color="8064A2" w:themeColor="accent4" w:sz="8" w:space="0"/>
+          <w:bottom w:val="single" w:color="8064A2" w:themeColor="accent4" w:sz="8" w:space="0"/>
+          <w:right w:val="single" w:color="8064A2" w:themeColor="accent4" w:sz="8" w:space="0"/>
         </w:tcBorders>
       </w:tcPr>
     </w:tblStylePr>
@@ -7294,10 +7547,10 @@
       <w:tblStyleRowBandSize w:val="1"/>
       <w:tblStyleColBandSize w:val="1"/>
       <w:tblBorders>
-        <w:top w:val="single" w:sz="8" w:space="0" w:color="4BACC6" w:themeColor="accent5"/>
-        <w:left w:val="single" w:sz="8" w:space="0" w:color="4BACC6" w:themeColor="accent5"/>
-        <w:bottom w:val="single" w:sz="8" w:space="0" w:color="4BACC6" w:themeColor="accent5"/>
-        <w:right w:val="single" w:sz="8" w:space="0" w:color="4BACC6" w:themeColor="accent5"/>
+        <w:top w:val="single" w:color="4BACC6" w:themeColor="accent5" w:sz="8" w:space="0"/>
+        <w:left w:val="single" w:color="4BACC6" w:themeColor="accent5" w:sz="8" w:space="0"/>
+        <w:bottom w:val="single" w:color="4BACC6" w:themeColor="accent5" w:sz="8" w:space="0"/>
+        <w:right w:val="single" w:color="4BACC6" w:themeColor="accent5" w:sz="8" w:space="0"/>
       </w:tblBorders>
     </w:tblPr>
     <w:tblStylePr w:type="firstRow">
@@ -7325,10 +7578,10 @@
       <w:tblPr/>
       <w:tcPr>
         <w:tcBorders>
-          <w:top w:val="double" w:sz="6" w:space="0" w:color="4BACC6" w:themeColor="accent5"/>
-          <w:left w:val="single" w:sz="8" w:space="0" w:color="4BACC6" w:themeColor="accent5"/>
-          <w:bottom w:val="single" w:sz="8" w:space="0" w:color="4BACC6" w:themeColor="accent5"/>
-          <w:right w:val="single" w:sz="8" w:space="0" w:color="4BACC6" w:themeColor="accent5"/>
+          <w:top w:val="double" w:color="4BACC6" w:themeColor="accent5" w:sz="6" w:space="0"/>
+          <w:left w:val="single" w:color="4BACC6" w:themeColor="accent5" w:sz="8" w:space="0"/>
+          <w:bottom w:val="single" w:color="4BACC6" w:themeColor="accent5" w:sz="8" w:space="0"/>
+          <w:right w:val="single" w:color="4BACC6" w:themeColor="accent5" w:sz="8" w:space="0"/>
         </w:tcBorders>
       </w:tcPr>
     </w:tblStylePr>
@@ -7348,10 +7601,10 @@
       <w:tblPr/>
       <w:tcPr>
         <w:tcBorders>
-          <w:top w:val="single" w:sz="8" w:space="0" w:color="4BACC6" w:themeColor="accent5"/>
-          <w:left w:val="single" w:sz="8" w:space="0" w:color="4BACC6" w:themeColor="accent5"/>
-          <w:bottom w:val="single" w:sz="8" w:space="0" w:color="4BACC6" w:themeColor="accent5"/>
-          <w:right w:val="single" w:sz="8" w:space="0" w:color="4BACC6" w:themeColor="accent5"/>
+          <w:top w:val="single" w:color="4BACC6" w:themeColor="accent5" w:sz="8" w:space="0"/>
+          <w:left w:val="single" w:color="4BACC6" w:themeColor="accent5" w:sz="8" w:space="0"/>
+          <w:bottom w:val="single" w:color="4BACC6" w:themeColor="accent5" w:sz="8" w:space="0"/>
+          <w:right w:val="single" w:color="4BACC6" w:themeColor="accent5" w:sz="8" w:space="0"/>
         </w:tcBorders>
       </w:tcPr>
     </w:tblStylePr>
@@ -7359,10 +7612,10 @@
       <w:tblPr/>
       <w:tcPr>
         <w:tcBorders>
-          <w:top w:val="single" w:sz="8" w:space="0" w:color="4BACC6" w:themeColor="accent5"/>
-          <w:left w:val="single" w:sz="8" w:space="0" w:color="4BACC6" w:themeColor="accent5"/>
-          <w:bottom w:val="single" w:sz="8" w:space="0" w:color="4BACC6" w:themeColor="accent5"/>
-          <w:right w:val="single" w:sz="8" w:space="0" w:color="4BACC6" w:themeColor="accent5"/>
+          <w:top w:val="single" w:color="4BACC6" w:themeColor="accent5" w:sz="8" w:space="0"/>
+          <w:left w:val="single" w:color="4BACC6" w:themeColor="accent5" w:sz="8" w:space="0"/>
+          <w:bottom w:val="single" w:color="4BACC6" w:themeColor="accent5" w:sz="8" w:space="0"/>
+          <w:right w:val="single" w:color="4BACC6" w:themeColor="accent5" w:sz="8" w:space="0"/>
         </w:tcBorders>
       </w:tcPr>
     </w:tblStylePr>
@@ -7379,10 +7632,10 @@
       <w:tblStyleRowBandSize w:val="1"/>
       <w:tblStyleColBandSize w:val="1"/>
       <w:tblBorders>
-        <w:top w:val="single" w:sz="8" w:space="0" w:color="F79646" w:themeColor="accent6"/>
-        <w:left w:val="single" w:sz="8" w:space="0" w:color="F79646" w:themeColor="accent6"/>
-        <w:bottom w:val="single" w:sz="8" w:space="0" w:color="F79646" w:themeColor="accent6"/>
-        <w:right w:val="single" w:sz="8" w:space="0" w:color="F79646" w:themeColor="accent6"/>
+        <w:top w:val="single" w:color="F79646" w:themeColor="accent6" w:sz="8" w:space="0"/>
+        <w:left w:val="single" w:color="F79646" w:themeColor="accent6" w:sz="8" w:space="0"/>
+        <w:bottom w:val="single" w:color="F79646" w:themeColor="accent6" w:sz="8" w:space="0"/>
+        <w:right w:val="single" w:color="F79646" w:themeColor="accent6" w:sz="8" w:space="0"/>
       </w:tblBorders>
     </w:tblPr>
     <w:tblStylePr w:type="firstRow">
@@ -7410,10 +7663,10 @@
       <w:tblPr/>
       <w:tcPr>
         <w:tcBorders>
-          <w:top w:val="double" w:sz="6" w:space="0" w:color="F79646" w:themeColor="accent6"/>
-          <w:left w:val="single" w:sz="8" w:space="0" w:color="F79646" w:themeColor="accent6"/>
-          <w:bottom w:val="single" w:sz="8" w:space="0" w:color="F79646" w:themeColor="accent6"/>
-          <w:right w:val="single" w:sz="8" w:space="0" w:color="F79646" w:themeColor="accent6"/>
+          <w:top w:val="double" w:color="F79646" w:themeColor="accent6" w:sz="6" w:space="0"/>
+          <w:left w:val="single" w:color="F79646" w:themeColor="accent6" w:sz="8" w:space="0"/>
+          <w:bottom w:val="single" w:color="F79646" w:themeColor="accent6" w:sz="8" w:space="0"/>
+          <w:right w:val="single" w:color="F79646" w:themeColor="accent6" w:sz="8" w:space="0"/>
         </w:tcBorders>
       </w:tcPr>
     </w:tblStylePr>
@@ -7433,10 +7686,10 @@
       <w:tblPr/>
       <w:tcPr>
         <w:tcBorders>
-          <w:top w:val="single" w:sz="8" w:space="0" w:color="F79646" w:themeColor="accent6"/>
-          <w:left w:val="single" w:sz="8" w:space="0" w:color="F79646" w:themeColor="accent6"/>
-          <w:bottom w:val="single" w:sz="8" w:space="0" w:color="F79646" w:themeColor="accent6"/>
-          <w:right w:val="single" w:sz="8" w:space="0" w:color="F79646" w:themeColor="accent6"/>
+          <w:top w:val="single" w:color="F79646" w:themeColor="accent6" w:sz="8" w:space="0"/>
+          <w:left w:val="single" w:color="F79646" w:themeColor="accent6" w:sz="8" w:space="0"/>
+          <w:bottom w:val="single" w:color="F79646" w:themeColor="accent6" w:sz="8" w:space="0"/>
+          <w:right w:val="single" w:color="F79646" w:themeColor="accent6" w:sz="8" w:space="0"/>
         </w:tcBorders>
       </w:tcPr>
     </w:tblStylePr>
@@ -7444,10 +7697,10 @@
       <w:tblPr/>
       <w:tcPr>
         <w:tcBorders>
-          <w:top w:val="single" w:sz="8" w:space="0" w:color="F79646" w:themeColor="accent6"/>
-          <w:left w:val="single" w:sz="8" w:space="0" w:color="F79646" w:themeColor="accent6"/>
-          <w:bottom w:val="single" w:sz="8" w:space="0" w:color="F79646" w:themeColor="accent6"/>
-          <w:right w:val="single" w:sz="8" w:space="0" w:color="F79646" w:themeColor="accent6"/>
+          <w:top w:val="single" w:color="F79646" w:themeColor="accent6" w:sz="8" w:space="0"/>
+          <w:left w:val="single" w:color="F79646" w:themeColor="accent6" w:sz="8" w:space="0"/>
+          <w:bottom w:val="single" w:color="F79646" w:themeColor="accent6" w:sz="8" w:space="0"/>
+          <w:right w:val="single" w:color="F79646" w:themeColor="accent6" w:sz="8" w:space="0"/>
         </w:tcBorders>
       </w:tcPr>
     </w:tblStylePr>
@@ -7464,12 +7717,12 @@
       <w:tblStyleRowBandSize w:val="1"/>
       <w:tblStyleColBandSize w:val="1"/>
       <w:tblBorders>
-        <w:top w:val="single" w:sz="8" w:space="0" w:color="000000" w:themeColor="text1"/>
-        <w:left w:val="single" w:sz="8" w:space="0" w:color="000000" w:themeColor="text1"/>
-        <w:bottom w:val="single" w:sz="8" w:space="0" w:color="000000" w:themeColor="text1"/>
-        <w:right w:val="single" w:sz="8" w:space="0" w:color="000000" w:themeColor="text1"/>
-        <w:insideH w:val="single" w:sz="8" w:space="0" w:color="000000" w:themeColor="text1"/>
-        <w:insideV w:val="single" w:sz="8" w:space="0" w:color="000000" w:themeColor="text1"/>
+        <w:top w:val="single" w:color="000000" w:themeColor="text1" w:sz="8" w:space="0"/>
+        <w:left w:val="single" w:color="000000" w:themeColor="text1" w:sz="8" w:space="0"/>
+        <w:bottom w:val="single" w:color="000000" w:themeColor="text1" w:sz="8" w:space="0"/>
+        <w:right w:val="single" w:color="000000" w:themeColor="text1" w:sz="8" w:space="0"/>
+        <w:insideH w:val="single" w:color="000000" w:themeColor="text1" w:sz="8" w:space="0"/>
+        <w:insideV w:val="single" w:color="000000" w:themeColor="text1" w:sz="8" w:space="0"/>
       </w:tblBorders>
     </w:tblPr>
     <w:tblStylePr w:type="firstRow">
@@ -7477,19 +7730,19 @@
         <w:spacing w:before="0" w:after="0" w:line="240" w:lineRule="auto"/>
       </w:pPr>
       <w:rPr>
-        <w:rFonts w:asciiTheme="majorHAnsi" w:eastAsiaTheme="majorEastAsia" w:hAnsiTheme="majorHAnsi" w:cstheme="majorBidi"/>
-        <w:b/>
-        <w:bCs/>
-      </w:rPr>
-      <w:tblPr/>
-      <w:tcPr>
-        <w:tcBorders>
-          <w:top w:val="single" w:sz="8" w:space="0" w:color="000000" w:themeColor="text1"/>
-          <w:left w:val="single" w:sz="8" w:space="0" w:color="000000" w:themeColor="text1"/>
-          <w:bottom w:val="single" w:sz="18" w:space="0" w:color="000000" w:themeColor="text1"/>
-          <w:right w:val="single" w:sz="8" w:space="0" w:color="000000" w:themeColor="text1"/>
-          <w:insideH w:val="nil"/>
-          <w:insideV w:val="single" w:sz="8" w:space="0" w:color="000000" w:themeColor="text1"/>
+        <w:rFonts w:asciiTheme="majorHAnsi" w:hAnsiTheme="majorHAnsi" w:eastAsiaTheme="majorEastAsia" w:cstheme="majorBidi"/>
+        <w:b/>
+        <w:bCs/>
+      </w:rPr>
+      <w:tblPr/>
+      <w:tcPr>
+        <w:tcBorders>
+          <w:top w:val="single" w:color="000000" w:themeColor="text1" w:sz="8" w:space="0"/>
+          <w:left w:val="single" w:color="000000" w:themeColor="text1" w:sz="8" w:space="0"/>
+          <w:bottom w:val="single" w:color="000000" w:themeColor="text1" w:sz="18" w:space="0"/>
+          <w:right w:val="single" w:color="000000" w:themeColor="text1" w:sz="8" w:space="0"/>
+          <w:insideH w:val="nil"/>
+          <w:insideV w:val="single" w:color="000000" w:themeColor="text1" w:sz="8" w:space="0"/>
         </w:tcBorders>
       </w:tcPr>
     </w:tblStylePr>
@@ -7498,42 +7751,42 @@
         <w:spacing w:before="0" w:after="0" w:line="240" w:lineRule="auto"/>
       </w:pPr>
       <w:rPr>
-        <w:rFonts w:asciiTheme="majorHAnsi" w:eastAsiaTheme="majorEastAsia" w:hAnsiTheme="majorHAnsi" w:cstheme="majorBidi"/>
-        <w:b/>
-        <w:bCs/>
-      </w:rPr>
-      <w:tblPr/>
-      <w:tcPr>
-        <w:tcBorders>
-          <w:top w:val="double" w:sz="6" w:space="0" w:color="000000" w:themeColor="text1"/>
-          <w:left w:val="single" w:sz="8" w:space="0" w:color="000000" w:themeColor="text1"/>
-          <w:bottom w:val="single" w:sz="8" w:space="0" w:color="000000" w:themeColor="text1"/>
-          <w:right w:val="single" w:sz="8" w:space="0" w:color="000000" w:themeColor="text1"/>
-          <w:insideH w:val="nil"/>
-          <w:insideV w:val="single" w:sz="8" w:space="0" w:color="000000" w:themeColor="text1"/>
+        <w:rFonts w:asciiTheme="majorHAnsi" w:hAnsiTheme="majorHAnsi" w:eastAsiaTheme="majorEastAsia" w:cstheme="majorBidi"/>
+        <w:b/>
+        <w:bCs/>
+      </w:rPr>
+      <w:tblPr/>
+      <w:tcPr>
+        <w:tcBorders>
+          <w:top w:val="double" w:color="000000" w:themeColor="text1" w:sz="6" w:space="0"/>
+          <w:left w:val="single" w:color="000000" w:themeColor="text1" w:sz="8" w:space="0"/>
+          <w:bottom w:val="single" w:color="000000" w:themeColor="text1" w:sz="8" w:space="0"/>
+          <w:right w:val="single" w:color="000000" w:themeColor="text1" w:sz="8" w:space="0"/>
+          <w:insideH w:val="nil"/>
+          <w:insideV w:val="single" w:color="000000" w:themeColor="text1" w:sz="8" w:space="0"/>
         </w:tcBorders>
       </w:tcPr>
     </w:tblStylePr>
     <w:tblStylePr w:type="firstCol">
       <w:rPr>
-        <w:rFonts w:asciiTheme="majorHAnsi" w:eastAsiaTheme="majorEastAsia" w:hAnsiTheme="majorHAnsi" w:cstheme="majorBidi"/>
+        <w:rFonts w:asciiTheme="majorHAnsi" w:hAnsiTheme="majorHAnsi" w:eastAsiaTheme="majorEastAsia" w:cstheme="majorBidi"/>
         <w:b/>
         <w:bCs/>
       </w:rPr>
     </w:tblStylePr>
     <w:tblStylePr w:type="lastCol">
       <w:rPr>
-        <w:rFonts w:asciiTheme="majorHAnsi" w:eastAsiaTheme="majorEastAsia" w:hAnsiTheme="majorHAnsi" w:cstheme="majorBidi"/>
-        <w:b/>
-        <w:bCs/>
-      </w:rPr>
-      <w:tblPr/>
-      <w:tcPr>
-        <w:tcBorders>
-          <w:top w:val="single" w:sz="8" w:space="0" w:color="000000" w:themeColor="text1"/>
-          <w:left w:val="single" w:sz="8" w:space="0" w:color="000000" w:themeColor="text1"/>
-          <w:bottom w:val="single" w:sz="8" w:space="0" w:color="000000" w:themeColor="text1"/>
-          <w:right w:val="single" w:sz="8" w:space="0" w:color="000000" w:themeColor="text1"/>
+        <w:rFonts w:asciiTheme="majorHAnsi" w:hAnsiTheme="majorHAnsi" w:eastAsiaTheme="majorEastAsia" w:cstheme="majorBidi"/>
+        <w:b/>
+        <w:bCs/>
+      </w:rPr>
+      <w:tblPr/>
+      <w:tcPr>
+        <w:tcBorders>
+          <w:top w:val="single" w:color="000000" w:themeColor="text1" w:sz="8" w:space="0"/>
+          <w:left w:val="single" w:color="000000" w:themeColor="text1" w:sz="8" w:space="0"/>
+          <w:bottom w:val="single" w:color="000000" w:themeColor="text1" w:sz="8" w:space="0"/>
+          <w:right w:val="single" w:color="000000" w:themeColor="text1" w:sz="8" w:space="0"/>
         </w:tcBorders>
       </w:tcPr>
     </w:tblStylePr>
@@ -7541,10 +7794,10 @@
       <w:tblPr/>
       <w:tcPr>
         <w:tcBorders>
-          <w:top w:val="single" w:sz="8" w:space="0" w:color="000000" w:themeColor="text1"/>
-          <w:left w:val="single" w:sz="8" w:space="0" w:color="000000" w:themeColor="text1"/>
-          <w:bottom w:val="single" w:sz="8" w:space="0" w:color="000000" w:themeColor="text1"/>
-          <w:right w:val="single" w:sz="8" w:space="0" w:color="000000" w:themeColor="text1"/>
+          <w:top w:val="single" w:color="000000" w:themeColor="text1" w:sz="8" w:space="0"/>
+          <w:left w:val="single" w:color="000000" w:themeColor="text1" w:sz="8" w:space="0"/>
+          <w:bottom w:val="single" w:color="000000" w:themeColor="text1" w:sz="8" w:space="0"/>
+          <w:right w:val="single" w:color="000000" w:themeColor="text1" w:sz="8" w:space="0"/>
         </w:tcBorders>
         <w:shd w:val="clear" w:color="auto" w:fill="C0C0C0" w:themeFill="text1" w:themeFillTint="3F"/>
       </w:tcPr>
@@ -7553,11 +7806,11 @@
       <w:tblPr/>
       <w:tcPr>
         <w:tcBorders>
-          <w:top w:val="single" w:sz="8" w:space="0" w:color="000000" w:themeColor="text1"/>
-          <w:left w:val="single" w:sz="8" w:space="0" w:color="000000" w:themeColor="text1"/>
-          <w:bottom w:val="single" w:sz="8" w:space="0" w:color="000000" w:themeColor="text1"/>
-          <w:right w:val="single" w:sz="8" w:space="0" w:color="000000" w:themeColor="text1"/>
-          <w:insideV w:val="single" w:sz="8" w:space="0" w:color="000000" w:themeColor="text1"/>
+          <w:top w:val="single" w:color="000000" w:themeColor="text1" w:sz="8" w:space="0"/>
+          <w:left w:val="single" w:color="000000" w:themeColor="text1" w:sz="8" w:space="0"/>
+          <w:bottom w:val="single" w:color="000000" w:themeColor="text1" w:sz="8" w:space="0"/>
+          <w:right w:val="single" w:color="000000" w:themeColor="text1" w:sz="8" w:space="0"/>
+          <w:insideV w:val="single" w:color="000000" w:themeColor="text1" w:sz="8" w:space="0"/>
         </w:tcBorders>
         <w:shd w:val="clear" w:color="auto" w:fill="C0C0C0" w:themeFill="text1" w:themeFillTint="3F"/>
       </w:tcPr>
@@ -7566,11 +7819,11 @@
       <w:tblPr/>
       <w:tcPr>
         <w:tcBorders>
-          <w:top w:val="single" w:sz="8" w:space="0" w:color="000000" w:themeColor="text1"/>
-          <w:left w:val="single" w:sz="8" w:space="0" w:color="000000" w:themeColor="text1"/>
-          <w:bottom w:val="single" w:sz="8" w:space="0" w:color="000000" w:themeColor="text1"/>
-          <w:right w:val="single" w:sz="8" w:space="0" w:color="000000" w:themeColor="text1"/>
-          <w:insideV w:val="single" w:sz="8" w:space="0" w:color="000000" w:themeColor="text1"/>
+          <w:top w:val="single" w:color="000000" w:themeColor="text1" w:sz="8" w:space="0"/>
+          <w:left w:val="single" w:color="000000" w:themeColor="text1" w:sz="8" w:space="0"/>
+          <w:bottom w:val="single" w:color="000000" w:themeColor="text1" w:sz="8" w:space="0"/>
+          <w:right w:val="single" w:color="000000" w:themeColor="text1" w:sz="8" w:space="0"/>
+          <w:insideV w:val="single" w:color="000000" w:themeColor="text1" w:sz="8" w:space="0"/>
         </w:tcBorders>
       </w:tcPr>
     </w:tblStylePr>
@@ -7587,12 +7840,12 @@
       <w:tblStyleRowBandSize w:val="1"/>
       <w:tblStyleColBandSize w:val="1"/>
       <w:tblBorders>
-        <w:top w:val="single" w:sz="8" w:space="0" w:color="4F81BD" w:themeColor="accent1"/>
-        <w:left w:val="single" w:sz="8" w:space="0" w:color="4F81BD" w:themeColor="accent1"/>
-        <w:bottom w:val="single" w:sz="8" w:space="0" w:color="4F81BD" w:themeColor="accent1"/>
-        <w:right w:val="single" w:sz="8" w:space="0" w:color="4F81BD" w:themeColor="accent1"/>
-        <w:insideH w:val="single" w:sz="8" w:space="0" w:color="4F81BD" w:themeColor="accent1"/>
-        <w:insideV w:val="single" w:sz="8" w:space="0" w:color="4F81BD" w:themeColor="accent1"/>
+        <w:top w:val="single" w:color="4F81BD" w:themeColor="accent1" w:sz="8" w:space="0"/>
+        <w:left w:val="single" w:color="4F81BD" w:themeColor="accent1" w:sz="8" w:space="0"/>
+        <w:bottom w:val="single" w:color="4F81BD" w:themeColor="accent1" w:sz="8" w:space="0"/>
+        <w:right w:val="single" w:color="4F81BD" w:themeColor="accent1" w:sz="8" w:space="0"/>
+        <w:insideH w:val="single" w:color="4F81BD" w:themeColor="accent1" w:sz="8" w:space="0"/>
+        <w:insideV w:val="single" w:color="4F81BD" w:themeColor="accent1" w:sz="8" w:space="0"/>
       </w:tblBorders>
     </w:tblPr>
     <w:tblStylePr w:type="firstRow">
@@ -7600,19 +7853,19 @@
         <w:spacing w:before="0" w:after="0" w:line="240" w:lineRule="auto"/>
       </w:pPr>
       <w:rPr>
-        <w:rFonts w:asciiTheme="majorHAnsi" w:eastAsiaTheme="majorEastAsia" w:hAnsiTheme="majorHAnsi" w:cstheme="majorBidi"/>
-        <w:b/>
-        <w:bCs/>
-      </w:rPr>
-      <w:tblPr/>
-      <w:tcPr>
-        <w:tcBorders>
-          <w:top w:val="single" w:sz="8" w:space="0" w:color="4F81BD" w:themeColor="accent1"/>
-          <w:left w:val="single" w:sz="8" w:space="0" w:color="4F81BD" w:themeColor="accent1"/>
-          <w:bottom w:val="single" w:sz="18" w:space="0" w:color="4F81BD" w:themeColor="accent1"/>
-          <w:right w:val="single" w:sz="8" w:space="0" w:color="4F81BD" w:themeColor="accent1"/>
-          <w:insideH w:val="nil"/>
-          <w:insideV w:val="single" w:sz="8" w:space="0" w:color="4F81BD" w:themeColor="accent1"/>
+        <w:rFonts w:asciiTheme="majorHAnsi" w:hAnsiTheme="majorHAnsi" w:eastAsiaTheme="majorEastAsia" w:cstheme="majorBidi"/>
+        <w:b/>
+        <w:bCs/>
+      </w:rPr>
+      <w:tblPr/>
+      <w:tcPr>
+        <w:tcBorders>
+          <w:top w:val="single" w:color="4F81BD" w:themeColor="accent1" w:sz="8" w:space="0"/>
+          <w:left w:val="single" w:color="4F81BD" w:themeColor="accent1" w:sz="8" w:space="0"/>
+          <w:bottom w:val="single" w:color="4F81BD" w:themeColor="accent1" w:sz="18" w:space="0"/>
+          <w:right w:val="single" w:color="4F81BD" w:themeColor="accent1" w:sz="8" w:space="0"/>
+          <w:insideH w:val="nil"/>
+          <w:insideV w:val="single" w:color="4F81BD" w:themeColor="accent1" w:sz="8" w:space="0"/>
         </w:tcBorders>
       </w:tcPr>
     </w:tblStylePr>
@@ -7621,42 +7874,42 @@
         <w:spacing w:before="0" w:after="0" w:line="240" w:lineRule="auto"/>
       </w:pPr>
       <w:rPr>
-        <w:rFonts w:asciiTheme="majorHAnsi" w:eastAsiaTheme="majorEastAsia" w:hAnsiTheme="majorHAnsi" w:cstheme="majorBidi"/>
-        <w:b/>
-        <w:bCs/>
-      </w:rPr>
-      <w:tblPr/>
-      <w:tcPr>
-        <w:tcBorders>
-          <w:top w:val="double" w:sz="6" w:space="0" w:color="4F81BD" w:themeColor="accent1"/>
-          <w:left w:val="single" w:sz="8" w:space="0" w:color="4F81BD" w:themeColor="accent1"/>
-          <w:bottom w:val="single" w:sz="8" w:space="0" w:color="4F81BD" w:themeColor="accent1"/>
-          <w:right w:val="single" w:sz="8" w:space="0" w:color="4F81BD" w:themeColor="accent1"/>
-          <w:insideH w:val="nil"/>
-          <w:insideV w:val="single" w:sz="8" w:space="0" w:color="4F81BD" w:themeColor="accent1"/>
+        <w:rFonts w:asciiTheme="majorHAnsi" w:hAnsiTheme="majorHAnsi" w:eastAsiaTheme="majorEastAsia" w:cstheme="majorBidi"/>
+        <w:b/>
+        <w:bCs/>
+      </w:rPr>
+      <w:tblPr/>
+      <w:tcPr>
+        <w:tcBorders>
+          <w:top w:val="double" w:color="4F81BD" w:themeColor="accent1" w:sz="6" w:space="0"/>
+          <w:left w:val="single" w:color="4F81BD" w:themeColor="accent1" w:sz="8" w:space="0"/>
+          <w:bottom w:val="single" w:color="4F81BD" w:themeColor="accent1" w:sz="8" w:space="0"/>
+          <w:right w:val="single" w:color="4F81BD" w:themeColor="accent1" w:sz="8" w:space="0"/>
+          <w:insideH w:val="nil"/>
+          <w:insideV w:val="single" w:color="4F81BD" w:themeColor="accent1" w:sz="8" w:space="0"/>
         </w:tcBorders>
       </w:tcPr>
     </w:tblStylePr>
     <w:tblStylePr w:type="firstCol">
       <w:rPr>
-        <w:rFonts w:asciiTheme="majorHAnsi" w:eastAsiaTheme="majorEastAsia" w:hAnsiTheme="majorHAnsi" w:cstheme="majorBidi"/>
+        <w:rFonts w:asciiTheme="majorHAnsi" w:hAnsiTheme="majorHAnsi" w:eastAsiaTheme="majorEastAsia" w:cstheme="majorBidi"/>
         <w:b/>
         <w:bCs/>
       </w:rPr>
     </w:tblStylePr>
     <w:tblStylePr w:type="lastCol">
       <w:rPr>
-        <w:rFonts w:asciiTheme="majorHAnsi" w:eastAsiaTheme="majorEastAsia" w:hAnsiTheme="majorHAnsi" w:cstheme="majorBidi"/>
-        <w:b/>
-        <w:bCs/>
-      </w:rPr>
-      <w:tblPr/>
-      <w:tcPr>
-        <w:tcBorders>
-          <w:top w:val="single" w:sz="8" w:space="0" w:color="4F81BD" w:themeColor="accent1"/>
-          <w:left w:val="single" w:sz="8" w:space="0" w:color="4F81BD" w:themeColor="accent1"/>
-          <w:bottom w:val="single" w:sz="8" w:space="0" w:color="4F81BD" w:themeColor="accent1"/>
-          <w:right w:val="single" w:sz="8" w:space="0" w:color="4F81BD" w:themeColor="accent1"/>
+        <w:rFonts w:asciiTheme="majorHAnsi" w:hAnsiTheme="majorHAnsi" w:eastAsiaTheme="majorEastAsia" w:cstheme="majorBidi"/>
+        <w:b/>
+        <w:bCs/>
+      </w:rPr>
+      <w:tblPr/>
+      <w:tcPr>
+        <w:tcBorders>
+          <w:top w:val="single" w:color="4F81BD" w:themeColor="accent1" w:sz="8" w:space="0"/>
+          <w:left w:val="single" w:color="4F81BD" w:themeColor="accent1" w:sz="8" w:space="0"/>
+          <w:bottom w:val="single" w:color="4F81BD" w:themeColor="accent1" w:sz="8" w:space="0"/>
+          <w:right w:val="single" w:color="4F81BD" w:themeColor="accent1" w:sz="8" w:space="0"/>
         </w:tcBorders>
       </w:tcPr>
     </w:tblStylePr>
@@ -7664,10 +7917,10 @@
       <w:tblPr/>
       <w:tcPr>
         <w:tcBorders>
-          <w:top w:val="single" w:sz="8" w:space="0" w:color="4F81BD" w:themeColor="accent1"/>
-          <w:left w:val="single" w:sz="8" w:space="0" w:color="4F81BD" w:themeColor="accent1"/>
-          <w:bottom w:val="single" w:sz="8" w:space="0" w:color="4F81BD" w:themeColor="accent1"/>
-          <w:right w:val="single" w:sz="8" w:space="0" w:color="4F81BD" w:themeColor="accent1"/>
+          <w:top w:val="single" w:color="4F81BD" w:themeColor="accent1" w:sz="8" w:space="0"/>
+          <w:left w:val="single" w:color="4F81BD" w:themeColor="accent1" w:sz="8" w:space="0"/>
+          <w:bottom w:val="single" w:color="4F81BD" w:themeColor="accent1" w:sz="8" w:space="0"/>
+          <w:right w:val="single" w:color="4F81BD" w:themeColor="accent1" w:sz="8" w:space="0"/>
         </w:tcBorders>
         <w:shd w:val="clear" w:color="auto" w:fill="D3DFEE" w:themeFill="accent1" w:themeFillTint="3F"/>
       </w:tcPr>
@@ -7676,11 +7929,11 @@
       <w:tblPr/>
       <w:tcPr>
         <w:tcBorders>
-          <w:top w:val="single" w:sz="8" w:space="0" w:color="4F81BD" w:themeColor="accent1"/>
-          <w:left w:val="single" w:sz="8" w:space="0" w:color="4F81BD" w:themeColor="accent1"/>
-          <w:bottom w:val="single" w:sz="8" w:space="0" w:color="4F81BD" w:themeColor="accent1"/>
-          <w:right w:val="single" w:sz="8" w:space="0" w:color="4F81BD" w:themeColor="accent1"/>
-          <w:insideV w:val="single" w:sz="8" w:space="0" w:color="4F81BD" w:themeColor="accent1"/>
+          <w:top w:val="single" w:color="4F81BD" w:themeColor="accent1" w:sz="8" w:space="0"/>
+          <w:left w:val="single" w:color="4F81BD" w:themeColor="accent1" w:sz="8" w:space="0"/>
+          <w:bottom w:val="single" w:color="4F81BD" w:themeColor="accent1" w:sz="8" w:space="0"/>
+          <w:right w:val="single" w:color="4F81BD" w:themeColor="accent1" w:sz="8" w:space="0"/>
+          <w:insideV w:val="single" w:color="4F81BD" w:themeColor="accent1" w:sz="8" w:space="0"/>
         </w:tcBorders>
         <w:shd w:val="clear" w:color="auto" w:fill="D3DFEE" w:themeFill="accent1" w:themeFillTint="3F"/>
       </w:tcPr>
@@ -7689,11 +7942,11 @@
       <w:tblPr/>
       <w:tcPr>
         <w:tcBorders>
-          <w:top w:val="single" w:sz="8" w:space="0" w:color="4F81BD" w:themeColor="accent1"/>
-          <w:left w:val="single" w:sz="8" w:space="0" w:color="4F81BD" w:themeColor="accent1"/>
-          <w:bottom w:val="single" w:sz="8" w:space="0" w:color="4F81BD" w:themeColor="accent1"/>
-          <w:right w:val="single" w:sz="8" w:space="0" w:color="4F81BD" w:themeColor="accent1"/>
-          <w:insideV w:val="single" w:sz="8" w:space="0" w:color="4F81BD" w:themeColor="accent1"/>
+          <w:top w:val="single" w:color="4F81BD" w:themeColor="accent1" w:sz="8" w:space="0"/>
+          <w:left w:val="single" w:color="4F81BD" w:themeColor="accent1" w:sz="8" w:space="0"/>
+          <w:bottom w:val="single" w:color="4F81BD" w:themeColor="accent1" w:sz="8" w:space="0"/>
+          <w:right w:val="single" w:color="4F81BD" w:themeColor="accent1" w:sz="8" w:space="0"/>
+          <w:insideV w:val="single" w:color="4F81BD" w:themeColor="accent1" w:sz="8" w:space="0"/>
         </w:tcBorders>
       </w:tcPr>
     </w:tblStylePr>
@@ -7710,12 +7963,12 @@
       <w:tblStyleRowBandSize w:val="1"/>
       <w:tblStyleColBandSize w:val="1"/>
       <w:tblBorders>
-        <w:top w:val="single" w:sz="8" w:space="0" w:color="C0504D" w:themeColor="accent2"/>
-        <w:left w:val="single" w:sz="8" w:space="0" w:color="C0504D" w:themeColor="accent2"/>
-        <w:bottom w:val="single" w:sz="8" w:space="0" w:color="C0504D" w:themeColor="accent2"/>
-        <w:right w:val="single" w:sz="8" w:space="0" w:color="C0504D" w:themeColor="accent2"/>
-        <w:insideH w:val="single" w:sz="8" w:space="0" w:color="C0504D" w:themeColor="accent2"/>
-        <w:insideV w:val="single" w:sz="8" w:space="0" w:color="C0504D" w:themeColor="accent2"/>
+        <w:top w:val="single" w:color="C0504D" w:themeColor="accent2" w:sz="8" w:space="0"/>
+        <w:left w:val="single" w:color="C0504D" w:themeColor="accent2" w:sz="8" w:space="0"/>
+        <w:bottom w:val="single" w:color="C0504D" w:themeColor="accent2" w:sz="8" w:space="0"/>
+        <w:right w:val="single" w:color="C0504D" w:themeColor="accent2" w:sz="8" w:space="0"/>
+        <w:insideH w:val="single" w:color="C0504D" w:themeColor="accent2" w:sz="8" w:space="0"/>
+        <w:insideV w:val="single" w:color="C0504D" w:themeColor="accent2" w:sz="8" w:space="0"/>
       </w:tblBorders>
     </w:tblPr>
     <w:tblStylePr w:type="firstRow">
@@ -7723,19 +7976,19 @@
         <w:spacing w:before="0" w:after="0" w:line="240" w:lineRule="auto"/>
       </w:pPr>
       <w:rPr>
-        <w:rFonts w:asciiTheme="majorHAnsi" w:eastAsiaTheme="majorEastAsia" w:hAnsiTheme="majorHAnsi" w:cstheme="majorBidi"/>
-        <w:b/>
-        <w:bCs/>
-      </w:rPr>
-      <w:tblPr/>
-      <w:tcPr>
-        <w:tcBorders>
-          <w:top w:val="single" w:sz="8" w:space="0" w:color="C0504D" w:themeColor="accent2"/>
-          <w:left w:val="single" w:sz="8" w:space="0" w:color="C0504D" w:themeColor="accent2"/>
-          <w:bottom w:val="single" w:sz="18" w:space="0" w:color="C0504D" w:themeColor="accent2"/>
-          <w:right w:val="single" w:sz="8" w:space="0" w:color="C0504D" w:themeColor="accent2"/>
-          <w:insideH w:val="nil"/>
-          <w:insideV w:val="single" w:sz="8" w:space="0" w:color="C0504D" w:themeColor="accent2"/>
+        <w:rFonts w:asciiTheme="majorHAnsi" w:hAnsiTheme="majorHAnsi" w:eastAsiaTheme="majorEastAsia" w:cstheme="majorBidi"/>
+        <w:b/>
+        <w:bCs/>
+      </w:rPr>
+      <w:tblPr/>
+      <w:tcPr>
+        <w:tcBorders>
+          <w:top w:val="single" w:color="C0504D" w:themeColor="accent2" w:sz="8" w:space="0"/>
+          <w:left w:val="single" w:color="C0504D" w:themeColor="accent2" w:sz="8" w:space="0"/>
+          <w:bottom w:val="single" w:color="C0504D" w:themeColor="accent2" w:sz="18" w:space="0"/>
+          <w:right w:val="single" w:color="C0504D" w:themeColor="accent2" w:sz="8" w:space="0"/>
+          <w:insideH w:val="nil"/>
+          <w:insideV w:val="single" w:color="C0504D" w:themeColor="accent2" w:sz="8" w:space="0"/>
         </w:tcBorders>
       </w:tcPr>
     </w:tblStylePr>
@@ -7744,42 +7997,42 @@
         <w:spacing w:before="0" w:after="0" w:line="240" w:lineRule="auto"/>
       </w:pPr>
       <w:rPr>
-        <w:rFonts w:asciiTheme="majorHAnsi" w:eastAsiaTheme="majorEastAsia" w:hAnsiTheme="majorHAnsi" w:cstheme="majorBidi"/>
-        <w:b/>
-        <w:bCs/>
-      </w:rPr>
-      <w:tblPr/>
-      <w:tcPr>
-        <w:tcBorders>
-          <w:top w:val="double" w:sz="6" w:space="0" w:color="C0504D" w:themeColor="accent2"/>
-          <w:left w:val="single" w:sz="8" w:space="0" w:color="C0504D" w:themeColor="accent2"/>
-          <w:bottom w:val="single" w:sz="8" w:space="0" w:color="C0504D" w:themeColor="accent2"/>
-          <w:right w:val="single" w:sz="8" w:space="0" w:color="C0504D" w:themeColor="accent2"/>
-          <w:insideH w:val="nil"/>
-          <w:insideV w:val="single" w:sz="8" w:space="0" w:color="C0504D" w:themeColor="accent2"/>
+        <w:rFonts w:asciiTheme="majorHAnsi" w:hAnsiTheme="majorHAnsi" w:eastAsiaTheme="majorEastAsia" w:cstheme="majorBidi"/>
+        <w:b/>
+        <w:bCs/>
+      </w:rPr>
+      <w:tblPr/>
+      <w:tcPr>
+        <w:tcBorders>
+          <w:top w:val="double" w:color="C0504D" w:themeColor="accent2" w:sz="6" w:space="0"/>
+          <w:left w:val="single" w:color="C0504D" w:themeColor="accent2" w:sz="8" w:space="0"/>
+          <w:bottom w:val="single" w:color="C0504D" w:themeColor="accent2" w:sz="8" w:space="0"/>
+          <w:right w:val="single" w:color="C0504D" w:themeColor="accent2" w:sz="8" w:space="0"/>
+          <w:insideH w:val="nil"/>
+          <w:insideV w:val="single" w:color="C0504D" w:themeColor="accent2" w:sz="8" w:space="0"/>
         </w:tcBorders>
       </w:tcPr>
     </w:tblStylePr>
     <w:tblStylePr w:type="firstCol">
       <w:rPr>
-        <w:rFonts w:asciiTheme="majorHAnsi" w:eastAsiaTheme="majorEastAsia" w:hAnsiTheme="majorHAnsi" w:cstheme="majorBidi"/>
+        <w:rFonts w:asciiTheme="majorHAnsi" w:hAnsiTheme="majorHAnsi" w:eastAsiaTheme="majorEastAsia" w:cstheme="majorBidi"/>
         <w:b/>
         <w:bCs/>
       </w:rPr>
     </w:tblStylePr>
     <w:tblStylePr w:type="lastCol">
       <w:rPr>
-        <w:rFonts w:asciiTheme="majorHAnsi" w:eastAsiaTheme="majorEastAsia" w:hAnsiTheme="majorHAnsi" w:cstheme="majorBidi"/>
-        <w:b/>
-        <w:bCs/>
-      </w:rPr>
-      <w:tblPr/>
-      <w:tcPr>
-        <w:tcBorders>
-          <w:top w:val="single" w:sz="8" w:space="0" w:color="C0504D" w:themeColor="accent2"/>
-          <w:left w:val="single" w:sz="8" w:space="0" w:color="C0504D" w:themeColor="accent2"/>
-          <w:bottom w:val="single" w:sz="8" w:space="0" w:color="C0504D" w:themeColor="accent2"/>
-          <w:right w:val="single" w:sz="8" w:space="0" w:color="C0504D" w:themeColor="accent2"/>
+        <w:rFonts w:asciiTheme="majorHAnsi" w:hAnsiTheme="majorHAnsi" w:eastAsiaTheme="majorEastAsia" w:cstheme="majorBidi"/>
+        <w:b/>
+        <w:bCs/>
+      </w:rPr>
+      <w:tblPr/>
+      <w:tcPr>
+        <w:tcBorders>
+          <w:top w:val="single" w:color="C0504D" w:themeColor="accent2" w:sz="8" w:space="0"/>
+          <w:left w:val="single" w:color="C0504D" w:themeColor="accent2" w:sz="8" w:space="0"/>
+          <w:bottom w:val="single" w:color="C0504D" w:themeColor="accent2" w:sz="8" w:space="0"/>
+          <w:right w:val="single" w:color="C0504D" w:themeColor="accent2" w:sz="8" w:space="0"/>
         </w:tcBorders>
       </w:tcPr>
     </w:tblStylePr>
@@ -7787,10 +8040,10 @@
       <w:tblPr/>
       <w:tcPr>
         <w:tcBorders>
-          <w:top w:val="single" w:sz="8" w:space="0" w:color="C0504D" w:themeColor="accent2"/>
-          <w:left w:val="single" w:sz="8" w:space="0" w:color="C0504D" w:themeColor="accent2"/>
-          <w:bottom w:val="single" w:sz="8" w:space="0" w:color="C0504D" w:themeColor="accent2"/>
-          <w:right w:val="single" w:sz="8" w:space="0" w:color="C0504D" w:themeColor="accent2"/>
+          <w:top w:val="single" w:color="C0504D" w:themeColor="accent2" w:sz="8" w:space="0"/>
+          <w:left w:val="single" w:color="C0504D" w:themeColor="accent2" w:sz="8" w:space="0"/>
+          <w:bottom w:val="single" w:color="C0504D" w:themeColor="accent2" w:sz="8" w:space="0"/>
+          <w:right w:val="single" w:color="C0504D" w:themeColor="accent2" w:sz="8" w:space="0"/>
         </w:tcBorders>
         <w:shd w:val="clear" w:color="auto" w:fill="EFD3D2" w:themeFill="accent2" w:themeFillTint="3F"/>
       </w:tcPr>
@@ -7799,11 +8052,11 @@
       <w:tblPr/>
       <w:tcPr>
         <w:tcBorders>
-          <w:top w:val="single" w:sz="8" w:space="0" w:color="C0504D" w:themeColor="accent2"/>
-          <w:left w:val="single" w:sz="8" w:space="0" w:color="C0504D" w:themeColor="accent2"/>
-          <w:bottom w:val="single" w:sz="8" w:space="0" w:color="C0504D" w:themeColor="accent2"/>
-          <w:right w:val="single" w:sz="8" w:space="0" w:color="C0504D" w:themeColor="accent2"/>
-          <w:insideV w:val="single" w:sz="8" w:space="0" w:color="C0504D" w:themeColor="accent2"/>
+          <w:top w:val="single" w:color="C0504D" w:themeColor="accent2" w:sz="8" w:space="0"/>
+          <w:left w:val="single" w:color="C0504D" w:themeColor="accent2" w:sz="8" w:space="0"/>
+          <w:bottom w:val="single" w:color="C0504D" w:themeColor="accent2" w:sz="8" w:space="0"/>
+          <w:right w:val="single" w:color="C0504D" w:themeColor="accent2" w:sz="8" w:space="0"/>
+          <w:insideV w:val="single" w:color="C0504D" w:themeColor="accent2" w:sz="8" w:space="0"/>
         </w:tcBorders>
         <w:shd w:val="clear" w:color="auto" w:fill="EFD3D2" w:themeFill="accent2" w:themeFillTint="3F"/>
       </w:tcPr>
@@ -7812,11 +8065,11 @@
       <w:tblPr/>
       <w:tcPr>
         <w:tcBorders>
-          <w:top w:val="single" w:sz="8" w:space="0" w:color="C0504D" w:themeColor="accent2"/>
-          <w:left w:val="single" w:sz="8" w:space="0" w:color="C0504D" w:themeColor="accent2"/>
-          <w:bottom w:val="single" w:sz="8" w:space="0" w:color="C0504D" w:themeColor="accent2"/>
-          <w:right w:val="single" w:sz="8" w:space="0" w:color="C0504D" w:themeColor="accent2"/>
-          <w:insideV w:val="single" w:sz="8" w:space="0" w:color="C0504D" w:themeColor="accent2"/>
+          <w:top w:val="single" w:color="C0504D" w:themeColor="accent2" w:sz="8" w:space="0"/>
+          <w:left w:val="single" w:color="C0504D" w:themeColor="accent2" w:sz="8" w:space="0"/>
+          <w:bottom w:val="single" w:color="C0504D" w:themeColor="accent2" w:sz="8" w:space="0"/>
+          <w:right w:val="single" w:color="C0504D" w:themeColor="accent2" w:sz="8" w:space="0"/>
+          <w:insideV w:val="single" w:color="C0504D" w:themeColor="accent2" w:sz="8" w:space="0"/>
         </w:tcBorders>
       </w:tcPr>
     </w:tblStylePr>
@@ -7833,12 +8086,12 @@
       <w:tblStyleRowBandSize w:val="1"/>
       <w:tblStyleColBandSize w:val="1"/>
       <w:tblBorders>
-        <w:top w:val="single" w:sz="8" w:space="0" w:color="9BBB59" w:themeColor="accent3"/>
-        <w:left w:val="single" w:sz="8" w:space="0" w:color="9BBB59" w:themeColor="accent3"/>
-        <w:bottom w:val="single" w:sz="8" w:space="0" w:color="9BBB59" w:themeColor="accent3"/>
-        <w:right w:val="single" w:sz="8" w:space="0" w:color="9BBB59" w:themeColor="accent3"/>
-        <w:insideH w:val="single" w:sz="8" w:space="0" w:color="9BBB59" w:themeColor="accent3"/>
-        <w:insideV w:val="single" w:sz="8" w:space="0" w:color="9BBB59" w:themeColor="accent3"/>
+        <w:top w:val="single" w:color="9BBB59" w:themeColor="accent3" w:sz="8" w:space="0"/>
+        <w:left w:val="single" w:color="9BBB59" w:themeColor="accent3" w:sz="8" w:space="0"/>
+        <w:bottom w:val="single" w:color="9BBB59" w:themeColor="accent3" w:sz="8" w:space="0"/>
+        <w:right w:val="single" w:color="9BBB59" w:themeColor="accent3" w:sz="8" w:space="0"/>
+        <w:insideH w:val="single" w:color="9BBB59" w:themeColor="accent3" w:sz="8" w:space="0"/>
+        <w:insideV w:val="single" w:color="9BBB59" w:themeColor="accent3" w:sz="8" w:space="0"/>
       </w:tblBorders>
     </w:tblPr>
     <w:tblStylePr w:type="firstRow">
@@ -7846,19 +8099,19 @@
         <w:spacing w:before="0" w:after="0" w:line="240" w:lineRule="auto"/>
       </w:pPr>
       <w:rPr>
-        <w:rFonts w:asciiTheme="majorHAnsi" w:eastAsiaTheme="majorEastAsia" w:hAnsiTheme="majorHAnsi" w:cstheme="majorBidi"/>
-        <w:b/>
-        <w:bCs/>
-      </w:rPr>
-      <w:tblPr/>
-      <w:tcPr>
-        <w:tcBorders>
-          <w:top w:val="single" w:sz="8" w:space="0" w:color="9BBB59" w:themeColor="accent3"/>
-          <w:left w:val="single" w:sz="8" w:space="0" w:color="9BBB59" w:themeColor="accent3"/>
-          <w:bottom w:val="single" w:sz="18" w:space="0" w:color="9BBB59" w:themeColor="accent3"/>
-          <w:right w:val="single" w:sz="8" w:space="0" w:color="9BBB59" w:themeColor="accent3"/>
-          <w:insideH w:val="nil"/>
-          <w:insideV w:val="single" w:sz="8" w:space="0" w:color="9BBB59" w:themeColor="accent3"/>
+        <w:rFonts w:asciiTheme="majorHAnsi" w:hAnsiTheme="majorHAnsi" w:eastAsiaTheme="majorEastAsia" w:cstheme="majorBidi"/>
+        <w:b/>
+        <w:bCs/>
+      </w:rPr>
+      <w:tblPr/>
+      <w:tcPr>
+        <w:tcBorders>
+          <w:top w:val="single" w:color="9BBB59" w:themeColor="accent3" w:sz="8" w:space="0"/>
+          <w:left w:val="single" w:color="9BBB59" w:themeColor="accent3" w:sz="8" w:space="0"/>
+          <w:bottom w:val="single" w:color="9BBB59" w:themeColor="accent3" w:sz="18" w:space="0"/>
+          <w:right w:val="single" w:color="9BBB59" w:themeColor="accent3" w:sz="8" w:space="0"/>
+          <w:insideH w:val="nil"/>
+          <w:insideV w:val="single" w:color="9BBB59" w:themeColor="accent3" w:sz="8" w:space="0"/>
         </w:tcBorders>
       </w:tcPr>
     </w:tblStylePr>
@@ -7867,42 +8120,42 @@
         <w:spacing w:before="0" w:after="0" w:line="240" w:lineRule="auto"/>
       </w:pPr>
       <w:rPr>
-        <w:rFonts w:asciiTheme="majorHAnsi" w:eastAsiaTheme="majorEastAsia" w:hAnsiTheme="majorHAnsi" w:cstheme="majorBidi"/>
-        <w:b/>
-        <w:bCs/>
-      </w:rPr>
-      <w:tblPr/>
-      <w:tcPr>
-        <w:tcBorders>
-          <w:top w:val="double" w:sz="6" w:space="0" w:color="9BBB59" w:themeColor="accent3"/>
-          <w:left w:val="single" w:sz="8" w:space="0" w:color="9BBB59" w:themeColor="accent3"/>
-          <w:bottom w:val="single" w:sz="8" w:space="0" w:color="9BBB59" w:themeColor="accent3"/>
-          <w:right w:val="single" w:sz="8" w:space="0" w:color="9BBB59" w:themeColor="accent3"/>
-          <w:insideH w:val="nil"/>
-          <w:insideV w:val="single" w:sz="8" w:space="0" w:color="9BBB59" w:themeColor="accent3"/>
+        <w:rFonts w:asciiTheme="majorHAnsi" w:hAnsiTheme="majorHAnsi" w:eastAsiaTheme="majorEastAsia" w:cstheme="majorBidi"/>
+        <w:b/>
+        <w:bCs/>
+      </w:rPr>
+      <w:tblPr/>
+      <w:tcPr>
+        <w:tcBorders>
+          <w:top w:val="double" w:color="9BBB59" w:themeColor="accent3" w:sz="6" w:space="0"/>
+          <w:left w:val="single" w:color="9BBB59" w:themeColor="accent3" w:sz="8" w:space="0"/>
+          <w:bottom w:val="single" w:color="9BBB59" w:themeColor="accent3" w:sz="8" w:space="0"/>
+          <w:right w:val="single" w:color="9BBB59" w:themeColor="accent3" w:sz="8" w:space="0"/>
+          <w:insideH w:val="nil"/>
+          <w:insideV w:val="single" w:color="9BBB59" w:themeColor="accent3" w:sz="8" w:space="0"/>
         </w:tcBorders>
       </w:tcPr>
     </w:tblStylePr>
     <w:tblStylePr w:type="firstCol">
       <w:rPr>
-        <w:rFonts w:asciiTheme="majorHAnsi" w:eastAsiaTheme="majorEastAsia" w:hAnsiTheme="majorHAnsi" w:cstheme="majorBidi"/>
+        <w:rFonts w:asciiTheme="majorHAnsi" w:hAnsiTheme="majorHAnsi" w:eastAsiaTheme="majorEastAsia" w:cstheme="majorBidi"/>
         <w:b/>
         <w:bCs/>
       </w:rPr>
     </w:tblStylePr>
     <w:tblStylePr w:type="lastCol">
       <w:rPr>
-        <w:rFonts w:asciiTheme="majorHAnsi" w:eastAsiaTheme="majorEastAsia" w:hAnsiTheme="majorHAnsi" w:cstheme="majorBidi"/>
-        <w:b/>
-        <w:bCs/>
-      </w:rPr>
-      <w:tblPr/>
-      <w:tcPr>
-        <w:tcBorders>
-          <w:top w:val="single" w:sz="8" w:space="0" w:color="9BBB59" w:themeColor="accent3"/>
-          <w:left w:val="single" w:sz="8" w:space="0" w:color="9BBB59" w:themeColor="accent3"/>
-          <w:bottom w:val="single" w:sz="8" w:space="0" w:color="9BBB59" w:themeColor="accent3"/>
-          <w:right w:val="single" w:sz="8" w:space="0" w:color="9BBB59" w:themeColor="accent3"/>
+        <w:rFonts w:asciiTheme="majorHAnsi" w:hAnsiTheme="majorHAnsi" w:eastAsiaTheme="majorEastAsia" w:cstheme="majorBidi"/>
+        <w:b/>
+        <w:bCs/>
+      </w:rPr>
+      <w:tblPr/>
+      <w:tcPr>
+        <w:tcBorders>
+          <w:top w:val="single" w:color="9BBB59" w:themeColor="accent3" w:sz="8" w:space="0"/>
+          <w:left w:val="single" w:color="9BBB59" w:themeColor="accent3" w:sz="8" w:space="0"/>
+          <w:bottom w:val="single" w:color="9BBB59" w:themeColor="accent3" w:sz="8" w:space="0"/>
+          <w:right w:val="single" w:color="9BBB59" w:themeColor="accent3" w:sz="8" w:space="0"/>
         </w:tcBorders>
       </w:tcPr>
     </w:tblStylePr>
@@ -7910,10 +8163,10 @@
       <w:tblPr/>
       <w:tcPr>
         <w:tcBorders>
-          <w:top w:val="single" w:sz="8" w:space="0" w:color="9BBB59" w:themeColor="accent3"/>
-          <w:left w:val="single" w:sz="8" w:space="0" w:color="9BBB59" w:themeColor="accent3"/>
-          <w:bottom w:val="single" w:sz="8" w:space="0" w:color="9BBB59" w:themeColor="accent3"/>
-          <w:right w:val="single" w:sz="8" w:space="0" w:color="9BBB59" w:themeColor="accent3"/>
+          <w:top w:val="single" w:color="9BBB59" w:themeColor="accent3" w:sz="8" w:space="0"/>
+          <w:left w:val="single" w:color="9BBB59" w:themeColor="accent3" w:sz="8" w:space="0"/>
+          <w:bottom w:val="single" w:color="9BBB59" w:themeColor="accent3" w:sz="8" w:space="0"/>
+          <w:right w:val="single" w:color="9BBB59" w:themeColor="accent3" w:sz="8" w:space="0"/>
         </w:tcBorders>
         <w:shd w:val="clear" w:color="auto" w:fill="E6EED5" w:themeFill="accent3" w:themeFillTint="3F"/>
       </w:tcPr>
@@ -7922,11 +8175,11 @@
       <w:tblPr/>
       <w:tcPr>
         <w:tcBorders>
-          <w:top w:val="single" w:sz="8" w:space="0" w:color="9BBB59" w:themeColor="accent3"/>
-          <w:left w:val="single" w:sz="8" w:space="0" w:color="9BBB59" w:themeColor="accent3"/>
-          <w:bottom w:val="single" w:sz="8" w:space="0" w:color="9BBB59" w:themeColor="accent3"/>
-          <w:right w:val="single" w:sz="8" w:space="0" w:color="9BBB59" w:themeColor="accent3"/>
-          <w:insideV w:val="single" w:sz="8" w:space="0" w:color="9BBB59" w:themeColor="accent3"/>
+          <w:top w:val="single" w:color="9BBB59" w:themeColor="accent3" w:sz="8" w:space="0"/>
+          <w:left w:val="single" w:color="9BBB59" w:themeColor="accent3" w:sz="8" w:space="0"/>
+          <w:bottom w:val="single" w:color="9BBB59" w:themeColor="accent3" w:sz="8" w:space="0"/>
+          <w:right w:val="single" w:color="9BBB59" w:themeColor="accent3" w:sz="8" w:space="0"/>
+          <w:insideV w:val="single" w:color="9BBB59" w:themeColor="accent3" w:sz="8" w:space="0"/>
         </w:tcBorders>
         <w:shd w:val="clear" w:color="auto" w:fill="E6EED5" w:themeFill="accent3" w:themeFillTint="3F"/>
       </w:tcPr>
@@ -7935,11 +8188,11 @@
       <w:tblPr/>
       <w:tcPr>
         <w:tcBorders>
-          <w:top w:val="single" w:sz="8" w:space="0" w:color="9BBB59" w:themeColor="accent3"/>
-          <w:left w:val="single" w:sz="8" w:space="0" w:color="9BBB59" w:themeColor="accent3"/>
-          <w:bottom w:val="single" w:sz="8" w:space="0" w:color="9BBB59" w:themeColor="accent3"/>
-          <w:right w:val="single" w:sz="8" w:space="0" w:color="9BBB59" w:themeColor="accent3"/>
-          <w:insideV w:val="single" w:sz="8" w:space="0" w:color="9BBB59" w:themeColor="accent3"/>
+          <w:top w:val="single" w:color="9BBB59" w:themeColor="accent3" w:sz="8" w:space="0"/>
+          <w:left w:val="single" w:color="9BBB59" w:themeColor="accent3" w:sz="8" w:space="0"/>
+          <w:bottom w:val="single" w:color="9BBB59" w:themeColor="accent3" w:sz="8" w:space="0"/>
+          <w:right w:val="single" w:color="9BBB59" w:themeColor="accent3" w:sz="8" w:space="0"/>
+          <w:insideV w:val="single" w:color="9BBB59" w:themeColor="accent3" w:sz="8" w:space="0"/>
         </w:tcBorders>
       </w:tcPr>
     </w:tblStylePr>
@@ -7956,12 +8209,12 @@
       <w:tblStyleRowBandSize w:val="1"/>
       <w:tblStyleColBandSize w:val="1"/>
       <w:tblBorders>
-        <w:top w:val="single" w:sz="8" w:space="0" w:color="8064A2" w:themeColor="accent4"/>
-        <w:left w:val="single" w:sz="8" w:space="0" w:color="8064A2" w:themeColor="accent4"/>
-        <w:bottom w:val="single" w:sz="8" w:space="0" w:color="8064A2" w:themeColor="accent4"/>
-        <w:right w:val="single" w:sz="8" w:space="0" w:color="8064A2" w:themeColor="accent4"/>
-        <w:insideH w:val="single" w:sz="8" w:space="0" w:color="8064A2" w:themeColor="accent4"/>
-        <w:insideV w:val="single" w:sz="8" w:space="0" w:color="8064A2" w:themeColor="accent4"/>
+        <w:top w:val="single" w:color="8064A2" w:themeColor="accent4" w:sz="8" w:space="0"/>
+        <w:left w:val="single" w:color="8064A2" w:themeColor="accent4" w:sz="8" w:space="0"/>
+        <w:bottom w:val="single" w:color="8064A2" w:themeColor="accent4" w:sz="8" w:space="0"/>
+        <w:right w:val="single" w:color="8064A2" w:themeColor="accent4" w:sz="8" w:space="0"/>
+        <w:insideH w:val="single" w:color="8064A2" w:themeColor="accent4" w:sz="8" w:space="0"/>
+        <w:insideV w:val="single" w:color="8064A2" w:themeColor="accent4" w:sz="8" w:space="0"/>
       </w:tblBorders>
     </w:tblPr>
     <w:tblStylePr w:type="firstRow">
@@ -7969,19 +8222,19 @@
         <w:spacing w:before="0" w:after="0" w:line="240" w:lineRule="auto"/>
       </w:pPr>
       <w:rPr>
-        <w:rFonts w:asciiTheme="majorHAnsi" w:eastAsiaTheme="majorEastAsia" w:hAnsiTheme="majorHAnsi" w:cstheme="majorBidi"/>
-        <w:b/>
-        <w:bCs/>
-      </w:rPr>
-      <w:tblPr/>
-      <w:tcPr>
-        <w:tcBorders>
-          <w:top w:val="single" w:sz="8" w:space="0" w:color="8064A2" w:themeColor="accent4"/>
-          <w:left w:val="single" w:sz="8" w:space="0" w:color="8064A2" w:themeColor="accent4"/>
-          <w:bottom w:val="single" w:sz="18" w:space="0" w:color="8064A2" w:themeColor="accent4"/>
-          <w:right w:val="single" w:sz="8" w:space="0" w:color="8064A2" w:themeColor="accent4"/>
-          <w:insideH w:val="nil"/>
-          <w:insideV w:val="single" w:sz="8" w:space="0" w:color="8064A2" w:themeColor="accent4"/>
+        <w:rFonts w:asciiTheme="majorHAnsi" w:hAnsiTheme="majorHAnsi" w:eastAsiaTheme="majorEastAsia" w:cstheme="majorBidi"/>
+        <w:b/>
+        <w:bCs/>
+      </w:rPr>
+      <w:tblPr/>
+      <w:tcPr>
+        <w:tcBorders>
+          <w:top w:val="single" w:color="8064A2" w:themeColor="accent4" w:sz="8" w:space="0"/>
+          <w:left w:val="single" w:color="8064A2" w:themeColor="accent4" w:sz="8" w:space="0"/>
+          <w:bottom w:val="single" w:color="8064A2" w:themeColor="accent4" w:sz="18" w:space="0"/>
+          <w:right w:val="single" w:color="8064A2" w:themeColor="accent4" w:sz="8" w:space="0"/>
+          <w:insideH w:val="nil"/>
+          <w:insideV w:val="single" w:color="8064A2" w:themeColor="accent4" w:sz="8" w:space="0"/>
         </w:tcBorders>
       </w:tcPr>
     </w:tblStylePr>
@@ -7990,42 +8243,42 @@
         <w:spacing w:before="0" w:after="0" w:line="240" w:lineRule="auto"/>
       </w:pPr>
       <w:rPr>
-        <w:rFonts w:asciiTheme="majorHAnsi" w:eastAsiaTheme="majorEastAsia" w:hAnsiTheme="majorHAnsi" w:cstheme="majorBidi"/>
-        <w:b/>
-        <w:bCs/>
-      </w:rPr>
-      <w:tblPr/>
-      <w:tcPr>
-        <w:tcBorders>
-          <w:top w:val="double" w:sz="6" w:space="0" w:color="8064A2" w:themeColor="accent4"/>
-          <w:left w:val="single" w:sz="8" w:space="0" w:color="8064A2" w:themeColor="accent4"/>
-          <w:bottom w:val="single" w:sz="8" w:space="0" w:color="8064A2" w:themeColor="accent4"/>
-          <w:right w:val="single" w:sz="8" w:space="0" w:color="8064A2" w:themeColor="accent4"/>
-          <w:insideH w:val="nil"/>
-          <w:insideV w:val="single" w:sz="8" w:space="0" w:color="8064A2" w:themeColor="accent4"/>
+        <w:rFonts w:asciiTheme="majorHAnsi" w:hAnsiTheme="majorHAnsi" w:eastAsiaTheme="majorEastAsia" w:cstheme="majorBidi"/>
+        <w:b/>
+        <w:bCs/>
+      </w:rPr>
+      <w:tblPr/>
+      <w:tcPr>
+        <w:tcBorders>
+          <w:top w:val="double" w:color="8064A2" w:themeColor="accent4" w:sz="6" w:space="0"/>
+          <w:left w:val="single" w:color="8064A2" w:themeColor="accent4" w:sz="8" w:space="0"/>
+          <w:bottom w:val="single" w:color="8064A2" w:themeColor="accent4" w:sz="8" w:space="0"/>
+          <w:right w:val="single" w:color="8064A2" w:themeColor="accent4" w:sz="8" w:space="0"/>
+          <w:insideH w:val="nil"/>
+          <w:insideV w:val="single" w:color="8064A2" w:themeColor="accent4" w:sz="8" w:space="0"/>
         </w:tcBorders>
       </w:tcPr>
     </w:tblStylePr>
     <w:tblStylePr w:type="firstCol">
       <w:rPr>
-        <w:rFonts w:asciiTheme="majorHAnsi" w:eastAsiaTheme="majorEastAsia" w:hAnsiTheme="majorHAnsi" w:cstheme="majorBidi"/>
+        <w:rFonts w:asciiTheme="majorHAnsi" w:hAnsiTheme="majorHAnsi" w:eastAsiaTheme="majorEastAsia" w:cstheme="majorBidi"/>
         <w:b/>
         <w:bCs/>
       </w:rPr>
     </w:tblStylePr>
     <w:tblStylePr w:type="lastCol">
       <w:rPr>
-        <w:rFonts w:asciiTheme="majorHAnsi" w:eastAsiaTheme="majorEastAsia" w:hAnsiTheme="majorHAnsi" w:cstheme="majorBidi"/>
-        <w:b/>
-        <w:bCs/>
-      </w:rPr>
-      <w:tblPr/>
-      <w:tcPr>
-        <w:tcBorders>
-          <w:top w:val="single" w:sz="8" w:space="0" w:color="8064A2" w:themeColor="accent4"/>
-          <w:left w:val="single" w:sz="8" w:space="0" w:color="8064A2" w:themeColor="accent4"/>
-          <w:bottom w:val="single" w:sz="8" w:space="0" w:color="8064A2" w:themeColor="accent4"/>
-          <w:right w:val="single" w:sz="8" w:space="0" w:color="8064A2" w:themeColor="accent4"/>
+        <w:rFonts w:asciiTheme="majorHAnsi" w:hAnsiTheme="majorHAnsi" w:eastAsiaTheme="majorEastAsia" w:cstheme="majorBidi"/>
+        <w:b/>
+        <w:bCs/>
+      </w:rPr>
+      <w:tblPr/>
+      <w:tcPr>
+        <w:tcBorders>
+          <w:top w:val="single" w:color="8064A2" w:themeColor="accent4" w:sz="8" w:space="0"/>
+          <w:left w:val="single" w:color="8064A2" w:themeColor="accent4" w:sz="8" w:space="0"/>
+          <w:bottom w:val="single" w:color="8064A2" w:themeColor="accent4" w:sz="8" w:space="0"/>
+          <w:right w:val="single" w:color="8064A2" w:themeColor="accent4" w:sz="8" w:space="0"/>
         </w:tcBorders>
       </w:tcPr>
     </w:tblStylePr>
@@ -8033,10 +8286,10 @@
       <w:tblPr/>
       <w:tcPr>
         <w:tcBorders>
-          <w:top w:val="single" w:sz="8" w:space="0" w:color="8064A2" w:themeColor="accent4"/>
-          <w:left w:val="single" w:sz="8" w:space="0" w:color="8064A2" w:themeColor="accent4"/>
-          <w:bottom w:val="single" w:sz="8" w:space="0" w:color="8064A2" w:themeColor="accent4"/>
-          <w:right w:val="single" w:sz="8" w:space="0" w:color="8064A2" w:themeColor="accent4"/>
+          <w:top w:val="single" w:color="8064A2" w:themeColor="accent4" w:sz="8" w:space="0"/>
+          <w:left w:val="single" w:color="8064A2" w:themeColor="accent4" w:sz="8" w:space="0"/>
+          <w:bottom w:val="single" w:color="8064A2" w:themeColor="accent4" w:sz="8" w:space="0"/>
+          <w:right w:val="single" w:color="8064A2" w:themeColor="accent4" w:sz="8" w:space="0"/>
         </w:tcBorders>
         <w:shd w:val="clear" w:color="auto" w:fill="DFD8E8" w:themeFill="accent4" w:themeFillTint="3F"/>
       </w:tcPr>
@@ -8045,11 +8298,11 @@
       <w:tblPr/>
       <w:tcPr>
         <w:tcBorders>
-          <w:top w:val="single" w:sz="8" w:space="0" w:color="8064A2" w:themeColor="accent4"/>
-          <w:left w:val="single" w:sz="8" w:space="0" w:color="8064A2" w:themeColor="accent4"/>
-          <w:bottom w:val="single" w:sz="8" w:space="0" w:color="8064A2" w:themeColor="accent4"/>
-          <w:right w:val="single" w:sz="8" w:space="0" w:color="8064A2" w:themeColor="accent4"/>
-          <w:insideV w:val="single" w:sz="8" w:space="0" w:color="8064A2" w:themeColor="accent4"/>
+          <w:top w:val="single" w:color="8064A2" w:themeColor="accent4" w:sz="8" w:space="0"/>
+          <w:left w:val="single" w:color="8064A2" w:themeColor="accent4" w:sz="8" w:space="0"/>
+          <w:bottom w:val="single" w:color="8064A2" w:themeColor="accent4" w:sz="8" w:space="0"/>
+          <w:right w:val="single" w:color="8064A2" w:themeColor="accent4" w:sz="8" w:space="0"/>
+          <w:insideV w:val="single" w:color="8064A2" w:themeColor="accent4" w:sz="8" w:space="0"/>
         </w:tcBorders>
         <w:shd w:val="clear" w:color="auto" w:fill="DFD8E8" w:themeFill="accent4" w:themeFillTint="3F"/>
       </w:tcPr>
@@ -8058,11 +8311,11 @@
       <w:tblPr/>
       <w:tcPr>
         <w:tcBorders>
-          <w:top w:val="single" w:sz="8" w:space="0" w:color="8064A2" w:themeColor="accent4"/>
-          <w:left w:val="single" w:sz="8" w:space="0" w:color="8064A2" w:themeColor="accent4"/>
-          <w:bottom w:val="single" w:sz="8" w:space="0" w:color="8064A2" w:themeColor="accent4"/>
-          <w:right w:val="single" w:sz="8" w:space="0" w:color="8064A2" w:themeColor="accent4"/>
-          <w:insideV w:val="single" w:sz="8" w:space="0" w:color="8064A2" w:themeColor="accent4"/>
+          <w:top w:val="single" w:color="8064A2" w:themeColor="accent4" w:sz="8" w:space="0"/>
+          <w:left w:val="single" w:color="8064A2" w:themeColor="accent4" w:sz="8" w:space="0"/>
+          <w:bottom w:val="single" w:color="8064A2" w:themeColor="accent4" w:sz="8" w:space="0"/>
+          <w:right w:val="single" w:color="8064A2" w:themeColor="accent4" w:sz="8" w:space="0"/>
+          <w:insideV w:val="single" w:color="8064A2" w:themeColor="accent4" w:sz="8" w:space="0"/>
         </w:tcBorders>
       </w:tcPr>
     </w:tblStylePr>
@@ -8079,12 +8332,12 @@
       <w:tblStyleRowBandSize w:val="1"/>
       <w:tblStyleColBandSize w:val="1"/>
       <w:tblBorders>
-        <w:top w:val="single" w:sz="8" w:space="0" w:color="4BACC6" w:themeColor="accent5"/>
-        <w:left w:val="single" w:sz="8" w:space="0" w:color="4BACC6" w:themeColor="accent5"/>
-        <w:bottom w:val="single" w:sz="8" w:space="0" w:color="4BACC6" w:themeColor="accent5"/>
-        <w:right w:val="single" w:sz="8" w:space="0" w:color="4BACC6" w:themeColor="accent5"/>
-        <w:insideH w:val="single" w:sz="8" w:space="0" w:color="4BACC6" w:themeColor="accent5"/>
-        <w:insideV w:val="single" w:sz="8" w:space="0" w:color="4BACC6" w:themeColor="accent5"/>
+        <w:top w:val="single" w:color="4BACC6" w:themeColor="accent5" w:sz="8" w:space="0"/>
+        <w:left w:val="single" w:color="4BACC6" w:themeColor="accent5" w:sz="8" w:space="0"/>
+        <w:bottom w:val="single" w:color="4BACC6" w:themeColor="accent5" w:sz="8" w:space="0"/>
+        <w:right w:val="single" w:color="4BACC6" w:themeColor="accent5" w:sz="8" w:space="0"/>
+        <w:insideH w:val="single" w:color="4BACC6" w:themeColor="accent5" w:sz="8" w:space="0"/>
+        <w:insideV w:val="single" w:color="4BACC6" w:themeColor="accent5" w:sz="8" w:space="0"/>
       </w:tblBorders>
     </w:tblPr>
     <w:tblStylePr w:type="firstRow">
@@ -8092,19 +8345,19 @@
         <w:spacing w:before="0" w:after="0" w:line="240" w:lineRule="auto"/>
       </w:pPr>
       <w:rPr>
-        <w:rFonts w:asciiTheme="majorHAnsi" w:eastAsiaTheme="majorEastAsia" w:hAnsiTheme="majorHAnsi" w:cstheme="majorBidi"/>
-        <w:b/>
-        <w:bCs/>
-      </w:rPr>
-      <w:tblPr/>
-      <w:tcPr>
-        <w:tcBorders>
-          <w:top w:val="single" w:sz="8" w:space="0" w:color="4BACC6" w:themeColor="accent5"/>
-          <w:left w:val="single" w:sz="8" w:space="0" w:color="4BACC6" w:themeColor="accent5"/>
-          <w:bottom w:val="single" w:sz="18" w:space="0" w:color="4BACC6" w:themeColor="accent5"/>
-          <w:right w:val="single" w:sz="8" w:space="0" w:color="4BACC6" w:themeColor="accent5"/>
-          <w:insideH w:val="nil"/>
-          <w:insideV w:val="single" w:sz="8" w:space="0" w:color="4BACC6" w:themeColor="accent5"/>
+        <w:rFonts w:asciiTheme="majorHAnsi" w:hAnsiTheme="majorHAnsi" w:eastAsiaTheme="majorEastAsia" w:cstheme="majorBidi"/>
+        <w:b/>
+        <w:bCs/>
+      </w:rPr>
+      <w:tblPr/>
+      <w:tcPr>
+        <w:tcBorders>
+          <w:top w:val="single" w:color="4BACC6" w:themeColor="accent5" w:sz="8" w:space="0"/>
+          <w:left w:val="single" w:color="4BACC6" w:themeColor="accent5" w:sz="8" w:space="0"/>
+          <w:bottom w:val="single" w:color="4BACC6" w:themeColor="accent5" w:sz="18" w:space="0"/>
+          <w:right w:val="single" w:color="4BACC6" w:themeColor="accent5" w:sz="8" w:space="0"/>
+          <w:insideH w:val="nil"/>
+          <w:insideV w:val="single" w:color="4BACC6" w:themeColor="accent5" w:sz="8" w:space="0"/>
         </w:tcBorders>
       </w:tcPr>
     </w:tblStylePr>
@@ -8113,42 +8366,42 @@
         <w:spacing w:before="0" w:after="0" w:line="240" w:lineRule="auto"/>
       </w:pPr>
       <w:rPr>
-        <w:rFonts w:asciiTheme="majorHAnsi" w:eastAsiaTheme="majorEastAsia" w:hAnsiTheme="majorHAnsi" w:cstheme="majorBidi"/>
-        <w:b/>
-        <w:bCs/>
-      </w:rPr>
-      <w:tblPr/>
-      <w:tcPr>
-        <w:tcBorders>
-          <w:top w:val="double" w:sz="6" w:space="0" w:color="4BACC6" w:themeColor="accent5"/>
-          <w:left w:val="single" w:sz="8" w:space="0" w:color="4BACC6" w:themeColor="accent5"/>
-          <w:bottom w:val="single" w:sz="8" w:space="0" w:color="4BACC6" w:themeColor="accent5"/>
-          <w:right w:val="single" w:sz="8" w:space="0" w:color="4BACC6" w:themeColor="accent5"/>
-          <w:insideH w:val="nil"/>
-          <w:insideV w:val="single" w:sz="8" w:space="0" w:color="4BACC6" w:themeColor="accent5"/>
+        <w:rFonts w:asciiTheme="majorHAnsi" w:hAnsiTheme="majorHAnsi" w:eastAsiaTheme="majorEastAsia" w:cstheme="majorBidi"/>
+        <w:b/>
+        <w:bCs/>
+      </w:rPr>
+      <w:tblPr/>
+      <w:tcPr>
+        <w:tcBorders>
+          <w:top w:val="double" w:color="4BACC6" w:themeColor="accent5" w:sz="6" w:space="0"/>
+          <w:left w:val="single" w:color="4BACC6" w:themeColor="accent5" w:sz="8" w:space="0"/>
+          <w:bottom w:val="single" w:color="4BACC6" w:themeColor="accent5" w:sz="8" w:space="0"/>
+          <w:right w:val="single" w:color="4BACC6" w:themeColor="accent5" w:sz="8" w:space="0"/>
+          <w:insideH w:val="nil"/>
+          <w:insideV w:val="single" w:color="4BACC6" w:themeColor="accent5" w:sz="8" w:space="0"/>
         </w:tcBorders>
       </w:tcPr>
     </w:tblStylePr>
     <w:tblStylePr w:type="firstCol">
       <w:rPr>
-        <w:rFonts w:asciiTheme="majorHAnsi" w:eastAsiaTheme="majorEastAsia" w:hAnsiTheme="majorHAnsi" w:cstheme="majorBidi"/>
+        <w:rFonts w:asciiTheme="majorHAnsi" w:hAnsiTheme="majorHAnsi" w:eastAsiaTheme="majorEastAsia" w:cstheme="majorBidi"/>
         <w:b/>
         <w:bCs/>
       </w:rPr>
     </w:tblStylePr>
     <w:tblStylePr w:type="lastCol">
       <w:rPr>
-        <w:rFonts w:asciiTheme="majorHAnsi" w:eastAsiaTheme="majorEastAsia" w:hAnsiTheme="majorHAnsi" w:cstheme="majorBidi"/>
-        <w:b/>
-        <w:bCs/>
-      </w:rPr>
-      <w:tblPr/>
-      <w:tcPr>
-        <w:tcBorders>
-          <w:top w:val="single" w:sz="8" w:space="0" w:color="4BACC6" w:themeColor="accent5"/>
-          <w:left w:val="single" w:sz="8" w:space="0" w:color="4BACC6" w:themeColor="accent5"/>
-          <w:bottom w:val="single" w:sz="8" w:space="0" w:color="4BACC6" w:themeColor="accent5"/>
-          <w:right w:val="single" w:sz="8" w:space="0" w:color="4BACC6" w:themeColor="accent5"/>
+        <w:rFonts w:asciiTheme="majorHAnsi" w:hAnsiTheme="majorHAnsi" w:eastAsiaTheme="majorEastAsia" w:cstheme="majorBidi"/>
+        <w:b/>
+        <w:bCs/>
+      </w:rPr>
+      <w:tblPr/>
+      <w:tcPr>
+        <w:tcBorders>
+          <w:top w:val="single" w:color="4BACC6" w:themeColor="accent5" w:sz="8" w:space="0"/>
+          <w:left w:val="single" w:color="4BACC6" w:themeColor="accent5" w:sz="8" w:space="0"/>
+          <w:bottom w:val="single" w:color="4BACC6" w:themeColor="accent5" w:sz="8" w:space="0"/>
+          <w:right w:val="single" w:color="4BACC6" w:themeColor="accent5" w:sz="8" w:space="0"/>
         </w:tcBorders>
       </w:tcPr>
     </w:tblStylePr>
@@ -8156,10 +8409,10 @@
       <w:tblPr/>
       <w:tcPr>
         <w:tcBorders>
-          <w:top w:val="single" w:sz="8" w:space="0" w:color="4BACC6" w:themeColor="accent5"/>
-          <w:left w:val="single" w:sz="8" w:space="0" w:color="4BACC6" w:themeColor="accent5"/>
-          <w:bottom w:val="single" w:sz="8" w:space="0" w:color="4BACC6" w:themeColor="accent5"/>
-          <w:right w:val="single" w:sz="8" w:space="0" w:color="4BACC6" w:themeColor="accent5"/>
+          <w:top w:val="single" w:color="4BACC6" w:themeColor="accent5" w:sz="8" w:space="0"/>
+          <w:left w:val="single" w:color="4BACC6" w:themeColor="accent5" w:sz="8" w:space="0"/>
+          <w:bottom w:val="single" w:color="4BACC6" w:themeColor="accent5" w:sz="8" w:space="0"/>
+          <w:right w:val="single" w:color="4BACC6" w:themeColor="accent5" w:sz="8" w:space="0"/>
         </w:tcBorders>
         <w:shd w:val="clear" w:color="auto" w:fill="D2EAF1" w:themeFill="accent5" w:themeFillTint="3F"/>
       </w:tcPr>
@@ -8168,11 +8421,11 @@
       <w:tblPr/>
       <w:tcPr>
         <w:tcBorders>
-          <w:top w:val="single" w:sz="8" w:space="0" w:color="4BACC6" w:themeColor="accent5"/>
-          <w:left w:val="single" w:sz="8" w:space="0" w:color="4BACC6" w:themeColor="accent5"/>
-          <w:bottom w:val="single" w:sz="8" w:space="0" w:color="4BACC6" w:themeColor="accent5"/>
-          <w:right w:val="single" w:sz="8" w:space="0" w:color="4BACC6" w:themeColor="accent5"/>
-          <w:insideV w:val="single" w:sz="8" w:space="0" w:color="4BACC6" w:themeColor="accent5"/>
+          <w:top w:val="single" w:color="4BACC6" w:themeColor="accent5" w:sz="8" w:space="0"/>
+          <w:left w:val="single" w:color="4BACC6" w:themeColor="accent5" w:sz="8" w:space="0"/>
+          <w:bottom w:val="single" w:color="4BACC6" w:themeColor="accent5" w:sz="8" w:space="0"/>
+          <w:right w:val="single" w:color="4BACC6" w:themeColor="accent5" w:sz="8" w:space="0"/>
+          <w:insideV w:val="single" w:color="4BACC6" w:themeColor="accent5" w:sz="8" w:space="0"/>
         </w:tcBorders>
         <w:shd w:val="clear" w:color="auto" w:fill="D2EAF1" w:themeFill="accent5" w:themeFillTint="3F"/>
       </w:tcPr>
@@ -8181,11 +8434,11 @@
       <w:tblPr/>
       <w:tcPr>
         <w:tcBorders>
-          <w:top w:val="single" w:sz="8" w:space="0" w:color="4BACC6" w:themeColor="accent5"/>
-          <w:left w:val="single" w:sz="8" w:space="0" w:color="4BACC6" w:themeColor="accent5"/>
-          <w:bottom w:val="single" w:sz="8" w:space="0" w:color="4BACC6" w:themeColor="accent5"/>
-          <w:right w:val="single" w:sz="8" w:space="0" w:color="4BACC6" w:themeColor="accent5"/>
-          <w:insideV w:val="single" w:sz="8" w:space="0" w:color="4BACC6" w:themeColor="accent5"/>
+          <w:top w:val="single" w:color="4BACC6" w:themeColor="accent5" w:sz="8" w:space="0"/>
+          <w:left w:val="single" w:color="4BACC6" w:themeColor="accent5" w:sz="8" w:space="0"/>
+          <w:bottom w:val="single" w:color="4BACC6" w:themeColor="accent5" w:sz="8" w:space="0"/>
+          <w:right w:val="single" w:color="4BACC6" w:themeColor="accent5" w:sz="8" w:space="0"/>
+          <w:insideV w:val="single" w:color="4BACC6" w:themeColor="accent5" w:sz="8" w:space="0"/>
         </w:tcBorders>
       </w:tcPr>
     </w:tblStylePr>
@@ -8202,12 +8455,12 @@
       <w:tblStyleRowBandSize w:val="1"/>
       <w:tblStyleColBandSize w:val="1"/>
       <w:tblBorders>
-        <w:top w:val="single" w:sz="8" w:space="0" w:color="F79646" w:themeColor="accent6"/>
-        <w:left w:val="single" w:sz="8" w:space="0" w:color="F79646" w:themeColor="accent6"/>
-        <w:bottom w:val="single" w:sz="8" w:space="0" w:color="F79646" w:themeColor="accent6"/>
-        <w:right w:val="single" w:sz="8" w:space="0" w:color="F79646" w:themeColor="accent6"/>
-        <w:insideH w:val="single" w:sz="8" w:space="0" w:color="F79646" w:themeColor="accent6"/>
-        <w:insideV w:val="single" w:sz="8" w:space="0" w:color="F79646" w:themeColor="accent6"/>
+        <w:top w:val="single" w:color="F79646" w:themeColor="accent6" w:sz="8" w:space="0"/>
+        <w:left w:val="single" w:color="F79646" w:themeColor="accent6" w:sz="8" w:space="0"/>
+        <w:bottom w:val="single" w:color="F79646" w:themeColor="accent6" w:sz="8" w:space="0"/>
+        <w:right w:val="single" w:color="F79646" w:themeColor="accent6" w:sz="8" w:space="0"/>
+        <w:insideH w:val="single" w:color="F79646" w:themeColor="accent6" w:sz="8" w:space="0"/>
+        <w:insideV w:val="single" w:color="F79646" w:themeColor="accent6" w:sz="8" w:space="0"/>
       </w:tblBorders>
     </w:tblPr>
     <w:tblStylePr w:type="firstRow">
@@ -8215,19 +8468,19 @@
         <w:spacing w:before="0" w:after="0" w:line="240" w:lineRule="auto"/>
       </w:pPr>
       <w:rPr>
-        <w:rFonts w:asciiTheme="majorHAnsi" w:eastAsiaTheme="majorEastAsia" w:hAnsiTheme="majorHAnsi" w:cstheme="majorBidi"/>
-        <w:b/>
-        <w:bCs/>
-      </w:rPr>
-      <w:tblPr/>
-      <w:tcPr>
-        <w:tcBorders>
-          <w:top w:val="single" w:sz="8" w:space="0" w:color="F79646" w:themeColor="accent6"/>
-          <w:left w:val="single" w:sz="8" w:space="0" w:color="F79646" w:themeColor="accent6"/>
-          <w:bottom w:val="single" w:sz="18" w:space="0" w:color="F79646" w:themeColor="accent6"/>
-          <w:right w:val="single" w:sz="8" w:space="0" w:color="F79646" w:themeColor="accent6"/>
-          <w:insideH w:val="nil"/>
-          <w:insideV w:val="single" w:sz="8" w:space="0" w:color="F79646" w:themeColor="accent6"/>
+        <w:rFonts w:asciiTheme="majorHAnsi" w:hAnsiTheme="majorHAnsi" w:eastAsiaTheme="majorEastAsia" w:cstheme="majorBidi"/>
+        <w:b/>
+        <w:bCs/>
+      </w:rPr>
+      <w:tblPr/>
+      <w:tcPr>
+        <w:tcBorders>
+          <w:top w:val="single" w:color="F79646" w:themeColor="accent6" w:sz="8" w:space="0"/>
+          <w:left w:val="single" w:color="F79646" w:themeColor="accent6" w:sz="8" w:space="0"/>
+          <w:bottom w:val="single" w:color="F79646" w:themeColor="accent6" w:sz="18" w:space="0"/>
+          <w:right w:val="single" w:color="F79646" w:themeColor="accent6" w:sz="8" w:space="0"/>
+          <w:insideH w:val="nil"/>
+          <w:insideV w:val="single" w:color="F79646" w:themeColor="accent6" w:sz="8" w:space="0"/>
         </w:tcBorders>
       </w:tcPr>
     </w:tblStylePr>
@@ -8236,42 +8489,42 @@
         <w:spacing w:before="0" w:after="0" w:line="240" w:lineRule="auto"/>
       </w:pPr>
       <w:rPr>
-        <w:rFonts w:asciiTheme="majorHAnsi" w:eastAsiaTheme="majorEastAsia" w:hAnsiTheme="majorHAnsi" w:cstheme="majorBidi"/>
-        <w:b/>
-        <w:bCs/>
-      </w:rPr>
-      <w:tblPr/>
-      <w:tcPr>
-        <w:tcBorders>
-          <w:top w:val="double" w:sz="6" w:space="0" w:color="F79646" w:themeColor="accent6"/>
-          <w:left w:val="single" w:sz="8" w:space="0" w:color="F79646" w:themeColor="accent6"/>
-          <w:bottom w:val="single" w:sz="8" w:space="0" w:color="F79646" w:themeColor="accent6"/>
-          <w:right w:val="single" w:sz="8" w:space="0" w:color="F79646" w:themeColor="accent6"/>
-          <w:insideH w:val="nil"/>
-          <w:insideV w:val="single" w:sz="8" w:space="0" w:color="F79646" w:themeColor="accent6"/>
+        <w:rFonts w:asciiTheme="majorHAnsi" w:hAnsiTheme="majorHAnsi" w:eastAsiaTheme="majorEastAsia" w:cstheme="majorBidi"/>
+        <w:b/>
+        <w:bCs/>
+      </w:rPr>
+      <w:tblPr/>
+      <w:tcPr>
+        <w:tcBorders>
+          <w:top w:val="double" w:color="F79646" w:themeColor="accent6" w:sz="6" w:space="0"/>
+          <w:left w:val="single" w:color="F79646" w:themeColor="accent6" w:sz="8" w:space="0"/>
+          <w:bottom w:val="single" w:color="F79646" w:themeColor="accent6" w:sz="8" w:space="0"/>
+          <w:right w:val="single" w:color="F79646" w:themeColor="accent6" w:sz="8" w:space="0"/>
+          <w:insideH w:val="nil"/>
+          <w:insideV w:val="single" w:color="F79646" w:themeColor="accent6" w:sz="8" w:space="0"/>
         </w:tcBorders>
       </w:tcPr>
     </w:tblStylePr>
     <w:tblStylePr w:type="firstCol">
       <w:rPr>
-        <w:rFonts w:asciiTheme="majorHAnsi" w:eastAsiaTheme="majorEastAsia" w:hAnsiTheme="majorHAnsi" w:cstheme="majorBidi"/>
+        <w:rFonts w:asciiTheme="majorHAnsi" w:hAnsiTheme="majorHAnsi" w:eastAsiaTheme="majorEastAsia" w:cstheme="majorBidi"/>
         <w:b/>
         <w:bCs/>
       </w:rPr>
     </w:tblStylePr>
     <w:tblStylePr w:type="lastCol">
       <w:rPr>
-        <w:rFonts w:asciiTheme="majorHAnsi" w:eastAsiaTheme="majorEastAsia" w:hAnsiTheme="majorHAnsi" w:cstheme="majorBidi"/>
-        <w:b/>
-        <w:bCs/>
-      </w:rPr>
-      <w:tblPr/>
-      <w:tcPr>
-        <w:tcBorders>
-          <w:top w:val="single" w:sz="8" w:space="0" w:color="F79646" w:themeColor="accent6"/>
-          <w:left w:val="single" w:sz="8" w:space="0" w:color="F79646" w:themeColor="accent6"/>
-          <w:bottom w:val="single" w:sz="8" w:space="0" w:color="F79646" w:themeColor="accent6"/>
-          <w:right w:val="single" w:sz="8" w:space="0" w:color="F79646" w:themeColor="accent6"/>
+        <w:rFonts w:asciiTheme="majorHAnsi" w:hAnsiTheme="majorHAnsi" w:eastAsiaTheme="majorEastAsia" w:cstheme="majorBidi"/>
+        <w:b/>
+        <w:bCs/>
+      </w:rPr>
+      <w:tblPr/>
+      <w:tcPr>
+        <w:tcBorders>
+          <w:top w:val="single" w:color="F79646" w:themeColor="accent6" w:sz="8" w:space="0"/>
+          <w:left w:val="single" w:color="F79646" w:themeColor="accent6" w:sz="8" w:space="0"/>
+          <w:bottom w:val="single" w:color="F79646" w:themeColor="accent6" w:sz="8" w:space="0"/>
+          <w:right w:val="single" w:color="F79646" w:themeColor="accent6" w:sz="8" w:space="0"/>
         </w:tcBorders>
       </w:tcPr>
     </w:tblStylePr>
@@ -8279,10 +8532,10 @@
       <w:tblPr/>
       <w:tcPr>
         <w:tcBorders>
-          <w:top w:val="single" w:sz="8" w:space="0" w:color="F79646" w:themeColor="accent6"/>
-          <w:left w:val="single" w:sz="8" w:space="0" w:color="F79646" w:themeColor="accent6"/>
-          <w:bottom w:val="single" w:sz="8" w:space="0" w:color="F79646" w:themeColor="accent6"/>
-          <w:right w:val="single" w:sz="8" w:space="0" w:color="F79646" w:themeColor="accent6"/>
+          <w:top w:val="single" w:color="F79646" w:themeColor="accent6" w:sz="8" w:space="0"/>
+          <w:left w:val="single" w:color="F79646" w:themeColor="accent6" w:sz="8" w:space="0"/>
+          <w:bottom w:val="single" w:color="F79646" w:themeColor="accent6" w:sz="8" w:space="0"/>
+          <w:right w:val="single" w:color="F79646" w:themeColor="accent6" w:sz="8" w:space="0"/>
         </w:tcBorders>
         <w:shd w:val="clear" w:color="auto" w:fill="FDE4D0" w:themeFill="accent6" w:themeFillTint="3F"/>
       </w:tcPr>
@@ -8291,11 +8544,11 @@
       <w:tblPr/>
       <w:tcPr>
         <w:tcBorders>
-          <w:top w:val="single" w:sz="8" w:space="0" w:color="F79646" w:themeColor="accent6"/>
-          <w:left w:val="single" w:sz="8" w:space="0" w:color="F79646" w:themeColor="accent6"/>
-          <w:bottom w:val="single" w:sz="8" w:space="0" w:color="F79646" w:themeColor="accent6"/>
-          <w:right w:val="single" w:sz="8" w:space="0" w:color="F79646" w:themeColor="accent6"/>
-          <w:insideV w:val="single" w:sz="8" w:space="0" w:color="F79646" w:themeColor="accent6"/>
+          <w:top w:val="single" w:color="F79646" w:themeColor="accent6" w:sz="8" w:space="0"/>
+          <w:left w:val="single" w:color="F79646" w:themeColor="accent6" w:sz="8" w:space="0"/>
+          <w:bottom w:val="single" w:color="F79646" w:themeColor="accent6" w:sz="8" w:space="0"/>
+          <w:right w:val="single" w:color="F79646" w:themeColor="accent6" w:sz="8" w:space="0"/>
+          <w:insideV w:val="single" w:color="F79646" w:themeColor="accent6" w:sz="8" w:space="0"/>
         </w:tcBorders>
         <w:shd w:val="clear" w:color="auto" w:fill="FDE4D0" w:themeFill="accent6" w:themeFillTint="3F"/>
       </w:tcPr>
@@ -8304,11 +8557,11 @@
       <w:tblPr/>
       <w:tcPr>
         <w:tcBorders>
-          <w:top w:val="single" w:sz="8" w:space="0" w:color="F79646" w:themeColor="accent6"/>
-          <w:left w:val="single" w:sz="8" w:space="0" w:color="F79646" w:themeColor="accent6"/>
-          <w:bottom w:val="single" w:sz="8" w:space="0" w:color="F79646" w:themeColor="accent6"/>
-          <w:right w:val="single" w:sz="8" w:space="0" w:color="F79646" w:themeColor="accent6"/>
-          <w:insideV w:val="single" w:sz="8" w:space="0" w:color="F79646" w:themeColor="accent6"/>
+          <w:top w:val="single" w:color="F79646" w:themeColor="accent6" w:sz="8" w:space="0"/>
+          <w:left w:val="single" w:color="F79646" w:themeColor="accent6" w:sz="8" w:space="0"/>
+          <w:bottom w:val="single" w:color="F79646" w:themeColor="accent6" w:sz="8" w:space="0"/>
+          <w:right w:val="single" w:color="F79646" w:themeColor="accent6" w:sz="8" w:space="0"/>
+          <w:insideV w:val="single" w:color="F79646" w:themeColor="accent6" w:sz="8" w:space="0"/>
         </w:tcBorders>
       </w:tcPr>
     </w:tblStylePr>
@@ -8325,11 +8578,11 @@
       <w:tblStyleRowBandSize w:val="1"/>
       <w:tblStyleColBandSize w:val="1"/>
       <w:tblBorders>
-        <w:top w:val="single" w:sz="8" w:space="0" w:color="404040" w:themeColor="text1" w:themeTint="BF"/>
-        <w:left w:val="single" w:sz="8" w:space="0" w:color="404040" w:themeColor="text1" w:themeTint="BF"/>
-        <w:bottom w:val="single" w:sz="8" w:space="0" w:color="404040" w:themeColor="text1" w:themeTint="BF"/>
-        <w:right w:val="single" w:sz="8" w:space="0" w:color="404040" w:themeColor="text1" w:themeTint="BF"/>
-        <w:insideH w:val="single" w:sz="8" w:space="0" w:color="404040" w:themeColor="text1" w:themeTint="BF"/>
+        <w:top w:val="single" w:color="404040" w:themeColor="text1" w:themeTint="BF" w:sz="8" w:space="0"/>
+        <w:left w:val="single" w:color="404040" w:themeColor="text1" w:themeTint="BF" w:sz="8" w:space="0"/>
+        <w:bottom w:val="single" w:color="404040" w:themeColor="text1" w:themeTint="BF" w:sz="8" w:space="0"/>
+        <w:right w:val="single" w:color="404040" w:themeColor="text1" w:themeTint="BF" w:sz="8" w:space="0"/>
+        <w:insideH w:val="single" w:color="404040" w:themeColor="text1" w:themeTint="BF" w:sz="8" w:space="0"/>
       </w:tblBorders>
     </w:tblPr>
     <w:tblStylePr w:type="firstRow">
@@ -8344,10 +8597,10 @@
       <w:tblPr/>
       <w:tcPr>
         <w:tcBorders>
-          <w:top w:val="single" w:sz="8" w:space="0" w:color="404040" w:themeColor="text1" w:themeTint="BF"/>
-          <w:left w:val="single" w:sz="8" w:space="0" w:color="404040" w:themeColor="text1" w:themeTint="BF"/>
-          <w:bottom w:val="single" w:sz="8" w:space="0" w:color="404040" w:themeColor="text1" w:themeTint="BF"/>
-          <w:right w:val="single" w:sz="8" w:space="0" w:color="404040" w:themeColor="text1" w:themeTint="BF"/>
+          <w:top w:val="single" w:color="404040" w:themeColor="text1" w:themeTint="BF" w:sz="8" w:space="0"/>
+          <w:left w:val="single" w:color="404040" w:themeColor="text1" w:themeTint="BF" w:sz="8" w:space="0"/>
+          <w:bottom w:val="single" w:color="404040" w:themeColor="text1" w:themeTint="BF" w:sz="8" w:space="0"/>
+          <w:right w:val="single" w:color="404040" w:themeColor="text1" w:themeTint="BF" w:sz="8" w:space="0"/>
           <w:insideH w:val="nil"/>
           <w:insideV w:val="nil"/>
         </w:tcBorders>
@@ -8365,10 +8618,10 @@
       <w:tblPr/>
       <w:tcPr>
         <w:tcBorders>
-          <w:top w:val="double" w:sz="6" w:space="0" w:color="404040" w:themeColor="text1" w:themeTint="BF"/>
-          <w:left w:val="single" w:sz="8" w:space="0" w:color="404040" w:themeColor="text1" w:themeTint="BF"/>
-          <w:bottom w:val="single" w:sz="8" w:space="0" w:color="404040" w:themeColor="text1" w:themeTint="BF"/>
-          <w:right w:val="single" w:sz="8" w:space="0" w:color="404040" w:themeColor="text1" w:themeTint="BF"/>
+          <w:top w:val="double" w:color="404040" w:themeColor="text1" w:themeTint="BF" w:sz="6" w:space="0"/>
+          <w:left w:val="single" w:color="404040" w:themeColor="text1" w:themeTint="BF" w:sz="8" w:space="0"/>
+          <w:bottom w:val="single" w:color="404040" w:themeColor="text1" w:themeTint="BF" w:sz="8" w:space="0"/>
+          <w:right w:val="single" w:color="404040" w:themeColor="text1" w:themeTint="BF" w:sz="8" w:space="0"/>
           <w:insideH w:val="nil"/>
           <w:insideV w:val="nil"/>
         </w:tcBorders>
@@ -8424,11 +8677,11 @@
       <w:tblStyleRowBandSize w:val="1"/>
       <w:tblStyleColBandSize w:val="1"/>
       <w:tblBorders>
-        <w:top w:val="single" w:sz="8" w:space="0" w:color="7BA0CD" w:themeColor="accent1" w:themeTint="BF"/>
-        <w:left w:val="single" w:sz="8" w:space="0" w:color="7BA0CD" w:themeColor="accent1" w:themeTint="BF"/>
-        <w:bottom w:val="single" w:sz="8" w:space="0" w:color="7BA0CD" w:themeColor="accent1" w:themeTint="BF"/>
-        <w:right w:val="single" w:sz="8" w:space="0" w:color="7BA0CD" w:themeColor="accent1" w:themeTint="BF"/>
-        <w:insideH w:val="single" w:sz="8" w:space="0" w:color="7BA0CD" w:themeColor="accent1" w:themeTint="BF"/>
+        <w:top w:val="single" w:color="7BA0CD" w:themeColor="accent1" w:themeTint="BF" w:sz="8" w:space="0"/>
+        <w:left w:val="single" w:color="7BA0CD" w:themeColor="accent1" w:themeTint="BF" w:sz="8" w:space="0"/>
+        <w:bottom w:val="single" w:color="7BA0CD" w:themeColor="accent1" w:themeTint="BF" w:sz="8" w:space="0"/>
+        <w:right w:val="single" w:color="7BA0CD" w:themeColor="accent1" w:themeTint="BF" w:sz="8" w:space="0"/>
+        <w:insideH w:val="single" w:color="7BA0CD" w:themeColor="accent1" w:themeTint="BF" w:sz="8" w:space="0"/>
       </w:tblBorders>
     </w:tblPr>
     <w:tblStylePr w:type="firstRow">
@@ -8443,10 +8696,10 @@
       <w:tblPr/>
       <w:tcPr>
         <w:tcBorders>
-          <w:top w:val="single" w:sz="8" w:space="0" w:color="7BA0CD" w:themeColor="accent1" w:themeTint="BF"/>
-          <w:left w:val="single" w:sz="8" w:space="0" w:color="7BA0CD" w:themeColor="accent1" w:themeTint="BF"/>
-          <w:bottom w:val="single" w:sz="8" w:space="0" w:color="7BA0CD" w:themeColor="accent1" w:themeTint="BF"/>
-          <w:right w:val="single" w:sz="8" w:space="0" w:color="7BA0CD" w:themeColor="accent1" w:themeTint="BF"/>
+          <w:top w:val="single" w:color="7BA0CD" w:themeColor="accent1" w:themeTint="BF" w:sz="8" w:space="0"/>
+          <w:left w:val="single" w:color="7BA0CD" w:themeColor="accent1" w:themeTint="BF" w:sz="8" w:space="0"/>
+          <w:bottom w:val="single" w:color="7BA0CD" w:themeColor="accent1" w:themeTint="BF" w:sz="8" w:space="0"/>
+          <w:right w:val="single" w:color="7BA0CD" w:themeColor="accent1" w:themeTint="BF" w:sz="8" w:space="0"/>
           <w:insideH w:val="nil"/>
           <w:insideV w:val="nil"/>
         </w:tcBorders>
@@ -8464,10 +8717,10 @@
       <w:tblPr/>
       <w:tcPr>
         <w:tcBorders>
-          <w:top w:val="double" w:sz="6" w:space="0" w:color="7BA0CD" w:themeColor="accent1" w:themeTint="BF"/>
-          <w:left w:val="single" w:sz="8" w:space="0" w:color="7BA0CD" w:themeColor="accent1" w:themeTint="BF"/>
-          <w:bottom w:val="single" w:sz="8" w:space="0" w:color="7BA0CD" w:themeColor="accent1" w:themeTint="BF"/>
-          <w:right w:val="single" w:sz="8" w:space="0" w:color="7BA0CD" w:themeColor="accent1" w:themeTint="BF"/>
+          <w:top w:val="double" w:color="7BA0CD" w:themeColor="accent1" w:themeTint="BF" w:sz="6" w:space="0"/>
+          <w:left w:val="single" w:color="7BA0CD" w:themeColor="accent1" w:themeTint="BF" w:sz="8" w:space="0"/>
+          <w:bottom w:val="single" w:color="7BA0CD" w:themeColor="accent1" w:themeTint="BF" w:sz="8" w:space="0"/>
+          <w:right w:val="single" w:color="7BA0CD" w:themeColor="accent1" w:themeTint="BF" w:sz="8" w:space="0"/>
           <w:insideH w:val="nil"/>
           <w:insideV w:val="nil"/>
         </w:tcBorders>
@@ -8523,11 +8776,11 @@
       <w:tblStyleRowBandSize w:val="1"/>
       <w:tblStyleColBandSize w:val="1"/>
       <w:tblBorders>
-        <w:top w:val="single" w:sz="8" w:space="0" w:color="CF7B79" w:themeColor="accent2" w:themeTint="BF"/>
-        <w:left w:val="single" w:sz="8" w:space="0" w:color="CF7B79" w:themeColor="accent2" w:themeTint="BF"/>
-        <w:bottom w:val="single" w:sz="8" w:space="0" w:color="CF7B79" w:themeColor="accent2" w:themeTint="BF"/>
-        <w:right w:val="single" w:sz="8" w:space="0" w:color="CF7B79" w:themeColor="accent2" w:themeTint="BF"/>
-        <w:insideH w:val="single" w:sz="8" w:space="0" w:color="CF7B79" w:themeColor="accent2" w:themeTint="BF"/>
+        <w:top w:val="single" w:color="CF7B79" w:themeColor="accent2" w:themeTint="BF" w:sz="8" w:space="0"/>
+        <w:left w:val="single" w:color="CF7B79" w:themeColor="accent2" w:themeTint="BF" w:sz="8" w:space="0"/>
+        <w:bottom w:val="single" w:color="CF7B79" w:themeColor="accent2" w:themeTint="BF" w:sz="8" w:space="0"/>
+        <w:right w:val="single" w:color="CF7B79" w:themeColor="accent2" w:themeTint="BF" w:sz="8" w:space="0"/>
+        <w:insideH w:val="single" w:color="CF7B79" w:themeColor="accent2" w:themeTint="BF" w:sz="8" w:space="0"/>
       </w:tblBorders>
     </w:tblPr>
     <w:tblStylePr w:type="firstRow">
@@ -8542,10 +8795,10 @@
       <w:tblPr/>
       <w:tcPr>
         <w:tcBorders>
-          <w:top w:val="single" w:sz="8" w:space="0" w:color="CF7B79" w:themeColor="accent2" w:themeTint="BF"/>
-          <w:left w:val="single" w:sz="8" w:space="0" w:color="CF7B79" w:themeColor="accent2" w:themeTint="BF"/>
-          <w:bottom w:val="single" w:sz="8" w:space="0" w:color="CF7B79" w:themeColor="accent2" w:themeTint="BF"/>
-          <w:right w:val="single" w:sz="8" w:space="0" w:color="CF7B79" w:themeColor="accent2" w:themeTint="BF"/>
+          <w:top w:val="single" w:color="CF7B79" w:themeColor="accent2" w:themeTint="BF" w:sz="8" w:space="0"/>
+          <w:left w:val="single" w:color="CF7B79" w:themeColor="accent2" w:themeTint="BF" w:sz="8" w:space="0"/>
+          <w:bottom w:val="single" w:color="CF7B79" w:themeColor="accent2" w:themeTint="BF" w:sz="8" w:space="0"/>
+          <w:right w:val="single" w:color="CF7B79" w:themeColor="accent2" w:themeTint="BF" w:sz="8" w:space="0"/>
           <w:insideH w:val="nil"/>
           <w:insideV w:val="nil"/>
         </w:tcBorders>
@@ -8563,10 +8816,10 @@
       <w:tblPr/>
       <w:tcPr>
         <w:tcBorders>
-          <w:top w:val="double" w:sz="6" w:space="0" w:color="CF7B79" w:themeColor="accent2" w:themeTint="BF"/>
-          <w:left w:val="single" w:sz="8" w:space="0" w:color="CF7B79" w:themeColor="accent2" w:themeTint="BF"/>
-          <w:bottom w:val="single" w:sz="8" w:space="0" w:color="CF7B79" w:themeColor="accent2" w:themeTint="BF"/>
-          <w:right w:val="single" w:sz="8" w:space="0" w:color="CF7B79" w:themeColor="accent2" w:themeTint="BF"/>
+          <w:top w:val="double" w:color="CF7B79" w:themeColor="accent2" w:themeTint="BF" w:sz="6" w:space="0"/>
+          <w:left w:val="single" w:color="CF7B79" w:themeColor="accent2" w:themeTint="BF" w:sz="8" w:space="0"/>
+          <w:bottom w:val="single" w:color="CF7B79" w:themeColor="accent2" w:themeTint="BF" w:sz="8" w:space="0"/>
+          <w:right w:val="single" w:color="CF7B79" w:themeColor="accent2" w:themeTint="BF" w:sz="8" w:space="0"/>
           <w:insideH w:val="nil"/>
           <w:insideV w:val="nil"/>
         </w:tcBorders>
@@ -8622,11 +8875,11 @@
       <w:tblStyleRowBandSize w:val="1"/>
       <w:tblStyleColBandSize w:val="1"/>
       <w:tblBorders>
-        <w:top w:val="single" w:sz="8" w:space="0" w:color="B3CC82" w:themeColor="accent3" w:themeTint="BF"/>
-        <w:left w:val="single" w:sz="8" w:space="0" w:color="B3CC82" w:themeColor="accent3" w:themeTint="BF"/>
-        <w:bottom w:val="single" w:sz="8" w:space="0" w:color="B3CC82" w:themeColor="accent3" w:themeTint="BF"/>
-        <w:right w:val="single" w:sz="8" w:space="0" w:color="B3CC82" w:themeColor="accent3" w:themeTint="BF"/>
-        <w:insideH w:val="single" w:sz="8" w:space="0" w:color="B3CC82" w:themeColor="accent3" w:themeTint="BF"/>
+        <w:top w:val="single" w:color="B3CC82" w:themeColor="accent3" w:themeTint="BF" w:sz="8" w:space="0"/>
+        <w:left w:val="single" w:color="B3CC82" w:themeColor="accent3" w:themeTint="BF" w:sz="8" w:space="0"/>
+        <w:bottom w:val="single" w:color="B3CC82" w:themeColor="accent3" w:themeTint="BF" w:sz="8" w:space="0"/>
+        <w:right w:val="single" w:color="B3CC82" w:themeColor="accent3" w:themeTint="BF" w:sz="8" w:space="0"/>
+        <w:insideH w:val="single" w:color="B3CC82" w:themeColor="accent3" w:themeTint="BF" w:sz="8" w:space="0"/>
       </w:tblBorders>
     </w:tblPr>
     <w:tblStylePr w:type="firstRow">
@@ -8641,10 +8894,10 @@
       <w:tblPr/>
       <w:tcPr>
         <w:tcBorders>
-          <w:top w:val="single" w:sz="8" w:space="0" w:color="B3CC82" w:themeColor="accent3" w:themeTint="BF"/>
-          <w:left w:val="single" w:sz="8" w:space="0" w:color="B3CC82" w:themeColor="accent3" w:themeTint="BF"/>
-          <w:bottom w:val="single" w:sz="8" w:space="0" w:color="B3CC82" w:themeColor="accent3" w:themeTint="BF"/>
-          <w:right w:val="single" w:sz="8" w:space="0" w:color="B3CC82" w:themeColor="accent3" w:themeTint="BF"/>
+          <w:top w:val="single" w:color="B3CC82" w:themeColor="accent3" w:themeTint="BF" w:sz="8" w:space="0"/>
+          <w:left w:val="single" w:color="B3CC82" w:themeColor="accent3" w:themeTint="BF" w:sz="8" w:space="0"/>
+          <w:bottom w:val="single" w:color="B3CC82" w:themeColor="accent3" w:themeTint="BF" w:sz="8" w:space="0"/>
+          <w:right w:val="single" w:color="B3CC82" w:themeColor="accent3" w:themeTint="BF" w:sz="8" w:space="0"/>
           <w:insideH w:val="nil"/>
           <w:insideV w:val="nil"/>
         </w:tcBorders>
@@ -8662,10 +8915,10 @@
       <w:tblPr/>
       <w:tcPr>
         <w:tcBorders>
-          <w:top w:val="double" w:sz="6" w:space="0" w:color="B3CC82" w:themeColor="accent3" w:themeTint="BF"/>
-          <w:left w:val="single" w:sz="8" w:space="0" w:color="B3CC82" w:themeColor="accent3" w:themeTint="BF"/>
-          <w:bottom w:val="single" w:sz="8" w:space="0" w:color="B3CC82" w:themeColor="accent3" w:themeTint="BF"/>
-          <w:right w:val="single" w:sz="8" w:space="0" w:color="B3CC82" w:themeColor="accent3" w:themeTint="BF"/>
+          <w:top w:val="double" w:color="B3CC82" w:themeColor="accent3" w:themeTint="BF" w:sz="6" w:space="0"/>
+          <w:left w:val="single" w:color="B3CC82" w:themeColor="accent3" w:themeTint="BF" w:sz="8" w:space="0"/>
+          <w:bottom w:val="single" w:color="B3CC82" w:themeColor="accent3" w:themeTint="BF" w:sz="8" w:space="0"/>
+          <w:right w:val="single" w:color="B3CC82" w:themeColor="accent3" w:themeTint="BF" w:sz="8" w:space="0"/>
           <w:insideH w:val="nil"/>
           <w:insideV w:val="nil"/>
         </w:tcBorders>
@@ -8721,11 +8974,11 @@
       <w:tblStyleRowBandSize w:val="1"/>
       <w:tblStyleColBandSize w:val="1"/>
       <w:tblBorders>
-        <w:top w:val="single" w:sz="8" w:space="0" w:color="9F8AB9" w:themeColor="accent4" w:themeTint="BF"/>
-        <w:left w:val="single" w:sz="8" w:space="0" w:color="9F8AB9" w:themeColor="accent4" w:themeTint="BF"/>
-        <w:bottom w:val="single" w:sz="8" w:space="0" w:color="9F8AB9" w:themeColor="accent4" w:themeTint="BF"/>
-        <w:right w:val="single" w:sz="8" w:space="0" w:color="9F8AB9" w:themeColor="accent4" w:themeTint="BF"/>
-        <w:insideH w:val="single" w:sz="8" w:space="0" w:color="9F8AB9" w:themeColor="accent4" w:themeTint="BF"/>
+        <w:top w:val="single" w:color="9F8AB9" w:themeColor="accent4" w:themeTint="BF" w:sz="8" w:space="0"/>
+        <w:left w:val="single" w:color="9F8AB9" w:themeColor="accent4" w:themeTint="BF" w:sz="8" w:space="0"/>
+        <w:bottom w:val="single" w:color="9F8AB9" w:themeColor="accent4" w:themeTint="BF" w:sz="8" w:space="0"/>
+        <w:right w:val="single" w:color="9F8AB9" w:themeColor="accent4" w:themeTint="BF" w:sz="8" w:space="0"/>
+        <w:insideH w:val="single" w:color="9F8AB9" w:themeColor="accent4" w:themeTint="BF" w:sz="8" w:space="0"/>
       </w:tblBorders>
     </w:tblPr>
     <w:tblStylePr w:type="firstRow">
@@ -8740,10 +8993,10 @@
       <w:tblPr/>
       <w:tcPr>
         <w:tcBorders>
-          <w:top w:val="single" w:sz="8" w:space="0" w:color="9F8AB9" w:themeColor="accent4" w:themeTint="BF"/>
-          <w:left w:val="single" w:sz="8" w:space="0" w:color="9F8AB9" w:themeColor="accent4" w:themeTint="BF"/>
-          <w:bottom w:val="single" w:sz="8" w:space="0" w:color="9F8AB9" w:themeColor="accent4" w:themeTint="BF"/>
-          <w:right w:val="single" w:sz="8" w:space="0" w:color="9F8AB9" w:themeColor="accent4" w:themeTint="BF"/>
+          <w:top w:val="single" w:color="9F8AB9" w:themeColor="accent4" w:themeTint="BF" w:sz="8" w:space="0"/>
+          <w:left w:val="single" w:color="9F8AB9" w:themeColor="accent4" w:themeTint="BF" w:sz="8" w:space="0"/>
+          <w:bottom w:val="single" w:color="9F8AB9" w:themeColor="accent4" w:themeTint="BF" w:sz="8" w:space="0"/>
+          <w:right w:val="single" w:color="9F8AB9" w:themeColor="accent4" w:themeTint="BF" w:sz="8" w:space="0"/>
           <w:insideH w:val="nil"/>
           <w:insideV w:val="nil"/>
         </w:tcBorders>
@@ -8761,10 +9014,10 @@
       <w:tblPr/>
       <w:tcPr>
         <w:tcBorders>
-          <w:top w:val="double" w:sz="6" w:space="0" w:color="9F8AB9" w:themeColor="accent4" w:themeTint="BF"/>
-          <w:left w:val="single" w:sz="8" w:space="0" w:color="9F8AB9" w:themeColor="accent4" w:themeTint="BF"/>
-          <w:bottom w:val="single" w:sz="8" w:space="0" w:color="9F8AB9" w:themeColor="accent4" w:themeTint="BF"/>
-          <w:right w:val="single" w:sz="8" w:space="0" w:color="9F8AB9" w:themeColor="accent4" w:themeTint="BF"/>
+          <w:top w:val="double" w:color="9F8AB9" w:themeColor="accent4" w:themeTint="BF" w:sz="6" w:space="0"/>
+          <w:left w:val="single" w:color="9F8AB9" w:themeColor="accent4" w:themeTint="BF" w:sz="8" w:space="0"/>
+          <w:bottom w:val="single" w:color="9F8AB9" w:themeColor="accent4" w:themeTint="BF" w:sz="8" w:space="0"/>
+          <w:right w:val="single" w:color="9F8AB9" w:themeColor="accent4" w:themeTint="BF" w:sz="8" w:space="0"/>
           <w:insideH w:val="nil"/>
           <w:insideV w:val="nil"/>
         </w:tcBorders>
@@ -8820,11 +9073,11 @@
       <w:tblStyleRowBandSize w:val="1"/>
       <w:tblStyleColBandSize w:val="1"/>
       <w:tblBorders>
-        <w:top w:val="single" w:sz="8" w:space="0" w:color="78C0D4" w:themeColor="accent5" w:themeTint="BF"/>
-        <w:left w:val="single" w:sz="8" w:space="0" w:color="78C0D4" w:themeColor="accent5" w:themeTint="BF"/>
-        <w:bottom w:val="single" w:sz="8" w:space="0" w:color="78C0D4" w:themeColor="accent5" w:themeTint="BF"/>
-        <w:right w:val="single" w:sz="8" w:space="0" w:color="78C0D4" w:themeColor="accent5" w:themeTint="BF"/>
-        <w:insideH w:val="single" w:sz="8" w:space="0" w:color="78C0D4" w:themeColor="accent5" w:themeTint="BF"/>
+        <w:top w:val="single" w:color="78C0D4" w:themeColor="accent5" w:themeTint="BF" w:sz="8" w:space="0"/>
+        <w:left w:val="single" w:color="78C0D4" w:themeColor="accent5" w:themeTint="BF" w:sz="8" w:space="0"/>
+        <w:bottom w:val="single" w:color="78C0D4" w:themeColor="accent5" w:themeTint="BF" w:sz="8" w:space="0"/>
+        <w:right w:val="single" w:color="78C0D4" w:themeColor="accent5" w:themeTint="BF" w:sz="8" w:space="0"/>
+        <w:insideH w:val="single" w:color="78C0D4" w:themeColor="accent5" w:themeTint="BF" w:sz="8" w:space="0"/>
       </w:tblBorders>
     </w:tblPr>
     <w:tblStylePr w:type="firstRow">
@@ -8839,10 +9092,10 @@
       <w:tblPr/>
       <w:tcPr>
         <w:tcBorders>
-          <w:top w:val="single" w:sz="8" w:space="0" w:color="78C0D4" w:themeColor="accent5" w:themeTint="BF"/>
-          <w:left w:val="single" w:sz="8" w:space="0" w:color="78C0D4" w:themeColor="accent5" w:themeTint="BF"/>
-          <w:bottom w:val="single" w:sz="8" w:space="0" w:color="78C0D4" w:themeColor="accent5" w:themeTint="BF"/>
-          <w:right w:val="single" w:sz="8" w:space="0" w:color="78C0D4" w:themeColor="accent5" w:themeTint="BF"/>
+          <w:top w:val="single" w:color="78C0D4" w:themeColor="accent5" w:themeTint="BF" w:sz="8" w:space="0"/>
+          <w:left w:val="single" w:color="78C0D4" w:themeColor="accent5" w:themeTint="BF" w:sz="8" w:space="0"/>
+          <w:bottom w:val="single" w:color="78C0D4" w:themeColor="accent5" w:themeTint="BF" w:sz="8" w:space="0"/>
+          <w:right w:val="single" w:color="78C0D4" w:themeColor="accent5" w:themeTint="BF" w:sz="8" w:space="0"/>
           <w:insideH w:val="nil"/>
           <w:insideV w:val="nil"/>
         </w:tcBorders>
@@ -8860,10 +9113,10 @@
       <w:tblPr/>
       <w:tcPr>
         <w:tcBorders>
-          <w:top w:val="double" w:sz="6" w:space="0" w:color="78C0D4" w:themeColor="accent5" w:themeTint="BF"/>
-          <w:left w:val="single" w:sz="8" w:space="0" w:color="78C0D4" w:themeColor="accent5" w:themeTint="BF"/>
-          <w:bottom w:val="single" w:sz="8" w:space="0" w:color="78C0D4" w:themeColor="accent5" w:themeTint="BF"/>
-          <w:right w:val="single" w:sz="8" w:space="0" w:color="78C0D4" w:themeColor="accent5" w:themeTint="BF"/>
+          <w:top w:val="double" w:color="78C0D4" w:themeColor="accent5" w:themeTint="BF" w:sz="6" w:space="0"/>
+          <w:left w:val="single" w:color="78C0D4" w:themeColor="accent5" w:themeTint="BF" w:sz="8" w:space="0"/>
+          <w:bottom w:val="single" w:color="78C0D4" w:themeColor="accent5" w:themeTint="BF" w:sz="8" w:space="0"/>
+          <w:right w:val="single" w:color="78C0D4" w:themeColor="accent5" w:themeTint="BF" w:sz="8" w:space="0"/>
           <w:insideH w:val="nil"/>
           <w:insideV w:val="nil"/>
         </w:tcBorders>
@@ -8919,11 +9172,11 @@
       <w:tblStyleRowBandSize w:val="1"/>
       <w:tblStyleColBandSize w:val="1"/>
       <w:tblBorders>
-        <w:top w:val="single" w:sz="8" w:space="0" w:color="F9B074" w:themeColor="accent6" w:themeTint="BF"/>
-        <w:left w:val="single" w:sz="8" w:space="0" w:color="F9B074" w:themeColor="accent6" w:themeTint="BF"/>
-        <w:bottom w:val="single" w:sz="8" w:space="0" w:color="F9B074" w:themeColor="accent6" w:themeTint="BF"/>
-        <w:right w:val="single" w:sz="8" w:space="0" w:color="F9B074" w:themeColor="accent6" w:themeTint="BF"/>
-        <w:insideH w:val="single" w:sz="8" w:space="0" w:color="F9B074" w:themeColor="accent6" w:themeTint="BF"/>
+        <w:top w:val="single" w:color="F9B074" w:themeColor="accent6" w:themeTint="BF" w:sz="8" w:space="0"/>
+        <w:left w:val="single" w:color="F9B074" w:themeColor="accent6" w:themeTint="BF" w:sz="8" w:space="0"/>
+        <w:bottom w:val="single" w:color="F9B074" w:themeColor="accent6" w:themeTint="BF" w:sz="8" w:space="0"/>
+        <w:right w:val="single" w:color="F9B074" w:themeColor="accent6" w:themeTint="BF" w:sz="8" w:space="0"/>
+        <w:insideH w:val="single" w:color="F9B074" w:themeColor="accent6" w:themeTint="BF" w:sz="8" w:space="0"/>
       </w:tblBorders>
     </w:tblPr>
     <w:tblStylePr w:type="firstRow">
@@ -8938,10 +9191,10 @@
       <w:tblPr/>
       <w:tcPr>
         <w:tcBorders>
-          <w:top w:val="single" w:sz="8" w:space="0" w:color="F9B074" w:themeColor="accent6" w:themeTint="BF"/>
-          <w:left w:val="single" w:sz="8" w:space="0" w:color="F9B074" w:themeColor="accent6" w:themeTint="BF"/>
-          <w:bottom w:val="single" w:sz="8" w:space="0" w:color="F9B074" w:themeColor="accent6" w:themeTint="BF"/>
-          <w:right w:val="single" w:sz="8" w:space="0" w:color="F9B074" w:themeColor="accent6" w:themeTint="BF"/>
+          <w:top w:val="single" w:color="F9B074" w:themeColor="accent6" w:themeTint="BF" w:sz="8" w:space="0"/>
+          <w:left w:val="single" w:color="F9B074" w:themeColor="accent6" w:themeTint="BF" w:sz="8" w:space="0"/>
+          <w:bottom w:val="single" w:color="F9B074" w:themeColor="accent6" w:themeTint="BF" w:sz="8" w:space="0"/>
+          <w:right w:val="single" w:color="F9B074" w:themeColor="accent6" w:themeTint="BF" w:sz="8" w:space="0"/>
           <w:insideH w:val="nil"/>
           <w:insideV w:val="nil"/>
         </w:tcBorders>
@@ -8959,10 +9212,10 @@
       <w:tblPr/>
       <w:tcPr>
         <w:tcBorders>
-          <w:top w:val="double" w:sz="6" w:space="0" w:color="F9B074" w:themeColor="accent6" w:themeTint="BF"/>
-          <w:left w:val="single" w:sz="8" w:space="0" w:color="F9B074" w:themeColor="accent6" w:themeTint="BF"/>
-          <w:bottom w:val="single" w:sz="8" w:space="0" w:color="F9B074" w:themeColor="accent6" w:themeTint="BF"/>
-          <w:right w:val="single" w:sz="8" w:space="0" w:color="F9B074" w:themeColor="accent6" w:themeTint="BF"/>
+          <w:top w:val="double" w:color="F9B074" w:themeColor="accent6" w:themeTint="BF" w:sz="6" w:space="0"/>
+          <w:left w:val="single" w:color="F9B074" w:themeColor="accent6" w:themeTint="BF" w:sz="8" w:space="0"/>
+          <w:bottom w:val="single" w:color="F9B074" w:themeColor="accent6" w:themeTint="BF" w:sz="8" w:space="0"/>
+          <w:right w:val="single" w:color="F9B074" w:themeColor="accent6" w:themeTint="BF" w:sz="8" w:space="0"/>
           <w:insideH w:val="nil"/>
           <w:insideV w:val="nil"/>
         </w:tcBorders>
@@ -9018,8 +9271,8 @@
       <w:tblStyleRowBandSize w:val="1"/>
       <w:tblStyleColBandSize w:val="1"/>
       <w:tblBorders>
-        <w:top w:val="single" w:sz="18" w:space="0" w:color="auto"/>
-        <w:bottom w:val="single" w:sz="18" w:space="0" w:color="auto"/>
+        <w:top w:val="single" w:color="auto" w:sz="18" w:space="0"/>
+        <w:bottom w:val="single" w:color="auto" w:sz="18" w:space="0"/>
       </w:tblBorders>
     </w:tblPr>
     <w:tblStylePr w:type="firstRow">
@@ -9034,9 +9287,9 @@
       <w:tblPr/>
       <w:tcPr>
         <w:tcBorders>
-          <w:top w:val="single" w:sz="18" w:space="0" w:color="auto"/>
-          <w:left w:val="nil"/>
-          <w:bottom w:val="single" w:sz="18" w:space="0" w:color="auto"/>
+          <w:top w:val="single" w:color="auto" w:sz="18" w:space="0"/>
+          <w:left w:val="nil"/>
+          <w:bottom w:val="single" w:color="auto" w:sz="18" w:space="0"/>
           <w:right w:val="nil"/>
           <w:insideH w:val="nil"/>
           <w:insideV w:val="nil"/>
@@ -9054,9 +9307,9 @@
       <w:tblPr/>
       <w:tcPr>
         <w:tcBorders>
-          <w:top w:val="double" w:sz="6" w:space="0" w:color="auto"/>
-          <w:left w:val="nil"/>
-          <w:bottom w:val="single" w:sz="18" w:space="0" w:color="auto"/>
+          <w:top w:val="double" w:color="auto" w:sz="6" w:space="0"/>
+          <w:left w:val="nil"/>
+          <w:bottom w:val="single" w:color="auto" w:sz="18" w:space="0"/>
           <w:right w:val="nil"/>
           <w:insideH w:val="nil"/>
           <w:insideV w:val="nil"/>
@@ -9075,7 +9328,7 @@
         <w:tcBorders>
           <w:top w:val="nil"/>
           <w:left w:val="nil"/>
-          <w:bottom w:val="single" w:sz="18" w:space="0" w:color="auto"/>
+          <w:bottom w:val="single" w:color="auto" w:sz="18" w:space="0"/>
           <w:right w:val="nil"/>
           <w:insideH w:val="nil"/>
           <w:insideV w:val="nil"/>
@@ -9122,9 +9375,9 @@
       <w:tblPr/>
       <w:tcPr>
         <w:tcBorders>
-          <w:top w:val="single" w:sz="18" w:space="0" w:color="auto"/>
-          <w:left w:val="nil"/>
-          <w:bottom w:val="single" w:sz="18" w:space="0" w:color="auto"/>
+          <w:top w:val="single" w:color="auto" w:sz="18" w:space="0"/>
+          <w:left w:val="nil"/>
+          <w:bottom w:val="single" w:color="auto" w:sz="18" w:space="0"/>
           <w:right w:val="nil"/>
           <w:insideH w:val="nil"/>
           <w:insideV w:val="nil"/>
@@ -9138,9 +9391,9 @@
       <w:tblPr/>
       <w:tcPr>
         <w:tcBorders>
-          <w:top w:val="single" w:sz="18" w:space="0" w:color="auto"/>
-          <w:left w:val="nil"/>
-          <w:bottom w:val="single" w:sz="18" w:space="0" w:color="auto"/>
+          <w:top w:val="single" w:color="auto" w:sz="18" w:space="0"/>
+          <w:left w:val="nil"/>
+          <w:bottom w:val="single" w:color="auto" w:sz="18" w:space="0"/>
           <w:right w:val="nil"/>
           <w:insideH w:val="nil"/>
           <w:insideV w:val="nil"/>
@@ -9160,8 +9413,8 @@
       <w:tblStyleRowBandSize w:val="1"/>
       <w:tblStyleColBandSize w:val="1"/>
       <w:tblBorders>
-        <w:top w:val="single" w:sz="18" w:space="0" w:color="auto"/>
-        <w:bottom w:val="single" w:sz="18" w:space="0" w:color="auto"/>
+        <w:top w:val="single" w:color="auto" w:sz="18" w:space="0"/>
+        <w:bottom w:val="single" w:color="auto" w:sz="18" w:space="0"/>
       </w:tblBorders>
     </w:tblPr>
     <w:tblStylePr w:type="firstRow">
@@ -9176,9 +9429,9 @@
       <w:tblPr/>
       <w:tcPr>
         <w:tcBorders>
-          <w:top w:val="single" w:sz="18" w:space="0" w:color="auto"/>
-          <w:left w:val="nil"/>
-          <w:bottom w:val="single" w:sz="18" w:space="0" w:color="auto"/>
+          <w:top w:val="single" w:color="auto" w:sz="18" w:space="0"/>
+          <w:left w:val="nil"/>
+          <w:bottom w:val="single" w:color="auto" w:sz="18" w:space="0"/>
           <w:right w:val="nil"/>
           <w:insideH w:val="nil"/>
           <w:insideV w:val="nil"/>
@@ -9196,9 +9449,9 @@
       <w:tblPr/>
       <w:tcPr>
         <w:tcBorders>
-          <w:top w:val="double" w:sz="6" w:space="0" w:color="auto"/>
-          <w:left w:val="nil"/>
-          <w:bottom w:val="single" w:sz="18" w:space="0" w:color="auto"/>
+          <w:top w:val="double" w:color="auto" w:sz="6" w:space="0"/>
+          <w:left w:val="nil"/>
+          <w:bottom w:val="single" w:color="auto" w:sz="18" w:space="0"/>
           <w:right w:val="nil"/>
           <w:insideH w:val="nil"/>
           <w:insideV w:val="nil"/>
@@ -9217,7 +9470,7 @@
         <w:tcBorders>
           <w:top w:val="nil"/>
           <w:left w:val="nil"/>
-          <w:bottom w:val="single" w:sz="18" w:space="0" w:color="auto"/>
+          <w:bottom w:val="single" w:color="auto" w:sz="18" w:space="0"/>
           <w:right w:val="nil"/>
           <w:insideH w:val="nil"/>
           <w:insideV w:val="nil"/>
@@ -9264,9 +9517,9 @@
       <w:tblPr/>
       <w:tcPr>
         <w:tcBorders>
-          <w:top w:val="single" w:sz="18" w:space="0" w:color="auto"/>
-          <w:left w:val="nil"/>
-          <w:bottom w:val="single" w:sz="18" w:space="0" w:color="auto"/>
+          <w:top w:val="single" w:color="auto" w:sz="18" w:space="0"/>
+          <w:left w:val="nil"/>
+          <w:bottom w:val="single" w:color="auto" w:sz="18" w:space="0"/>
           <w:right w:val="nil"/>
           <w:insideH w:val="nil"/>
           <w:insideV w:val="nil"/>
@@ -9280,9 +9533,9 @@
       <w:tblPr/>
       <w:tcPr>
         <w:tcBorders>
-          <w:top w:val="single" w:sz="18" w:space="0" w:color="auto"/>
-          <w:left w:val="nil"/>
-          <w:bottom w:val="single" w:sz="18" w:space="0" w:color="auto"/>
+          <w:top w:val="single" w:color="auto" w:sz="18" w:space="0"/>
+          <w:left w:val="nil"/>
+          <w:bottom w:val="single" w:color="auto" w:sz="18" w:space="0"/>
           <w:right w:val="nil"/>
           <w:insideH w:val="nil"/>
           <w:insideV w:val="nil"/>
@@ -9302,8 +9555,8 @@
       <w:tblStyleRowBandSize w:val="1"/>
       <w:tblStyleColBandSize w:val="1"/>
       <w:tblBorders>
-        <w:top w:val="single" w:sz="18" w:space="0" w:color="auto"/>
-        <w:bottom w:val="single" w:sz="18" w:space="0" w:color="auto"/>
+        <w:top w:val="single" w:color="auto" w:sz="18" w:space="0"/>
+        <w:bottom w:val="single" w:color="auto" w:sz="18" w:space="0"/>
       </w:tblBorders>
     </w:tblPr>
     <w:tblStylePr w:type="firstRow">
@@ -9318,9 +9571,9 @@
       <w:tblPr/>
       <w:tcPr>
         <w:tcBorders>
-          <w:top w:val="single" w:sz="18" w:space="0" w:color="auto"/>
-          <w:left w:val="nil"/>
-          <w:bottom w:val="single" w:sz="18" w:space="0" w:color="auto"/>
+          <w:top w:val="single" w:color="auto" w:sz="18" w:space="0"/>
+          <w:left w:val="nil"/>
+          <w:bottom w:val="single" w:color="auto" w:sz="18" w:space="0"/>
           <w:right w:val="nil"/>
           <w:insideH w:val="nil"/>
           <w:insideV w:val="nil"/>
@@ -9338,9 +9591,9 @@
       <w:tblPr/>
       <w:tcPr>
         <w:tcBorders>
-          <w:top w:val="double" w:sz="6" w:space="0" w:color="auto"/>
-          <w:left w:val="nil"/>
-          <w:bottom w:val="single" w:sz="18" w:space="0" w:color="auto"/>
+          <w:top w:val="double" w:color="auto" w:sz="6" w:space="0"/>
+          <w:left w:val="nil"/>
+          <w:bottom w:val="single" w:color="auto" w:sz="18" w:space="0"/>
           <w:right w:val="nil"/>
           <w:insideH w:val="nil"/>
           <w:insideV w:val="nil"/>
@@ -9359,7 +9612,7 @@
         <w:tcBorders>
           <w:top w:val="nil"/>
           <w:left w:val="nil"/>
-          <w:bottom w:val="single" w:sz="18" w:space="0" w:color="auto"/>
+          <w:bottom w:val="single" w:color="auto" w:sz="18" w:space="0"/>
           <w:right w:val="nil"/>
           <w:insideH w:val="nil"/>
           <w:insideV w:val="nil"/>
@@ -9406,9 +9659,9 @@
       <w:tblPr/>
       <w:tcPr>
         <w:tcBorders>
-          <w:top w:val="single" w:sz="18" w:space="0" w:color="auto"/>
-          <w:left w:val="nil"/>
-          <w:bottom w:val="single" w:sz="18" w:space="0" w:color="auto"/>
+          <w:top w:val="single" w:color="auto" w:sz="18" w:space="0"/>
+          <w:left w:val="nil"/>
+          <w:bottom w:val="single" w:color="auto" w:sz="18" w:space="0"/>
           <w:right w:val="nil"/>
           <w:insideH w:val="nil"/>
           <w:insideV w:val="nil"/>
@@ -9422,9 +9675,9 @@
       <w:tblPr/>
       <w:tcPr>
         <w:tcBorders>
-          <w:top w:val="single" w:sz="18" w:space="0" w:color="auto"/>
-          <w:left w:val="nil"/>
-          <w:bottom w:val="single" w:sz="18" w:space="0" w:color="auto"/>
+          <w:top w:val="single" w:color="auto" w:sz="18" w:space="0"/>
+          <w:left w:val="nil"/>
+          <w:bottom w:val="single" w:color="auto" w:sz="18" w:space="0"/>
           <w:right w:val="nil"/>
           <w:insideH w:val="nil"/>
           <w:insideV w:val="nil"/>
@@ -9444,8 +9697,8 @@
       <w:tblStyleRowBandSize w:val="1"/>
       <w:tblStyleColBandSize w:val="1"/>
       <w:tblBorders>
-        <w:top w:val="single" w:sz="18" w:space="0" w:color="auto"/>
-        <w:bottom w:val="single" w:sz="18" w:space="0" w:color="auto"/>
+        <w:top w:val="single" w:color="auto" w:sz="18" w:space="0"/>
+        <w:bottom w:val="single" w:color="auto" w:sz="18" w:space="0"/>
       </w:tblBorders>
     </w:tblPr>
     <w:tblStylePr w:type="firstRow">
@@ -9460,9 +9713,9 @@
       <w:tblPr/>
       <w:tcPr>
         <w:tcBorders>
-          <w:top w:val="single" w:sz="18" w:space="0" w:color="auto"/>
-          <w:left w:val="nil"/>
-          <w:bottom w:val="single" w:sz="18" w:space="0" w:color="auto"/>
+          <w:top w:val="single" w:color="auto" w:sz="18" w:space="0"/>
+          <w:left w:val="nil"/>
+          <w:bottom w:val="single" w:color="auto" w:sz="18" w:space="0"/>
           <w:right w:val="nil"/>
           <w:insideH w:val="nil"/>
           <w:insideV w:val="nil"/>
@@ -9480,9 +9733,9 @@
       <w:tblPr/>
       <w:tcPr>
         <w:tcBorders>
-          <w:top w:val="double" w:sz="6" w:space="0" w:color="auto"/>
-          <w:left w:val="nil"/>
-          <w:bottom w:val="single" w:sz="18" w:space="0" w:color="auto"/>
+          <w:top w:val="double" w:color="auto" w:sz="6" w:space="0"/>
+          <w:left w:val="nil"/>
+          <w:bottom w:val="single" w:color="auto" w:sz="18" w:space="0"/>
           <w:right w:val="nil"/>
           <w:insideH w:val="nil"/>
           <w:insideV w:val="nil"/>
@@ -9501,7 +9754,7 @@
         <w:tcBorders>
           <w:top w:val="nil"/>
           <w:left w:val="nil"/>
-          <w:bottom w:val="single" w:sz="18" w:space="0" w:color="auto"/>
+          <w:bottom w:val="single" w:color="auto" w:sz="18" w:space="0"/>
           <w:right w:val="nil"/>
           <w:insideH w:val="nil"/>
           <w:insideV w:val="nil"/>
@@ -9548,9 +9801,9 @@
       <w:tblPr/>
       <w:tcPr>
         <w:tcBorders>
-          <w:top w:val="single" w:sz="18" w:space="0" w:color="auto"/>
-          <w:left w:val="nil"/>
-          <w:bottom w:val="single" w:sz="18" w:space="0" w:color="auto"/>
+          <w:top w:val="single" w:color="auto" w:sz="18" w:space="0"/>
+          <w:left w:val="nil"/>
+          <w:bottom w:val="single" w:color="auto" w:sz="18" w:space="0"/>
           <w:right w:val="nil"/>
           <w:insideH w:val="nil"/>
           <w:insideV w:val="nil"/>
@@ -9564,9 +9817,9 @@
       <w:tblPr/>
       <w:tcPr>
         <w:tcBorders>
-          <w:top w:val="single" w:sz="18" w:space="0" w:color="auto"/>
-          <w:left w:val="nil"/>
-          <w:bottom w:val="single" w:sz="18" w:space="0" w:color="auto"/>
+          <w:top w:val="single" w:color="auto" w:sz="18" w:space="0"/>
+          <w:left w:val="nil"/>
+          <w:bottom w:val="single" w:color="auto" w:sz="18" w:space="0"/>
           <w:right w:val="nil"/>
           <w:insideH w:val="nil"/>
           <w:insideV w:val="nil"/>
@@ -9586,8 +9839,8 @@
       <w:tblStyleRowBandSize w:val="1"/>
       <w:tblStyleColBandSize w:val="1"/>
       <w:tblBorders>
-        <w:top w:val="single" w:sz="18" w:space="0" w:color="auto"/>
-        <w:bottom w:val="single" w:sz="18" w:space="0" w:color="auto"/>
+        <w:top w:val="single" w:color="auto" w:sz="18" w:space="0"/>
+        <w:bottom w:val="single" w:color="auto" w:sz="18" w:space="0"/>
       </w:tblBorders>
     </w:tblPr>
     <w:tblStylePr w:type="firstRow">
@@ -9602,9 +9855,9 @@
       <w:tblPr/>
       <w:tcPr>
         <w:tcBorders>
-          <w:top w:val="single" w:sz="18" w:space="0" w:color="auto"/>
-          <w:left w:val="nil"/>
-          <w:bottom w:val="single" w:sz="18" w:space="0" w:color="auto"/>
+          <w:top w:val="single" w:color="auto" w:sz="18" w:space="0"/>
+          <w:left w:val="nil"/>
+          <w:bottom w:val="single" w:color="auto" w:sz="18" w:space="0"/>
           <w:right w:val="nil"/>
           <w:insideH w:val="nil"/>
           <w:insideV w:val="nil"/>
@@ -9622,9 +9875,9 @@
       <w:tblPr/>
       <w:tcPr>
         <w:tcBorders>
-          <w:top w:val="double" w:sz="6" w:space="0" w:color="auto"/>
-          <w:left w:val="nil"/>
-          <w:bottom w:val="single" w:sz="18" w:space="0" w:color="auto"/>
+          <w:top w:val="double" w:color="auto" w:sz="6" w:space="0"/>
+          <w:left w:val="nil"/>
+          <w:bottom w:val="single" w:color="auto" w:sz="18" w:space="0"/>
           <w:right w:val="nil"/>
           <w:insideH w:val="nil"/>
           <w:insideV w:val="nil"/>
@@ -9643,7 +9896,7 @@
         <w:tcBorders>
           <w:top w:val="nil"/>
           <w:left w:val="nil"/>
-          <w:bottom w:val="single" w:sz="18" w:space="0" w:color="auto"/>
+          <w:bottom w:val="single" w:color="auto" w:sz="18" w:space="0"/>
           <w:right w:val="nil"/>
           <w:insideH w:val="nil"/>
           <w:insideV w:val="nil"/>
@@ -9690,9 +9943,9 @@
       <w:tblPr/>
       <w:tcPr>
         <w:tcBorders>
-          <w:top w:val="single" w:sz="18" w:space="0" w:color="auto"/>
-          <w:left w:val="nil"/>
-          <w:bottom w:val="single" w:sz="18" w:space="0" w:color="auto"/>
+          <w:top w:val="single" w:color="auto" w:sz="18" w:space="0"/>
+          <w:left w:val="nil"/>
+          <w:bottom w:val="single" w:color="auto" w:sz="18" w:space="0"/>
           <w:right w:val="nil"/>
           <w:insideH w:val="nil"/>
           <w:insideV w:val="nil"/>
@@ -9706,9 +9959,9 @@
       <w:tblPr/>
       <w:tcPr>
         <w:tcBorders>
-          <w:top w:val="single" w:sz="18" w:space="0" w:color="auto"/>
-          <w:left w:val="nil"/>
-          <w:bottom w:val="single" w:sz="18" w:space="0" w:color="auto"/>
+          <w:top w:val="single" w:color="auto" w:sz="18" w:space="0"/>
+          <w:left w:val="nil"/>
+          <w:bottom w:val="single" w:color="auto" w:sz="18" w:space="0"/>
           <w:right w:val="nil"/>
           <w:insideH w:val="nil"/>
           <w:insideV w:val="nil"/>
@@ -9728,8 +9981,8 @@
       <w:tblStyleRowBandSize w:val="1"/>
       <w:tblStyleColBandSize w:val="1"/>
       <w:tblBorders>
-        <w:top w:val="single" w:sz="18" w:space="0" w:color="auto"/>
-        <w:bottom w:val="single" w:sz="18" w:space="0" w:color="auto"/>
+        <w:top w:val="single" w:color="auto" w:sz="18" w:space="0"/>
+        <w:bottom w:val="single" w:color="auto" w:sz="18" w:space="0"/>
       </w:tblBorders>
     </w:tblPr>
     <w:tblStylePr w:type="firstRow">
@@ -9744,9 +9997,9 @@
       <w:tblPr/>
       <w:tcPr>
         <w:tcBorders>
-          <w:top w:val="single" w:sz="18" w:space="0" w:color="auto"/>
-          <w:left w:val="nil"/>
-          <w:bottom w:val="single" w:sz="18" w:space="0" w:color="auto"/>
+          <w:top w:val="single" w:color="auto" w:sz="18" w:space="0"/>
+          <w:left w:val="nil"/>
+          <w:bottom w:val="single" w:color="auto" w:sz="18" w:space="0"/>
           <w:right w:val="nil"/>
           <w:insideH w:val="nil"/>
           <w:insideV w:val="nil"/>
@@ -9764,9 +10017,9 @@
       <w:tblPr/>
       <w:tcPr>
         <w:tcBorders>
-          <w:top w:val="double" w:sz="6" w:space="0" w:color="auto"/>
-          <w:left w:val="nil"/>
-          <w:bottom w:val="single" w:sz="18" w:space="0" w:color="auto"/>
+          <w:top w:val="double" w:color="auto" w:sz="6" w:space="0"/>
+          <w:left w:val="nil"/>
+          <w:bottom w:val="single" w:color="auto" w:sz="18" w:space="0"/>
           <w:right w:val="nil"/>
           <w:insideH w:val="nil"/>
           <w:insideV w:val="nil"/>
@@ -9785,7 +10038,7 @@
         <w:tcBorders>
           <w:top w:val="nil"/>
           <w:left w:val="nil"/>
-          <w:bottom w:val="single" w:sz="18" w:space="0" w:color="auto"/>
+          <w:bottom w:val="single" w:color="auto" w:sz="18" w:space="0"/>
           <w:right w:val="nil"/>
           <w:insideH w:val="nil"/>
           <w:insideV w:val="nil"/>
@@ -9832,9 +10085,9 @@
       <w:tblPr/>
       <w:tcPr>
         <w:tcBorders>
-          <w:top w:val="single" w:sz="18" w:space="0" w:color="auto"/>
-          <w:left w:val="nil"/>
-          <w:bottom w:val="single" w:sz="18" w:space="0" w:color="auto"/>
+          <w:top w:val="single" w:color="auto" w:sz="18" w:space="0"/>
+          <w:left w:val="nil"/>
+          <w:bottom w:val="single" w:color="auto" w:sz="18" w:space="0"/>
           <w:right w:val="nil"/>
           <w:insideH w:val="nil"/>
           <w:insideV w:val="nil"/>
@@ -9848,9 +10101,9 @@
       <w:tblPr/>
       <w:tcPr>
         <w:tcBorders>
-          <w:top w:val="single" w:sz="18" w:space="0" w:color="auto"/>
-          <w:left w:val="nil"/>
-          <w:bottom w:val="single" w:sz="18" w:space="0" w:color="auto"/>
+          <w:top w:val="single" w:color="auto" w:sz="18" w:space="0"/>
+          <w:left w:val="nil"/>
+          <w:bottom w:val="single" w:color="auto" w:sz="18" w:space="0"/>
           <w:right w:val="nil"/>
           <w:insideH w:val="nil"/>
           <w:insideV w:val="nil"/>
@@ -9870,8 +10123,8 @@
       <w:tblStyleRowBandSize w:val="1"/>
       <w:tblStyleColBandSize w:val="1"/>
       <w:tblBorders>
-        <w:top w:val="single" w:sz="18" w:space="0" w:color="auto"/>
-        <w:bottom w:val="single" w:sz="18" w:space="0" w:color="auto"/>
+        <w:top w:val="single" w:color="auto" w:sz="18" w:space="0"/>
+        <w:bottom w:val="single" w:color="auto" w:sz="18" w:space="0"/>
       </w:tblBorders>
     </w:tblPr>
     <w:tblStylePr w:type="firstRow">
@@ -9886,9 +10139,9 @@
       <w:tblPr/>
       <w:tcPr>
         <w:tcBorders>
-          <w:top w:val="single" w:sz="18" w:space="0" w:color="auto"/>
-          <w:left w:val="nil"/>
-          <w:bottom w:val="single" w:sz="18" w:space="0" w:color="auto"/>
+          <w:top w:val="single" w:color="auto" w:sz="18" w:space="0"/>
+          <w:left w:val="nil"/>
+          <w:bottom w:val="single" w:color="auto" w:sz="18" w:space="0"/>
           <w:right w:val="nil"/>
           <w:insideH w:val="nil"/>
           <w:insideV w:val="nil"/>
@@ -9906,9 +10159,9 @@
       <w:tblPr/>
       <w:tcPr>
         <w:tcBorders>
-          <w:top w:val="double" w:sz="6" w:space="0" w:color="auto"/>
-          <w:left w:val="nil"/>
-          <w:bottom w:val="single" w:sz="18" w:space="0" w:color="auto"/>
+          <w:top w:val="double" w:color="auto" w:sz="6" w:space="0"/>
+          <w:left w:val="nil"/>
+          <w:bottom w:val="single" w:color="auto" w:sz="18" w:space="0"/>
           <w:right w:val="nil"/>
           <w:insideH w:val="nil"/>
           <w:insideV w:val="nil"/>
@@ -9927,7 +10180,7 @@
         <w:tcBorders>
           <w:top w:val="nil"/>
           <w:left w:val="nil"/>
-          <w:bottom w:val="single" w:sz="18" w:space="0" w:color="auto"/>
+          <w:bottom w:val="single" w:color="auto" w:sz="18" w:space="0"/>
           <w:right w:val="nil"/>
           <w:insideH w:val="nil"/>
           <w:insideV w:val="nil"/>
@@ -9974,9 +10227,9 @@
       <w:tblPr/>
       <w:tcPr>
         <w:tcBorders>
-          <w:top w:val="single" w:sz="18" w:space="0" w:color="auto"/>
-          <w:left w:val="nil"/>
-          <w:bottom w:val="single" w:sz="18" w:space="0" w:color="auto"/>
+          <w:top w:val="single" w:color="auto" w:sz="18" w:space="0"/>
+          <w:left w:val="nil"/>
+          <w:bottom w:val="single" w:color="auto" w:sz="18" w:space="0"/>
           <w:right w:val="nil"/>
           <w:insideH w:val="nil"/>
           <w:insideV w:val="nil"/>
@@ -9990,9 +10243,9 @@
       <w:tblPr/>
       <w:tcPr>
         <w:tcBorders>
-          <w:top w:val="single" w:sz="18" w:space="0" w:color="auto"/>
-          <w:left w:val="nil"/>
-          <w:bottom w:val="single" w:sz="18" w:space="0" w:color="auto"/>
+          <w:top w:val="single" w:color="auto" w:sz="18" w:space="0"/>
+          <w:left w:val="nil"/>
+          <w:bottom w:val="single" w:color="auto" w:sz="18" w:space="0"/>
           <w:right w:val="nil"/>
           <w:insideH w:val="nil"/>
           <w:insideV w:val="nil"/>
@@ -10015,19 +10268,19 @@
       <w:tblStyleRowBandSize w:val="1"/>
       <w:tblStyleColBandSize w:val="1"/>
       <w:tblBorders>
-        <w:top w:val="single" w:sz="8" w:space="0" w:color="000000" w:themeColor="text1"/>
-        <w:bottom w:val="single" w:sz="8" w:space="0" w:color="000000" w:themeColor="text1"/>
+        <w:top w:val="single" w:color="000000" w:themeColor="text1" w:sz="8" w:space="0"/>
+        <w:bottom w:val="single" w:color="000000" w:themeColor="text1" w:sz="8" w:space="0"/>
       </w:tblBorders>
     </w:tblPr>
     <w:tblStylePr w:type="firstRow">
       <w:rPr>
-        <w:rFonts w:asciiTheme="majorHAnsi" w:eastAsiaTheme="majorEastAsia" w:hAnsiTheme="majorHAnsi" w:cstheme="majorBidi"/>
+        <w:rFonts w:asciiTheme="majorHAnsi" w:hAnsiTheme="majorHAnsi" w:eastAsiaTheme="majorEastAsia" w:cstheme="majorBidi"/>
       </w:rPr>
       <w:tblPr/>
       <w:tcPr>
         <w:tcBorders>
           <w:top w:val="nil"/>
-          <w:bottom w:val="single" w:sz="8" w:space="0" w:color="000000" w:themeColor="text1"/>
+          <w:bottom w:val="single" w:color="000000" w:themeColor="text1" w:sz="8" w:space="0"/>
         </w:tcBorders>
       </w:tcPr>
     </w:tblStylePr>
@@ -10040,8 +10293,8 @@
       <w:tblPr/>
       <w:tcPr>
         <w:tcBorders>
-          <w:top w:val="single" w:sz="8" w:space="0" w:color="000000" w:themeColor="text1"/>
-          <w:bottom w:val="single" w:sz="8" w:space="0" w:color="000000" w:themeColor="text1"/>
+          <w:top w:val="single" w:color="000000" w:themeColor="text1" w:sz="8" w:space="0"/>
+          <w:bottom w:val="single" w:color="000000" w:themeColor="text1" w:sz="8" w:space="0"/>
         </w:tcBorders>
       </w:tcPr>
     </w:tblStylePr>
@@ -10059,8 +10312,8 @@
       <w:tblPr/>
       <w:tcPr>
         <w:tcBorders>
-          <w:top w:val="single" w:sz="8" w:space="0" w:color="000000" w:themeColor="text1"/>
-          <w:bottom w:val="single" w:sz="8" w:space="0" w:color="000000" w:themeColor="text1"/>
+          <w:top w:val="single" w:color="000000" w:themeColor="text1" w:sz="8" w:space="0"/>
+          <w:bottom w:val="single" w:color="000000" w:themeColor="text1" w:sz="8" w:space="0"/>
         </w:tcBorders>
       </w:tcPr>
     </w:tblStylePr>
@@ -10092,19 +10345,19 @@
       <w:tblStyleRowBandSize w:val="1"/>
       <w:tblStyleColBandSize w:val="1"/>
       <w:tblBorders>
-        <w:top w:val="single" w:sz="8" w:space="0" w:color="4F81BD" w:themeColor="accent1"/>
-        <w:bottom w:val="single" w:sz="8" w:space="0" w:color="4F81BD" w:themeColor="accent1"/>
+        <w:top w:val="single" w:color="4F81BD" w:themeColor="accent1" w:sz="8" w:space="0"/>
+        <w:bottom w:val="single" w:color="4F81BD" w:themeColor="accent1" w:sz="8" w:space="0"/>
       </w:tblBorders>
     </w:tblPr>
     <w:tblStylePr w:type="firstRow">
       <w:rPr>
-        <w:rFonts w:asciiTheme="majorHAnsi" w:eastAsiaTheme="majorEastAsia" w:hAnsiTheme="majorHAnsi" w:cstheme="majorBidi"/>
+        <w:rFonts w:asciiTheme="majorHAnsi" w:hAnsiTheme="majorHAnsi" w:eastAsiaTheme="majorEastAsia" w:cstheme="majorBidi"/>
       </w:rPr>
       <w:tblPr/>
       <w:tcPr>
         <w:tcBorders>
           <w:top w:val="nil"/>
-          <w:bottom w:val="single" w:sz="8" w:space="0" w:color="4F81BD" w:themeColor="accent1"/>
+          <w:bottom w:val="single" w:color="4F81BD" w:themeColor="accent1" w:sz="8" w:space="0"/>
         </w:tcBorders>
       </w:tcPr>
     </w:tblStylePr>
@@ -10117,8 +10370,8 @@
       <w:tblPr/>
       <w:tcPr>
         <w:tcBorders>
-          <w:top w:val="single" w:sz="8" w:space="0" w:color="4F81BD" w:themeColor="accent1"/>
-          <w:bottom w:val="single" w:sz="8" w:space="0" w:color="4F81BD" w:themeColor="accent1"/>
+          <w:top w:val="single" w:color="4F81BD" w:themeColor="accent1" w:sz="8" w:space="0"/>
+          <w:bottom w:val="single" w:color="4F81BD" w:themeColor="accent1" w:sz="8" w:space="0"/>
         </w:tcBorders>
       </w:tcPr>
     </w:tblStylePr>
@@ -10136,8 +10389,8 @@
       <w:tblPr/>
       <w:tcPr>
         <w:tcBorders>
-          <w:top w:val="single" w:sz="8" w:space="0" w:color="4F81BD" w:themeColor="accent1"/>
-          <w:bottom w:val="single" w:sz="8" w:space="0" w:color="4F81BD" w:themeColor="accent1"/>
+          <w:top w:val="single" w:color="4F81BD" w:themeColor="accent1" w:sz="8" w:space="0"/>
+          <w:bottom w:val="single" w:color="4F81BD" w:themeColor="accent1" w:sz="8" w:space="0"/>
         </w:tcBorders>
       </w:tcPr>
     </w:tblStylePr>
@@ -10169,19 +10422,19 @@
       <w:tblStyleRowBandSize w:val="1"/>
       <w:tblStyleColBandSize w:val="1"/>
       <w:tblBorders>
-        <w:top w:val="single" w:sz="8" w:space="0" w:color="C0504D" w:themeColor="accent2"/>
-        <w:bottom w:val="single" w:sz="8" w:space="0" w:color="C0504D" w:themeColor="accent2"/>
+        <w:top w:val="single" w:color="C0504D" w:themeColor="accent2" w:sz="8" w:space="0"/>
+        <w:bottom w:val="single" w:color="C0504D" w:themeColor="accent2" w:sz="8" w:space="0"/>
       </w:tblBorders>
     </w:tblPr>
     <w:tblStylePr w:type="firstRow">
       <w:rPr>
-        <w:rFonts w:asciiTheme="majorHAnsi" w:eastAsiaTheme="majorEastAsia" w:hAnsiTheme="majorHAnsi" w:cstheme="majorBidi"/>
+        <w:rFonts w:asciiTheme="majorHAnsi" w:hAnsiTheme="majorHAnsi" w:eastAsiaTheme="majorEastAsia" w:cstheme="majorBidi"/>
       </w:rPr>
       <w:tblPr/>
       <w:tcPr>
         <w:tcBorders>
           <w:top w:val="nil"/>
-          <w:bottom w:val="single" w:sz="8" w:space="0" w:color="C0504D" w:themeColor="accent2"/>
+          <w:bottom w:val="single" w:color="C0504D" w:themeColor="accent2" w:sz="8" w:space="0"/>
         </w:tcBorders>
       </w:tcPr>
     </w:tblStylePr>
@@ -10194,8 +10447,8 @@
       <w:tblPr/>
       <w:tcPr>
         <w:tcBorders>
-          <w:top w:val="single" w:sz="8" w:space="0" w:color="C0504D" w:themeColor="accent2"/>
-          <w:bottom w:val="single" w:sz="8" w:space="0" w:color="C0504D" w:themeColor="accent2"/>
+          <w:top w:val="single" w:color="C0504D" w:themeColor="accent2" w:sz="8" w:space="0"/>
+          <w:bottom w:val="single" w:color="C0504D" w:themeColor="accent2" w:sz="8" w:space="0"/>
         </w:tcBorders>
       </w:tcPr>
     </w:tblStylePr>
@@ -10213,8 +10466,8 @@
       <w:tblPr/>
       <w:tcPr>
         <w:tcBorders>
-          <w:top w:val="single" w:sz="8" w:space="0" w:color="C0504D" w:themeColor="accent2"/>
-          <w:bottom w:val="single" w:sz="8" w:space="0" w:color="C0504D" w:themeColor="accent2"/>
+          <w:top w:val="single" w:color="C0504D" w:themeColor="accent2" w:sz="8" w:space="0"/>
+          <w:bottom w:val="single" w:color="C0504D" w:themeColor="accent2" w:sz="8" w:space="0"/>
         </w:tcBorders>
       </w:tcPr>
     </w:tblStylePr>
@@ -10246,19 +10499,19 @@
       <w:tblStyleRowBandSize w:val="1"/>
       <w:tblStyleColBandSize w:val="1"/>
       <w:tblBorders>
-        <w:top w:val="single" w:sz="8" w:space="0" w:color="9BBB59" w:themeColor="accent3"/>
-        <w:bottom w:val="single" w:sz="8" w:space="0" w:color="9BBB59" w:themeColor="accent3"/>
+        <w:top w:val="single" w:color="9BBB59" w:themeColor="accent3" w:sz="8" w:space="0"/>
+        <w:bottom w:val="single" w:color="9BBB59" w:themeColor="accent3" w:sz="8" w:space="0"/>
       </w:tblBorders>
     </w:tblPr>
     <w:tblStylePr w:type="firstRow">
       <w:rPr>
-        <w:rFonts w:asciiTheme="majorHAnsi" w:eastAsiaTheme="majorEastAsia" w:hAnsiTheme="majorHAnsi" w:cstheme="majorBidi"/>
+        <w:rFonts w:asciiTheme="majorHAnsi" w:hAnsiTheme="majorHAnsi" w:eastAsiaTheme="majorEastAsia" w:cstheme="majorBidi"/>
       </w:rPr>
       <w:tblPr/>
       <w:tcPr>
         <w:tcBorders>
           <w:top w:val="nil"/>
-          <w:bottom w:val="single" w:sz="8" w:space="0" w:color="9BBB59" w:themeColor="accent3"/>
+          <w:bottom w:val="single" w:color="9BBB59" w:themeColor="accent3" w:sz="8" w:space="0"/>
         </w:tcBorders>
       </w:tcPr>
     </w:tblStylePr>
@@ -10271,8 +10524,8 @@
       <w:tblPr/>
       <w:tcPr>
         <w:tcBorders>
-          <w:top w:val="single" w:sz="8" w:space="0" w:color="9BBB59" w:themeColor="accent3"/>
-          <w:bottom w:val="single" w:sz="8" w:space="0" w:color="9BBB59" w:themeColor="accent3"/>
+          <w:top w:val="single" w:color="9BBB59" w:themeColor="accent3" w:sz="8" w:space="0"/>
+          <w:bottom w:val="single" w:color="9BBB59" w:themeColor="accent3" w:sz="8" w:space="0"/>
         </w:tcBorders>
       </w:tcPr>
     </w:tblStylePr>
@@ -10290,8 +10543,8 @@
       <w:tblPr/>
       <w:tcPr>
         <w:tcBorders>
-          <w:top w:val="single" w:sz="8" w:space="0" w:color="9BBB59" w:themeColor="accent3"/>
-          <w:bottom w:val="single" w:sz="8" w:space="0" w:color="9BBB59" w:themeColor="accent3"/>
+          <w:top w:val="single" w:color="9BBB59" w:themeColor="accent3" w:sz="8" w:space="0"/>
+          <w:bottom w:val="single" w:color="9BBB59" w:themeColor="accent3" w:sz="8" w:space="0"/>
         </w:tcBorders>
       </w:tcPr>
     </w:tblStylePr>
@@ -10323,19 +10576,19 @@
       <w:tblStyleRowBandSize w:val="1"/>
       <w:tblStyleColBandSize w:val="1"/>
       <w:tblBorders>
-        <w:top w:val="single" w:sz="8" w:space="0" w:color="8064A2" w:themeColor="accent4"/>
-        <w:bottom w:val="single" w:sz="8" w:space="0" w:color="8064A2" w:themeColor="accent4"/>
+        <w:top w:val="single" w:color="8064A2" w:themeColor="accent4" w:sz="8" w:space="0"/>
+        <w:bottom w:val="single" w:color="8064A2" w:themeColor="accent4" w:sz="8" w:space="0"/>
       </w:tblBorders>
     </w:tblPr>
     <w:tblStylePr w:type="firstRow">
       <w:rPr>
-        <w:rFonts w:asciiTheme="majorHAnsi" w:eastAsiaTheme="majorEastAsia" w:hAnsiTheme="majorHAnsi" w:cstheme="majorBidi"/>
+        <w:rFonts w:asciiTheme="majorHAnsi" w:hAnsiTheme="majorHAnsi" w:eastAsiaTheme="majorEastAsia" w:cstheme="majorBidi"/>
       </w:rPr>
       <w:tblPr/>
       <w:tcPr>
         <w:tcBorders>
           <w:top w:val="nil"/>
-          <w:bottom w:val="single" w:sz="8" w:space="0" w:color="8064A2" w:themeColor="accent4"/>
+          <w:bottom w:val="single" w:color="8064A2" w:themeColor="accent4" w:sz="8" w:space="0"/>
         </w:tcBorders>
       </w:tcPr>
     </w:tblStylePr>
@@ -10348,8 +10601,8 @@
       <w:tblPr/>
       <w:tcPr>
         <w:tcBorders>
-          <w:top w:val="single" w:sz="8" w:space="0" w:color="8064A2" w:themeColor="accent4"/>
-          <w:bottom w:val="single" w:sz="8" w:space="0" w:color="8064A2" w:themeColor="accent4"/>
+          <w:top w:val="single" w:color="8064A2" w:themeColor="accent4" w:sz="8" w:space="0"/>
+          <w:bottom w:val="single" w:color="8064A2" w:themeColor="accent4" w:sz="8" w:space="0"/>
         </w:tcBorders>
       </w:tcPr>
     </w:tblStylePr>
@@ -10367,8 +10620,8 @@
       <w:tblPr/>
       <w:tcPr>
         <w:tcBorders>
-          <w:top w:val="single" w:sz="8" w:space="0" w:color="8064A2" w:themeColor="accent4"/>
-          <w:bottom w:val="single" w:sz="8" w:space="0" w:color="8064A2" w:themeColor="accent4"/>
+          <w:top w:val="single" w:color="8064A2" w:themeColor="accent4" w:sz="8" w:space="0"/>
+          <w:bottom w:val="single" w:color="8064A2" w:themeColor="accent4" w:sz="8" w:space="0"/>
         </w:tcBorders>
       </w:tcPr>
     </w:tblStylePr>
@@ -10400,19 +10653,19 @@
       <w:tblStyleRowBandSize w:val="1"/>
       <w:tblStyleColBandSize w:val="1"/>
       <w:tblBorders>
-        <w:top w:val="single" w:sz="8" w:space="0" w:color="4BACC6" w:themeColor="accent5"/>
-        <w:bottom w:val="single" w:sz="8" w:space="0" w:color="4BACC6" w:themeColor="accent5"/>
+        <w:top w:val="single" w:color="4BACC6" w:themeColor="accent5" w:sz="8" w:space="0"/>
+        <w:bottom w:val="single" w:color="4BACC6" w:themeColor="accent5" w:sz="8" w:space="0"/>
       </w:tblBorders>
     </w:tblPr>
     <w:tblStylePr w:type="firstRow">
       <w:rPr>
-        <w:rFonts w:asciiTheme="majorHAnsi" w:eastAsiaTheme="majorEastAsia" w:hAnsiTheme="majorHAnsi" w:cstheme="majorBidi"/>
+        <w:rFonts w:asciiTheme="majorHAnsi" w:hAnsiTheme="majorHAnsi" w:eastAsiaTheme="majorEastAsia" w:cstheme="majorBidi"/>
       </w:rPr>
       <w:tblPr/>
       <w:tcPr>
         <w:tcBorders>
           <w:top w:val="nil"/>
-          <w:bottom w:val="single" w:sz="8" w:space="0" w:color="4BACC6" w:themeColor="accent5"/>
+          <w:bottom w:val="single" w:color="4BACC6" w:themeColor="accent5" w:sz="8" w:space="0"/>
         </w:tcBorders>
       </w:tcPr>
     </w:tblStylePr>
@@ -10425,8 +10678,8 @@
       <w:tblPr/>
       <w:tcPr>
         <w:tcBorders>
-          <w:top w:val="single" w:sz="8" w:space="0" w:color="4BACC6" w:themeColor="accent5"/>
-          <w:bottom w:val="single" w:sz="8" w:space="0" w:color="4BACC6" w:themeColor="accent5"/>
+          <w:top w:val="single" w:color="4BACC6" w:themeColor="accent5" w:sz="8" w:space="0"/>
+          <w:bottom w:val="single" w:color="4BACC6" w:themeColor="accent5" w:sz="8" w:space="0"/>
         </w:tcBorders>
       </w:tcPr>
     </w:tblStylePr>
@@ -10444,8 +10697,8 @@
       <w:tblPr/>
       <w:tcPr>
         <w:tcBorders>
-          <w:top w:val="single" w:sz="8" w:space="0" w:color="4BACC6" w:themeColor="accent5"/>
-          <w:bottom w:val="single" w:sz="8" w:space="0" w:color="4BACC6" w:themeColor="accent5"/>
+          <w:top w:val="single" w:color="4BACC6" w:themeColor="accent5" w:sz="8" w:space="0"/>
+          <w:bottom w:val="single" w:color="4BACC6" w:themeColor="accent5" w:sz="8" w:space="0"/>
         </w:tcBorders>
       </w:tcPr>
     </w:tblStylePr>
@@ -10477,19 +10730,19 @@
       <w:tblStyleRowBandSize w:val="1"/>
       <w:tblStyleColBandSize w:val="1"/>
       <w:tblBorders>
-        <w:top w:val="single" w:sz="8" w:space="0" w:color="F79646" w:themeColor="accent6"/>
-        <w:bottom w:val="single" w:sz="8" w:space="0" w:color="F79646" w:themeColor="accent6"/>
+        <w:top w:val="single" w:color="F79646" w:themeColor="accent6" w:sz="8" w:space="0"/>
+        <w:bottom w:val="single" w:color="F79646" w:themeColor="accent6" w:sz="8" w:space="0"/>
       </w:tblBorders>
     </w:tblPr>
     <w:tblStylePr w:type="firstRow">
       <w:rPr>
-        <w:rFonts w:asciiTheme="majorHAnsi" w:eastAsiaTheme="majorEastAsia" w:hAnsiTheme="majorHAnsi" w:cstheme="majorBidi"/>
+        <w:rFonts w:asciiTheme="majorHAnsi" w:hAnsiTheme="majorHAnsi" w:eastAsiaTheme="majorEastAsia" w:cstheme="majorBidi"/>
       </w:rPr>
       <w:tblPr/>
       <w:tcPr>
         <w:tcBorders>
           <w:top w:val="nil"/>
-          <w:bottom w:val="single" w:sz="8" w:space="0" w:color="F79646" w:themeColor="accent6"/>
+          <w:bottom w:val="single" w:color="F79646" w:themeColor="accent6" w:sz="8" w:space="0"/>
         </w:tcBorders>
       </w:tcPr>
     </w:tblStylePr>
@@ -10502,8 +10755,8 @@
       <w:tblPr/>
       <w:tcPr>
         <w:tcBorders>
-          <w:top w:val="single" w:sz="8" w:space="0" w:color="F79646" w:themeColor="accent6"/>
-          <w:bottom w:val="single" w:sz="8" w:space="0" w:color="F79646" w:themeColor="accent6"/>
+          <w:top w:val="single" w:color="F79646" w:themeColor="accent6" w:sz="8" w:space="0"/>
+          <w:bottom w:val="single" w:color="F79646" w:themeColor="accent6" w:sz="8" w:space="0"/>
         </w:tcBorders>
       </w:tcPr>
     </w:tblStylePr>
@@ -10521,8 +10774,8 @@
       <w:tblPr/>
       <w:tcPr>
         <w:tcBorders>
-          <w:top w:val="single" w:sz="8" w:space="0" w:color="F79646" w:themeColor="accent6"/>
-          <w:bottom w:val="single" w:sz="8" w:space="0" w:color="F79646" w:themeColor="accent6"/>
+          <w:top w:val="single" w:color="F79646" w:themeColor="accent6" w:sz="8" w:space="0"/>
+          <w:bottom w:val="single" w:color="F79646" w:themeColor="accent6" w:sz="8" w:space="0"/>
         </w:tcBorders>
       </w:tcPr>
     </w:tblStylePr>
@@ -10548,17 +10801,17 @@
       <w:spacing w:after="0" w:line="240" w:lineRule="auto"/>
     </w:pPr>
     <w:rPr>
-      <w:rFonts w:asciiTheme="majorHAnsi" w:eastAsiaTheme="majorEastAsia" w:hAnsiTheme="majorHAnsi" w:cstheme="majorBidi"/>
+      <w:rFonts w:asciiTheme="majorHAnsi" w:hAnsiTheme="majorHAnsi" w:eastAsiaTheme="majorEastAsia" w:cstheme="majorBidi"/>
       <w:color w:val="000000" w:themeColor="text1"/>
     </w:rPr>
     <w:tblPr>
       <w:tblStyleRowBandSize w:val="1"/>
       <w:tblStyleColBandSize w:val="1"/>
       <w:tblBorders>
-        <w:top w:val="single" w:sz="8" w:space="0" w:color="000000" w:themeColor="text1"/>
-        <w:left w:val="single" w:sz="8" w:space="0" w:color="000000" w:themeColor="text1"/>
-        <w:bottom w:val="single" w:sz="8" w:space="0" w:color="000000" w:themeColor="text1"/>
-        <w:right w:val="single" w:sz="8" w:space="0" w:color="000000" w:themeColor="text1"/>
+        <w:top w:val="single" w:color="000000" w:themeColor="text1" w:sz="8" w:space="0"/>
+        <w:left w:val="single" w:color="000000" w:themeColor="text1" w:sz="8" w:space="0"/>
+        <w:bottom w:val="single" w:color="000000" w:themeColor="text1" w:sz="8" w:space="0"/>
+        <w:right w:val="single" w:color="000000" w:themeColor="text1" w:sz="8" w:space="0"/>
       </w:tblBorders>
     </w:tblPr>
     <w:tblStylePr w:type="firstRow">
@@ -10571,7 +10824,7 @@
         <w:tcBorders>
           <w:top w:val="nil"/>
           <w:left w:val="nil"/>
-          <w:bottom w:val="single" w:sz="24" w:space="0" w:color="000000" w:themeColor="text1"/>
+          <w:bottom w:val="single" w:color="000000" w:themeColor="text1" w:sz="24" w:space="0"/>
           <w:right w:val="nil"/>
           <w:insideH w:val="nil"/>
           <w:insideV w:val="nil"/>
@@ -10583,7 +10836,7 @@
       <w:tblPr/>
       <w:tcPr>
         <w:tcBorders>
-          <w:top w:val="single" w:sz="8" w:space="0" w:color="000000" w:themeColor="text1"/>
+          <w:top w:val="single" w:color="000000" w:themeColor="text1" w:sz="8" w:space="0"/>
           <w:left w:val="nil"/>
           <w:bottom w:val="nil"/>
           <w:right w:val="nil"/>
@@ -10600,7 +10853,7 @@
           <w:top w:val="nil"/>
           <w:left w:val="nil"/>
           <w:bottom w:val="nil"/>
-          <w:right w:val="single" w:sz="8" w:space="0" w:color="000000" w:themeColor="text1"/>
+          <w:right w:val="single" w:color="000000" w:themeColor="text1" w:sz="8" w:space="0"/>
           <w:insideH w:val="nil"/>
           <w:insideV w:val="nil"/>
         </w:tcBorders>
@@ -10612,7 +10865,7 @@
       <w:tcPr>
         <w:tcBorders>
           <w:top w:val="nil"/>
-          <w:left w:val="single" w:sz="8" w:space="0" w:color="000000" w:themeColor="text1"/>
+          <w:left w:val="single" w:color="000000" w:themeColor="text1" w:sz="8" w:space="0"/>
           <w:bottom w:val="nil"/>
           <w:right w:val="nil"/>
           <w:insideH w:val="nil"/>
@@ -10669,17 +10922,17 @@
       <w:spacing w:after="0" w:line="240" w:lineRule="auto"/>
     </w:pPr>
     <w:rPr>
-      <w:rFonts w:asciiTheme="majorHAnsi" w:eastAsiaTheme="majorEastAsia" w:hAnsiTheme="majorHAnsi" w:cstheme="majorBidi"/>
+      <w:rFonts w:asciiTheme="majorHAnsi" w:hAnsiTheme="majorHAnsi" w:eastAsiaTheme="majorEastAsia" w:cstheme="majorBidi"/>
       <w:color w:val="000000" w:themeColor="text1"/>
     </w:rPr>
     <w:tblPr>
       <w:tblStyleRowBandSize w:val="1"/>
       <w:tblStyleColBandSize w:val="1"/>
       <w:tblBorders>
-        <w:top w:val="single" w:sz="8" w:space="0" w:color="4F81BD" w:themeColor="accent1"/>
-        <w:left w:val="single" w:sz="8" w:space="0" w:color="4F81BD" w:themeColor="accent1"/>
-        <w:bottom w:val="single" w:sz="8" w:space="0" w:color="4F81BD" w:themeColor="accent1"/>
-        <w:right w:val="single" w:sz="8" w:space="0" w:color="4F81BD" w:themeColor="accent1"/>
+        <w:top w:val="single" w:color="4F81BD" w:themeColor="accent1" w:sz="8" w:space="0"/>
+        <w:left w:val="single" w:color="4F81BD" w:themeColor="accent1" w:sz="8" w:space="0"/>
+        <w:bottom w:val="single" w:color="4F81BD" w:themeColor="accent1" w:sz="8" w:space="0"/>
+        <w:right w:val="single" w:color="4F81BD" w:themeColor="accent1" w:sz="8" w:space="0"/>
       </w:tblBorders>
     </w:tblPr>
     <w:tblStylePr w:type="firstRow">
@@ -10692,7 +10945,7 @@
         <w:tcBorders>
           <w:top w:val="nil"/>
           <w:left w:val="nil"/>
-          <w:bottom w:val="single" w:sz="24" w:space="0" w:color="4F81BD" w:themeColor="accent1"/>
+          <w:bottom w:val="single" w:color="4F81BD" w:themeColor="accent1" w:sz="24" w:space="0"/>
           <w:right w:val="nil"/>
           <w:insideH w:val="nil"/>
           <w:insideV w:val="nil"/>
@@ -10704,7 +10957,7 @@
       <w:tblPr/>
       <w:tcPr>
         <w:tcBorders>
-          <w:top w:val="single" w:sz="8" w:space="0" w:color="4F81BD" w:themeColor="accent1"/>
+          <w:top w:val="single" w:color="4F81BD" w:themeColor="accent1" w:sz="8" w:space="0"/>
           <w:left w:val="nil"/>
           <w:bottom w:val="nil"/>
           <w:right w:val="nil"/>
@@ -10721,7 +10974,7 @@
           <w:top w:val="nil"/>
           <w:left w:val="nil"/>
           <w:bottom w:val="nil"/>
-          <w:right w:val="single" w:sz="8" w:space="0" w:color="4F81BD" w:themeColor="accent1"/>
+          <w:right w:val="single" w:color="4F81BD" w:themeColor="accent1" w:sz="8" w:space="0"/>
           <w:insideH w:val="nil"/>
           <w:insideV w:val="nil"/>
         </w:tcBorders>
@@ -10733,7 +10986,7 @@
       <w:tcPr>
         <w:tcBorders>
           <w:top w:val="nil"/>
-          <w:left w:val="single" w:sz="8" w:space="0" w:color="4F81BD" w:themeColor="accent1"/>
+          <w:left w:val="single" w:color="4F81BD" w:themeColor="accent1" w:sz="8" w:space="0"/>
           <w:bottom w:val="nil"/>
           <w:right w:val="nil"/>
           <w:insideH w:val="nil"/>
@@ -10790,17 +11043,17 @@
       <w:spacing w:after="0" w:line="240" w:lineRule="auto"/>
     </w:pPr>
     <w:rPr>
-      <w:rFonts w:asciiTheme="majorHAnsi" w:eastAsiaTheme="majorEastAsia" w:hAnsiTheme="majorHAnsi" w:cstheme="majorBidi"/>
+      <w:rFonts w:asciiTheme="majorHAnsi" w:hAnsiTheme="majorHAnsi" w:eastAsiaTheme="majorEastAsia" w:cstheme="majorBidi"/>
       <w:color w:val="000000" w:themeColor="text1"/>
     </w:rPr>
     <w:tblPr>
       <w:tblStyleRowBandSize w:val="1"/>
       <w:tblStyleColBandSize w:val="1"/>
       <w:tblBorders>
-        <w:top w:val="single" w:sz="8" w:space="0" w:color="C0504D" w:themeColor="accent2"/>
-        <w:left w:val="single" w:sz="8" w:space="0" w:color="C0504D" w:themeColor="accent2"/>
-        <w:bottom w:val="single" w:sz="8" w:space="0" w:color="C0504D" w:themeColor="accent2"/>
-        <w:right w:val="single" w:sz="8" w:space="0" w:color="C0504D" w:themeColor="accent2"/>
+        <w:top w:val="single" w:color="C0504D" w:themeColor="accent2" w:sz="8" w:space="0"/>
+        <w:left w:val="single" w:color="C0504D" w:themeColor="accent2" w:sz="8" w:space="0"/>
+        <w:bottom w:val="single" w:color="C0504D" w:themeColor="accent2" w:sz="8" w:space="0"/>
+        <w:right w:val="single" w:color="C0504D" w:themeColor="accent2" w:sz="8" w:space="0"/>
       </w:tblBorders>
     </w:tblPr>
     <w:tblStylePr w:type="firstRow">
@@ -10813,7 +11066,7 @@
         <w:tcBorders>
           <w:top w:val="nil"/>
           <w:left w:val="nil"/>
-          <w:bottom w:val="single" w:sz="24" w:space="0" w:color="C0504D" w:themeColor="accent2"/>
+          <w:bottom w:val="single" w:color="C0504D" w:themeColor="accent2" w:sz="24" w:space="0"/>
           <w:right w:val="nil"/>
           <w:insideH w:val="nil"/>
           <w:insideV w:val="nil"/>
@@ -10825,7 +11078,7 @@
       <w:tblPr/>
       <w:tcPr>
         <w:tcBorders>
-          <w:top w:val="single" w:sz="8" w:space="0" w:color="C0504D" w:themeColor="accent2"/>
+          <w:top w:val="single" w:color="C0504D" w:themeColor="accent2" w:sz="8" w:space="0"/>
           <w:left w:val="nil"/>
           <w:bottom w:val="nil"/>
           <w:right w:val="nil"/>
@@ -10842,7 +11095,7 @@
           <w:top w:val="nil"/>
           <w:left w:val="nil"/>
           <w:bottom w:val="nil"/>
-          <w:right w:val="single" w:sz="8" w:space="0" w:color="C0504D" w:themeColor="accent2"/>
+          <w:right w:val="single" w:color="C0504D" w:themeColor="accent2" w:sz="8" w:space="0"/>
           <w:insideH w:val="nil"/>
           <w:insideV w:val="nil"/>
         </w:tcBorders>
@@ -10854,7 +11107,7 @@
       <w:tcPr>
         <w:tcBorders>
           <w:top w:val="nil"/>
-          <w:left w:val="single" w:sz="8" w:space="0" w:color="C0504D" w:themeColor="accent2"/>
+          <w:left w:val="single" w:color="C0504D" w:themeColor="accent2" w:sz="8" w:space="0"/>
           <w:bottom w:val="nil"/>
           <w:right w:val="nil"/>
           <w:insideH w:val="nil"/>
@@ -10911,17 +11164,17 @@
       <w:spacing w:after="0" w:line="240" w:lineRule="auto"/>
     </w:pPr>
     <w:rPr>
-      <w:rFonts w:asciiTheme="majorHAnsi" w:eastAsiaTheme="majorEastAsia" w:hAnsiTheme="majorHAnsi" w:cstheme="majorBidi"/>
+      <w:rFonts w:asciiTheme="majorHAnsi" w:hAnsiTheme="majorHAnsi" w:eastAsiaTheme="majorEastAsia" w:cstheme="majorBidi"/>
       <w:color w:val="000000" w:themeColor="text1"/>
     </w:rPr>
     <w:tblPr>
       <w:tblStyleRowBandSize w:val="1"/>
       <w:tblStyleColBandSize w:val="1"/>
       <w:tblBorders>
-        <w:top w:val="single" w:sz="8" w:space="0" w:color="9BBB59" w:themeColor="accent3"/>
-        <w:left w:val="single" w:sz="8" w:space="0" w:color="9BBB59" w:themeColor="accent3"/>
-        <w:bottom w:val="single" w:sz="8" w:space="0" w:color="9BBB59" w:themeColor="accent3"/>
-        <w:right w:val="single" w:sz="8" w:space="0" w:color="9BBB59" w:themeColor="accent3"/>
+        <w:top w:val="single" w:color="9BBB59" w:themeColor="accent3" w:sz="8" w:space="0"/>
+        <w:left w:val="single" w:color="9BBB59" w:themeColor="accent3" w:sz="8" w:space="0"/>
+        <w:bottom w:val="single" w:color="9BBB59" w:themeColor="accent3" w:sz="8" w:space="0"/>
+        <w:right w:val="single" w:color="9BBB59" w:themeColor="accent3" w:sz="8" w:space="0"/>
       </w:tblBorders>
     </w:tblPr>
     <w:tblStylePr w:type="firstRow">
@@ -10934,7 +11187,7 @@
         <w:tcBorders>
           <w:top w:val="nil"/>
           <w:left w:val="nil"/>
-          <w:bottom w:val="single" w:sz="24" w:space="0" w:color="9BBB59" w:themeColor="accent3"/>
+          <w:bottom w:val="single" w:color="9BBB59" w:themeColor="accent3" w:sz="24" w:space="0"/>
           <w:right w:val="nil"/>
           <w:insideH w:val="nil"/>
           <w:insideV w:val="nil"/>
@@ -10946,7 +11199,7 @@
       <w:tblPr/>
       <w:tcPr>
         <w:tcBorders>
-          <w:top w:val="single" w:sz="8" w:space="0" w:color="9BBB59" w:themeColor="accent3"/>
+          <w:top w:val="single" w:color="9BBB59" w:themeColor="accent3" w:sz="8" w:space="0"/>
           <w:left w:val="nil"/>
           <w:bottom w:val="nil"/>
           <w:right w:val="nil"/>
@@ -10963,7 +11216,7 @@
           <w:top w:val="nil"/>
           <w:left w:val="nil"/>
           <w:bottom w:val="nil"/>
-          <w:right w:val="single" w:sz="8" w:space="0" w:color="9BBB59" w:themeColor="accent3"/>
+          <w:right w:val="single" w:color="9BBB59" w:themeColor="accent3" w:sz="8" w:space="0"/>
           <w:insideH w:val="nil"/>
           <w:insideV w:val="nil"/>
         </w:tcBorders>
@@ -10975,7 +11228,7 @@
       <w:tcPr>
         <w:tcBorders>
           <w:top w:val="nil"/>
-          <w:left w:val="single" w:sz="8" w:space="0" w:color="9BBB59" w:themeColor="accent3"/>
+          <w:left w:val="single" w:color="9BBB59" w:themeColor="accent3" w:sz="8" w:space="0"/>
           <w:bottom w:val="nil"/>
           <w:right w:val="nil"/>
           <w:insideH w:val="nil"/>
@@ -11032,17 +11285,17 @@
       <w:spacing w:after="0" w:line="240" w:lineRule="auto"/>
     </w:pPr>
     <w:rPr>
-      <w:rFonts w:asciiTheme="majorHAnsi" w:eastAsiaTheme="majorEastAsia" w:hAnsiTheme="majorHAnsi" w:cstheme="majorBidi"/>
+      <w:rFonts w:asciiTheme="majorHAnsi" w:hAnsiTheme="majorHAnsi" w:eastAsiaTheme="majorEastAsia" w:cstheme="majorBidi"/>
       <w:color w:val="000000" w:themeColor="text1"/>
     </w:rPr>
     <w:tblPr>
       <w:tblStyleRowBandSize w:val="1"/>
       <w:tblStyleColBandSize w:val="1"/>
       <w:tblBorders>
-        <w:top w:val="single" w:sz="8" w:space="0" w:color="8064A2" w:themeColor="accent4"/>
-        <w:left w:val="single" w:sz="8" w:space="0" w:color="8064A2" w:themeColor="accent4"/>
-        <w:bottom w:val="single" w:sz="8" w:space="0" w:color="8064A2" w:themeColor="accent4"/>
-        <w:right w:val="single" w:sz="8" w:space="0" w:color="8064A2" w:themeColor="accent4"/>
+        <w:top w:val="single" w:color="8064A2" w:themeColor="accent4" w:sz="8" w:space="0"/>
+        <w:left w:val="single" w:color="8064A2" w:themeColor="accent4" w:sz="8" w:space="0"/>
+        <w:bottom w:val="single" w:color="8064A2" w:themeColor="accent4" w:sz="8" w:space="0"/>
+        <w:right w:val="single" w:color="8064A2" w:themeColor="accent4" w:sz="8" w:space="0"/>
       </w:tblBorders>
     </w:tblPr>
     <w:tblStylePr w:type="firstRow">
@@ -11055,7 +11308,7 @@
         <w:tcBorders>
           <w:top w:val="nil"/>
           <w:left w:val="nil"/>
-          <w:bottom w:val="single" w:sz="24" w:space="0" w:color="8064A2" w:themeColor="accent4"/>
+          <w:bottom w:val="single" w:color="8064A2" w:themeColor="accent4" w:sz="24" w:space="0"/>
           <w:right w:val="nil"/>
           <w:insideH w:val="nil"/>
           <w:insideV w:val="nil"/>
@@ -11067,7 +11320,7 @@
       <w:tblPr/>
       <w:tcPr>
         <w:tcBorders>
-          <w:top w:val="single" w:sz="8" w:space="0" w:color="8064A2" w:themeColor="accent4"/>
+          <w:top w:val="single" w:color="8064A2" w:themeColor="accent4" w:sz="8" w:space="0"/>
           <w:left w:val="nil"/>
           <w:bottom w:val="nil"/>
           <w:right w:val="nil"/>
@@ -11084,7 +11337,7 @@
           <w:top w:val="nil"/>
           <w:left w:val="nil"/>
           <w:bottom w:val="nil"/>
-          <w:right w:val="single" w:sz="8" w:space="0" w:color="8064A2" w:themeColor="accent4"/>
+          <w:right w:val="single" w:color="8064A2" w:themeColor="accent4" w:sz="8" w:space="0"/>
           <w:insideH w:val="nil"/>
           <w:insideV w:val="nil"/>
         </w:tcBorders>
@@ -11096,7 +11349,7 @@
       <w:tcPr>
         <w:tcBorders>
           <w:top w:val="nil"/>
-          <w:left w:val="single" w:sz="8" w:space="0" w:color="8064A2" w:themeColor="accent4"/>
+          <w:left w:val="single" w:color="8064A2" w:themeColor="accent4" w:sz="8" w:space="0"/>
           <w:bottom w:val="nil"/>
           <w:right w:val="nil"/>
           <w:insideH w:val="nil"/>
@@ -11153,17 +11406,17 @@
       <w:spacing w:after="0" w:line="240" w:lineRule="auto"/>
     </w:pPr>
     <w:rPr>
-      <w:rFonts w:asciiTheme="majorHAnsi" w:eastAsiaTheme="majorEastAsia" w:hAnsiTheme="majorHAnsi" w:cstheme="majorBidi"/>
+      <w:rFonts w:asciiTheme="majorHAnsi" w:hAnsiTheme="majorHAnsi" w:eastAsiaTheme="majorEastAsia" w:cstheme="majorBidi"/>
       <w:color w:val="000000" w:themeColor="text1"/>
     </w:rPr>
     <w:tblPr>
       <w:tblStyleRowBandSize w:val="1"/>
       <w:tblStyleColBandSize w:val="1"/>
       <w:tblBorders>
-        <w:top w:val="single" w:sz="8" w:space="0" w:color="4BACC6" w:themeColor="accent5"/>
-        <w:left w:val="single" w:sz="8" w:space="0" w:color="4BACC6" w:themeColor="accent5"/>
-        <w:bottom w:val="single" w:sz="8" w:space="0" w:color="4BACC6" w:themeColor="accent5"/>
-        <w:right w:val="single" w:sz="8" w:space="0" w:color="4BACC6" w:themeColor="accent5"/>
+        <w:top w:val="single" w:color="4BACC6" w:themeColor="accent5" w:sz="8" w:space="0"/>
+        <w:left w:val="single" w:color="4BACC6" w:themeColor="accent5" w:sz="8" w:space="0"/>
+        <w:bottom w:val="single" w:color="4BACC6" w:themeColor="accent5" w:sz="8" w:space="0"/>
+        <w:right w:val="single" w:color="4BACC6" w:themeColor="accent5" w:sz="8" w:space="0"/>
       </w:tblBorders>
     </w:tblPr>
     <w:tblStylePr w:type="firstRow">
@@ -11176,7 +11429,7 @@
         <w:tcBorders>
           <w:top w:val="nil"/>
           <w:left w:val="nil"/>
-          <w:bottom w:val="single" w:sz="24" w:space="0" w:color="4BACC6" w:themeColor="accent5"/>
+          <w:bottom w:val="single" w:color="4BACC6" w:themeColor="accent5" w:sz="24" w:space="0"/>
           <w:right w:val="nil"/>
           <w:insideH w:val="nil"/>
           <w:insideV w:val="nil"/>
@@ -11188,7 +11441,7 @@
       <w:tblPr/>
       <w:tcPr>
         <w:tcBorders>
-          <w:top w:val="single" w:sz="8" w:space="0" w:color="4BACC6" w:themeColor="accent5"/>
+          <w:top w:val="single" w:color="4BACC6" w:themeColor="accent5" w:sz="8" w:space="0"/>
           <w:left w:val="nil"/>
           <w:bottom w:val="nil"/>
           <w:right w:val="nil"/>
@@ -11205,7 +11458,7 @@
           <w:top w:val="nil"/>
           <w:left w:val="nil"/>
           <w:bottom w:val="nil"/>
-          <w:right w:val="single" w:sz="8" w:space="0" w:color="4BACC6" w:themeColor="accent5"/>
+          <w:right w:val="single" w:color="4BACC6" w:themeColor="accent5" w:sz="8" w:space="0"/>
           <w:insideH w:val="nil"/>
           <w:insideV w:val="nil"/>
         </w:tcBorders>
@@ -11217,7 +11470,7 @@
       <w:tcPr>
         <w:tcBorders>
           <w:top w:val="nil"/>
-          <w:left w:val="single" w:sz="8" w:space="0" w:color="4BACC6" w:themeColor="accent5"/>
+          <w:left w:val="single" w:color="4BACC6" w:themeColor="accent5" w:sz="8" w:space="0"/>
           <w:bottom w:val="nil"/>
           <w:right w:val="nil"/>
           <w:insideH w:val="nil"/>
@@ -11274,17 +11527,17 @@
       <w:spacing w:after="0" w:line="240" w:lineRule="auto"/>
     </w:pPr>
     <w:rPr>
-      <w:rFonts w:asciiTheme="majorHAnsi" w:eastAsiaTheme="majorEastAsia" w:hAnsiTheme="majorHAnsi" w:cstheme="majorBidi"/>
+      <w:rFonts w:asciiTheme="majorHAnsi" w:hAnsiTheme="majorHAnsi" w:eastAsiaTheme="majorEastAsia" w:cstheme="majorBidi"/>
       <w:color w:val="000000" w:themeColor="text1"/>
     </w:rPr>
     <w:tblPr>
       <w:tblStyleRowBandSize w:val="1"/>
       <w:tblStyleColBandSize w:val="1"/>
       <w:tblBorders>
-        <w:top w:val="single" w:sz="8" w:space="0" w:color="F79646" w:themeColor="accent6"/>
-        <w:left w:val="single" w:sz="8" w:space="0" w:color="F79646" w:themeColor="accent6"/>
-        <w:bottom w:val="single" w:sz="8" w:space="0" w:color="F79646" w:themeColor="accent6"/>
-        <w:right w:val="single" w:sz="8" w:space="0" w:color="F79646" w:themeColor="accent6"/>
+        <w:top w:val="single" w:color="F79646" w:themeColor="accent6" w:sz="8" w:space="0"/>
+        <w:left w:val="single" w:color="F79646" w:themeColor="accent6" w:sz="8" w:space="0"/>
+        <w:bottom w:val="single" w:color="F79646" w:themeColor="accent6" w:sz="8" w:space="0"/>
+        <w:right w:val="single" w:color="F79646" w:themeColor="accent6" w:sz="8" w:space="0"/>
       </w:tblBorders>
     </w:tblPr>
     <w:tblStylePr w:type="firstRow">
@@ -11297,7 +11550,7 @@
         <w:tcBorders>
           <w:top w:val="nil"/>
           <w:left w:val="nil"/>
-          <w:bottom w:val="single" w:sz="24" w:space="0" w:color="F79646" w:themeColor="accent6"/>
+          <w:bottom w:val="single" w:color="F79646" w:themeColor="accent6" w:sz="24" w:space="0"/>
           <w:right w:val="nil"/>
           <w:insideH w:val="nil"/>
           <w:insideV w:val="nil"/>
@@ -11309,7 +11562,7 @@
       <w:tblPr/>
       <w:tcPr>
         <w:tcBorders>
-          <w:top w:val="single" w:sz="8" w:space="0" w:color="F79646" w:themeColor="accent6"/>
+          <w:top w:val="single" w:color="F79646" w:themeColor="accent6" w:sz="8" w:space="0"/>
           <w:left w:val="nil"/>
           <w:bottom w:val="nil"/>
           <w:right w:val="nil"/>
@@ -11326,7 +11579,7 @@
           <w:top w:val="nil"/>
           <w:left w:val="nil"/>
           <w:bottom w:val="nil"/>
-          <w:right w:val="single" w:sz="8" w:space="0" w:color="F79646" w:themeColor="accent6"/>
+          <w:right w:val="single" w:color="F79646" w:themeColor="accent6" w:sz="8" w:space="0"/>
           <w:insideH w:val="nil"/>
           <w:insideV w:val="nil"/>
         </w:tcBorders>
@@ -11338,7 +11591,7 @@
       <w:tcPr>
         <w:tcBorders>
           <w:top w:val="nil"/>
-          <w:left w:val="single" w:sz="8" w:space="0" w:color="F79646" w:themeColor="accent6"/>
+          <w:left w:val="single" w:color="F79646" w:themeColor="accent6" w:sz="8" w:space="0"/>
           <w:bottom w:val="nil"/>
           <w:right w:val="nil"/>
           <w:insideH w:val="nil"/>
@@ -11398,12 +11651,12 @@
       <w:tblStyleRowBandSize w:val="1"/>
       <w:tblStyleColBandSize w:val="1"/>
       <w:tblBorders>
-        <w:top w:val="single" w:sz="8" w:space="0" w:color="404040" w:themeColor="text1" w:themeTint="BF"/>
-        <w:left w:val="single" w:sz="8" w:space="0" w:color="404040" w:themeColor="text1" w:themeTint="BF"/>
-        <w:bottom w:val="single" w:sz="8" w:space="0" w:color="404040" w:themeColor="text1" w:themeTint="BF"/>
-        <w:right w:val="single" w:sz="8" w:space="0" w:color="404040" w:themeColor="text1" w:themeTint="BF"/>
-        <w:insideH w:val="single" w:sz="8" w:space="0" w:color="404040" w:themeColor="text1" w:themeTint="BF"/>
-        <w:insideV w:val="single" w:sz="8" w:space="0" w:color="404040" w:themeColor="text1" w:themeTint="BF"/>
+        <w:top w:val="single" w:color="404040" w:themeColor="text1" w:themeTint="BF" w:sz="8" w:space="0"/>
+        <w:left w:val="single" w:color="404040" w:themeColor="text1" w:themeTint="BF" w:sz="8" w:space="0"/>
+        <w:bottom w:val="single" w:color="404040" w:themeColor="text1" w:themeTint="BF" w:sz="8" w:space="0"/>
+        <w:right w:val="single" w:color="404040" w:themeColor="text1" w:themeTint="BF" w:sz="8" w:space="0"/>
+        <w:insideH w:val="single" w:color="404040" w:themeColor="text1" w:themeTint="BF" w:sz="8" w:space="0"/>
+        <w:insideV w:val="single" w:color="404040" w:themeColor="text1" w:themeTint="BF" w:sz="8" w:space="0"/>
       </w:tblBorders>
     </w:tblPr>
     <w:tcPr>
@@ -11423,7 +11676,7 @@
       <w:tblPr/>
       <w:tcPr>
         <w:tcBorders>
-          <w:top w:val="single" w:sz="18" w:space="0" w:color="404040" w:themeColor="text1" w:themeTint="BF"/>
+          <w:top w:val="single" w:color="404040" w:themeColor="text1" w:themeTint="BF" w:sz="18" w:space="0"/>
         </w:tcBorders>
       </w:tcPr>
     </w:tblStylePr>
@@ -11464,12 +11717,12 @@
       <w:tblStyleRowBandSize w:val="1"/>
       <w:tblStyleColBandSize w:val="1"/>
       <w:tblBorders>
-        <w:top w:val="single" w:sz="8" w:space="0" w:color="7BA0CD" w:themeColor="accent1" w:themeTint="BF"/>
-        <w:left w:val="single" w:sz="8" w:space="0" w:color="7BA0CD" w:themeColor="accent1" w:themeTint="BF"/>
-        <w:bottom w:val="single" w:sz="8" w:space="0" w:color="7BA0CD" w:themeColor="accent1" w:themeTint="BF"/>
-        <w:right w:val="single" w:sz="8" w:space="0" w:color="7BA0CD" w:themeColor="accent1" w:themeTint="BF"/>
-        <w:insideH w:val="single" w:sz="8" w:space="0" w:color="7BA0CD" w:themeColor="accent1" w:themeTint="BF"/>
-        <w:insideV w:val="single" w:sz="8" w:space="0" w:color="7BA0CD" w:themeColor="accent1" w:themeTint="BF"/>
+        <w:top w:val="single" w:color="7BA0CD" w:themeColor="accent1" w:themeTint="BF" w:sz="8" w:space="0"/>
+        <w:left w:val="single" w:color="7BA0CD" w:themeColor="accent1" w:themeTint="BF" w:sz="8" w:space="0"/>
+        <w:bottom w:val="single" w:color="7BA0CD" w:themeColor="accent1" w:themeTint="BF" w:sz="8" w:space="0"/>
+        <w:right w:val="single" w:color="7BA0CD" w:themeColor="accent1" w:themeTint="BF" w:sz="8" w:space="0"/>
+        <w:insideH w:val="single" w:color="7BA0CD" w:themeColor="accent1" w:themeTint="BF" w:sz="8" w:space="0"/>
+        <w:insideV w:val="single" w:color="7BA0CD" w:themeColor="accent1" w:themeTint="BF" w:sz="8" w:space="0"/>
       </w:tblBorders>
     </w:tblPr>
     <w:tcPr>
@@ -11489,7 +11742,7 @@
       <w:tblPr/>
       <w:tcPr>
         <w:tcBorders>
-          <w:top w:val="single" w:sz="18" w:space="0" w:color="7BA0CD" w:themeColor="accent1" w:themeTint="BF"/>
+          <w:top w:val="single" w:color="7BA0CD" w:themeColor="accent1" w:themeTint="BF" w:sz="18" w:space="0"/>
         </w:tcBorders>
       </w:tcPr>
     </w:tblStylePr>
@@ -11530,12 +11783,12 @@
       <w:tblStyleRowBandSize w:val="1"/>
       <w:tblStyleColBandSize w:val="1"/>
       <w:tblBorders>
-        <w:top w:val="single" w:sz="8" w:space="0" w:color="CF7B79" w:themeColor="accent2" w:themeTint="BF"/>
-        <w:left w:val="single" w:sz="8" w:space="0" w:color="CF7B79" w:themeColor="accent2" w:themeTint="BF"/>
-        <w:bottom w:val="single" w:sz="8" w:space="0" w:color="CF7B79" w:themeColor="accent2" w:themeTint="BF"/>
-        <w:right w:val="single" w:sz="8" w:space="0" w:color="CF7B79" w:themeColor="accent2" w:themeTint="BF"/>
-        <w:insideH w:val="single" w:sz="8" w:space="0" w:color="CF7B79" w:themeColor="accent2" w:themeTint="BF"/>
-        <w:insideV w:val="single" w:sz="8" w:space="0" w:color="CF7B79" w:themeColor="accent2" w:themeTint="BF"/>
+        <w:top w:val="single" w:color="CF7B79" w:themeColor="accent2" w:themeTint="BF" w:sz="8" w:space="0"/>
+        <w:left w:val="single" w:color="CF7B79" w:themeColor="accent2" w:themeTint="BF" w:sz="8" w:space="0"/>
+        <w:bottom w:val="single" w:color="CF7B79" w:themeColor="accent2" w:themeTint="BF" w:sz="8" w:space="0"/>
+        <w:right w:val="single" w:color="CF7B79" w:themeColor="accent2" w:themeTint="BF" w:sz="8" w:space="0"/>
+        <w:insideH w:val="single" w:color="CF7B79" w:themeColor="accent2" w:themeTint="BF" w:sz="8" w:space="0"/>
+        <w:insideV w:val="single" w:color="CF7B79" w:themeColor="accent2" w:themeTint="BF" w:sz="8" w:space="0"/>
       </w:tblBorders>
     </w:tblPr>
     <w:tcPr>
@@ -11555,7 +11808,7 @@
       <w:tblPr/>
       <w:tcPr>
         <w:tcBorders>
-          <w:top w:val="single" w:sz="18" w:space="0" w:color="CF7B79" w:themeColor="accent2" w:themeTint="BF"/>
+          <w:top w:val="single" w:color="CF7B79" w:themeColor="accent2" w:themeTint="BF" w:sz="18" w:space="0"/>
         </w:tcBorders>
       </w:tcPr>
     </w:tblStylePr>
@@ -11596,12 +11849,12 @@
       <w:tblStyleRowBandSize w:val="1"/>
       <w:tblStyleColBandSize w:val="1"/>
       <w:tblBorders>
-        <w:top w:val="single" w:sz="8" w:space="0" w:color="B3CC82" w:themeColor="accent3" w:themeTint="BF"/>
-        <w:left w:val="single" w:sz="8" w:space="0" w:color="B3CC82" w:themeColor="accent3" w:themeTint="BF"/>
-        <w:bottom w:val="single" w:sz="8" w:space="0" w:color="B3CC82" w:themeColor="accent3" w:themeTint="BF"/>
-        <w:right w:val="single" w:sz="8" w:space="0" w:color="B3CC82" w:themeColor="accent3" w:themeTint="BF"/>
-        <w:insideH w:val="single" w:sz="8" w:space="0" w:color="B3CC82" w:themeColor="accent3" w:themeTint="BF"/>
-        <w:insideV w:val="single" w:sz="8" w:space="0" w:color="B3CC82" w:themeColor="accent3" w:themeTint="BF"/>
+        <w:top w:val="single" w:color="B3CC82" w:themeColor="accent3" w:themeTint="BF" w:sz="8" w:space="0"/>
+        <w:left w:val="single" w:color="B3CC82" w:themeColor="accent3" w:themeTint="BF" w:sz="8" w:space="0"/>
+        <w:bottom w:val="single" w:color="B3CC82" w:themeColor="accent3" w:themeTint="BF" w:sz="8" w:space="0"/>
+        <w:right w:val="single" w:color="B3CC82" w:themeColor="accent3" w:themeTint="BF" w:sz="8" w:space="0"/>
+        <w:insideH w:val="single" w:color="B3CC82" w:themeColor="accent3" w:themeTint="BF" w:sz="8" w:space="0"/>
+        <w:insideV w:val="single" w:color="B3CC82" w:themeColor="accent3" w:themeTint="BF" w:sz="8" w:space="0"/>
       </w:tblBorders>
     </w:tblPr>
     <w:tcPr>
@@ -11621,7 +11874,7 @@
       <w:tblPr/>
       <w:tcPr>
         <w:tcBorders>
-          <w:top w:val="single" w:sz="18" w:space="0" w:color="B3CC82" w:themeColor="accent3" w:themeTint="BF"/>
+          <w:top w:val="single" w:color="B3CC82" w:themeColor="accent3" w:themeTint="BF" w:sz="18" w:space="0"/>
         </w:tcBorders>
       </w:tcPr>
     </w:tblStylePr>
@@ -11662,12 +11915,12 @@
       <w:tblStyleRowBandSize w:val="1"/>
       <w:tblStyleColBandSize w:val="1"/>
       <w:tblBorders>
-        <w:top w:val="single" w:sz="8" w:space="0" w:color="9F8AB9" w:themeColor="accent4" w:themeTint="BF"/>
-        <w:left w:val="single" w:sz="8" w:space="0" w:color="9F8AB9" w:themeColor="accent4" w:themeTint="BF"/>
-        <w:bottom w:val="single" w:sz="8" w:space="0" w:color="9F8AB9" w:themeColor="accent4" w:themeTint="BF"/>
-        <w:right w:val="single" w:sz="8" w:space="0" w:color="9F8AB9" w:themeColor="accent4" w:themeTint="BF"/>
-        <w:insideH w:val="single" w:sz="8" w:space="0" w:color="9F8AB9" w:themeColor="accent4" w:themeTint="BF"/>
-        <w:insideV w:val="single" w:sz="8" w:space="0" w:color="9F8AB9" w:themeColor="accent4" w:themeTint="BF"/>
+        <w:top w:val="single" w:color="9F8AB9" w:themeColor="accent4" w:themeTint="BF" w:sz="8" w:space="0"/>
+        <w:left w:val="single" w:color="9F8AB9" w:themeColor="accent4" w:themeTint="BF" w:sz="8" w:space="0"/>
+        <w:bottom w:val="single" w:color="9F8AB9" w:themeColor="accent4" w:themeTint="BF" w:sz="8" w:space="0"/>
+        <w:right w:val="single" w:color="9F8AB9" w:themeColor="accent4" w:themeTint="BF" w:sz="8" w:space="0"/>
+        <w:insideH w:val="single" w:color="9F8AB9" w:themeColor="accent4" w:themeTint="BF" w:sz="8" w:space="0"/>
+        <w:insideV w:val="single" w:color="9F8AB9" w:themeColor="accent4" w:themeTint="BF" w:sz="8" w:space="0"/>
       </w:tblBorders>
     </w:tblPr>
     <w:tcPr>
@@ -11687,7 +11940,7 @@
       <w:tblPr/>
       <w:tcPr>
         <w:tcBorders>
-          <w:top w:val="single" w:sz="18" w:space="0" w:color="9F8AB9" w:themeColor="accent4" w:themeTint="BF"/>
+          <w:top w:val="single" w:color="9F8AB9" w:themeColor="accent4" w:themeTint="BF" w:sz="18" w:space="0"/>
         </w:tcBorders>
       </w:tcPr>
     </w:tblStylePr>
@@ -11728,12 +11981,12 @@
       <w:tblStyleRowBandSize w:val="1"/>
       <w:tblStyleColBandSize w:val="1"/>
       <w:tblBorders>
-        <w:top w:val="single" w:sz="8" w:space="0" w:color="78C0D4" w:themeColor="accent5" w:themeTint="BF"/>
-        <w:left w:val="single" w:sz="8" w:space="0" w:color="78C0D4" w:themeColor="accent5" w:themeTint="BF"/>
-        <w:bottom w:val="single" w:sz="8" w:space="0" w:color="78C0D4" w:themeColor="accent5" w:themeTint="BF"/>
-        <w:right w:val="single" w:sz="8" w:space="0" w:color="78C0D4" w:themeColor="accent5" w:themeTint="BF"/>
-        <w:insideH w:val="single" w:sz="8" w:space="0" w:color="78C0D4" w:themeColor="accent5" w:themeTint="BF"/>
-        <w:insideV w:val="single" w:sz="8" w:space="0" w:color="78C0D4" w:themeColor="accent5" w:themeTint="BF"/>
+        <w:top w:val="single" w:color="78C0D4" w:themeColor="accent5" w:themeTint="BF" w:sz="8" w:space="0"/>
+        <w:left w:val="single" w:color="78C0D4" w:themeColor="accent5" w:themeTint="BF" w:sz="8" w:space="0"/>
+        <w:bottom w:val="single" w:color="78C0D4" w:themeColor="accent5" w:themeTint="BF" w:sz="8" w:space="0"/>
+        <w:right w:val="single" w:color="78C0D4" w:themeColor="accent5" w:themeTint="BF" w:sz="8" w:space="0"/>
+        <w:insideH w:val="single" w:color="78C0D4" w:themeColor="accent5" w:themeTint="BF" w:sz="8" w:space="0"/>
+        <w:insideV w:val="single" w:color="78C0D4" w:themeColor="accent5" w:themeTint="BF" w:sz="8" w:space="0"/>
       </w:tblBorders>
     </w:tblPr>
     <w:tcPr>
@@ -11753,7 +12006,7 @@
       <w:tblPr/>
       <w:tcPr>
         <w:tcBorders>
-          <w:top w:val="single" w:sz="18" w:space="0" w:color="78C0D4" w:themeColor="accent5" w:themeTint="BF"/>
+          <w:top w:val="single" w:color="78C0D4" w:themeColor="accent5" w:themeTint="BF" w:sz="18" w:space="0"/>
         </w:tcBorders>
       </w:tcPr>
     </w:tblStylePr>
@@ -11794,12 +12047,12 @@
       <w:tblStyleRowBandSize w:val="1"/>
       <w:tblStyleColBandSize w:val="1"/>
       <w:tblBorders>
-        <w:top w:val="single" w:sz="8" w:space="0" w:color="F9B074" w:themeColor="accent6" w:themeTint="BF"/>
-        <w:left w:val="single" w:sz="8" w:space="0" w:color="F9B074" w:themeColor="accent6" w:themeTint="BF"/>
-        <w:bottom w:val="single" w:sz="8" w:space="0" w:color="F9B074" w:themeColor="accent6" w:themeTint="BF"/>
-        <w:right w:val="single" w:sz="8" w:space="0" w:color="F9B074" w:themeColor="accent6" w:themeTint="BF"/>
-        <w:insideH w:val="single" w:sz="8" w:space="0" w:color="F9B074" w:themeColor="accent6" w:themeTint="BF"/>
-        <w:insideV w:val="single" w:sz="8" w:space="0" w:color="F9B074" w:themeColor="accent6" w:themeTint="BF"/>
+        <w:top w:val="single" w:color="F9B074" w:themeColor="accent6" w:themeTint="BF" w:sz="8" w:space="0"/>
+        <w:left w:val="single" w:color="F9B074" w:themeColor="accent6" w:themeTint="BF" w:sz="8" w:space="0"/>
+        <w:bottom w:val="single" w:color="F9B074" w:themeColor="accent6" w:themeTint="BF" w:sz="8" w:space="0"/>
+        <w:right w:val="single" w:color="F9B074" w:themeColor="accent6" w:themeTint="BF" w:sz="8" w:space="0"/>
+        <w:insideH w:val="single" w:color="F9B074" w:themeColor="accent6" w:themeTint="BF" w:sz="8" w:space="0"/>
+        <w:insideV w:val="single" w:color="F9B074" w:themeColor="accent6" w:themeTint="BF" w:sz="8" w:space="0"/>
       </w:tblBorders>
     </w:tblPr>
     <w:tcPr>
@@ -11819,7 +12072,7 @@
       <w:tblPr/>
       <w:tcPr>
         <w:tcBorders>
-          <w:top w:val="single" w:sz="18" w:space="0" w:color="F9B074" w:themeColor="accent6" w:themeTint="BF"/>
+          <w:top w:val="single" w:color="F9B074" w:themeColor="accent6" w:themeTint="BF" w:sz="18" w:space="0"/>
         </w:tcBorders>
       </w:tcPr>
     </w:tblStylePr>
@@ -11857,19 +12110,19 @@
       <w:spacing w:after="0" w:line="240" w:lineRule="auto"/>
     </w:pPr>
     <w:rPr>
-      <w:rFonts w:asciiTheme="majorHAnsi" w:eastAsiaTheme="majorEastAsia" w:hAnsiTheme="majorHAnsi" w:cstheme="majorBidi"/>
+      <w:rFonts w:asciiTheme="majorHAnsi" w:hAnsiTheme="majorHAnsi" w:eastAsiaTheme="majorEastAsia" w:cstheme="majorBidi"/>
       <w:color w:val="000000" w:themeColor="text1"/>
     </w:rPr>
     <w:tblPr>
       <w:tblStyleRowBandSize w:val="1"/>
       <w:tblStyleColBandSize w:val="1"/>
       <w:tblBorders>
-        <w:top w:val="single" w:sz="8" w:space="0" w:color="000000" w:themeColor="text1"/>
-        <w:left w:val="single" w:sz="8" w:space="0" w:color="000000" w:themeColor="text1"/>
-        <w:bottom w:val="single" w:sz="8" w:space="0" w:color="000000" w:themeColor="text1"/>
-        <w:right w:val="single" w:sz="8" w:space="0" w:color="000000" w:themeColor="text1"/>
-        <w:insideH w:val="single" w:sz="8" w:space="0" w:color="000000" w:themeColor="text1"/>
-        <w:insideV w:val="single" w:sz="8" w:space="0" w:color="000000" w:themeColor="text1"/>
+        <w:top w:val="single" w:color="000000" w:themeColor="text1" w:sz="8" w:space="0"/>
+        <w:left w:val="single" w:color="000000" w:themeColor="text1" w:sz="8" w:space="0"/>
+        <w:bottom w:val="single" w:color="000000" w:themeColor="text1" w:sz="8" w:space="0"/>
+        <w:right w:val="single" w:color="000000" w:themeColor="text1" w:sz="8" w:space="0"/>
+        <w:insideH w:val="single" w:color="000000" w:themeColor="text1" w:sz="8" w:space="0"/>
+        <w:insideV w:val="single" w:color="000000" w:themeColor="text1" w:sz="8" w:space="0"/>
       </w:tblBorders>
     </w:tblPr>
     <w:tcPr>
@@ -11895,7 +12148,7 @@
       <w:tblPr/>
       <w:tcPr>
         <w:tcBorders>
-          <w:top w:val="single" w:sz="12" w:space="0" w:color="000000" w:themeColor="text1"/>
+          <w:top w:val="single" w:color="000000" w:themeColor="text1" w:sz="12" w:space="0"/>
           <w:left w:val="nil"/>
           <w:bottom w:val="nil"/>
           <w:right w:val="nil"/>
@@ -11953,8 +12206,8 @@
       <w:tblPr/>
       <w:tcPr>
         <w:tcBorders>
-          <w:insideH w:val="single" w:sz="6" w:space="0" w:color="000000" w:themeColor="text1"/>
-          <w:insideV w:val="single" w:sz="6" w:space="0" w:color="000000" w:themeColor="text1"/>
+          <w:insideH w:val="single" w:color="000000" w:themeColor="text1" w:sz="6" w:space="0"/>
+          <w:insideV w:val="single" w:color="000000" w:themeColor="text1" w:sz="6" w:space="0"/>
         </w:tcBorders>
         <w:shd w:val="clear" w:color="auto" w:fill="808080" w:themeFill="text1" w:themeFillTint="7F"/>
       </w:tcPr>
@@ -11975,19 +12228,19 @@
       <w:spacing w:after="0" w:line="240" w:lineRule="auto"/>
     </w:pPr>
     <w:rPr>
-      <w:rFonts w:asciiTheme="majorHAnsi" w:eastAsiaTheme="majorEastAsia" w:hAnsiTheme="majorHAnsi" w:cstheme="majorBidi"/>
+      <w:rFonts w:asciiTheme="majorHAnsi" w:hAnsiTheme="majorHAnsi" w:eastAsiaTheme="majorEastAsia" w:cstheme="majorBidi"/>
       <w:color w:val="000000" w:themeColor="text1"/>
     </w:rPr>
     <w:tblPr>
       <w:tblStyleRowBandSize w:val="1"/>
       <w:tblStyleColBandSize w:val="1"/>
       <w:tblBorders>
-        <w:top w:val="single" w:sz="8" w:space="0" w:color="4F81BD" w:themeColor="accent1"/>
-        <w:left w:val="single" w:sz="8" w:space="0" w:color="4F81BD" w:themeColor="accent1"/>
-        <w:bottom w:val="single" w:sz="8" w:space="0" w:color="4F81BD" w:themeColor="accent1"/>
-        <w:right w:val="single" w:sz="8" w:space="0" w:color="4F81BD" w:themeColor="accent1"/>
-        <w:insideH w:val="single" w:sz="8" w:space="0" w:color="4F81BD" w:themeColor="accent1"/>
-        <w:insideV w:val="single" w:sz="8" w:space="0" w:color="4F81BD" w:themeColor="accent1"/>
+        <w:top w:val="single" w:color="4F81BD" w:themeColor="accent1" w:sz="8" w:space="0"/>
+        <w:left w:val="single" w:color="4F81BD" w:themeColor="accent1" w:sz="8" w:space="0"/>
+        <w:bottom w:val="single" w:color="4F81BD" w:themeColor="accent1" w:sz="8" w:space="0"/>
+        <w:right w:val="single" w:color="4F81BD" w:themeColor="accent1" w:sz="8" w:space="0"/>
+        <w:insideH w:val="single" w:color="4F81BD" w:themeColor="accent1" w:sz="8" w:space="0"/>
+        <w:insideV w:val="single" w:color="4F81BD" w:themeColor="accent1" w:sz="8" w:space="0"/>
       </w:tblBorders>
     </w:tblPr>
     <w:tcPr>
@@ -12013,7 +12266,7 @@
       <w:tblPr/>
       <w:tcPr>
         <w:tcBorders>
-          <w:top w:val="single" w:sz="12" w:space="0" w:color="000000" w:themeColor="text1"/>
+          <w:top w:val="single" w:color="000000" w:themeColor="text1" w:sz="12" w:space="0"/>
           <w:left w:val="nil"/>
           <w:bottom w:val="nil"/>
           <w:right w:val="nil"/>
@@ -12071,8 +12324,8 @@
       <w:tblPr/>
       <w:tcPr>
         <w:tcBorders>
-          <w:insideH w:val="single" w:sz="6" w:space="0" w:color="4F81BD" w:themeColor="accent1"/>
-          <w:insideV w:val="single" w:sz="6" w:space="0" w:color="4F81BD" w:themeColor="accent1"/>
+          <w:insideH w:val="single" w:color="4F81BD" w:themeColor="accent1" w:sz="6" w:space="0"/>
+          <w:insideV w:val="single" w:color="4F81BD" w:themeColor="accent1" w:sz="6" w:space="0"/>
         </w:tcBorders>
         <w:shd w:val="clear" w:color="auto" w:fill="A7BFDE" w:themeFill="accent1" w:themeFillTint="7F"/>
       </w:tcPr>
@@ -12093,19 +12346,19 @@
       <w:spacing w:after="0" w:line="240" w:lineRule="auto"/>
     </w:pPr>
     <w:rPr>
-      <w:rFonts w:asciiTheme="majorHAnsi" w:eastAsiaTheme="majorEastAsia" w:hAnsiTheme="majorHAnsi" w:cstheme="majorBidi"/>
+      <w:rFonts w:asciiTheme="majorHAnsi" w:hAnsiTheme="majorHAnsi" w:eastAsiaTheme="majorEastAsia" w:cstheme="majorBidi"/>
       <w:color w:val="000000" w:themeColor="text1"/>
     </w:rPr>
     <w:tblPr>
       <w:tblStyleRowBandSize w:val="1"/>
       <w:tblStyleColBandSize w:val="1"/>
       <w:tblBorders>
-        <w:top w:val="single" w:sz="8" w:space="0" w:color="C0504D" w:themeColor="accent2"/>
-        <w:left w:val="single" w:sz="8" w:space="0" w:color="C0504D" w:themeColor="accent2"/>
-        <w:bottom w:val="single" w:sz="8" w:space="0" w:color="C0504D" w:themeColor="accent2"/>
-        <w:right w:val="single" w:sz="8" w:space="0" w:color="C0504D" w:themeColor="accent2"/>
-        <w:insideH w:val="single" w:sz="8" w:space="0" w:color="C0504D" w:themeColor="accent2"/>
-        <w:insideV w:val="single" w:sz="8" w:space="0" w:color="C0504D" w:themeColor="accent2"/>
+        <w:top w:val="single" w:color="C0504D" w:themeColor="accent2" w:sz="8" w:space="0"/>
+        <w:left w:val="single" w:color="C0504D" w:themeColor="accent2" w:sz="8" w:space="0"/>
+        <w:bottom w:val="single" w:color="C0504D" w:themeColor="accent2" w:sz="8" w:space="0"/>
+        <w:right w:val="single" w:color="C0504D" w:themeColor="accent2" w:sz="8" w:space="0"/>
+        <w:insideH w:val="single" w:color="C0504D" w:themeColor="accent2" w:sz="8" w:space="0"/>
+        <w:insideV w:val="single" w:color="C0504D" w:themeColor="accent2" w:sz="8" w:space="0"/>
       </w:tblBorders>
     </w:tblPr>
     <w:tcPr>
@@ -12131,7 +12384,7 @@
       <w:tblPr/>
       <w:tcPr>
         <w:tcBorders>
-          <w:top w:val="single" w:sz="12" w:space="0" w:color="000000" w:themeColor="text1"/>
+          <w:top w:val="single" w:color="000000" w:themeColor="text1" w:sz="12" w:space="0"/>
           <w:left w:val="nil"/>
           <w:bottom w:val="nil"/>
           <w:right w:val="nil"/>
@@ -12189,8 +12442,8 @@
       <w:tblPr/>
       <w:tcPr>
         <w:tcBorders>
-          <w:insideH w:val="single" w:sz="6" w:space="0" w:color="C0504D" w:themeColor="accent2"/>
-          <w:insideV w:val="single" w:sz="6" w:space="0" w:color="C0504D" w:themeColor="accent2"/>
+          <w:insideH w:val="single" w:color="C0504D" w:themeColor="accent2" w:sz="6" w:space="0"/>
+          <w:insideV w:val="single" w:color="C0504D" w:themeColor="accent2" w:sz="6" w:space="0"/>
         </w:tcBorders>
         <w:shd w:val="clear" w:color="auto" w:fill="DFA7A6" w:themeFill="accent2" w:themeFillTint="7F"/>
       </w:tcPr>
@@ -12211,19 +12464,19 @@
       <w:spacing w:after="0" w:line="240" w:lineRule="auto"/>
     </w:pPr>
     <w:rPr>
-      <w:rFonts w:asciiTheme="majorHAnsi" w:eastAsiaTheme="majorEastAsia" w:hAnsiTheme="majorHAnsi" w:cstheme="majorBidi"/>
+      <w:rFonts w:asciiTheme="majorHAnsi" w:hAnsiTheme="majorHAnsi" w:eastAsiaTheme="majorEastAsia" w:cstheme="majorBidi"/>
       <w:color w:val="000000" w:themeColor="text1"/>
     </w:rPr>
     <w:tblPr>
       <w:tblStyleRowBandSize w:val="1"/>
       <w:tblStyleColBandSize w:val="1"/>
       <w:tblBorders>
-        <w:top w:val="single" w:sz="8" w:space="0" w:color="9BBB59" w:themeColor="accent3"/>
-        <w:left w:val="single" w:sz="8" w:space="0" w:color="9BBB59" w:themeColor="accent3"/>
-        <w:bottom w:val="single" w:sz="8" w:space="0" w:color="9BBB59" w:themeColor="accent3"/>
-        <w:right w:val="single" w:sz="8" w:space="0" w:color="9BBB59" w:themeColor="accent3"/>
-        <w:insideH w:val="single" w:sz="8" w:space="0" w:color="9BBB59" w:themeColor="accent3"/>
-        <w:insideV w:val="single" w:sz="8" w:space="0" w:color="9BBB59" w:themeColor="accent3"/>
+        <w:top w:val="single" w:color="9BBB59" w:themeColor="accent3" w:sz="8" w:space="0"/>
+        <w:left w:val="single" w:color="9BBB59" w:themeColor="accent3" w:sz="8" w:space="0"/>
+        <w:bottom w:val="single" w:color="9BBB59" w:themeColor="accent3" w:sz="8" w:space="0"/>
+        <w:right w:val="single" w:color="9BBB59" w:themeColor="accent3" w:sz="8" w:space="0"/>
+        <w:insideH w:val="single" w:color="9BBB59" w:themeColor="accent3" w:sz="8" w:space="0"/>
+        <w:insideV w:val="single" w:color="9BBB59" w:themeColor="accent3" w:sz="8" w:space="0"/>
       </w:tblBorders>
     </w:tblPr>
     <w:tcPr>
@@ -12249,7 +12502,7 @@
       <w:tblPr/>
       <w:tcPr>
         <w:tcBorders>
-          <w:top w:val="single" w:sz="12" w:space="0" w:color="000000" w:themeColor="text1"/>
+          <w:top w:val="single" w:color="000000" w:themeColor="text1" w:sz="12" w:space="0"/>
           <w:left w:val="nil"/>
           <w:bottom w:val="nil"/>
           <w:right w:val="nil"/>
@@ -12307,8 +12560,8 @@
       <w:tblPr/>
       <w:tcPr>
         <w:tcBorders>
-          <w:insideH w:val="single" w:sz="6" w:space="0" w:color="9BBB59" w:themeColor="accent3"/>
-          <w:insideV w:val="single" w:sz="6" w:space="0" w:color="9BBB59" w:themeColor="accent3"/>
+          <w:insideH w:val="single" w:color="9BBB59" w:themeColor="accent3" w:sz="6" w:space="0"/>
+          <w:insideV w:val="single" w:color="9BBB59" w:themeColor="accent3" w:sz="6" w:space="0"/>
         </w:tcBorders>
         <w:shd w:val="clear" w:color="auto" w:fill="CDDDAC" w:themeFill="accent3" w:themeFillTint="7F"/>
       </w:tcPr>
@@ -12329,19 +12582,19 @@
       <w:spacing w:after="0" w:line="240" w:lineRule="auto"/>
     </w:pPr>
     <w:rPr>
-      <w:rFonts w:asciiTheme="majorHAnsi" w:eastAsiaTheme="majorEastAsia" w:hAnsiTheme="majorHAnsi" w:cstheme="majorBidi"/>
+      <w:rFonts w:asciiTheme="majorHAnsi" w:hAnsiTheme="majorHAnsi" w:eastAsiaTheme="majorEastAsia" w:cstheme="majorBidi"/>
       <w:color w:val="000000" w:themeColor="text1"/>
     </w:rPr>
     <w:tblPr>
       <w:tblStyleRowBandSize w:val="1"/>
       <w:tblStyleColBandSize w:val="1"/>
       <w:tblBorders>
-        <w:top w:val="single" w:sz="8" w:space="0" w:color="8064A2" w:themeColor="accent4"/>
-        <w:left w:val="single" w:sz="8" w:space="0" w:color="8064A2" w:themeColor="accent4"/>
-        <w:bottom w:val="single" w:sz="8" w:space="0" w:color="8064A2" w:themeColor="accent4"/>
-        <w:right w:val="single" w:sz="8" w:space="0" w:color="8064A2" w:themeColor="accent4"/>
-        <w:insideH w:val="single" w:sz="8" w:space="0" w:color="8064A2" w:themeColor="accent4"/>
-        <w:insideV w:val="single" w:sz="8" w:space="0" w:color="8064A2" w:themeColor="accent4"/>
+        <w:top w:val="single" w:color="8064A2" w:themeColor="accent4" w:sz="8" w:space="0"/>
+        <w:left w:val="single" w:color="8064A2" w:themeColor="accent4" w:sz="8" w:space="0"/>
+        <w:bottom w:val="single" w:color="8064A2" w:themeColor="accent4" w:sz="8" w:space="0"/>
+        <w:right w:val="single" w:color="8064A2" w:themeColor="accent4" w:sz="8" w:space="0"/>
+        <w:insideH w:val="single" w:color="8064A2" w:themeColor="accent4" w:sz="8" w:space="0"/>
+        <w:insideV w:val="single" w:color="8064A2" w:themeColor="accent4" w:sz="8" w:space="0"/>
       </w:tblBorders>
     </w:tblPr>
     <w:tcPr>
@@ -12367,7 +12620,7 @@
       <w:tblPr/>
       <w:tcPr>
         <w:tcBorders>
-          <w:top w:val="single" w:sz="12" w:space="0" w:color="000000" w:themeColor="text1"/>
+          <w:top w:val="single" w:color="000000" w:themeColor="text1" w:sz="12" w:space="0"/>
           <w:left w:val="nil"/>
           <w:bottom w:val="nil"/>
           <w:right w:val="nil"/>
@@ -12425,8 +12678,8 @@
       <w:tblPr/>
       <w:tcPr>
         <w:tcBorders>
-          <w:insideH w:val="single" w:sz="6" w:space="0" w:color="8064A2" w:themeColor="accent4"/>
-          <w:insideV w:val="single" w:sz="6" w:space="0" w:color="8064A2" w:themeColor="accent4"/>
+          <w:insideH w:val="single" w:color="8064A2" w:themeColor="accent4" w:sz="6" w:space="0"/>
+          <w:insideV w:val="single" w:color="8064A2" w:themeColor="accent4" w:sz="6" w:space="0"/>
         </w:tcBorders>
         <w:shd w:val="clear" w:color="auto" w:fill="BFB1D0" w:themeFill="accent4" w:themeFillTint="7F"/>
       </w:tcPr>
@@ -12447,19 +12700,19 @@
       <w:spacing w:after="0" w:line="240" w:lineRule="auto"/>
     </w:pPr>
     <w:rPr>
-      <w:rFonts w:asciiTheme="majorHAnsi" w:eastAsiaTheme="majorEastAsia" w:hAnsiTheme="majorHAnsi" w:cstheme="majorBidi"/>
+      <w:rFonts w:asciiTheme="majorHAnsi" w:hAnsiTheme="majorHAnsi" w:eastAsiaTheme="majorEastAsia" w:cstheme="majorBidi"/>
       <w:color w:val="000000" w:themeColor="text1"/>
     </w:rPr>
     <w:tblPr>
       <w:tblStyleRowBandSize w:val="1"/>
       <w:tblStyleColBandSize w:val="1"/>
       <w:tblBorders>
-        <w:top w:val="single" w:sz="8" w:space="0" w:color="4BACC6" w:themeColor="accent5"/>
-        <w:left w:val="single" w:sz="8" w:space="0" w:color="4BACC6" w:themeColor="accent5"/>
-        <w:bottom w:val="single" w:sz="8" w:space="0" w:color="4BACC6" w:themeColor="accent5"/>
-        <w:right w:val="single" w:sz="8" w:space="0" w:color="4BACC6" w:themeColor="accent5"/>
-        <w:insideH w:val="single" w:sz="8" w:space="0" w:color="4BACC6" w:themeColor="accent5"/>
-        <w:insideV w:val="single" w:sz="8" w:space="0" w:color="4BACC6" w:themeColor="accent5"/>
+        <w:top w:val="single" w:color="4BACC6" w:themeColor="accent5" w:sz="8" w:space="0"/>
+        <w:left w:val="single" w:color="4BACC6" w:themeColor="accent5" w:sz="8" w:space="0"/>
+        <w:bottom w:val="single" w:color="4BACC6" w:themeColor="accent5" w:sz="8" w:space="0"/>
+        <w:right w:val="single" w:color="4BACC6" w:themeColor="accent5" w:sz="8" w:space="0"/>
+        <w:insideH w:val="single" w:color="4BACC6" w:themeColor="accent5" w:sz="8" w:space="0"/>
+        <w:insideV w:val="single" w:color="4BACC6" w:themeColor="accent5" w:sz="8" w:space="0"/>
       </w:tblBorders>
     </w:tblPr>
     <w:tcPr>
@@ -12485,7 +12738,7 @@
       <w:tblPr/>
       <w:tcPr>
         <w:tcBorders>
-          <w:top w:val="single" w:sz="12" w:space="0" w:color="000000" w:themeColor="text1"/>
+          <w:top w:val="single" w:color="000000" w:themeColor="text1" w:sz="12" w:space="0"/>
           <w:left w:val="nil"/>
           <w:bottom w:val="nil"/>
           <w:right w:val="nil"/>
@@ -12543,8 +12796,8 @@
       <w:tblPr/>
       <w:tcPr>
         <w:tcBorders>
-          <w:insideH w:val="single" w:sz="6" w:space="0" w:color="4BACC6" w:themeColor="accent5"/>
-          <w:insideV w:val="single" w:sz="6" w:space="0" w:color="4BACC6" w:themeColor="accent5"/>
+          <w:insideH w:val="single" w:color="4BACC6" w:themeColor="accent5" w:sz="6" w:space="0"/>
+          <w:insideV w:val="single" w:color="4BACC6" w:themeColor="accent5" w:sz="6" w:space="0"/>
         </w:tcBorders>
         <w:shd w:val="clear" w:color="auto" w:fill="A5D5E2" w:themeFill="accent5" w:themeFillTint="7F"/>
       </w:tcPr>
@@ -12565,19 +12818,19 @@
       <w:spacing w:after="0" w:line="240" w:lineRule="auto"/>
     </w:pPr>
     <w:rPr>
-      <w:rFonts w:asciiTheme="majorHAnsi" w:eastAsiaTheme="majorEastAsia" w:hAnsiTheme="majorHAnsi" w:cstheme="majorBidi"/>
+      <w:rFonts w:asciiTheme="majorHAnsi" w:hAnsiTheme="majorHAnsi" w:eastAsiaTheme="majorEastAsia" w:cstheme="majorBidi"/>
       <w:color w:val="000000" w:themeColor="text1"/>
     </w:rPr>
     <w:tblPr>
       <w:tblStyleRowBandSize w:val="1"/>
       <w:tblStyleColBandSize w:val="1"/>
       <w:tblBorders>
-        <w:top w:val="single" w:sz="8" w:space="0" w:color="F79646" w:themeColor="accent6"/>
-        <w:left w:val="single" w:sz="8" w:space="0" w:color="F79646" w:themeColor="accent6"/>
-        <w:bottom w:val="single" w:sz="8" w:space="0" w:color="F79646" w:themeColor="accent6"/>
-        <w:right w:val="single" w:sz="8" w:space="0" w:color="F79646" w:themeColor="accent6"/>
-        <w:insideH w:val="single" w:sz="8" w:space="0" w:color="F79646" w:themeColor="accent6"/>
-        <w:insideV w:val="single" w:sz="8" w:space="0" w:color="F79646" w:themeColor="accent6"/>
+        <w:top w:val="single" w:color="F79646" w:themeColor="accent6" w:sz="8" w:space="0"/>
+        <w:left w:val="single" w:color="F79646" w:themeColor="accent6" w:sz="8" w:space="0"/>
+        <w:bottom w:val="single" w:color="F79646" w:themeColor="accent6" w:sz="8" w:space="0"/>
+        <w:right w:val="single" w:color="F79646" w:themeColor="accent6" w:sz="8" w:space="0"/>
+        <w:insideH w:val="single" w:color="F79646" w:themeColor="accent6" w:sz="8" w:space="0"/>
+        <w:insideV w:val="single" w:color="F79646" w:themeColor="accent6" w:sz="8" w:space="0"/>
       </w:tblBorders>
     </w:tblPr>
     <w:tcPr>
@@ -12603,7 +12856,7 @@
       <w:tblPr/>
       <w:tcPr>
         <w:tcBorders>
-          <w:top w:val="single" w:sz="12" w:space="0" w:color="000000" w:themeColor="text1"/>
+          <w:top w:val="single" w:color="000000" w:themeColor="text1" w:sz="12" w:space="0"/>
           <w:left w:val="nil"/>
           <w:bottom w:val="nil"/>
           <w:right w:val="nil"/>
@@ -12661,8 +12914,8 @@
       <w:tblPr/>
       <w:tcPr>
         <w:tcBorders>
-          <w:insideH w:val="single" w:sz="6" w:space="0" w:color="F79646" w:themeColor="accent6"/>
-          <w:insideV w:val="single" w:sz="6" w:space="0" w:color="F79646" w:themeColor="accent6"/>
+          <w:insideH w:val="single" w:color="F79646" w:themeColor="accent6" w:sz="6" w:space="0"/>
+          <w:insideV w:val="single" w:color="F79646" w:themeColor="accent6" w:sz="6" w:space="0"/>
         </w:tcBorders>
         <w:shd w:val="clear" w:color="auto" w:fill="FBCAA2" w:themeFill="accent6" w:themeFillTint="7F"/>
       </w:tcPr>
@@ -12686,12 +12939,12 @@
       <w:tblStyleRowBandSize w:val="1"/>
       <w:tblStyleColBandSize w:val="1"/>
       <w:tblBorders>
-        <w:top w:val="single" w:sz="8" w:space="0" w:color="FFFFFF" w:themeColor="background1"/>
-        <w:left w:val="single" w:sz="8" w:space="0" w:color="FFFFFF" w:themeColor="background1"/>
-        <w:bottom w:val="single" w:sz="8" w:space="0" w:color="FFFFFF" w:themeColor="background1"/>
-        <w:right w:val="single" w:sz="8" w:space="0" w:color="FFFFFF" w:themeColor="background1"/>
-        <w:insideH w:val="single" w:sz="6" w:space="0" w:color="FFFFFF" w:themeColor="background1"/>
-        <w:insideV w:val="single" w:sz="6" w:space="0" w:color="FFFFFF" w:themeColor="background1"/>
+        <w:top w:val="single" w:color="FFFFFF" w:themeColor="background1" w:sz="8" w:space="0"/>
+        <w:left w:val="single" w:color="FFFFFF" w:themeColor="background1" w:sz="8" w:space="0"/>
+        <w:bottom w:val="single" w:color="FFFFFF" w:themeColor="background1" w:sz="8" w:space="0"/>
+        <w:right w:val="single" w:color="FFFFFF" w:themeColor="background1" w:sz="8" w:space="0"/>
+        <w:insideH w:val="single" w:color="FFFFFF" w:themeColor="background1" w:sz="6" w:space="0"/>
+        <w:insideV w:val="single" w:color="FFFFFF" w:themeColor="background1" w:sz="6" w:space="0"/>
       </w:tblBorders>
     </w:tblPr>
     <w:tcPr>
@@ -12708,12 +12961,12 @@
       <w:tblPr/>
       <w:tcPr>
         <w:tcBorders>
-          <w:top w:val="single" w:sz="8" w:space="0" w:color="FFFFFF" w:themeColor="background1"/>
-          <w:left w:val="single" w:sz="8" w:space="0" w:color="FFFFFF" w:themeColor="background1"/>
-          <w:bottom w:val="single" w:sz="24" w:space="0" w:color="FFFFFF" w:themeColor="background1"/>
-          <w:right w:val="single" w:sz="8" w:space="0" w:color="FFFFFF" w:themeColor="background1"/>
-          <w:insideH w:val="nil"/>
-          <w:insideV w:val="single" w:sz="8" w:space="0" w:color="FFFFFF" w:themeColor="background1"/>
+          <w:top w:val="single" w:color="FFFFFF" w:themeColor="background1" w:sz="8" w:space="0"/>
+          <w:left w:val="single" w:color="FFFFFF" w:themeColor="background1" w:sz="8" w:space="0"/>
+          <w:bottom w:val="single" w:color="FFFFFF" w:themeColor="background1" w:sz="24" w:space="0"/>
+          <w:right w:val="single" w:color="FFFFFF" w:themeColor="background1" w:sz="8" w:space="0"/>
+          <w:insideH w:val="nil"/>
+          <w:insideV w:val="single" w:color="FFFFFF" w:themeColor="background1" w:sz="8" w:space="0"/>
         </w:tcBorders>
         <w:shd w:val="clear" w:color="auto" w:fill="000000" w:themeFill="text1"/>
       </w:tcPr>
@@ -12729,12 +12982,12 @@
       <w:tblPr/>
       <w:tcPr>
         <w:tcBorders>
-          <w:top w:val="single" w:sz="24" w:space="0" w:color="FFFFFF" w:themeColor="background1"/>
-          <w:left w:val="single" w:sz="8" w:space="0" w:color="FFFFFF" w:themeColor="background1"/>
-          <w:bottom w:val="single" w:sz="8" w:space="0" w:color="FFFFFF" w:themeColor="background1"/>
-          <w:right w:val="single" w:sz="8" w:space="0" w:color="FFFFFF" w:themeColor="background1"/>
-          <w:insideH w:val="nil"/>
-          <w:insideV w:val="single" w:sz="8" w:space="0" w:color="FFFFFF" w:themeColor="background1"/>
+          <w:top w:val="single" w:color="FFFFFF" w:themeColor="background1" w:sz="24" w:space="0"/>
+          <w:left w:val="single" w:color="FFFFFF" w:themeColor="background1" w:sz="8" w:space="0"/>
+          <w:bottom w:val="single" w:color="FFFFFF" w:themeColor="background1" w:sz="8" w:space="0"/>
+          <w:right w:val="single" w:color="FFFFFF" w:themeColor="background1" w:sz="8" w:space="0"/>
+          <w:insideH w:val="nil"/>
+          <w:insideV w:val="single" w:color="FFFFFF" w:themeColor="background1" w:sz="8" w:space="0"/>
         </w:tcBorders>
         <w:shd w:val="clear" w:color="auto" w:fill="000000" w:themeFill="text1"/>
       </w:tcPr>
@@ -12750,8 +13003,8 @@
       <w:tblPr/>
       <w:tcPr>
         <w:tcBorders>
-          <w:left w:val="single" w:sz="8" w:space="0" w:color="FFFFFF" w:themeColor="background1"/>
-          <w:right w:val="single" w:sz="24" w:space="0" w:color="FFFFFF" w:themeColor="background1"/>
+          <w:left w:val="single" w:color="FFFFFF" w:themeColor="background1" w:sz="8" w:space="0"/>
+          <w:right w:val="single" w:color="FFFFFF" w:themeColor="background1" w:sz="24" w:space="0"/>
           <w:insideH w:val="nil"/>
           <w:insideV w:val="nil"/>
         </w:tcBorders>
@@ -12770,7 +13023,7 @@
       <w:tcPr>
         <w:tcBorders>
           <w:top w:val="nil"/>
-          <w:left w:val="single" w:sz="24" w:space="0" w:color="FFFFFF" w:themeColor="background1"/>
+          <w:left w:val="single" w:color="FFFFFF" w:themeColor="background1" w:sz="24" w:space="0"/>
           <w:bottom w:val="nil"/>
           <w:right w:val="nil"/>
           <w:insideH w:val="nil"/>
@@ -12783,10 +13036,10 @@
       <w:tblPr/>
       <w:tcPr>
         <w:tcBorders>
-          <w:top w:val="single" w:sz="8" w:space="0" w:color="FFFFFF" w:themeColor="background1"/>
-          <w:left w:val="single" w:sz="8" w:space="0" w:color="FFFFFF" w:themeColor="background1"/>
-          <w:bottom w:val="single" w:sz="8" w:space="0" w:color="FFFFFF" w:themeColor="background1"/>
-          <w:right w:val="single" w:sz="8" w:space="0" w:color="FFFFFF" w:themeColor="background1"/>
+          <w:top w:val="single" w:color="FFFFFF" w:themeColor="background1" w:sz="8" w:space="0"/>
+          <w:left w:val="single" w:color="FFFFFF" w:themeColor="background1" w:sz="8" w:space="0"/>
+          <w:bottom w:val="single" w:color="FFFFFF" w:themeColor="background1" w:sz="8" w:space="0"/>
+          <w:right w:val="single" w:color="FFFFFF" w:themeColor="background1" w:sz="8" w:space="0"/>
           <w:insideH w:val="nil"/>
           <w:insideV w:val="nil"/>
         </w:tcBorders>
@@ -12797,12 +13050,12 @@
       <w:tblPr/>
       <w:tcPr>
         <w:tcBorders>
-          <w:top w:val="single" w:sz="8" w:space="0" w:color="FFFFFF" w:themeColor="background1"/>
-          <w:left w:val="single" w:sz="8" w:space="0" w:color="FFFFFF" w:themeColor="background1"/>
-          <w:bottom w:val="single" w:sz="8" w:space="0" w:color="FFFFFF" w:themeColor="background1"/>
-          <w:right w:val="single" w:sz="8" w:space="0" w:color="FFFFFF" w:themeColor="background1"/>
-          <w:insideH w:val="single" w:sz="8" w:space="0" w:color="FFFFFF" w:themeColor="background1"/>
-          <w:insideV w:val="single" w:sz="8" w:space="0" w:color="FFFFFF" w:themeColor="background1"/>
+          <w:top w:val="single" w:color="FFFFFF" w:themeColor="background1" w:sz="8" w:space="0"/>
+          <w:left w:val="single" w:color="FFFFFF" w:themeColor="background1" w:sz="8" w:space="0"/>
+          <w:bottom w:val="single" w:color="FFFFFF" w:themeColor="background1" w:sz="8" w:space="0"/>
+          <w:right w:val="single" w:color="FFFFFF" w:themeColor="background1" w:sz="8" w:space="0"/>
+          <w:insideH w:val="single" w:color="FFFFFF" w:themeColor="background1" w:sz="8" w:space="0"/>
+          <w:insideV w:val="single" w:color="FFFFFF" w:themeColor="background1" w:sz="8" w:space="0"/>
         </w:tcBorders>
         <w:shd w:val="clear" w:color="auto" w:fill="808080" w:themeFill="text1" w:themeFillTint="7F"/>
       </w:tcPr>
@@ -12820,12 +13073,12 @@
       <w:tblStyleRowBandSize w:val="1"/>
       <w:tblStyleColBandSize w:val="1"/>
       <w:tblBorders>
-        <w:top w:val="single" w:sz="8" w:space="0" w:color="FFFFFF" w:themeColor="background1"/>
-        <w:left w:val="single" w:sz="8" w:space="0" w:color="FFFFFF" w:themeColor="background1"/>
-        <w:bottom w:val="single" w:sz="8" w:space="0" w:color="FFFFFF" w:themeColor="background1"/>
-        <w:right w:val="single" w:sz="8" w:space="0" w:color="FFFFFF" w:themeColor="background1"/>
-        <w:insideH w:val="single" w:sz="6" w:space="0" w:color="FFFFFF" w:themeColor="background1"/>
-        <w:insideV w:val="single" w:sz="6" w:space="0" w:color="FFFFFF" w:themeColor="background1"/>
+        <w:top w:val="single" w:color="FFFFFF" w:themeColor="background1" w:sz="8" w:space="0"/>
+        <w:left w:val="single" w:color="FFFFFF" w:themeColor="background1" w:sz="8" w:space="0"/>
+        <w:bottom w:val="single" w:color="FFFFFF" w:themeColor="background1" w:sz="8" w:space="0"/>
+        <w:right w:val="single" w:color="FFFFFF" w:themeColor="background1" w:sz="8" w:space="0"/>
+        <w:insideH w:val="single" w:color="FFFFFF" w:themeColor="background1" w:sz="6" w:space="0"/>
+        <w:insideV w:val="single" w:color="FFFFFF" w:themeColor="background1" w:sz="6" w:space="0"/>
       </w:tblBorders>
     </w:tblPr>
     <w:tcPr>
@@ -12842,12 +13095,12 @@
       <w:tblPr/>
       <w:tcPr>
         <w:tcBorders>
-          <w:top w:val="single" w:sz="8" w:space="0" w:color="FFFFFF" w:themeColor="background1"/>
-          <w:left w:val="single" w:sz="8" w:space="0" w:color="FFFFFF" w:themeColor="background1"/>
-          <w:bottom w:val="single" w:sz="24" w:space="0" w:color="FFFFFF" w:themeColor="background1"/>
-          <w:right w:val="single" w:sz="8" w:space="0" w:color="FFFFFF" w:themeColor="background1"/>
-          <w:insideH w:val="nil"/>
-          <w:insideV w:val="single" w:sz="8" w:space="0" w:color="FFFFFF" w:themeColor="background1"/>
+          <w:top w:val="single" w:color="FFFFFF" w:themeColor="background1" w:sz="8" w:space="0"/>
+          <w:left w:val="single" w:color="FFFFFF" w:themeColor="background1" w:sz="8" w:space="0"/>
+          <w:bottom w:val="single" w:color="FFFFFF" w:themeColor="background1" w:sz="24" w:space="0"/>
+          <w:right w:val="single" w:color="FFFFFF" w:themeColor="background1" w:sz="8" w:space="0"/>
+          <w:insideH w:val="nil"/>
+          <w:insideV w:val="single" w:color="FFFFFF" w:themeColor="background1" w:sz="8" w:space="0"/>
         </w:tcBorders>
         <w:shd w:val="clear" w:color="auto" w:fill="4F81BD" w:themeFill="accent1"/>
       </w:tcPr>
@@ -12863,12 +13116,12 @@
       <w:tblPr/>
       <w:tcPr>
         <w:tcBorders>
-          <w:top w:val="single" w:sz="24" w:space="0" w:color="FFFFFF" w:themeColor="background1"/>
-          <w:left w:val="single" w:sz="8" w:space="0" w:color="FFFFFF" w:themeColor="background1"/>
-          <w:bottom w:val="single" w:sz="8" w:space="0" w:color="FFFFFF" w:themeColor="background1"/>
-          <w:right w:val="single" w:sz="8" w:space="0" w:color="FFFFFF" w:themeColor="background1"/>
-          <w:insideH w:val="nil"/>
-          <w:insideV w:val="single" w:sz="8" w:space="0" w:color="FFFFFF" w:themeColor="background1"/>
+          <w:top w:val="single" w:color="FFFFFF" w:themeColor="background1" w:sz="24" w:space="0"/>
+          <w:left w:val="single" w:color="FFFFFF" w:themeColor="background1" w:sz="8" w:space="0"/>
+          <w:bottom w:val="single" w:color="FFFFFF" w:themeColor="background1" w:sz="8" w:space="0"/>
+          <w:right w:val="single" w:color="FFFFFF" w:themeColor="background1" w:sz="8" w:space="0"/>
+          <w:insideH w:val="nil"/>
+          <w:insideV w:val="single" w:color="FFFFFF" w:themeColor="background1" w:sz="8" w:space="0"/>
         </w:tcBorders>
         <w:shd w:val="clear" w:color="auto" w:fill="4F81BD" w:themeFill="accent1"/>
       </w:tcPr>
@@ -12884,8 +13137,8 @@
       <w:tblPr/>
       <w:tcPr>
         <w:tcBorders>
-          <w:left w:val="single" w:sz="8" w:space="0" w:color="FFFFFF" w:themeColor="background1"/>
-          <w:right w:val="single" w:sz="24" w:space="0" w:color="FFFFFF" w:themeColor="background1"/>
+          <w:left w:val="single" w:color="FFFFFF" w:themeColor="background1" w:sz="8" w:space="0"/>
+          <w:right w:val="single" w:color="FFFFFF" w:themeColor="background1" w:sz="24" w:space="0"/>
           <w:insideH w:val="nil"/>
           <w:insideV w:val="nil"/>
         </w:tcBorders>
@@ -12904,7 +13157,7 @@
       <w:tcPr>
         <w:tcBorders>
           <w:top w:val="nil"/>
-          <w:left w:val="single" w:sz="24" w:space="0" w:color="FFFFFF" w:themeColor="background1"/>
+          <w:left w:val="single" w:color="FFFFFF" w:themeColor="background1" w:sz="24" w:space="0"/>
           <w:bottom w:val="nil"/>
           <w:right w:val="nil"/>
           <w:insideH w:val="nil"/>
@@ -12917,10 +13170,10 @@
       <w:tblPr/>
       <w:tcPr>
         <w:tcBorders>
-          <w:top w:val="single" w:sz="8" w:space="0" w:color="FFFFFF" w:themeColor="background1"/>
-          <w:left w:val="single" w:sz="8" w:space="0" w:color="FFFFFF" w:themeColor="background1"/>
-          <w:bottom w:val="single" w:sz="8" w:space="0" w:color="FFFFFF" w:themeColor="background1"/>
-          <w:right w:val="single" w:sz="8" w:space="0" w:color="FFFFFF" w:themeColor="background1"/>
+          <w:top w:val="single" w:color="FFFFFF" w:themeColor="background1" w:sz="8" w:space="0"/>
+          <w:left w:val="single" w:color="FFFFFF" w:themeColor="background1" w:sz="8" w:space="0"/>
+          <w:bottom w:val="single" w:color="FFFFFF" w:themeColor="background1" w:sz="8" w:space="0"/>
+          <w:right w:val="single" w:color="FFFFFF" w:themeColor="background1" w:sz="8" w:space="0"/>
           <w:insideH w:val="nil"/>
           <w:insideV w:val="nil"/>
         </w:tcBorders>
@@ -12931,12 +13184,12 @@
       <w:tblPr/>
       <w:tcPr>
         <w:tcBorders>
-          <w:top w:val="single" w:sz="8" w:space="0" w:color="FFFFFF" w:themeColor="background1"/>
-          <w:left w:val="single" w:sz="8" w:space="0" w:color="FFFFFF" w:themeColor="background1"/>
-          <w:bottom w:val="single" w:sz="8" w:space="0" w:color="FFFFFF" w:themeColor="background1"/>
-          <w:right w:val="single" w:sz="8" w:space="0" w:color="FFFFFF" w:themeColor="background1"/>
-          <w:insideH w:val="single" w:sz="8" w:space="0" w:color="FFFFFF" w:themeColor="background1"/>
-          <w:insideV w:val="single" w:sz="8" w:space="0" w:color="FFFFFF" w:themeColor="background1"/>
+          <w:top w:val="single" w:color="FFFFFF" w:themeColor="background1" w:sz="8" w:space="0"/>
+          <w:left w:val="single" w:color="FFFFFF" w:themeColor="background1" w:sz="8" w:space="0"/>
+          <w:bottom w:val="single" w:color="FFFFFF" w:themeColor="background1" w:sz="8" w:space="0"/>
+          <w:right w:val="single" w:color="FFFFFF" w:themeColor="background1" w:sz="8" w:space="0"/>
+          <w:insideH w:val="single" w:color="FFFFFF" w:themeColor="background1" w:sz="8" w:space="0"/>
+          <w:insideV w:val="single" w:color="FFFFFF" w:themeColor="background1" w:sz="8" w:space="0"/>
         </w:tcBorders>
         <w:shd w:val="clear" w:color="auto" w:fill="A7BFDE" w:themeFill="accent1" w:themeFillTint="7F"/>
       </w:tcPr>
@@ -12954,12 +13207,12 @@
       <w:tblStyleRowBandSize w:val="1"/>
       <w:tblStyleColBandSize w:val="1"/>
       <w:tblBorders>
-        <w:top w:val="single" w:sz="8" w:space="0" w:color="FFFFFF" w:themeColor="background1"/>
-        <w:left w:val="single" w:sz="8" w:space="0" w:color="FFFFFF" w:themeColor="background1"/>
-        <w:bottom w:val="single" w:sz="8" w:space="0" w:color="FFFFFF" w:themeColor="background1"/>
-        <w:right w:val="single" w:sz="8" w:space="0" w:color="FFFFFF" w:themeColor="background1"/>
-        <w:insideH w:val="single" w:sz="6" w:space="0" w:color="FFFFFF" w:themeColor="background1"/>
-        <w:insideV w:val="single" w:sz="6" w:space="0" w:color="FFFFFF" w:themeColor="background1"/>
+        <w:top w:val="single" w:color="FFFFFF" w:themeColor="background1" w:sz="8" w:space="0"/>
+        <w:left w:val="single" w:color="FFFFFF" w:themeColor="background1" w:sz="8" w:space="0"/>
+        <w:bottom w:val="single" w:color="FFFFFF" w:themeColor="background1" w:sz="8" w:space="0"/>
+        <w:right w:val="single" w:color="FFFFFF" w:themeColor="background1" w:sz="8" w:space="0"/>
+        <w:insideH w:val="single" w:color="FFFFFF" w:themeColor="background1" w:sz="6" w:space="0"/>
+        <w:insideV w:val="single" w:color="FFFFFF" w:themeColor="background1" w:sz="6" w:space="0"/>
       </w:tblBorders>
     </w:tblPr>
     <w:tcPr>
@@ -12976,12 +13229,12 @@
       <w:tblPr/>
       <w:tcPr>
         <w:tcBorders>
-          <w:top w:val="single" w:sz="8" w:space="0" w:color="FFFFFF" w:themeColor="background1"/>
-          <w:left w:val="single" w:sz="8" w:space="0" w:color="FFFFFF" w:themeColor="background1"/>
-          <w:bottom w:val="single" w:sz="24" w:space="0" w:color="FFFFFF" w:themeColor="background1"/>
-          <w:right w:val="single" w:sz="8" w:space="0" w:color="FFFFFF" w:themeColor="background1"/>
-          <w:insideH w:val="nil"/>
-          <w:insideV w:val="single" w:sz="8" w:space="0" w:color="FFFFFF" w:themeColor="background1"/>
+          <w:top w:val="single" w:color="FFFFFF" w:themeColor="background1" w:sz="8" w:space="0"/>
+          <w:left w:val="single" w:color="FFFFFF" w:themeColor="background1" w:sz="8" w:space="0"/>
+          <w:bottom w:val="single" w:color="FFFFFF" w:themeColor="background1" w:sz="24" w:space="0"/>
+          <w:right w:val="single" w:color="FFFFFF" w:themeColor="background1" w:sz="8" w:space="0"/>
+          <w:insideH w:val="nil"/>
+          <w:insideV w:val="single" w:color="FFFFFF" w:themeColor="background1" w:sz="8" w:space="0"/>
         </w:tcBorders>
         <w:shd w:val="clear" w:color="auto" w:fill="C0504D" w:themeFill="accent2"/>
       </w:tcPr>
@@ -12997,12 +13250,12 @@
       <w:tblPr/>
       <w:tcPr>
         <w:tcBorders>
-          <w:top w:val="single" w:sz="24" w:space="0" w:color="FFFFFF" w:themeColor="background1"/>
-          <w:left w:val="single" w:sz="8" w:space="0" w:color="FFFFFF" w:themeColor="background1"/>
-          <w:bottom w:val="single" w:sz="8" w:space="0" w:color="FFFFFF" w:themeColor="background1"/>
-          <w:right w:val="single" w:sz="8" w:space="0" w:color="FFFFFF" w:themeColor="background1"/>
-          <w:insideH w:val="nil"/>
-          <w:insideV w:val="single" w:sz="8" w:space="0" w:color="FFFFFF" w:themeColor="background1"/>
+          <w:top w:val="single" w:color="FFFFFF" w:themeColor="background1" w:sz="24" w:space="0"/>
+          <w:left w:val="single" w:color="FFFFFF" w:themeColor="background1" w:sz="8" w:space="0"/>
+          <w:bottom w:val="single" w:color="FFFFFF" w:themeColor="background1" w:sz="8" w:space="0"/>
+          <w:right w:val="single" w:color="FFFFFF" w:themeColor="background1" w:sz="8" w:space="0"/>
+          <w:insideH w:val="nil"/>
+          <w:insideV w:val="single" w:color="FFFFFF" w:themeColor="background1" w:sz="8" w:space="0"/>
         </w:tcBorders>
         <w:shd w:val="clear" w:color="auto" w:fill="C0504D" w:themeFill="accent2"/>
       </w:tcPr>
@@ -13018,8 +13271,8 @@
       <w:tblPr/>
       <w:tcPr>
         <w:tcBorders>
-          <w:left w:val="single" w:sz="8" w:space="0" w:color="FFFFFF" w:themeColor="background1"/>
-          <w:right w:val="single" w:sz="24" w:space="0" w:color="FFFFFF" w:themeColor="background1"/>
+          <w:left w:val="single" w:color="FFFFFF" w:themeColor="background1" w:sz="8" w:space="0"/>
+          <w:right w:val="single" w:color="FFFFFF" w:themeColor="background1" w:sz="24" w:space="0"/>
           <w:insideH w:val="nil"/>
           <w:insideV w:val="nil"/>
         </w:tcBorders>
@@ -13038,7 +13291,7 @@
       <w:tcPr>
         <w:tcBorders>
           <w:top w:val="nil"/>
-          <w:left w:val="single" w:sz="24" w:space="0" w:color="FFFFFF" w:themeColor="background1"/>
+          <w:left w:val="single" w:color="FFFFFF" w:themeColor="background1" w:sz="24" w:space="0"/>
           <w:bottom w:val="nil"/>
           <w:right w:val="nil"/>
           <w:insideH w:val="nil"/>
@@ -13051,10 +13304,10 @@
       <w:tblPr/>
       <w:tcPr>
         <w:tcBorders>
-          <w:top w:val="single" w:sz="8" w:space="0" w:color="FFFFFF" w:themeColor="background1"/>
-          <w:left w:val="single" w:sz="8" w:space="0" w:color="FFFFFF" w:themeColor="background1"/>
-          <w:bottom w:val="single" w:sz="8" w:space="0" w:color="FFFFFF" w:themeColor="background1"/>
-          <w:right w:val="single" w:sz="8" w:space="0" w:color="FFFFFF" w:themeColor="background1"/>
+          <w:top w:val="single" w:color="FFFFFF" w:themeColor="background1" w:sz="8" w:space="0"/>
+          <w:left w:val="single" w:color="FFFFFF" w:themeColor="background1" w:sz="8" w:space="0"/>
+          <w:bottom w:val="single" w:color="FFFFFF" w:themeColor="background1" w:sz="8" w:space="0"/>
+          <w:right w:val="single" w:color="FFFFFF" w:themeColor="background1" w:sz="8" w:space="0"/>
           <w:insideH w:val="nil"/>
           <w:insideV w:val="nil"/>
         </w:tcBorders>
@@ -13065,12 +13318,12 @@
       <w:tblPr/>
       <w:tcPr>
         <w:tcBorders>
-          <w:top w:val="single" w:sz="8" w:space="0" w:color="FFFFFF" w:themeColor="background1"/>
-          <w:left w:val="single" w:sz="8" w:space="0" w:color="FFFFFF" w:themeColor="background1"/>
-          <w:bottom w:val="single" w:sz="8" w:space="0" w:color="FFFFFF" w:themeColor="background1"/>
-          <w:right w:val="single" w:sz="8" w:space="0" w:color="FFFFFF" w:themeColor="background1"/>
-          <w:insideH w:val="single" w:sz="8" w:space="0" w:color="FFFFFF" w:themeColor="background1"/>
-          <w:insideV w:val="single" w:sz="8" w:space="0" w:color="FFFFFF" w:themeColor="background1"/>
+          <w:top w:val="single" w:color="FFFFFF" w:themeColor="background1" w:sz="8" w:space="0"/>
+          <w:left w:val="single" w:color="FFFFFF" w:themeColor="background1" w:sz="8" w:space="0"/>
+          <w:bottom w:val="single" w:color="FFFFFF" w:themeColor="background1" w:sz="8" w:space="0"/>
+          <w:right w:val="single" w:color="FFFFFF" w:themeColor="background1" w:sz="8" w:space="0"/>
+          <w:insideH w:val="single" w:color="FFFFFF" w:themeColor="background1" w:sz="8" w:space="0"/>
+          <w:insideV w:val="single" w:color="FFFFFF" w:themeColor="background1" w:sz="8" w:space="0"/>
         </w:tcBorders>
         <w:shd w:val="clear" w:color="auto" w:fill="DFA7A6" w:themeFill="accent2" w:themeFillTint="7F"/>
       </w:tcPr>
@@ -13088,12 +13341,12 @@
       <w:tblStyleRowBandSize w:val="1"/>
       <w:tblStyleColBandSize w:val="1"/>
       <w:tblBorders>
-        <w:top w:val="single" w:sz="8" w:space="0" w:color="FFFFFF" w:themeColor="background1"/>
-        <w:left w:val="single" w:sz="8" w:space="0" w:color="FFFFFF" w:themeColor="background1"/>
-        <w:bottom w:val="single" w:sz="8" w:space="0" w:color="FFFFFF" w:themeColor="background1"/>
-        <w:right w:val="single" w:sz="8" w:space="0" w:color="FFFFFF" w:themeColor="background1"/>
-        <w:insideH w:val="single" w:sz="6" w:space="0" w:color="FFFFFF" w:themeColor="background1"/>
-        <w:insideV w:val="single" w:sz="6" w:space="0" w:color="FFFFFF" w:themeColor="background1"/>
+        <w:top w:val="single" w:color="FFFFFF" w:themeColor="background1" w:sz="8" w:space="0"/>
+        <w:left w:val="single" w:color="FFFFFF" w:themeColor="background1" w:sz="8" w:space="0"/>
+        <w:bottom w:val="single" w:color="FFFFFF" w:themeColor="background1" w:sz="8" w:space="0"/>
+        <w:right w:val="single" w:color="FFFFFF" w:themeColor="background1" w:sz="8" w:space="0"/>
+        <w:insideH w:val="single" w:color="FFFFFF" w:themeColor="background1" w:sz="6" w:space="0"/>
+        <w:insideV w:val="single" w:color="FFFFFF" w:themeColor="background1" w:sz="6" w:space="0"/>
       </w:tblBorders>
     </w:tblPr>
     <w:tcPr>
@@ -13110,12 +13363,12 @@
       <w:tblPr/>
       <w:tcPr>
         <w:tcBorders>
-          <w:top w:val="single" w:sz="8" w:space="0" w:color="FFFFFF" w:themeColor="background1"/>
-          <w:left w:val="single" w:sz="8" w:space="0" w:color="FFFFFF" w:themeColor="background1"/>
-          <w:bottom w:val="single" w:sz="24" w:space="0" w:color="FFFFFF" w:themeColor="background1"/>
-          <w:right w:val="single" w:sz="8" w:space="0" w:color="FFFFFF" w:themeColor="background1"/>
-          <w:insideH w:val="nil"/>
-          <w:insideV w:val="single" w:sz="8" w:space="0" w:color="FFFFFF" w:themeColor="background1"/>
+          <w:top w:val="single" w:color="FFFFFF" w:themeColor="background1" w:sz="8" w:space="0"/>
+          <w:left w:val="single" w:color="FFFFFF" w:themeColor="background1" w:sz="8" w:space="0"/>
+          <w:bottom w:val="single" w:color="FFFFFF" w:themeColor="background1" w:sz="24" w:space="0"/>
+          <w:right w:val="single" w:color="FFFFFF" w:themeColor="background1" w:sz="8" w:space="0"/>
+          <w:insideH w:val="nil"/>
+          <w:insideV w:val="single" w:color="FFFFFF" w:themeColor="background1" w:sz="8" w:space="0"/>
         </w:tcBorders>
         <w:shd w:val="clear" w:color="auto" w:fill="9BBB59" w:themeFill="accent3"/>
       </w:tcPr>
@@ -13131,12 +13384,12 @@
       <w:tblPr/>
       <w:tcPr>
         <w:tcBorders>
-          <w:top w:val="single" w:sz="24" w:space="0" w:color="FFFFFF" w:themeColor="background1"/>
-          <w:left w:val="single" w:sz="8" w:space="0" w:color="FFFFFF" w:themeColor="background1"/>
-          <w:bottom w:val="single" w:sz="8" w:space="0" w:color="FFFFFF" w:themeColor="background1"/>
-          <w:right w:val="single" w:sz="8" w:space="0" w:color="FFFFFF" w:themeColor="background1"/>
-          <w:insideH w:val="nil"/>
-          <w:insideV w:val="single" w:sz="8" w:space="0" w:color="FFFFFF" w:themeColor="background1"/>
+          <w:top w:val="single" w:color="FFFFFF" w:themeColor="background1" w:sz="24" w:space="0"/>
+          <w:left w:val="single" w:color="FFFFFF" w:themeColor="background1" w:sz="8" w:space="0"/>
+          <w:bottom w:val="single" w:color="FFFFFF" w:themeColor="background1" w:sz="8" w:space="0"/>
+          <w:right w:val="single" w:color="FFFFFF" w:themeColor="background1" w:sz="8" w:space="0"/>
+          <w:insideH w:val="nil"/>
+          <w:insideV w:val="single" w:color="FFFFFF" w:themeColor="background1" w:sz="8" w:space="0"/>
         </w:tcBorders>
         <w:shd w:val="clear" w:color="auto" w:fill="9BBB59" w:themeFill="accent3"/>
       </w:tcPr>
@@ -13152,8 +13405,8 @@
       <w:tblPr/>
       <w:tcPr>
         <w:tcBorders>
-          <w:left w:val="single" w:sz="8" w:space="0" w:color="FFFFFF" w:themeColor="background1"/>
-          <w:right w:val="single" w:sz="24" w:space="0" w:color="FFFFFF" w:themeColor="background1"/>
+          <w:left w:val="single" w:color="FFFFFF" w:themeColor="background1" w:sz="8" w:space="0"/>
+          <w:right w:val="single" w:color="FFFFFF" w:themeColor="background1" w:sz="24" w:space="0"/>
           <w:insideH w:val="nil"/>
           <w:insideV w:val="nil"/>
         </w:tcBorders>
@@ -13172,7 +13425,7 @@
       <w:tcPr>
         <w:tcBorders>
           <w:top w:val="nil"/>
-          <w:left w:val="single" w:sz="24" w:space="0" w:color="FFFFFF" w:themeColor="background1"/>
+          <w:left w:val="single" w:color="FFFFFF" w:themeColor="background1" w:sz="24" w:space="0"/>
           <w:bottom w:val="nil"/>
           <w:right w:val="nil"/>
           <w:insideH w:val="nil"/>
@@ -13185,10 +13438,10 @@
       <w:tblPr/>
       <w:tcPr>
         <w:tcBorders>
-          <w:top w:val="single" w:sz="8" w:space="0" w:color="FFFFFF" w:themeColor="background1"/>
-          <w:left w:val="single" w:sz="8" w:space="0" w:color="FFFFFF" w:themeColor="background1"/>
-          <w:bottom w:val="single" w:sz="8" w:space="0" w:color="FFFFFF" w:themeColor="background1"/>
-          <w:right w:val="single" w:sz="8" w:space="0" w:color="FFFFFF" w:themeColor="background1"/>
+          <w:top w:val="single" w:color="FFFFFF" w:themeColor="background1" w:sz="8" w:space="0"/>
+          <w:left w:val="single" w:color="FFFFFF" w:themeColor="background1" w:sz="8" w:space="0"/>
+          <w:bottom w:val="single" w:color="FFFFFF" w:themeColor="background1" w:sz="8" w:space="0"/>
+          <w:right w:val="single" w:color="FFFFFF" w:themeColor="background1" w:sz="8" w:space="0"/>
           <w:insideH w:val="nil"/>
           <w:insideV w:val="nil"/>
         </w:tcBorders>
@@ -13199,12 +13452,12 @@
       <w:tblPr/>
       <w:tcPr>
         <w:tcBorders>
-          <w:top w:val="single" w:sz="8" w:space="0" w:color="FFFFFF" w:themeColor="background1"/>
-          <w:left w:val="single" w:sz="8" w:space="0" w:color="FFFFFF" w:themeColor="background1"/>
-          <w:bottom w:val="single" w:sz="8" w:space="0" w:color="FFFFFF" w:themeColor="background1"/>
-          <w:right w:val="single" w:sz="8" w:space="0" w:color="FFFFFF" w:themeColor="background1"/>
-          <w:insideH w:val="single" w:sz="8" w:space="0" w:color="FFFFFF" w:themeColor="background1"/>
-          <w:insideV w:val="single" w:sz="8" w:space="0" w:color="FFFFFF" w:themeColor="background1"/>
+          <w:top w:val="single" w:color="FFFFFF" w:themeColor="background1" w:sz="8" w:space="0"/>
+          <w:left w:val="single" w:color="FFFFFF" w:themeColor="background1" w:sz="8" w:space="0"/>
+          <w:bottom w:val="single" w:color="FFFFFF" w:themeColor="background1" w:sz="8" w:space="0"/>
+          <w:right w:val="single" w:color="FFFFFF" w:themeColor="background1" w:sz="8" w:space="0"/>
+          <w:insideH w:val="single" w:color="FFFFFF" w:themeColor="background1" w:sz="8" w:space="0"/>
+          <w:insideV w:val="single" w:color="FFFFFF" w:themeColor="background1" w:sz="8" w:space="0"/>
         </w:tcBorders>
         <w:shd w:val="clear" w:color="auto" w:fill="CDDDAC" w:themeFill="accent3" w:themeFillTint="7F"/>
       </w:tcPr>
@@ -13222,12 +13475,12 @@
       <w:tblStyleRowBandSize w:val="1"/>
       <w:tblStyleColBandSize w:val="1"/>
       <w:tblBorders>
-        <w:top w:val="single" w:sz="8" w:space="0" w:color="FFFFFF" w:themeColor="background1"/>
-        <w:left w:val="single" w:sz="8" w:space="0" w:color="FFFFFF" w:themeColor="background1"/>
-        <w:bottom w:val="single" w:sz="8" w:space="0" w:color="FFFFFF" w:themeColor="background1"/>
-        <w:right w:val="single" w:sz="8" w:space="0" w:color="FFFFFF" w:themeColor="background1"/>
-        <w:insideH w:val="single" w:sz="6" w:space="0" w:color="FFFFFF" w:themeColor="background1"/>
-        <w:insideV w:val="single" w:sz="6" w:space="0" w:color="FFFFFF" w:themeColor="background1"/>
+        <w:top w:val="single" w:color="FFFFFF" w:themeColor="background1" w:sz="8" w:space="0"/>
+        <w:left w:val="single" w:color="FFFFFF" w:themeColor="background1" w:sz="8" w:space="0"/>
+        <w:bottom w:val="single" w:color="FFFFFF" w:themeColor="background1" w:sz="8" w:space="0"/>
+        <w:right w:val="single" w:color="FFFFFF" w:themeColor="background1" w:sz="8" w:space="0"/>
+        <w:insideH w:val="single" w:color="FFFFFF" w:themeColor="background1" w:sz="6" w:space="0"/>
+        <w:insideV w:val="single" w:color="FFFFFF" w:themeColor="background1" w:sz="6" w:space="0"/>
       </w:tblBorders>
     </w:tblPr>
     <w:tcPr>
@@ -13244,12 +13497,12 @@
       <w:tblPr/>
       <w:tcPr>
         <w:tcBorders>
-          <w:top w:val="single" w:sz="8" w:space="0" w:color="FFFFFF" w:themeColor="background1"/>
-          <w:left w:val="single" w:sz="8" w:space="0" w:color="FFFFFF" w:themeColor="background1"/>
-          <w:bottom w:val="single" w:sz="24" w:space="0" w:color="FFFFFF" w:themeColor="background1"/>
-          <w:right w:val="single" w:sz="8" w:space="0" w:color="FFFFFF" w:themeColor="background1"/>
-          <w:insideH w:val="nil"/>
-          <w:insideV w:val="single" w:sz="8" w:space="0" w:color="FFFFFF" w:themeColor="background1"/>
+          <w:top w:val="single" w:color="FFFFFF" w:themeColor="background1" w:sz="8" w:space="0"/>
+          <w:left w:val="single" w:color="FFFFFF" w:themeColor="background1" w:sz="8" w:space="0"/>
+          <w:bottom w:val="single" w:color="FFFFFF" w:themeColor="background1" w:sz="24" w:space="0"/>
+          <w:right w:val="single" w:color="FFFFFF" w:themeColor="background1" w:sz="8" w:space="0"/>
+          <w:insideH w:val="nil"/>
+          <w:insideV w:val="single" w:color="FFFFFF" w:themeColor="background1" w:sz="8" w:space="0"/>
         </w:tcBorders>
         <w:shd w:val="clear" w:color="auto" w:fill="8064A2" w:themeFill="accent4"/>
       </w:tcPr>
@@ -13265,12 +13518,12 @@
       <w:tblPr/>
       <w:tcPr>
         <w:tcBorders>
-          <w:top w:val="single" w:sz="24" w:space="0" w:color="FFFFFF" w:themeColor="background1"/>
-          <w:left w:val="single" w:sz="8" w:space="0" w:color="FFFFFF" w:themeColor="background1"/>
-          <w:bottom w:val="single" w:sz="8" w:space="0" w:color="FFFFFF" w:themeColor="background1"/>
-          <w:right w:val="single" w:sz="8" w:space="0" w:color="FFFFFF" w:themeColor="background1"/>
-          <w:insideH w:val="nil"/>
-          <w:insideV w:val="single" w:sz="8" w:space="0" w:color="FFFFFF" w:themeColor="background1"/>
+          <w:top w:val="single" w:color="FFFFFF" w:themeColor="background1" w:sz="24" w:space="0"/>
+          <w:left w:val="single" w:color="FFFFFF" w:themeColor="background1" w:sz="8" w:space="0"/>
+          <w:bottom w:val="single" w:color="FFFFFF" w:themeColor="background1" w:sz="8" w:space="0"/>
+          <w:right w:val="single" w:color="FFFFFF" w:themeColor="background1" w:sz="8" w:space="0"/>
+          <w:insideH w:val="nil"/>
+          <w:insideV w:val="single" w:color="FFFFFF" w:themeColor="background1" w:sz="8" w:space="0"/>
         </w:tcBorders>
         <w:shd w:val="clear" w:color="auto" w:fill="8064A2" w:themeFill="accent4"/>
       </w:tcPr>
@@ -13286,8 +13539,8 @@
       <w:tblPr/>
       <w:tcPr>
         <w:tcBorders>
-          <w:left w:val="single" w:sz="8" w:space="0" w:color="FFFFFF" w:themeColor="background1"/>
-          <w:right w:val="single" w:sz="24" w:space="0" w:color="FFFFFF" w:themeColor="background1"/>
+          <w:left w:val="single" w:color="FFFFFF" w:themeColor="background1" w:sz="8" w:space="0"/>
+          <w:right w:val="single" w:color="FFFFFF" w:themeColor="background1" w:sz="24" w:space="0"/>
           <w:insideH w:val="nil"/>
           <w:insideV w:val="nil"/>
         </w:tcBorders>
@@ -13306,7 +13559,7 @@
       <w:tcPr>
         <w:tcBorders>
           <w:top w:val="nil"/>
-          <w:left w:val="single" w:sz="24" w:space="0" w:color="FFFFFF" w:themeColor="background1"/>
+          <w:left w:val="single" w:color="FFFFFF" w:themeColor="background1" w:sz="24" w:space="0"/>
           <w:bottom w:val="nil"/>
           <w:right w:val="nil"/>
           <w:insideH w:val="nil"/>
@@ -13319,10 +13572,10 @@
       <w:tblPr/>
       <w:tcPr>
         <w:tcBorders>
-          <w:top w:val="single" w:sz="8" w:space="0" w:color="FFFFFF" w:themeColor="background1"/>
-          <w:left w:val="single" w:sz="8" w:space="0" w:color="FFFFFF" w:themeColor="background1"/>
-          <w:bottom w:val="single" w:sz="8" w:space="0" w:color="FFFFFF" w:themeColor="background1"/>
-          <w:right w:val="single" w:sz="8" w:space="0" w:color="FFFFFF" w:themeColor="background1"/>
+          <w:top w:val="single" w:color="FFFFFF" w:themeColor="background1" w:sz="8" w:space="0"/>
+          <w:left w:val="single" w:color="FFFFFF" w:themeColor="background1" w:sz="8" w:space="0"/>
+          <w:bottom w:val="single" w:color="FFFFFF" w:themeColor="background1" w:sz="8" w:space="0"/>
+          <w:right w:val="single" w:color="FFFFFF" w:themeColor="background1" w:sz="8" w:space="0"/>
           <w:insideH w:val="nil"/>
           <w:insideV w:val="nil"/>
         </w:tcBorders>
@@ -13333,12 +13586,12 @@
       <w:tblPr/>
       <w:tcPr>
         <w:tcBorders>
-          <w:top w:val="single" w:sz="8" w:space="0" w:color="FFFFFF" w:themeColor="background1"/>
-          <w:left w:val="single" w:sz="8" w:space="0" w:color="FFFFFF" w:themeColor="background1"/>
-          <w:bottom w:val="single" w:sz="8" w:space="0" w:color="FFFFFF" w:themeColor="background1"/>
-          <w:right w:val="single" w:sz="8" w:space="0" w:color="FFFFFF" w:themeColor="background1"/>
-          <w:insideH w:val="single" w:sz="8" w:space="0" w:color="FFFFFF" w:themeColor="background1"/>
-          <w:insideV w:val="single" w:sz="8" w:space="0" w:color="FFFFFF" w:themeColor="background1"/>
+          <w:top w:val="single" w:color="FFFFFF" w:themeColor="background1" w:sz="8" w:space="0"/>
+          <w:left w:val="single" w:color="FFFFFF" w:themeColor="background1" w:sz="8" w:space="0"/>
+          <w:bottom w:val="single" w:color="FFFFFF" w:themeColor="background1" w:sz="8" w:space="0"/>
+          <w:right w:val="single" w:color="FFFFFF" w:themeColor="background1" w:sz="8" w:space="0"/>
+          <w:insideH w:val="single" w:color="FFFFFF" w:themeColor="background1" w:sz="8" w:space="0"/>
+          <w:insideV w:val="single" w:color="FFFFFF" w:themeColor="background1" w:sz="8" w:space="0"/>
         </w:tcBorders>
         <w:shd w:val="clear" w:color="auto" w:fill="BFB1D0" w:themeFill="accent4" w:themeFillTint="7F"/>
       </w:tcPr>
@@ -13356,12 +13609,12 @@
       <w:tblStyleRowBandSize w:val="1"/>
       <w:tblStyleColBandSize w:val="1"/>
       <w:tblBorders>
-        <w:top w:val="single" w:sz="8" w:space="0" w:color="FFFFFF" w:themeColor="background1"/>
-        <w:left w:val="single" w:sz="8" w:space="0" w:color="FFFFFF" w:themeColor="background1"/>
-        <w:bottom w:val="single" w:sz="8" w:space="0" w:color="FFFFFF" w:themeColor="background1"/>
-        <w:right w:val="single" w:sz="8" w:space="0" w:color="FFFFFF" w:themeColor="background1"/>
-        <w:insideH w:val="single" w:sz="6" w:space="0" w:color="FFFFFF" w:themeColor="background1"/>
-        <w:insideV w:val="single" w:sz="6" w:space="0" w:color="FFFFFF" w:themeColor="background1"/>
+        <w:top w:val="single" w:color="FFFFFF" w:themeColor="background1" w:sz="8" w:space="0"/>
+        <w:left w:val="single" w:color="FFFFFF" w:themeColor="background1" w:sz="8" w:space="0"/>
+        <w:bottom w:val="single" w:color="FFFFFF" w:themeColor="background1" w:sz="8" w:space="0"/>
+        <w:right w:val="single" w:color="FFFFFF" w:themeColor="background1" w:sz="8" w:space="0"/>
+        <w:insideH w:val="single" w:color="FFFFFF" w:themeColor="background1" w:sz="6" w:space="0"/>
+        <w:insideV w:val="single" w:color="FFFFFF" w:themeColor="background1" w:sz="6" w:space="0"/>
       </w:tblBorders>
     </w:tblPr>
     <w:tcPr>
@@ -13378,12 +13631,12 @@
       <w:tblPr/>
       <w:tcPr>
         <w:tcBorders>
-          <w:top w:val="single" w:sz="8" w:space="0" w:color="FFFFFF" w:themeColor="background1"/>
-          <w:left w:val="single" w:sz="8" w:space="0" w:color="FFFFFF" w:themeColor="background1"/>
-          <w:bottom w:val="single" w:sz="24" w:space="0" w:color="FFFFFF" w:themeColor="background1"/>
-          <w:right w:val="single" w:sz="8" w:space="0" w:color="FFFFFF" w:themeColor="background1"/>
-          <w:insideH w:val="nil"/>
-          <w:insideV w:val="single" w:sz="8" w:space="0" w:color="FFFFFF" w:themeColor="background1"/>
+          <w:top w:val="single" w:color="FFFFFF" w:themeColor="background1" w:sz="8" w:space="0"/>
+          <w:left w:val="single" w:color="FFFFFF" w:themeColor="background1" w:sz="8" w:space="0"/>
+          <w:bottom w:val="single" w:color="FFFFFF" w:themeColor="background1" w:sz="24" w:space="0"/>
+          <w:right w:val="single" w:color="FFFFFF" w:themeColor="background1" w:sz="8" w:space="0"/>
+          <w:insideH w:val="nil"/>
+          <w:insideV w:val="single" w:color="FFFFFF" w:themeColor="background1" w:sz="8" w:space="0"/>
         </w:tcBorders>
         <w:shd w:val="clear" w:color="auto" w:fill="4BACC6" w:themeFill="accent5"/>
       </w:tcPr>
@@ -13399,12 +13652,12 @@
       <w:tblPr/>
       <w:tcPr>
         <w:tcBorders>
-          <w:top w:val="single" w:sz="24" w:space="0" w:color="FFFFFF" w:themeColor="background1"/>
-          <w:left w:val="single" w:sz="8" w:space="0" w:color="FFFFFF" w:themeColor="background1"/>
-          <w:bottom w:val="single" w:sz="8" w:space="0" w:color="FFFFFF" w:themeColor="background1"/>
-          <w:right w:val="single" w:sz="8" w:space="0" w:color="FFFFFF" w:themeColor="background1"/>
-          <w:insideH w:val="nil"/>
-          <w:insideV w:val="single" w:sz="8" w:space="0" w:color="FFFFFF" w:themeColor="background1"/>
+          <w:top w:val="single" w:color="FFFFFF" w:themeColor="background1" w:sz="24" w:space="0"/>
+          <w:left w:val="single" w:color="FFFFFF" w:themeColor="background1" w:sz="8" w:space="0"/>
+          <w:bottom w:val="single" w:color="FFFFFF" w:themeColor="background1" w:sz="8" w:space="0"/>
+          <w:right w:val="single" w:color="FFFFFF" w:themeColor="background1" w:sz="8" w:space="0"/>
+          <w:insideH w:val="nil"/>
+          <w:insideV w:val="single" w:color="FFFFFF" w:themeColor="background1" w:sz="8" w:space="0"/>
         </w:tcBorders>
         <w:shd w:val="clear" w:color="auto" w:fill="4BACC6" w:themeFill="accent5"/>
       </w:tcPr>
@@ -13420,8 +13673,8 @@
       <w:tblPr/>
       <w:tcPr>
         <w:tcBorders>
-          <w:left w:val="single" w:sz="8" w:space="0" w:color="FFFFFF" w:themeColor="background1"/>
-          <w:right w:val="single" w:sz="24" w:space="0" w:color="FFFFFF" w:themeColor="background1"/>
+          <w:left w:val="single" w:color="FFFFFF" w:themeColor="background1" w:sz="8" w:space="0"/>
+          <w:right w:val="single" w:color="FFFFFF" w:themeColor="background1" w:sz="24" w:space="0"/>
           <w:insideH w:val="nil"/>
           <w:insideV w:val="nil"/>
         </w:tcBorders>
@@ -13440,7 +13693,7 @@
       <w:tcPr>
         <w:tcBorders>
           <w:top w:val="nil"/>
-          <w:left w:val="single" w:sz="24" w:space="0" w:color="FFFFFF" w:themeColor="background1"/>
+          <w:left w:val="single" w:color="FFFFFF" w:themeColor="background1" w:sz="24" w:space="0"/>
           <w:bottom w:val="nil"/>
           <w:right w:val="nil"/>
           <w:insideH w:val="nil"/>
@@ -13453,10 +13706,10 @@
       <w:tblPr/>
       <w:tcPr>
         <w:tcBorders>
-          <w:top w:val="single" w:sz="8" w:space="0" w:color="FFFFFF" w:themeColor="background1"/>
-          <w:left w:val="single" w:sz="8" w:space="0" w:color="FFFFFF" w:themeColor="background1"/>
-          <w:bottom w:val="single" w:sz="8" w:space="0" w:color="FFFFFF" w:themeColor="background1"/>
-          <w:right w:val="single" w:sz="8" w:space="0" w:color="FFFFFF" w:themeColor="background1"/>
+          <w:top w:val="single" w:color="FFFFFF" w:themeColor="background1" w:sz="8" w:space="0"/>
+          <w:left w:val="single" w:color="FFFFFF" w:themeColor="background1" w:sz="8" w:space="0"/>
+          <w:bottom w:val="single" w:color="FFFFFF" w:themeColor="background1" w:sz="8" w:space="0"/>
+          <w:right w:val="single" w:color="FFFFFF" w:themeColor="background1" w:sz="8" w:space="0"/>
           <w:insideH w:val="nil"/>
           <w:insideV w:val="nil"/>
         </w:tcBorders>
@@ -13467,12 +13720,12 @@
       <w:tblPr/>
       <w:tcPr>
         <w:tcBorders>
-          <w:top w:val="single" w:sz="8" w:space="0" w:color="FFFFFF" w:themeColor="background1"/>
-          <w:left w:val="single" w:sz="8" w:space="0" w:color="FFFFFF" w:themeColor="background1"/>
-          <w:bottom w:val="single" w:sz="8" w:space="0" w:color="FFFFFF" w:themeColor="background1"/>
-          <w:right w:val="single" w:sz="8" w:space="0" w:color="FFFFFF" w:themeColor="background1"/>
-          <w:insideH w:val="single" w:sz="8" w:space="0" w:color="FFFFFF" w:themeColor="background1"/>
-          <w:insideV w:val="single" w:sz="8" w:space="0" w:color="FFFFFF" w:themeColor="background1"/>
+          <w:top w:val="single" w:color="FFFFFF" w:themeColor="background1" w:sz="8" w:space="0"/>
+          <w:left w:val="single" w:color="FFFFFF" w:themeColor="background1" w:sz="8" w:space="0"/>
+          <w:bottom w:val="single" w:color="FFFFFF" w:themeColor="background1" w:sz="8" w:space="0"/>
+          <w:right w:val="single" w:color="FFFFFF" w:themeColor="background1" w:sz="8" w:space="0"/>
+          <w:insideH w:val="single" w:color="FFFFFF" w:themeColor="background1" w:sz="8" w:space="0"/>
+          <w:insideV w:val="single" w:color="FFFFFF" w:themeColor="background1" w:sz="8" w:space="0"/>
         </w:tcBorders>
         <w:shd w:val="clear" w:color="auto" w:fill="A5D5E2" w:themeFill="accent5" w:themeFillTint="7F"/>
       </w:tcPr>
@@ -13490,12 +13743,12 @@
       <w:tblStyleRowBandSize w:val="1"/>
       <w:tblStyleColBandSize w:val="1"/>
       <w:tblBorders>
-        <w:top w:val="single" w:sz="8" w:space="0" w:color="FFFFFF" w:themeColor="background1"/>
-        <w:left w:val="single" w:sz="8" w:space="0" w:color="FFFFFF" w:themeColor="background1"/>
-        <w:bottom w:val="single" w:sz="8" w:space="0" w:color="FFFFFF" w:themeColor="background1"/>
-        <w:right w:val="single" w:sz="8" w:space="0" w:color="FFFFFF" w:themeColor="background1"/>
-        <w:insideH w:val="single" w:sz="6" w:space="0" w:color="FFFFFF" w:themeColor="background1"/>
-        <w:insideV w:val="single" w:sz="6" w:space="0" w:color="FFFFFF" w:themeColor="background1"/>
+        <w:top w:val="single" w:color="FFFFFF" w:themeColor="background1" w:sz="8" w:space="0"/>
+        <w:left w:val="single" w:color="FFFFFF" w:themeColor="background1" w:sz="8" w:space="0"/>
+        <w:bottom w:val="single" w:color="FFFFFF" w:themeColor="background1" w:sz="8" w:space="0"/>
+        <w:right w:val="single" w:color="FFFFFF" w:themeColor="background1" w:sz="8" w:space="0"/>
+        <w:insideH w:val="single" w:color="FFFFFF" w:themeColor="background1" w:sz="6" w:space="0"/>
+        <w:insideV w:val="single" w:color="FFFFFF" w:themeColor="background1" w:sz="6" w:space="0"/>
       </w:tblBorders>
     </w:tblPr>
     <w:tcPr>
@@ -13512,12 +13765,12 @@
       <w:tblPr/>
       <w:tcPr>
         <w:tcBorders>
-          <w:top w:val="single" w:sz="8" w:space="0" w:color="FFFFFF" w:themeColor="background1"/>
-          <w:left w:val="single" w:sz="8" w:space="0" w:color="FFFFFF" w:themeColor="background1"/>
-          <w:bottom w:val="single" w:sz="24" w:space="0" w:color="FFFFFF" w:themeColor="background1"/>
-          <w:right w:val="single" w:sz="8" w:space="0" w:color="FFFFFF" w:themeColor="background1"/>
-          <w:insideH w:val="nil"/>
-          <w:insideV w:val="single" w:sz="8" w:space="0" w:color="FFFFFF" w:themeColor="background1"/>
+          <w:top w:val="single" w:color="FFFFFF" w:themeColor="background1" w:sz="8" w:space="0"/>
+          <w:left w:val="single" w:color="FFFFFF" w:themeColor="background1" w:sz="8" w:space="0"/>
+          <w:bottom w:val="single" w:color="FFFFFF" w:themeColor="background1" w:sz="24" w:space="0"/>
+          <w:right w:val="single" w:color="FFFFFF" w:themeColor="background1" w:sz="8" w:space="0"/>
+          <w:insideH w:val="nil"/>
+          <w:insideV w:val="single" w:color="FFFFFF" w:themeColor="background1" w:sz="8" w:space="0"/>
         </w:tcBorders>
         <w:shd w:val="clear" w:color="auto" w:fill="F79646" w:themeFill="accent6"/>
       </w:tcPr>
@@ -13533,12 +13786,12 @@
       <w:tblPr/>
       <w:tcPr>
         <w:tcBorders>
-          <w:top w:val="single" w:sz="24" w:space="0" w:color="FFFFFF" w:themeColor="background1"/>
-          <w:left w:val="single" w:sz="8" w:space="0" w:color="FFFFFF" w:themeColor="background1"/>
-          <w:bottom w:val="single" w:sz="8" w:space="0" w:color="FFFFFF" w:themeColor="background1"/>
-          <w:right w:val="single" w:sz="8" w:space="0" w:color="FFFFFF" w:themeColor="background1"/>
-          <w:insideH w:val="nil"/>
-          <w:insideV w:val="single" w:sz="8" w:space="0" w:color="FFFFFF" w:themeColor="background1"/>
+          <w:top w:val="single" w:color="FFFFFF" w:themeColor="background1" w:sz="24" w:space="0"/>
+          <w:left w:val="single" w:color="FFFFFF" w:themeColor="background1" w:sz="8" w:space="0"/>
+          <w:bottom w:val="single" w:color="FFFFFF" w:themeColor="background1" w:sz="8" w:space="0"/>
+          <w:right w:val="single" w:color="FFFFFF" w:themeColor="background1" w:sz="8" w:space="0"/>
+          <w:insideH w:val="nil"/>
+          <w:insideV w:val="single" w:color="FFFFFF" w:themeColor="background1" w:sz="8" w:space="0"/>
         </w:tcBorders>
         <w:shd w:val="clear" w:color="auto" w:fill="F79646" w:themeFill="accent6"/>
       </w:tcPr>
@@ -13554,8 +13807,8 @@
       <w:tblPr/>
       <w:tcPr>
         <w:tcBorders>
-          <w:left w:val="single" w:sz="8" w:space="0" w:color="FFFFFF" w:themeColor="background1"/>
-          <w:right w:val="single" w:sz="24" w:space="0" w:color="FFFFFF" w:themeColor="background1"/>
+          <w:left w:val="single" w:color="FFFFFF" w:themeColor="background1" w:sz="8" w:space="0"/>
+          <w:right w:val="single" w:color="FFFFFF" w:themeColor="background1" w:sz="24" w:space="0"/>
           <w:insideH w:val="nil"/>
           <w:insideV w:val="nil"/>
         </w:tcBorders>
@@ -13574,7 +13827,7 @@
       <w:tcPr>
         <w:tcBorders>
           <w:top w:val="nil"/>
-          <w:left w:val="single" w:sz="24" w:space="0" w:color="FFFFFF" w:themeColor="background1"/>
+          <w:left w:val="single" w:color="FFFFFF" w:themeColor="background1" w:sz="24" w:space="0"/>
           <w:bottom w:val="nil"/>
           <w:right w:val="nil"/>
           <w:insideH w:val="nil"/>
@@ -13587,10 +13840,10 @@
       <w:tblPr/>
       <w:tcPr>
         <w:tcBorders>
-          <w:top w:val="single" w:sz="8" w:space="0" w:color="FFFFFF" w:themeColor="background1"/>
-          <w:left w:val="single" w:sz="8" w:space="0" w:color="FFFFFF" w:themeColor="background1"/>
-          <w:bottom w:val="single" w:sz="8" w:space="0" w:color="FFFFFF" w:themeColor="background1"/>
-          <w:right w:val="single" w:sz="8" w:space="0" w:color="FFFFFF" w:themeColor="background1"/>
+          <w:top w:val="single" w:color="FFFFFF" w:themeColor="background1" w:sz="8" w:space="0"/>
+          <w:left w:val="single" w:color="FFFFFF" w:themeColor="background1" w:sz="8" w:space="0"/>
+          <w:bottom w:val="single" w:color="FFFFFF" w:themeColor="background1" w:sz="8" w:space="0"/>
+          <w:right w:val="single" w:color="FFFFFF" w:themeColor="background1" w:sz="8" w:space="0"/>
           <w:insideH w:val="nil"/>
           <w:insideV w:val="nil"/>
         </w:tcBorders>
@@ -13601,12 +13854,12 @@
       <w:tblPr/>
       <w:tcPr>
         <w:tcBorders>
-          <w:top w:val="single" w:sz="8" w:space="0" w:color="FFFFFF" w:themeColor="background1"/>
-          <w:left w:val="single" w:sz="8" w:space="0" w:color="FFFFFF" w:themeColor="background1"/>
-          <w:bottom w:val="single" w:sz="8" w:space="0" w:color="FFFFFF" w:themeColor="background1"/>
-          <w:right w:val="single" w:sz="8" w:space="0" w:color="FFFFFF" w:themeColor="background1"/>
-          <w:insideH w:val="single" w:sz="8" w:space="0" w:color="FFFFFF" w:themeColor="background1"/>
-          <w:insideV w:val="single" w:sz="8" w:space="0" w:color="FFFFFF" w:themeColor="background1"/>
+          <w:top w:val="single" w:color="FFFFFF" w:themeColor="background1" w:sz="8" w:space="0"/>
+          <w:left w:val="single" w:color="FFFFFF" w:themeColor="background1" w:sz="8" w:space="0"/>
+          <w:bottom w:val="single" w:color="FFFFFF" w:themeColor="background1" w:sz="8" w:space="0"/>
+          <w:right w:val="single" w:color="FFFFFF" w:themeColor="background1" w:sz="8" w:space="0"/>
+          <w:insideH w:val="single" w:color="FFFFFF" w:themeColor="background1" w:sz="8" w:space="0"/>
+          <w:insideV w:val="single" w:color="FFFFFF" w:themeColor="background1" w:sz="8" w:space="0"/>
         </w:tcBorders>
         <w:shd w:val="clear" w:color="auto" w:fill="FBCAA2" w:themeFill="accent6" w:themeFillTint="7F"/>
       </w:tcPr>
@@ -13640,7 +13893,7 @@
         <w:tcBorders>
           <w:top w:val="nil"/>
           <w:left w:val="nil"/>
-          <w:bottom w:val="single" w:sz="18" w:space="0" w:color="FFFFFF" w:themeColor="background1"/>
+          <w:bottom w:val="single" w:color="FFFFFF" w:themeColor="background1" w:sz="18" w:space="0"/>
           <w:right w:val="nil"/>
           <w:insideH w:val="nil"/>
           <w:insideV w:val="nil"/>
@@ -13652,7 +13905,7 @@
       <w:tblPr/>
       <w:tcPr>
         <w:tcBorders>
-          <w:top w:val="single" w:sz="18" w:space="0" w:color="FFFFFF" w:themeColor="background1"/>
+          <w:top w:val="single" w:color="FFFFFF" w:themeColor="background1" w:sz="18" w:space="0"/>
           <w:left w:val="nil"/>
           <w:bottom w:val="nil"/>
           <w:right w:val="nil"/>
@@ -13669,7 +13922,7 @@
           <w:top w:val="nil"/>
           <w:left w:val="nil"/>
           <w:bottom w:val="nil"/>
-          <w:right w:val="single" w:sz="18" w:space="0" w:color="FFFFFF" w:themeColor="background1"/>
+          <w:right w:val="single" w:color="FFFFFF" w:themeColor="background1" w:sz="18" w:space="0"/>
           <w:insideH w:val="nil"/>
           <w:insideV w:val="nil"/>
         </w:tcBorders>
@@ -13681,7 +13934,7 @@
       <w:tcPr>
         <w:tcBorders>
           <w:top w:val="nil"/>
-          <w:left w:val="single" w:sz="18" w:space="0" w:color="FFFFFF" w:themeColor="background1"/>
+          <w:left w:val="single" w:color="FFFFFF" w:themeColor="background1" w:sz="18" w:space="0"/>
           <w:bottom w:val="nil"/>
           <w:right w:val="nil"/>
           <w:insideH w:val="nil"/>
@@ -13747,7 +14000,7 @@
         <w:tcBorders>
           <w:top w:val="nil"/>
           <w:left w:val="nil"/>
-          <w:bottom w:val="single" w:sz="18" w:space="0" w:color="FFFFFF" w:themeColor="background1"/>
+          <w:bottom w:val="single" w:color="FFFFFF" w:themeColor="background1" w:sz="18" w:space="0"/>
           <w:right w:val="nil"/>
           <w:insideH w:val="nil"/>
           <w:insideV w:val="nil"/>
@@ -13759,7 +14012,7 @@
       <w:tblPr/>
       <w:tcPr>
         <w:tcBorders>
-          <w:top w:val="single" w:sz="18" w:space="0" w:color="FFFFFF" w:themeColor="background1"/>
+          <w:top w:val="single" w:color="FFFFFF" w:themeColor="background1" w:sz="18" w:space="0"/>
           <w:left w:val="nil"/>
           <w:bottom w:val="nil"/>
           <w:right w:val="nil"/>
@@ -13776,7 +14029,7 @@
           <w:top w:val="nil"/>
           <w:left w:val="nil"/>
           <w:bottom w:val="nil"/>
-          <w:right w:val="single" w:sz="18" w:space="0" w:color="FFFFFF" w:themeColor="background1"/>
+          <w:right w:val="single" w:color="FFFFFF" w:themeColor="background1" w:sz="18" w:space="0"/>
           <w:insideH w:val="nil"/>
           <w:insideV w:val="nil"/>
         </w:tcBorders>
@@ -13788,7 +14041,7 @@
       <w:tcPr>
         <w:tcBorders>
           <w:top w:val="nil"/>
-          <w:left w:val="single" w:sz="18" w:space="0" w:color="FFFFFF" w:themeColor="background1"/>
+          <w:left w:val="single" w:color="FFFFFF" w:themeColor="background1" w:sz="18" w:space="0"/>
           <w:bottom w:val="nil"/>
           <w:right w:val="nil"/>
           <w:insideH w:val="nil"/>
@@ -13854,7 +14107,7 @@
         <w:tcBorders>
           <w:top w:val="nil"/>
           <w:left w:val="nil"/>
-          <w:bottom w:val="single" w:sz="18" w:space="0" w:color="FFFFFF" w:themeColor="background1"/>
+          <w:bottom w:val="single" w:color="FFFFFF" w:themeColor="background1" w:sz="18" w:space="0"/>
           <w:right w:val="nil"/>
           <w:insideH w:val="nil"/>
           <w:insideV w:val="nil"/>
@@ -13866,7 +14119,7 @@
       <w:tblPr/>
       <w:tcPr>
         <w:tcBorders>
-          <w:top w:val="single" w:sz="18" w:space="0" w:color="FFFFFF" w:themeColor="background1"/>
+          <w:top w:val="single" w:color="FFFFFF" w:themeColor="background1" w:sz="18" w:space="0"/>
           <w:left w:val="nil"/>
           <w:bottom w:val="nil"/>
           <w:right w:val="nil"/>
@@ -13883,7 +14136,7 @@
           <w:top w:val="nil"/>
           <w:left w:val="nil"/>
           <w:bottom w:val="nil"/>
-          <w:right w:val="single" w:sz="18" w:space="0" w:color="FFFFFF" w:themeColor="background1"/>
+          <w:right w:val="single" w:color="FFFFFF" w:themeColor="background1" w:sz="18" w:space="0"/>
           <w:insideH w:val="nil"/>
           <w:insideV w:val="nil"/>
         </w:tcBorders>
@@ -13895,7 +14148,7 @@
       <w:tcPr>
         <w:tcBorders>
           <w:top w:val="nil"/>
-          <w:left w:val="single" w:sz="18" w:space="0" w:color="FFFFFF" w:themeColor="background1"/>
+          <w:left w:val="single" w:color="FFFFFF" w:themeColor="background1" w:sz="18" w:space="0"/>
           <w:bottom w:val="nil"/>
           <w:right w:val="nil"/>
           <w:insideH w:val="nil"/>
@@ -13961,7 +14214,7 @@
         <w:tcBorders>
           <w:top w:val="nil"/>
           <w:left w:val="nil"/>
-          <w:bottom w:val="single" w:sz="18" w:space="0" w:color="FFFFFF" w:themeColor="background1"/>
+          <w:bottom w:val="single" w:color="FFFFFF" w:themeColor="background1" w:sz="18" w:space="0"/>
           <w:right w:val="nil"/>
           <w:insideH w:val="nil"/>
           <w:insideV w:val="nil"/>
@@ -13973,7 +14226,7 @@
       <w:tblPr/>
       <w:tcPr>
         <w:tcBorders>
-          <w:top w:val="single" w:sz="18" w:space="0" w:color="FFFFFF" w:themeColor="background1"/>
+          <w:top w:val="single" w:color="FFFFFF" w:themeColor="background1" w:sz="18" w:space="0"/>
           <w:left w:val="nil"/>
           <w:bottom w:val="nil"/>
           <w:right w:val="nil"/>
@@ -13990,7 +14243,7 @@
           <w:top w:val="nil"/>
           <w:left w:val="nil"/>
           <w:bottom w:val="nil"/>
-          <w:right w:val="single" w:sz="18" w:space="0" w:color="FFFFFF" w:themeColor="background1"/>
+          <w:right w:val="single" w:color="FFFFFF" w:themeColor="background1" w:sz="18" w:space="0"/>
           <w:insideH w:val="nil"/>
           <w:insideV w:val="nil"/>
         </w:tcBorders>
@@ -14002,7 +14255,7 @@
       <w:tcPr>
         <w:tcBorders>
           <w:top w:val="nil"/>
-          <w:left w:val="single" w:sz="18" w:space="0" w:color="FFFFFF" w:themeColor="background1"/>
+          <w:left w:val="single" w:color="FFFFFF" w:themeColor="background1" w:sz="18" w:space="0"/>
           <w:bottom w:val="nil"/>
           <w:right w:val="nil"/>
           <w:insideH w:val="nil"/>
@@ -14068,7 +14321,7 @@
         <w:tcBorders>
           <w:top w:val="nil"/>
           <w:left w:val="nil"/>
-          <w:bottom w:val="single" w:sz="18" w:space="0" w:color="FFFFFF" w:themeColor="background1"/>
+          <w:bottom w:val="single" w:color="FFFFFF" w:themeColor="background1" w:sz="18" w:space="0"/>
           <w:right w:val="nil"/>
           <w:insideH w:val="nil"/>
           <w:insideV w:val="nil"/>
@@ -14080,7 +14333,7 @@
       <w:tblPr/>
       <w:tcPr>
         <w:tcBorders>
-          <w:top w:val="single" w:sz="18" w:space="0" w:color="FFFFFF" w:themeColor="background1"/>
+          <w:top w:val="single" w:color="FFFFFF" w:themeColor="background1" w:sz="18" w:space="0"/>
           <w:left w:val="nil"/>
           <w:bottom w:val="nil"/>
           <w:right w:val="nil"/>
@@ -14097,7 +14350,7 @@
           <w:top w:val="nil"/>
           <w:left w:val="nil"/>
           <w:bottom w:val="nil"/>
-          <w:right w:val="single" w:sz="18" w:space="0" w:color="FFFFFF" w:themeColor="background1"/>
+          <w:right w:val="single" w:color="FFFFFF" w:themeColor="background1" w:sz="18" w:space="0"/>
           <w:insideH w:val="nil"/>
           <w:insideV w:val="nil"/>
         </w:tcBorders>
@@ -14109,7 +14362,7 @@
       <w:tcPr>
         <w:tcBorders>
           <w:top w:val="nil"/>
-          <w:left w:val="single" w:sz="18" w:space="0" w:color="FFFFFF" w:themeColor="background1"/>
+          <w:left w:val="single" w:color="FFFFFF" w:themeColor="background1" w:sz="18" w:space="0"/>
           <w:bottom w:val="nil"/>
           <w:right w:val="nil"/>
           <w:insideH w:val="nil"/>
@@ -14175,7 +14428,7 @@
         <w:tcBorders>
           <w:top w:val="nil"/>
           <w:left w:val="nil"/>
-          <w:bottom w:val="single" w:sz="18" w:space="0" w:color="FFFFFF" w:themeColor="background1"/>
+          <w:bottom w:val="single" w:color="FFFFFF" w:themeColor="background1" w:sz="18" w:space="0"/>
           <w:right w:val="nil"/>
           <w:insideH w:val="nil"/>
           <w:insideV w:val="nil"/>
@@ -14187,7 +14440,7 @@
       <w:tblPr/>
       <w:tcPr>
         <w:tcBorders>
-          <w:top w:val="single" w:sz="18" w:space="0" w:color="FFFFFF" w:themeColor="background1"/>
+          <w:top w:val="single" w:color="FFFFFF" w:themeColor="background1" w:sz="18" w:space="0"/>
           <w:left w:val="nil"/>
           <w:bottom w:val="nil"/>
           <w:right w:val="nil"/>
@@ -14204,7 +14457,7 @@
           <w:top w:val="nil"/>
           <w:left w:val="nil"/>
           <w:bottom w:val="nil"/>
-          <w:right w:val="single" w:sz="18" w:space="0" w:color="FFFFFF" w:themeColor="background1"/>
+          <w:right w:val="single" w:color="FFFFFF" w:themeColor="background1" w:sz="18" w:space="0"/>
           <w:insideH w:val="nil"/>
           <w:insideV w:val="nil"/>
         </w:tcBorders>
@@ -14216,7 +14469,7 @@
       <w:tcPr>
         <w:tcBorders>
           <w:top w:val="nil"/>
-          <w:left w:val="single" w:sz="18" w:space="0" w:color="FFFFFF" w:themeColor="background1"/>
+          <w:left w:val="single" w:color="FFFFFF" w:themeColor="background1" w:sz="18" w:space="0"/>
           <w:bottom w:val="nil"/>
           <w:right w:val="nil"/>
           <w:insideH w:val="nil"/>
@@ -14282,7 +14535,7 @@
         <w:tcBorders>
           <w:top w:val="nil"/>
           <w:left w:val="nil"/>
-          <w:bottom w:val="single" w:sz="18" w:space="0" w:color="FFFFFF" w:themeColor="background1"/>
+          <w:bottom w:val="single" w:color="FFFFFF" w:themeColor="background1" w:sz="18" w:space="0"/>
           <w:right w:val="nil"/>
           <w:insideH w:val="nil"/>
           <w:insideV w:val="nil"/>
@@ -14294,7 +14547,7 @@
       <w:tblPr/>
       <w:tcPr>
         <w:tcBorders>
-          <w:top w:val="single" w:sz="18" w:space="0" w:color="FFFFFF" w:themeColor="background1"/>
+          <w:top w:val="single" w:color="FFFFFF" w:themeColor="background1" w:sz="18" w:space="0"/>
           <w:left w:val="nil"/>
           <w:bottom w:val="nil"/>
           <w:right w:val="nil"/>
@@ -14311,7 +14564,7 @@
           <w:top w:val="nil"/>
           <w:left w:val="nil"/>
           <w:bottom w:val="nil"/>
-          <w:right w:val="single" w:sz="18" w:space="0" w:color="FFFFFF" w:themeColor="background1"/>
+          <w:right w:val="single" w:color="FFFFFF" w:themeColor="background1" w:sz="18" w:space="0"/>
           <w:insideH w:val="nil"/>
           <w:insideV w:val="nil"/>
         </w:tcBorders>
@@ -14323,7 +14576,7 @@
       <w:tcPr>
         <w:tcBorders>
           <w:top w:val="nil"/>
-          <w:left w:val="single" w:sz="18" w:space="0" w:color="FFFFFF" w:themeColor="background1"/>
+          <w:left w:val="single" w:color="FFFFFF" w:themeColor="background1" w:sz="18" w:space="0"/>
           <w:bottom w:val="nil"/>
           <w:right w:val="nil"/>
           <w:insideH w:val="nil"/>
@@ -14376,12 +14629,12 @@
       <w:tblStyleRowBandSize w:val="1"/>
       <w:tblStyleColBandSize w:val="1"/>
       <w:tblBorders>
-        <w:top w:val="single" w:sz="24" w:space="0" w:color="C0504D" w:themeColor="accent2"/>
-        <w:left w:val="single" w:sz="4" w:space="0" w:color="000000" w:themeColor="text1"/>
-        <w:bottom w:val="single" w:sz="4" w:space="0" w:color="000000" w:themeColor="text1"/>
-        <w:right w:val="single" w:sz="4" w:space="0" w:color="000000" w:themeColor="text1"/>
-        <w:insideH w:val="single" w:sz="4" w:space="0" w:color="FFFFFF" w:themeColor="background1"/>
-        <w:insideV w:val="single" w:sz="4" w:space="0" w:color="FFFFFF" w:themeColor="background1"/>
+        <w:top w:val="single" w:color="C0504D" w:themeColor="accent2" w:sz="24" w:space="0"/>
+        <w:left w:val="single" w:color="000000" w:themeColor="text1" w:sz="4" w:space="0"/>
+        <w:bottom w:val="single" w:color="000000" w:themeColor="text1" w:sz="4" w:space="0"/>
+        <w:right w:val="single" w:color="000000" w:themeColor="text1" w:sz="4" w:space="0"/>
+        <w:insideH w:val="single" w:color="FFFFFF" w:themeColor="background1" w:sz="4" w:space="0"/>
+        <w:insideV w:val="single" w:color="FFFFFF" w:themeColor="background1" w:sz="4" w:space="0"/>
       </w:tblBorders>
     </w:tblPr>
     <w:tcPr>
@@ -14397,7 +14650,7 @@
         <w:tcBorders>
           <w:top w:val="nil"/>
           <w:left w:val="nil"/>
-          <w:bottom w:val="single" w:sz="24" w:space="0" w:color="C0504D" w:themeColor="accent2"/>
+          <w:bottom w:val="single" w:color="C0504D" w:themeColor="accent2" w:sz="24" w:space="0"/>
           <w:right w:val="nil"/>
           <w:insideH w:val="nil"/>
           <w:insideV w:val="nil"/>
@@ -14414,7 +14667,7 @@
       <w:tblPr/>
       <w:tcPr>
         <w:tcBorders>
-          <w:top w:val="single" w:sz="6" w:space="0" w:color="FFFFFF" w:themeColor="background1"/>
+          <w:top w:val="single" w:color="FFFFFF" w:themeColor="background1" w:sz="6" w:space="0"/>
         </w:tcBorders>
         <w:shd w:val="clear" w:color="auto" w:fill="000000" w:themeFill="text1" w:themeFillShade="99"/>
       </w:tcPr>
@@ -14430,7 +14683,7 @@
           <w:left w:val="nil"/>
           <w:bottom w:val="nil"/>
           <w:right w:val="nil"/>
-          <w:insideH w:val="single" w:sz="4" w:space="0" w:color="000000" w:themeColor="text1" w:themeShade="99"/>
+          <w:insideH w:val="single" w:color="000000" w:themeColor="text1" w:themeShade="99" w:sz="4" w:space="0"/>
           <w:insideV w:val="nil"/>
         </w:tcBorders>
         <w:shd w:val="clear" w:color="auto" w:fill="000000" w:themeFill="text1" w:themeFillShade="99"/>
@@ -14491,12 +14744,12 @@
       <w:tblStyleRowBandSize w:val="1"/>
       <w:tblStyleColBandSize w:val="1"/>
       <w:tblBorders>
-        <w:top w:val="single" w:sz="24" w:space="0" w:color="C0504D" w:themeColor="accent2"/>
-        <w:left w:val="single" w:sz="4" w:space="0" w:color="4F81BD" w:themeColor="accent1"/>
-        <w:bottom w:val="single" w:sz="4" w:space="0" w:color="4F81BD" w:themeColor="accent1"/>
-        <w:right w:val="single" w:sz="4" w:space="0" w:color="4F81BD" w:themeColor="accent1"/>
-        <w:insideH w:val="single" w:sz="4" w:space="0" w:color="FFFFFF" w:themeColor="background1"/>
-        <w:insideV w:val="single" w:sz="4" w:space="0" w:color="FFFFFF" w:themeColor="background1"/>
+        <w:top w:val="single" w:color="C0504D" w:themeColor="accent2" w:sz="24" w:space="0"/>
+        <w:left w:val="single" w:color="4F81BD" w:themeColor="accent1" w:sz="4" w:space="0"/>
+        <w:bottom w:val="single" w:color="4F81BD" w:themeColor="accent1" w:sz="4" w:space="0"/>
+        <w:right w:val="single" w:color="4F81BD" w:themeColor="accent1" w:sz="4" w:space="0"/>
+        <w:insideH w:val="single" w:color="FFFFFF" w:themeColor="background1" w:sz="4" w:space="0"/>
+        <w:insideV w:val="single" w:color="FFFFFF" w:themeColor="background1" w:sz="4" w:space="0"/>
       </w:tblBorders>
     </w:tblPr>
     <w:tcPr>
@@ -14512,7 +14765,7 @@
         <w:tcBorders>
           <w:top w:val="nil"/>
           <w:left w:val="nil"/>
-          <w:bottom w:val="single" w:sz="24" w:space="0" w:color="C0504D" w:themeColor="accent2"/>
+          <w:bottom w:val="single" w:color="C0504D" w:themeColor="accent2" w:sz="24" w:space="0"/>
           <w:right w:val="nil"/>
           <w:insideH w:val="nil"/>
           <w:insideV w:val="nil"/>
@@ -14529,7 +14782,7 @@
       <w:tblPr/>
       <w:tcPr>
         <w:tcBorders>
-          <w:top w:val="single" w:sz="6" w:space="0" w:color="FFFFFF" w:themeColor="background1"/>
+          <w:top w:val="single" w:color="FFFFFF" w:themeColor="background1" w:sz="6" w:space="0"/>
         </w:tcBorders>
         <w:shd w:val="clear" w:color="auto" w:fill="2C4C74" w:themeFill="accent1" w:themeFillShade="99"/>
       </w:tcPr>
@@ -14545,7 +14798,7 @@
           <w:left w:val="nil"/>
           <w:bottom w:val="nil"/>
           <w:right w:val="nil"/>
-          <w:insideH w:val="single" w:sz="4" w:space="0" w:color="2C4C74" w:themeColor="accent1" w:themeShade="99"/>
+          <w:insideH w:val="single" w:color="2C4C74" w:themeColor="accent1" w:themeShade="99" w:sz="4" w:space="0"/>
           <w:insideV w:val="nil"/>
         </w:tcBorders>
         <w:shd w:val="clear" w:color="auto" w:fill="2C4C74" w:themeFill="accent1" w:themeFillShade="99"/>
@@ -14606,12 +14859,12 @@
       <w:tblStyleRowBandSize w:val="1"/>
       <w:tblStyleColBandSize w:val="1"/>
       <w:tblBorders>
-        <w:top w:val="single" w:sz="24" w:space="0" w:color="C0504D" w:themeColor="accent2"/>
-        <w:left w:val="single" w:sz="4" w:space="0" w:color="C0504D" w:themeColor="accent2"/>
-        <w:bottom w:val="single" w:sz="4" w:space="0" w:color="C0504D" w:themeColor="accent2"/>
-        <w:right w:val="single" w:sz="4" w:space="0" w:color="C0504D" w:themeColor="accent2"/>
-        <w:insideH w:val="single" w:sz="4" w:space="0" w:color="FFFFFF" w:themeColor="background1"/>
-        <w:insideV w:val="single" w:sz="4" w:space="0" w:color="FFFFFF" w:themeColor="background1"/>
+        <w:top w:val="single" w:color="C0504D" w:themeColor="accent2" w:sz="24" w:space="0"/>
+        <w:left w:val="single" w:color="C0504D" w:themeColor="accent2" w:sz="4" w:space="0"/>
+        <w:bottom w:val="single" w:color="C0504D" w:themeColor="accent2" w:sz="4" w:space="0"/>
+        <w:right w:val="single" w:color="C0504D" w:themeColor="accent2" w:sz="4" w:space="0"/>
+        <w:insideH w:val="single" w:color="FFFFFF" w:themeColor="background1" w:sz="4" w:space="0"/>
+        <w:insideV w:val="single" w:color="FFFFFF" w:themeColor="background1" w:sz="4" w:space="0"/>
       </w:tblBorders>
     </w:tblPr>
     <w:tcPr>
@@ -14627,7 +14880,7 @@
         <w:tcBorders>
           <w:top w:val="nil"/>
           <w:left w:val="nil"/>
-          <w:bottom w:val="single" w:sz="24" w:space="0" w:color="C0504D" w:themeColor="accent2"/>
+          <w:bottom w:val="single" w:color="C0504D" w:themeColor="accent2" w:sz="24" w:space="0"/>
           <w:right w:val="nil"/>
           <w:insideH w:val="nil"/>
           <w:insideV w:val="nil"/>
@@ -14644,7 +14897,7 @@
       <w:tblPr/>
       <w:tcPr>
         <w:tcBorders>
-          <w:top w:val="single" w:sz="6" w:space="0" w:color="FFFFFF" w:themeColor="background1"/>
+          <w:top w:val="single" w:color="FFFFFF" w:themeColor="background1" w:sz="6" w:space="0"/>
         </w:tcBorders>
         <w:shd w:val="clear" w:color="auto" w:fill="772C2A" w:themeFill="accent2" w:themeFillShade="99"/>
       </w:tcPr>
@@ -14660,7 +14913,7 @@
           <w:left w:val="nil"/>
           <w:bottom w:val="nil"/>
           <w:right w:val="nil"/>
-          <w:insideH w:val="single" w:sz="4" w:space="0" w:color="772C2A" w:themeColor="accent2" w:themeShade="99"/>
+          <w:insideH w:val="single" w:color="772C2A" w:themeColor="accent2" w:themeShade="99" w:sz="4" w:space="0"/>
           <w:insideV w:val="nil"/>
         </w:tcBorders>
         <w:shd w:val="clear" w:color="auto" w:fill="772C2A" w:themeFill="accent2" w:themeFillShade="99"/>
@@ -14721,12 +14974,12 @@
       <w:tblStyleRowBandSize w:val="1"/>
       <w:tblStyleColBandSize w:val="1"/>
       <w:tblBorders>
-        <w:top w:val="single" w:sz="24" w:space="0" w:color="8064A2" w:themeColor="accent4"/>
-        <w:left w:val="single" w:sz="4" w:space="0" w:color="9BBB59" w:themeColor="accent3"/>
-        <w:bottom w:val="single" w:sz="4" w:space="0" w:color="9BBB59" w:themeColor="accent3"/>
-        <w:right w:val="single" w:sz="4" w:space="0" w:color="9BBB59" w:themeColor="accent3"/>
-        <w:insideH w:val="single" w:sz="4" w:space="0" w:color="FFFFFF" w:themeColor="background1"/>
-        <w:insideV w:val="single" w:sz="4" w:space="0" w:color="FFFFFF" w:themeColor="background1"/>
+        <w:top w:val="single" w:color="8064A2" w:themeColor="accent4" w:sz="24" w:space="0"/>
+        <w:left w:val="single" w:color="9BBB59" w:themeColor="accent3" w:sz="4" w:space="0"/>
+        <w:bottom w:val="single" w:color="9BBB59" w:themeColor="accent3" w:sz="4" w:space="0"/>
+        <w:right w:val="single" w:color="9BBB59" w:themeColor="accent3" w:sz="4" w:space="0"/>
+        <w:insideH w:val="single" w:color="FFFFFF" w:themeColor="background1" w:sz="4" w:space="0"/>
+        <w:insideV w:val="single" w:color="FFFFFF" w:themeColor="background1" w:sz="4" w:space="0"/>
       </w:tblBorders>
     </w:tblPr>
     <w:tcPr>
@@ -14742,7 +14995,7 @@
         <w:tcBorders>
           <w:top w:val="nil"/>
           <w:left w:val="nil"/>
-          <w:bottom w:val="single" w:sz="24" w:space="0" w:color="8064A2" w:themeColor="accent4"/>
+          <w:bottom w:val="single" w:color="8064A2" w:themeColor="accent4" w:sz="24" w:space="0"/>
           <w:right w:val="nil"/>
           <w:insideH w:val="nil"/>
           <w:insideV w:val="nil"/>
@@ -14759,7 +15012,7 @@
       <w:tblPr/>
       <w:tcPr>
         <w:tcBorders>
-          <w:top w:val="single" w:sz="6" w:space="0" w:color="FFFFFF" w:themeColor="background1"/>
+          <w:top w:val="single" w:color="FFFFFF" w:themeColor="background1" w:sz="6" w:space="0"/>
         </w:tcBorders>
         <w:shd w:val="clear" w:color="auto" w:fill="5E7530" w:themeFill="accent3" w:themeFillShade="99"/>
       </w:tcPr>
@@ -14775,7 +15028,7 @@
           <w:left w:val="nil"/>
           <w:bottom w:val="nil"/>
           <w:right w:val="nil"/>
-          <w:insideH w:val="single" w:sz="4" w:space="0" w:color="5E7530" w:themeColor="accent3" w:themeShade="99"/>
+          <w:insideH w:val="single" w:color="5E7530" w:themeColor="accent3" w:themeShade="99" w:sz="4" w:space="0"/>
           <w:insideV w:val="nil"/>
         </w:tcBorders>
         <w:shd w:val="clear" w:color="auto" w:fill="5E7530" w:themeFill="accent3" w:themeFillShade="99"/>
@@ -14826,12 +15079,12 @@
       <w:tblStyleRowBandSize w:val="1"/>
       <w:tblStyleColBandSize w:val="1"/>
       <w:tblBorders>
-        <w:top w:val="single" w:sz="24" w:space="0" w:color="9BBB59" w:themeColor="accent3"/>
-        <w:left w:val="single" w:sz="4" w:space="0" w:color="8064A2" w:themeColor="accent4"/>
-        <w:bottom w:val="single" w:sz="4" w:space="0" w:color="8064A2" w:themeColor="accent4"/>
-        <w:right w:val="single" w:sz="4" w:space="0" w:color="8064A2" w:themeColor="accent4"/>
-        <w:insideH w:val="single" w:sz="4" w:space="0" w:color="FFFFFF" w:themeColor="background1"/>
-        <w:insideV w:val="single" w:sz="4" w:space="0" w:color="FFFFFF" w:themeColor="background1"/>
+        <w:top w:val="single" w:color="9BBB59" w:themeColor="accent3" w:sz="24" w:space="0"/>
+        <w:left w:val="single" w:color="8064A2" w:themeColor="accent4" w:sz="4" w:space="0"/>
+        <w:bottom w:val="single" w:color="8064A2" w:themeColor="accent4" w:sz="4" w:space="0"/>
+        <w:right w:val="single" w:color="8064A2" w:themeColor="accent4" w:sz="4" w:space="0"/>
+        <w:insideH w:val="single" w:color="FFFFFF" w:themeColor="background1" w:sz="4" w:space="0"/>
+        <w:insideV w:val="single" w:color="FFFFFF" w:themeColor="background1" w:sz="4" w:space="0"/>
       </w:tblBorders>
     </w:tblPr>
     <w:tcPr>
@@ -14847,7 +15100,7 @@
         <w:tcBorders>
           <w:top w:val="nil"/>
           <w:left w:val="nil"/>
-          <w:bottom w:val="single" w:sz="24" w:space="0" w:color="9BBB59" w:themeColor="accent3"/>
+          <w:bottom w:val="single" w:color="9BBB59" w:themeColor="accent3" w:sz="24" w:space="0"/>
           <w:right w:val="nil"/>
           <w:insideH w:val="nil"/>
           <w:insideV w:val="nil"/>
@@ -14864,7 +15117,7 @@
       <w:tblPr/>
       <w:tcPr>
         <w:tcBorders>
-          <w:top w:val="single" w:sz="6" w:space="0" w:color="FFFFFF" w:themeColor="background1"/>
+          <w:top w:val="single" w:color="FFFFFF" w:themeColor="background1" w:sz="6" w:space="0"/>
         </w:tcBorders>
         <w:shd w:val="clear" w:color="auto" w:fill="4C3B62" w:themeFill="accent4" w:themeFillShade="99"/>
       </w:tcPr>
@@ -14880,7 +15133,7 @@
           <w:left w:val="nil"/>
           <w:bottom w:val="nil"/>
           <w:right w:val="nil"/>
-          <w:insideH w:val="single" w:sz="4" w:space="0" w:color="4C3B62" w:themeColor="accent4" w:themeShade="99"/>
+          <w:insideH w:val="single" w:color="4C3B62" w:themeColor="accent4" w:themeShade="99" w:sz="4" w:space="0"/>
           <w:insideV w:val="nil"/>
         </w:tcBorders>
         <w:shd w:val="clear" w:color="auto" w:fill="4C3B62" w:themeFill="accent4" w:themeFillShade="99"/>
@@ -14941,12 +15194,12 @@
       <w:tblStyleRowBandSize w:val="1"/>
       <w:tblStyleColBandSize w:val="1"/>
       <w:tblBorders>
-        <w:top w:val="single" w:sz="24" w:space="0" w:color="F79646" w:themeColor="accent6"/>
-        <w:left w:val="single" w:sz="4" w:space="0" w:color="4BACC6" w:themeColor="accent5"/>
-        <w:bottom w:val="single" w:sz="4" w:space="0" w:color="4BACC6" w:themeColor="accent5"/>
-        <w:right w:val="single" w:sz="4" w:space="0" w:color="4BACC6" w:themeColor="accent5"/>
-        <w:insideH w:val="single" w:sz="4" w:space="0" w:color="FFFFFF" w:themeColor="background1"/>
-        <w:insideV w:val="single" w:sz="4" w:space="0" w:color="FFFFFF" w:themeColor="background1"/>
+        <w:top w:val="single" w:color="F79646" w:themeColor="accent6" w:sz="24" w:space="0"/>
+        <w:left w:val="single" w:color="4BACC6" w:themeColor="accent5" w:sz="4" w:space="0"/>
+        <w:bottom w:val="single" w:color="4BACC6" w:themeColor="accent5" w:sz="4" w:space="0"/>
+        <w:right w:val="single" w:color="4BACC6" w:themeColor="accent5" w:sz="4" w:space="0"/>
+        <w:insideH w:val="single" w:color="FFFFFF" w:themeColor="background1" w:sz="4" w:space="0"/>
+        <w:insideV w:val="single" w:color="FFFFFF" w:themeColor="background1" w:sz="4" w:space="0"/>
       </w:tblBorders>
     </w:tblPr>
     <w:tcPr>
@@ -14962,7 +15215,7 @@
         <w:tcBorders>
           <w:top w:val="nil"/>
           <w:left w:val="nil"/>
-          <w:bottom w:val="single" w:sz="24" w:space="0" w:color="F79646" w:themeColor="accent6"/>
+          <w:bottom w:val="single" w:color="F79646" w:themeColor="accent6" w:sz="24" w:space="0"/>
           <w:right w:val="nil"/>
           <w:insideH w:val="nil"/>
           <w:insideV w:val="nil"/>
@@ -14979,7 +15232,7 @@
       <w:tblPr/>
       <w:tcPr>
         <w:tcBorders>
-          <w:top w:val="single" w:sz="6" w:space="0" w:color="FFFFFF" w:themeColor="background1"/>
+          <w:top w:val="single" w:color="FFFFFF" w:themeColor="background1" w:sz="6" w:space="0"/>
         </w:tcBorders>
         <w:shd w:val="clear" w:color="auto" w:fill="276A7C" w:themeFill="accent5" w:themeFillShade="99"/>
       </w:tcPr>
@@ -14995,7 +15248,7 @@
           <w:left w:val="nil"/>
           <w:bottom w:val="nil"/>
           <w:right w:val="nil"/>
-          <w:insideH w:val="single" w:sz="4" w:space="0" w:color="276A7C" w:themeColor="accent5" w:themeShade="99"/>
+          <w:insideH w:val="single" w:color="276A7C" w:themeColor="accent5" w:themeShade="99" w:sz="4" w:space="0"/>
           <w:insideV w:val="nil"/>
         </w:tcBorders>
         <w:shd w:val="clear" w:color="auto" w:fill="276A7C" w:themeFill="accent5" w:themeFillShade="99"/>
@@ -15056,12 +15309,12 @@
       <w:tblStyleRowBandSize w:val="1"/>
       <w:tblStyleColBandSize w:val="1"/>
       <w:tblBorders>
-        <w:top w:val="single" w:sz="24" w:space="0" w:color="4BACC6" w:themeColor="accent5"/>
-        <w:left w:val="single" w:sz="4" w:space="0" w:color="F79646" w:themeColor="accent6"/>
-        <w:bottom w:val="single" w:sz="4" w:space="0" w:color="F79646" w:themeColor="accent6"/>
-        <w:right w:val="single" w:sz="4" w:space="0" w:color="F79646" w:themeColor="accent6"/>
-        <w:insideH w:val="single" w:sz="4" w:space="0" w:color="FFFFFF" w:themeColor="background1"/>
-        <w:insideV w:val="single" w:sz="4" w:space="0" w:color="FFFFFF" w:themeColor="background1"/>
+        <w:top w:val="single" w:color="4BACC6" w:themeColor="accent5" w:sz="24" w:space="0"/>
+        <w:left w:val="single" w:color="F79646" w:themeColor="accent6" w:sz="4" w:space="0"/>
+        <w:bottom w:val="single" w:color="F79646" w:themeColor="accent6" w:sz="4" w:space="0"/>
+        <w:right w:val="single" w:color="F79646" w:themeColor="accent6" w:sz="4" w:space="0"/>
+        <w:insideH w:val="single" w:color="FFFFFF" w:themeColor="background1" w:sz="4" w:space="0"/>
+        <w:insideV w:val="single" w:color="FFFFFF" w:themeColor="background1" w:sz="4" w:space="0"/>
       </w:tblBorders>
     </w:tblPr>
     <w:tcPr>
@@ -15077,7 +15330,7 @@
         <w:tcBorders>
           <w:top w:val="nil"/>
           <w:left w:val="nil"/>
-          <w:bottom w:val="single" w:sz="24" w:space="0" w:color="4BACC6" w:themeColor="accent5"/>
+          <w:bottom w:val="single" w:color="4BACC6" w:themeColor="accent5" w:sz="24" w:space="0"/>
           <w:right w:val="nil"/>
           <w:insideH w:val="nil"/>
           <w:insideV w:val="nil"/>
@@ -15094,7 +15347,7 @@
       <w:tblPr/>
       <w:tcPr>
         <w:tcBorders>
-          <w:top w:val="single" w:sz="6" w:space="0" w:color="FFFFFF" w:themeColor="background1"/>
+          <w:top w:val="single" w:color="FFFFFF" w:themeColor="background1" w:sz="6" w:space="0"/>
         </w:tcBorders>
         <w:shd w:val="clear" w:color="auto" w:fill="B65608" w:themeFill="accent6" w:themeFillShade="99"/>
       </w:tcPr>
@@ -15110,7 +15363,7 @@
           <w:left w:val="nil"/>
           <w:bottom w:val="nil"/>
           <w:right w:val="nil"/>
-          <w:insideH w:val="single" w:sz="4" w:space="0" w:color="B65608" w:themeColor="accent6" w:themeShade="99"/>
+          <w:insideH w:val="single" w:color="B65608" w:themeColor="accent6" w:themeShade="99" w:sz="4" w:space="0"/>
           <w:insideV w:val="nil"/>
         </w:tcBorders>
         <w:shd w:val="clear" w:color="auto" w:fill="B65608" w:themeFill="accent6" w:themeFillShade="99"/>
@@ -15183,7 +15436,7 @@
       <w:tblPr/>
       <w:tcPr>
         <w:tcBorders>
-          <w:bottom w:val="single" w:sz="12" w:space="0" w:color="FFFFFF" w:themeColor="background1"/>
+          <w:bottom w:val="single" w:color="FFFFFF" w:themeColor="background1" w:sz="12" w:space="0"/>
         </w:tcBorders>
         <w:shd w:val="clear" w:color="auto" w:fill="9E3A38" w:themeFill="accent2" w:themeFillShade="CC"/>
       </w:tcPr>
@@ -15197,7 +15450,7 @@
       <w:tblPr/>
       <w:tcPr>
         <w:tcBorders>
-          <w:top w:val="single" w:sz="12" w:space="0" w:color="000000" w:themeColor="text1"/>
+          <w:top w:val="single" w:color="000000" w:themeColor="text1" w:sz="12" w:space="0"/>
         </w:tcBorders>
         <w:shd w:val="clear" w:color="auto" w:fill="FFFFFF" w:themeFill="background1"/>
       </w:tcPr>
@@ -15262,7 +15515,7 @@
       <w:tblPr/>
       <w:tcPr>
         <w:tcBorders>
-          <w:bottom w:val="single" w:sz="12" w:space="0" w:color="FFFFFF" w:themeColor="background1"/>
+          <w:bottom w:val="single" w:color="FFFFFF" w:themeColor="background1" w:sz="12" w:space="0"/>
         </w:tcBorders>
         <w:shd w:val="clear" w:color="auto" w:fill="9E3A38" w:themeFill="accent2" w:themeFillShade="CC"/>
       </w:tcPr>
@@ -15276,7 +15529,7 @@
       <w:tblPr/>
       <w:tcPr>
         <w:tcBorders>
-          <w:top w:val="single" w:sz="12" w:space="0" w:color="000000" w:themeColor="text1"/>
+          <w:top w:val="single" w:color="000000" w:themeColor="text1" w:sz="12" w:space="0"/>
         </w:tcBorders>
         <w:shd w:val="clear" w:color="auto" w:fill="FFFFFF" w:themeFill="background1"/>
       </w:tcPr>
@@ -15341,7 +15594,7 @@
       <w:tblPr/>
       <w:tcPr>
         <w:tcBorders>
-          <w:bottom w:val="single" w:sz="12" w:space="0" w:color="FFFFFF" w:themeColor="background1"/>
+          <w:bottom w:val="single" w:color="FFFFFF" w:themeColor="background1" w:sz="12" w:space="0"/>
         </w:tcBorders>
         <w:shd w:val="clear" w:color="auto" w:fill="9E3A38" w:themeFill="accent2" w:themeFillShade="CC"/>
       </w:tcPr>
@@ -15355,7 +15608,7 @@
       <w:tblPr/>
       <w:tcPr>
         <w:tcBorders>
-          <w:top w:val="single" w:sz="12" w:space="0" w:color="000000" w:themeColor="text1"/>
+          <w:top w:val="single" w:color="000000" w:themeColor="text1" w:sz="12" w:space="0"/>
         </w:tcBorders>
         <w:shd w:val="clear" w:color="auto" w:fill="FFFFFF" w:themeFill="background1"/>
       </w:tcPr>
@@ -15420,7 +15673,7 @@
       <w:tblPr/>
       <w:tcPr>
         <w:tcBorders>
-          <w:bottom w:val="single" w:sz="12" w:space="0" w:color="FFFFFF" w:themeColor="background1"/>
+          <w:bottom w:val="single" w:color="FFFFFF" w:themeColor="background1" w:sz="12" w:space="0"/>
         </w:tcBorders>
         <w:shd w:val="clear" w:color="auto" w:fill="664E82" w:themeFill="accent4" w:themeFillShade="CC"/>
       </w:tcPr>
@@ -15434,7 +15687,7 @@
       <w:tblPr/>
       <w:tcPr>
         <w:tcBorders>
-          <w:top w:val="single" w:sz="12" w:space="0" w:color="000000" w:themeColor="text1"/>
+          <w:top w:val="single" w:color="000000" w:themeColor="text1" w:sz="12" w:space="0"/>
         </w:tcBorders>
         <w:shd w:val="clear" w:color="auto" w:fill="FFFFFF" w:themeFill="background1"/>
       </w:tcPr>
@@ -15499,7 +15752,7 @@
       <w:tblPr/>
       <w:tcPr>
         <w:tcBorders>
-          <w:bottom w:val="single" w:sz="12" w:space="0" w:color="FFFFFF" w:themeColor="background1"/>
+          <w:bottom w:val="single" w:color="FFFFFF" w:themeColor="background1" w:sz="12" w:space="0"/>
         </w:tcBorders>
         <w:shd w:val="clear" w:color="auto" w:fill="7E9C40" w:themeFill="accent3" w:themeFillShade="CC"/>
       </w:tcPr>
@@ -15513,7 +15766,7 @@
       <w:tblPr/>
       <w:tcPr>
         <w:tcBorders>
-          <w:top w:val="single" w:sz="12" w:space="0" w:color="000000" w:themeColor="text1"/>
+          <w:top w:val="single" w:color="000000" w:themeColor="text1" w:sz="12" w:space="0"/>
         </w:tcBorders>
         <w:shd w:val="clear" w:color="auto" w:fill="FFFFFF" w:themeFill="background1"/>
       </w:tcPr>
@@ -15578,7 +15831,7 @@
       <w:tblPr/>
       <w:tcPr>
         <w:tcBorders>
-          <w:bottom w:val="single" w:sz="12" w:space="0" w:color="FFFFFF" w:themeColor="background1"/>
+          <w:bottom w:val="single" w:color="FFFFFF" w:themeColor="background1" w:sz="12" w:space="0"/>
         </w:tcBorders>
         <w:shd w:val="clear" w:color="auto" w:fill="F2730A" w:themeFill="accent6" w:themeFillShade="CC"/>
       </w:tcPr>
@@ -15592,7 +15845,7 @@
       <w:tblPr/>
       <w:tcPr>
         <w:tcBorders>
-          <w:top w:val="single" w:sz="12" w:space="0" w:color="000000" w:themeColor="text1"/>
+          <w:top w:val="single" w:color="000000" w:themeColor="text1" w:sz="12" w:space="0"/>
         </w:tcBorders>
         <w:shd w:val="clear" w:color="auto" w:fill="FFFFFF" w:themeFill="background1"/>
       </w:tcPr>
@@ -15657,7 +15910,7 @@
       <w:tblPr/>
       <w:tcPr>
         <w:tcBorders>
-          <w:bottom w:val="single" w:sz="12" w:space="0" w:color="FFFFFF" w:themeColor="background1"/>
+          <w:bottom w:val="single" w:color="FFFFFF" w:themeColor="background1" w:sz="12" w:space="0"/>
         </w:tcBorders>
         <w:shd w:val="clear" w:color="auto" w:fill="348DA5" w:themeFill="accent5" w:themeFillShade="CC"/>
       </w:tcPr>
@@ -15671,7 +15924,7 @@
       <w:tblPr/>
       <w:tcPr>
         <w:tcBorders>
-          <w:top w:val="single" w:sz="12" w:space="0" w:color="000000" w:themeColor="text1"/>
+          <w:top w:val="single" w:color="000000" w:themeColor="text1" w:sz="12" w:space="0"/>
         </w:tcBorders>
         <w:shd w:val="clear" w:color="auto" w:fill="FFFFFF" w:themeFill="background1"/>
       </w:tcPr>
@@ -15724,7 +15977,7 @@
       <w:tblStyleRowBandSize w:val="1"/>
       <w:tblStyleColBandSize w:val="1"/>
       <w:tblBorders>
-        <w:insideH w:val="single" w:sz="4" w:space="0" w:color="FFFFFF" w:themeColor="background1"/>
+        <w:insideH w:val="single" w:color="FFFFFF" w:themeColor="background1" w:sz="4" w:space="0"/>
       </w:tblBorders>
     </w:tblPr>
     <w:tcPr>
@@ -15797,7 +16050,7 @@
       <w:tblStyleRowBandSize w:val="1"/>
       <w:tblStyleColBandSize w:val="1"/>
       <w:tblBorders>
-        <w:insideH w:val="single" w:sz="4" w:space="0" w:color="FFFFFF" w:themeColor="background1"/>
+        <w:insideH w:val="single" w:color="FFFFFF" w:themeColor="background1" w:sz="4" w:space="0"/>
       </w:tblBorders>
     </w:tblPr>
     <w:tcPr>
@@ -15870,7 +16123,7 @@
       <w:tblStyleRowBandSize w:val="1"/>
       <w:tblStyleColBandSize w:val="1"/>
       <w:tblBorders>
-        <w:insideH w:val="single" w:sz="4" w:space="0" w:color="FFFFFF" w:themeColor="background1"/>
+        <w:insideH w:val="single" w:color="FFFFFF" w:themeColor="background1" w:sz="4" w:space="0"/>
       </w:tblBorders>
     </w:tblPr>
     <w:tcPr>
@@ -15943,7 +16196,7 @@
       <w:tblStyleRowBandSize w:val="1"/>
       <w:tblStyleColBandSize w:val="1"/>
       <w:tblBorders>
-        <w:insideH w:val="single" w:sz="4" w:space="0" w:color="FFFFFF" w:themeColor="background1"/>
+        <w:insideH w:val="single" w:color="FFFFFF" w:themeColor="background1" w:sz="4" w:space="0"/>
       </w:tblBorders>
     </w:tblPr>
     <w:tcPr>
@@ -16016,7 +16269,7 @@
       <w:tblStyleRowBandSize w:val="1"/>
       <w:tblStyleColBandSize w:val="1"/>
       <w:tblBorders>
-        <w:insideH w:val="single" w:sz="4" w:space="0" w:color="FFFFFF" w:themeColor="background1"/>
+        <w:insideH w:val="single" w:color="FFFFFF" w:themeColor="background1" w:sz="4" w:space="0"/>
       </w:tblBorders>
     </w:tblPr>
     <w:tcPr>
@@ -16089,7 +16342,7 @@
       <w:tblStyleRowBandSize w:val="1"/>
       <w:tblStyleColBandSize w:val="1"/>
       <w:tblBorders>
-        <w:insideH w:val="single" w:sz="4" w:space="0" w:color="FFFFFF" w:themeColor="background1"/>
+        <w:insideH w:val="single" w:color="FFFFFF" w:themeColor="background1" w:sz="4" w:space="0"/>
       </w:tblBorders>
     </w:tblPr>
     <w:tcPr>
@@ -16162,7 +16415,7 @@
       <w:tblStyleRowBandSize w:val="1"/>
       <w:tblStyleColBandSize w:val="1"/>
       <w:tblBorders>
-        <w:insideH w:val="single" w:sz="4" w:space="0" w:color="FFFFFF" w:themeColor="background1"/>
+        <w:insideH w:val="single" w:color="FFFFFF" w:themeColor="background1" w:sz="4" w:space="0"/>
       </w:tblBorders>
     </w:tblPr>
     <w:tcPr>
@@ -16231,13 +16484,13 @@
       <w:spacing w:before="100" w:beforeAutospacing="1" w:after="100" w:afterAutospacing="1" w:line="240" w:lineRule="auto"/>
     </w:pPr>
     <w:rPr>
-      <w:rFonts w:ascii="Times New Roman" w:eastAsia="Times New Roman" w:hAnsi="Times New Roman" w:cs="Times New Roman"/>
+      <w:rFonts w:ascii="Times New Roman" w:hAnsi="Times New Roman" w:eastAsia="Times New Roman" w:cs="Times New Roman"/>
       <w:sz w:val="24"/>
       <w:szCs w:val="24"/>
       <w:lang w:bidi="he-IL"/>
     </w:rPr>
   </w:style>
-  <w:style w:type="character" w:customStyle="1" w:styleId="apple-converted-space">
+  <w:style w:type="character" w:styleId="apple-converted-space" w:customStyle="1">
     <w:name w:val="apple-converted-space"/>
     <w:basedOn w:val="a2"/>
     <w:rsid w:val="00F92EE3"/>
@@ -16250,7 +16503,7 @@
     <w:unhideWhenUsed/>
     <w:rsid w:val="00F92EE3"/>
     <w:rPr>
-      <w:rFonts w:ascii="Courier New" w:eastAsia="Times New Roman" w:hAnsi="Courier New" w:cs="Courier New"/>
+      <w:rFonts w:ascii="Courier New" w:hAnsi="Courier New" w:eastAsia="Times New Roman" w:cs="Courier New"/>
       <w:sz w:val="20"/>
       <w:szCs w:val="20"/>
     </w:rPr>
@@ -16285,13 +16538,13 @@
       <w:spacing w:after="0" w:line="240" w:lineRule="auto"/>
     </w:pPr>
     <w:rPr>
-      <w:rFonts w:ascii="Courier New" w:eastAsia="Times New Roman" w:hAnsi="Courier New" w:cs="Courier New"/>
+      <w:rFonts w:ascii="Courier New" w:hAnsi="Courier New" w:eastAsia="Times New Roman" w:cs="Courier New"/>
       <w:sz w:val="20"/>
       <w:szCs w:val="20"/>
       <w:lang w:bidi="he-IL"/>
     </w:rPr>
   </w:style>
-  <w:style w:type="character" w:customStyle="1" w:styleId="HTML0">
+  <w:style w:type="character" w:styleId="HTML0" w:customStyle="1">
     <w:name w:val="HTML מעוצב מראש תו"/>
     <w:basedOn w:val="a2"/>
     <w:link w:val="HTML"/>
@@ -16299,7 +16552,7 @@
     <w:semiHidden/>
     <w:rsid w:val="00F92EE3"/>
     <w:rPr>
-      <w:rFonts w:ascii="Courier New" w:eastAsia="Times New Roman" w:hAnsi="Courier New" w:cs="Courier New"/>
+      <w:rFonts w:ascii="Courier New" w:hAnsi="Courier New" w:eastAsia="Times New Roman" w:cs="Courier New"/>
       <w:sz w:val="20"/>
       <w:szCs w:val="20"/>
       <w:lang w:bidi="he-IL"/>

--- a/ai/task_ai_approval.docx
+++ b/ai/task_ai_approval.docx
@@ -3157,147 +3157,150 @@
       <w:pPr/>
       <w:r>
         <w:rPr/>
-        <w:t xml:space="preserve">ההמלצה היא APPROVE. דו״ח ה־CT מתאר נודול חלקי בגודל 18×15 מ״מ באונה הימנית העליונה, עם מאפיינים חשודים ו־Lung-RADS 4B. הסיכום הרפואי ממליץ על דגימת רקמה. המסמכים מסבירים שהגישה הברונכוסקופית הרובוטית מתאימה למיקום הנגע ומפחיתה את סיכון חזה האוויר ביחס לביופסיה דרך דופן בית החזה, בפרט על רקע COPD. בדיקות המעבדה ותפקודי הריאה אינן מצביעות על מניעה ברורה.</w:t>
+        <w:t xml:space="preserve">ההמלצה היא APPROVE. דו״ח ה־CT מתאר נודול סולידי חלקית בגודל 18×15 מ״מ באונה הימנית העליונה, בסגמנט האחורי, עם שוליים משוננים, מרכיב סולידי של כ־12 מ״מ ו־Lung-RADS 4B. ב־PET-CT הנודול קולט FDG עם SUVmax של 4.2. הסיכום הרפואי ממליץ על דגימת רקמה. המסמכים מסבירים שהגישה הברונכוסקופית הרובוטית מתאימה למיקום הנגע ומפחיתה את סיכון חזה האוויר ביחס לביופסיה דרך דופן בית החזה, בפרט על רקע COPD. בדיקות המעבדה והקרישה תקינות, ותפקודי הריאה אינם מצביעים על מניעה ברורה.</w:t>
       </w:r>
     </w:p>
     <w:p>
       <w:pPr/>
       <w:r>
         <w:rPr/>
-        <w:t xml:space="preserve">נימוק המערכת: The clinical findings support tissue diagnosis of a suspicious right upper lobe pulmonary nodule (Lung-RADS 4B), and the requested procedure is appropriate based on the lesion location and the patient's COPD (FEV1 62% predicted).</w:t>
+        <w:t xml:space="preserve">נימוק המערכת: הממצאים הקליניים תומכים בדגימת רקמה מנודול חשוד (18 x 15 mm, Lung-RADS 4B). הפרוצדורה המבוקשת מתאימה למיקום הנגע ולמצב הריאתי המתואר במסמכים (FEV1 62% מהצפוי, DLCO 58% מהצפוי), ובדיקות המעבדה ותפקודי הריאה אינן מצביעות על מניעה ברורה.</w:t>
       </w:r>
     </w:p>
     <w:p>
       <w:pPr/>
       <w:r>
         <w:rPr/>
-        <w:t xml:space="preserve">ה־JSON המלא של התיק שסופק נמצא בקובץ result.json בתיקיית הפרויקט.</w:t>
-      </w:r>
-    </w:p>
-    <w:p>
-      <w:pPr>
-        <w:pStyle w:val="21"/>
-      </w:pPr>
-      <w:r>
-        <w:rPr/>
-        <w:t xml:space="preserve">בדיקה נוספת עם מודל Gemma 4 מקומי</w:t>
+        <w:t xml:space="preserve">התקציר שהוחזר: מספר בקשה PA-2025-847291; המטופלת Margaret A. Johnson, תאריך לידה 1952-03-15, MRN 847291; הפרוצדורה Robotic-Assisted Transbronchial Lung Biopsy, קודי CPT 31629, 31632, 77012, תאריך שירות 2025-12-10; נודול 18 x 15 mm, Lung-RADS 4B, SUVmax 4.2, FEV1 62%, DLCO 58%, מצב קרישה Normal.</w:t>
       </w:r>
     </w:p>
     <w:p>
       <w:pPr/>
       <w:r>
         <w:rPr/>
-        <w:t xml:space="preserve">נבדק גם תיק בדיוני ונפרד עבור Taylor Sample: נודול חלק בגודל 6 מ״מ באונה הימנית האמצעית, יציב במשך 24 חודשים, Lung-RADS 2, עם המלצה למעקב הדמייתי שנתי וללא המלצה לדגימת רקמה. המעבדה ותפקודי הריאה תקינים.</w:t>
+        <w:t xml:space="preserve">הפלט המלא, בעברית ובאנגלית, נמצא בתיקייה ai/results/supplied בפרויקט. הוא כולל את קובץ התוצאה, את העובדות המאומתות עם ציטוט ומספר עמוד, את הטקסט שנקרא ואת כל תשובות המודל.</w:t>
+      </w:r>
+    </w:p>
+    <w:p>
+      <w:pPr>
+        <w:pStyle w:val="21"/>
+      </w:pPr>
+      <w:r>
+        <w:rPr/>
+        <w:t xml:space="preserve">בדיקה נוספת על תיק בדיוני</w:t>
       </w:r>
     </w:p>
     <w:p>
       <w:pPr/>
       <w:r>
         <w:rPr/>
-        <w:t xml:space="preserve">ההרצה המקומית עם gemma4:latest החזירה MANUAL_REVIEW. הכללים Suspicious nodule requiring investigation ו־Tissue sampling recommended לא הוכחו; כלל התאמת הפרוצדורה וכלל הבדיקות המקדימות סומנו כמתקיימים. המודל לא החזיר את האמירות השליליות במסמכים כעובדות מובנות, ולכן הקוד נשאר שמרני ולא אישר ללא ראיה חיובית לכללי האישור. לא הופיעה בעיית התאמת זהות בתוצאה הסופית.</w:t>
+        <w:t xml:space="preserve">נבדק גם תיק בדיוני ונפרד עבור Taylor Sample: נודול מוצק וחלק בגודל 6 מ״מ באונה הימנית האמצעית, יציב במשך 24 חודשים, Lung-RADS 2, עם המלצה למעקב הדמייתי שנתי וללא המלצה לדגימת רקמה. התוצאה היא MANUAL_REVIEW, כי הכללים ״נודול חשוד המצריך בירור״ ו־״הומלצה דגימת רקמה״ אינם נתמכים. הפלט המלא נמצא בתיקייה ai/results/alternate.</w:t>
+      </w:r>
+    </w:p>
+    <w:p>
+      <w:pPr>
+        <w:pStyle w:val="21"/>
+      </w:pPr>
+      <w:r>
+        <w:rPr/>
+        <w:t xml:space="preserve">אופן קבלת ההמלצה</w:t>
       </w:r>
     </w:p>
     <w:p>
       <w:pPr/>
       <w:r>
         <w:rPr/>
-        <w:t xml:space="preserve">ה־JSON המלא לתיק הנוסף נמצא בקובץ ai/alternate_case/result.json. חומרי התיק הבדיוני וקובץ בניית ה־PDF נמצאים בתיקייה ai/alternate_case.</w:t>
-      </w:r>
-    </w:p>
-    <w:p>
-      <w:pPr>
-        <w:pStyle w:val="21"/>
-      </w:pPr>
-      <w:r>
-        <w:rPr/>
-        <w:t xml:space="preserve">אופן קבלת ההמלצה והוראות הרצה</w:t>
+        <w:t xml:space="preserve">קריאה: הטקסט נקרא מכל מסמך יחד עם מספר העמוד, ולכל קובץ מחושבת טביעת hash. עמוד סרוק נכשל במפורש, אלא אם הופעל OCR מקומי.</w:t>
       </w:r>
     </w:p>
     <w:p>
       <w:pPr/>
       <w:r>
         <w:rPr/>
-        <w:t xml:space="preserve">המערכת מחלצת טקסט מכל PDF, שולחת ל־Gemma שאלה נפרדת לכל שדה ומבקשת ציטוט מדויק. קוד הבדיקה מאמת שהציטוט מופיע במסמך, מאחד פורמטים של תאריכים ומשווה פרטי זהות. קוד ההחלטה מחזיר APPROVE רק כאשר כל ארבעת הכללים נתמכים ואין בעיה חוסמת; בכל מצב אחר מוחזר MANUAL_REVIEW. המודל מחלץ מידע אך אינו מקבל את החלטת האישור.</w:t>
+        <w:t xml:space="preserve">חילוץ: כל שדה נשלח למודל Gemma 4 המקומי, דרך Ollama, בקריאה נפרדת עם סכמת JSON, טמפרטורה 0 ו־seed קבוע. המודל מחזיר ערך וציטוט מדויק, וכל ערך מועמד נשמר.</w:t>
       </w:r>
     </w:p>
     <w:p>
       <w:pPr/>
       <w:r>
         <w:rPr/>
-        <w:t xml:space="preserve">להרצת התיק שסופק: ollama pull gemma4; לאחר התקנת התלויות, python -m approval case.json --model gemma4 --output result.json. להרצת התיק הנוסף: python ai/alternate_case/build_pdfs.py ולאחר מכן python -m approval ai/alternate_case/case.json --model gemma4:latest --output ai/alternate_case/result.json.</w:t>
-      </w:r>
-    </w:p>
-    <w:p>
-      <w:pPr>
-        <w:pStyle w:val="21"/>
-      </w:pPr>
-      <w:r>
-        <w:rPr/>
-        <w:t xml:space="preserve">ממצאי סקירת קוד</w:t>
-      </w:r>
-    </w:p>
-    <w:p>
-      <w:pPr>
-        <w:numPr>
-          <w:ilvl w:val="0"/>
-          <w:numId w:val="19"/>
-        </w:numPr>
-      </w:pPr>
-      <w:r>
-        <w:rPr/>
-        <w:t xml:space="preserve">בדיקת זהות אינה מחייבת MRN בכל מסמך, אף שה־README מתאר בדיקה של שם, תאריך לידה ו־MRN. ב־approval/check.py נדרשים בכל מסמך רק שם ותאריך לידה.</w:t>
-      </w:r>
-    </w:p>
-    <w:p>
-      <w:pPr>
-        <w:numPr>
-          <w:ilvl w:val="0"/>
-          <w:numId w:val="19"/>
-        </w:numPr>
-      </w:pPr>
-      <w:r>
-        <w:rPr/>
-        <w:t xml:space="preserve">בדיקת ציטוטים מספריים מוודאת שהמספר מופיע בציטוט, אך אינה קושרת אותו לשדה. כך ערך FEV1 עלול לעבור אימות אם אותו מספר מופיע בציטוט עבור מדד אחר.</w:t>
-      </w:r>
-    </w:p>
-    <w:p>
-      <w:pPr>
-        <w:numPr>
-          <w:ilvl w:val="0"/>
-          <w:numId w:val="19"/>
-        </w:numPr>
-      </w:pPr>
-      <w:r>
-        <w:rPr/>
-        <w:t xml:space="preserve">שדות בקשה כגון הפרוצדורה, קודי CPT ותאריך השירות אינם נדרשים במפורש לפני APPROVE; ההחלטה ב־approval/decide.py מסתמכת על דגל procedure_supported.</w:t>
-      </w:r>
-    </w:p>
-    <w:p>
-      <w:pPr>
-        <w:numPr>
-          <w:ilvl w:val="0"/>
-          <w:numId w:val="19"/>
-        </w:numPr>
-      </w:pPr>
-      <w:r>
-        <w:rPr/>
-        <w:t xml:space="preserve">ציטוט שמופיע במסמך אינו מוכיח שהערך שחולץ תואם למשמעות הציטוט. בתיק הנוסף Gemma השמיט קביעות שליליות מפורשות, והמערכת העבירה את התיק לסקירה ידנית באופן שמרני.</w:t>
-      </w:r>
-    </w:p>
-    <w:p>
-      <w:pPr>
-        <w:pStyle w:val="21"/>
-      </w:pPr>
-      <w:r>
-        <w:rPr/>
-        <w:t xml:space="preserve">מגבלות ושיפורים אפשריים</w:t>
+        <w:t xml:space="preserve">אימות: הקוד בודק שהציטוט מופיע במסמך ושמספר שייך למדד של השדה. כך ערך DLCO אינו יכול לעבור כ־FEV1, וסף כמו ״FEV1 &gt;60%״ אינו נחשב תוצאה. הקוד גם מאחד תאריכים ומשווה שם, תאריך לידה ו־MRN בין המסמכים.</w:t>
       </w:r>
     </w:p>
     <w:p>
       <w:pPr/>
       <w:r>
         <w:rPr/>
-        <w:t xml:space="preserve">הפתרון נבדק כאן על התיק שסופק ועל תיק הדגמה בדיוני אחד בלבד, ולכן זו אינה הערכת דיוק רחבה. הוא קורא PDFs עם שכבת טקסט בלבד ואינו מבצע OCR למסמכים סרוקים. חילוץ שדה־אחר־שדה עשוי להיות איטי. שיפורים אפשריים הם לחייב את כל שדות הבקשה והזהות הקריטיים, לבדוק התאמה סמנטית בין ערך לציטוט, ולהוסיף מערך הערכה של מסמכים חסרים, זהויות לא תואמות, סתירות וראיות שליליות. זהו כלי הדגמה לתמיכה בבדיקה אנושית ואינו מערכת קלינית מאומתת.</w:t>
+        <w:t xml:space="preserve">החלטה: קוד Python, ולא המודל, מפעיל את ארבעת כללי המטלה. APPROVE מתקבל רק כשכל כלל נתמך בראיה מאומתת, כל המסמכים קיימים, הזהות תואמת, הפרוצדורה, קודי ה־CPT ותאריך השירות חולצו, ואין התוויית נגד או בעיה חוסמת. בכל מצב אחר מוחזר MANUAL_REVIEW, עם פירוט הסיבות.</w:t>
+      </w:r>
+    </w:p>
+    <w:p>
+      <w:pPr>
+        <w:pStyle w:val="21"/>
+      </w:pPr>
+      <w:r>
+        <w:rPr/>
+        <w:t xml:space="preserve">הוראות הרצה</w:t>
+      </w:r>
+    </w:p>
+    <w:p>
+      <w:pPr/>
+      <w:r>
+        <w:rPr/>
+        <w:t xml:space="preserve">נדרשים Python 3.11 ומעלה ו־Ollama. מריצים ollama pull gemma4, מתקינים את הפרויקט עם python -m pip install -e . ואז מריצים python -m approval case.json --language he --output-dir runs/medical. האפשרות --language en מפיקה הסבר באנגלית. הוראות מלאות נמצאות בקובץ README.md.</w:t>
+      </w:r>
+    </w:p>
+    <w:p>
+      <w:pPr>
+        <w:pStyle w:val="21"/>
+      </w:pPr>
+      <w:r>
+        <w:rPr/>
+        <w:t xml:space="preserve">בדיקות</w:t>
+      </w:r>
+    </w:p>
+    <w:p>
+      <w:pPr/>
+      <w:r>
+        <w:rPr/>
+        <w:t xml:space="preserve">64 בדיקות אוטומטיות מריצות את קוראי המסמכים, את האימות, את הכללים ואת רישום ההרצה, ומחליפות רק את הקריאה למודל. בנוסף בוצעה הרצה חיה מול Gemma 4 של עשרה תרחישים, בעברית ובאנגלית: התיק שסופק, תיק רפואי בעברית, התיק הבדיוני ושבעה תרחישי חשבונית, כולל מסמך סרוק. כל התרחישים החזירו את התוצאה הצפויה, והתוצאות בעברית ובאנגלית היו זהות.</w:t>
+      </w:r>
+    </w:p>
+    <w:p>
+      <w:pPr>
+        <w:pStyle w:val="21"/>
+      </w:pPr>
+      <w:r>
+        <w:rPr/>
+        <w:t xml:space="preserve">מגבלות ושיפורים אפשריים</w:t>
+      </w:r>
+    </w:p>
+    <w:p>
+      <w:pPr/>
+      <w:r>
+        <w:rPr/>
+        <w:t xml:space="preserve">ציטוט מאומת מוכיח שהטקסט קיים ושמספר קשור למדד שלו, אך אינו מוכיח שהמודל הבין את המשפט. המודל עשוי להשמיט קביעה שלילית; במקרה כזה התוצאה נשארת MANUAL_REVIEW.</w:t>
+      </w:r>
+    </w:p>
+    <w:p>
+      <w:pPr/>
+      <w:r>
+        <w:rPr/>
+        <w:t xml:space="preserve">כשנמצאו כמה ערכים מאומתים לאותו שדה, למשל נודול שני ושפיר, התקציר מציג את הערך הראשון שמופיע במסמכים ומוסיף אזהרה. ההחלטה אינה תלויה בבחירה הזו.</w:t>
+      </w:r>
+    </w:p>
+    <w:p>
+      <w:pPr/>
+      <w:r>
+        <w:rPr/>
+        <w:t xml:space="preserve">הפתרון נבדק על התיק שסופק, על תיק בדיוני אחד ועל דוגמאות בדיוניות, ולכן זו אינה הערכת דיוק. תיק רפואי נמשך שתיים עד שלוש דקות, כי כל שדה נשאל בנפרד.</w:t>
+      </w:r>
+    </w:p>
+    <w:p>
+      <w:pPr/>
+      <w:r>
+        <w:rPr/>
+        <w:t xml:space="preserve">עם זמן נוסף כדאי להוסיף מערך הערכה רחב עם מסמכים חסרים, זהויות שאינן תואמות, סתירות וראיות שליליות, בדיקה סמנטית בין ערך לציטוט, וניסיון חוזר אוטומטי לקריאה שנכשלה. זהו כלי הדגמה התומך בבדיקה אנושית, ואינו מערכת קלינית מאומתת.</w:t>
       </w:r>
     </w:p>
     <w:sectPr>
